--- a/eloterjesztes/AI-Orszag-sajat-oktatasi-adat.docx
+++ b/eloterjesztes/AI-Orszag-sajat-oktatasi-adat.docx
@@ -17,23 +17,23 @@
         <w:spacing w:after="160" w:before="320"/>
       </w:pPr>
       <w:r>
-        <w:t xml:space="preserve">Előterjesztés az oktatási nyilvántartásokhoz való, felhatalmazáson alapuló szoftveres hozzáférésről</w:t>
-      </w:r>
-    </w:p>
-    <w:p>
-      <w:pPr>
-        <w:spacing w:after="140"/>
-        <w:jc w:val="both"/>
-      </w:pPr>
-      <w:r>
-        <w:rPr>
-          <w:b/>
-          <w:bCs/>
-        </w:rPr>
-        <w:t xml:space="preserve">2.0 változat — a szakmai észrevételek átvezetésével.</w:t>
-      </w:r>
-      <w:r>
-        <w:t xml:space="preserve"> Az 1.0 változathoz képest a szöveg szétválasztja az érintett saját adatához való hozzáférést, a saját adatkörben végzett műveletet és a pedagógus intézményi jogosultságát; kockázatarányossá teszi a biztonsági szabályt; pótolja a bizalmi, biztonsági és felelősségi modellt; a hatásbecslést forrásokkal és érzékenységi sávval látja el.</w:t>
+        <w:t xml:space="preserve">Előterjesztés a meglévő oktatási adathozzáférés biztonságos és visszavonható delegálásáról</w:t>
+      </w:r>
+    </w:p>
+    <w:p>
+      <w:pPr>
+        <w:spacing w:after="140"/>
+        <w:jc w:val="both"/>
+      </w:pPr>
+      <w:r>
+        <w:rPr>
+          <w:b/>
+          <w:bCs/>
+        </w:rPr>
+        <w:t xml:space="preserve">2.1 változat.</w:t>
+      </w:r>
+      <w:r>
+        <w:t xml:space="preserve"> A 2.0-hoz képest a szöveg áthelyezi az érvelés súlypontját: nem adatnyitást javasol, hanem a ma is meglévő hozzáférés kontrollált delegálását. Új fejezet szól arról, mi történik az adattal a kiadás után, és arról, milyen adatkör vihető egyáltalán tovább külső szolgáltatóhoz. A pedagógusi rész szakpolitikai érvre épül, nem az MI-rendeletből levezetett jogi érvre. A hatásbecslés szűkebb pedagóguskörrel, két külön paraméterrel és példaszámításként szerepel, forintosítás nélkül, és a javaslat pilot-mérést ír elő.</w:t>
       </w:r>
     </w:p>
     <w:p>
@@ -62,16 +62,49 @@
         <w:jc w:val="both"/>
       </w:pPr>
       <w:r>
-        <w:t xml:space="preserve">Aki ma a KRÉTA-ban vagy egy felsőoktatási tanulmányi rendszerben a hivatalos felületen adathoz hozzáfér, ugyanahhoz az adathoz az általa felhatalmazott szoftverrel is hozzáférhessen — a jelszava átadása nélkül, a hivatalos felületen láthatóan, és bármikor visszavonhatóan.</w:t>
-      </w:r>
-    </w:p>
-    <w:p>
-      <w:pPr>
-        <w:spacing w:after="140"/>
-        <w:jc w:val="both"/>
-      </w:pPr>
-      <w:r>
-        <w:t xml:space="preserve">Ehhez három dolgot javaslunk:</w:t>
+        <w:rPr>
+          <w:b/>
+          <w:bCs/>
+        </w:rPr>
+        <w:t xml:space="preserve">A jogosultsági kör nem bővül.</w:t>
+      </w:r>
+      <w:r>
+        <w:t xml:space="preserve"> A szülő, a tanuló és a hallgató pontosan ugyanahhoz az adathoz fér hozzá, mint ma — csak nem kizárólag a hivatalos kliensen keresztül. Amit javaslunk, az nem az oktatási adatok megnyitása, hanem az, hogy a felhasználó a saját, már meglévő hozzáférését </w:t>
+      </w:r>
+      <w:r>
+        <w:rPr>
+          <w:b/>
+          <w:bCs/>
+        </w:rPr>
+        <w:t xml:space="preserve">biztonságosan, láthatóan és bármikor visszavonhatóan delegálhassa</w:t>
+      </w:r>
+      <w:r>
+        <w:t xml:space="preserve"> az általa választott szoftvernek, a jelszava átadása nélkül.</w:t>
+      </w:r>
+    </w:p>
+    <w:p>
+      <w:pPr>
+        <w:spacing w:after="140"/>
+        <w:jc w:val="both"/>
+      </w:pPr>
+      <w:r>
+        <w:rPr>
+          <w:b/>
+          <w:bCs/>
+        </w:rPr>
+        <w:t xml:space="preserve">A valódi új kockázat nem a hozzáférés, hanem a felhasználás.</w:t>
+      </w:r>
+      <w:r>
+        <w:t xml:space="preserve"> Aki ma a KRÉTA-ban látja a gyermeke jegyeit, holnap is ugyanazokat fogja látni. Ami új, az az, hogy egy program is megkapja őket, és azokkal kezd valamit: továbbküldheti egy MI-szolgáltatónak, tárolhatja, esetleg az Unión kívülre viheti. A javaslat súlypontja ezért a felhasználás szabályozásán van, nem a hozzáférésén.</w:t>
+      </w:r>
+    </w:p>
+    <w:p>
+      <w:pPr>
+        <w:spacing w:after="140"/>
+        <w:jc w:val="both"/>
+      </w:pPr>
+      <w:r>
+        <w:t xml:space="preserve">Négy dolgot javaslunk:</w:t>
       </w:r>
     </w:p>
     <w:p>
@@ -91,7 +124,7 @@
         <w:t xml:space="preserve">Új ágazati jogosultság</w:t>
       </w:r>
       <w:r>
-        <w:t xml:space="preserve"> a köznevelési és a felsőoktatási törvényben, az érintett saját adatkörére és — külön, szigorúbb szabállyal — az intézményi feladatkörben gyakorolt jogosultságra.</w:t>
+        <w:t xml:space="preserve"> a köznevelési és a felsőoktatási törvényben a meglévő hozzáférés delegálására — az érintett saját adatkörére, és külön, szigorúbb szabállyal az intézményi feladatkörben gyakorolt jogosultságra.</w:t>
       </w:r>
     </w:p>
     <w:p>
@@ -136,6 +169,26 @@
     </w:p>
     <w:p>
       <w:pPr>
+        <w:pStyle w:val="ListParagraph"/>
+        <w:numPr>
+          <w:ilvl w:val="0"/>
+          <w:numId w:val="2"/>
+        </w:numPr>
+        <w:spacing w:after="60"/>
+      </w:pPr>
+      <w:r>
+        <w:rPr>
+          <w:b/>
+          <w:bCs/>
+        </w:rPr>
+        <w:t xml:space="preserve">Felhasználási réteg</w:t>
+      </w:r>
+      <w:r>
+        <w:t xml:space="preserve">: a felhasználó emberi nyelven kapjon tájékoztatást arról, mi történik az adatával a kiadás után, és külön szabály mondja meg, milyen oktatási adatkör vihető egyáltalán tovább külső szolgáltatóhoz.</w:t>
+      </w:r>
+    </w:p>
+    <w:p>
+      <w:pPr>
         <w:pStyle w:val="Heading2"/>
         <w:spacing w:after="160" w:before="320"/>
       </w:pPr>
@@ -166,10 +219,10 @@
           <w:b/>
           <w:bCs/>
         </w:rPr>
-        <w:t xml:space="preserve">Nem állítjuk, hogy az érintettnek tulajdonjoga van a róla kezelt adatokon.</w:t>
-      </w:r>
-      <w:r>
-        <w:t xml:space="preserve"> Az uniós adatvédelmi jog nem ismer adat-tulajdonjogot. A „saját oktatási adat” a címben köznyelvi fordulat, nem jogi minősítés.</w:t>
+        <w:t xml:space="preserve">Nem javasoljuk a jogosultsági kör bővítését.</w:t>
+      </w:r>
+      <w:r>
+        <w:t xml:space="preserve"> Senki nem lát többet, mint ma. A csatorna változik, nem a jogosultság.</w:t>
       </w:r>
     </w:p>
     <w:p>
@@ -186,20 +239,10 @@
           <w:b/>
           <w:bCs/>
         </w:rPr>
-        <w:t xml:space="preserve">Nem állítjuk, hogy a javasolt jogosultság a hatályos jogból levezethető.</w:t>
-      </w:r>
-      <w:r>
-        <w:t xml:space="preserve"> A GDPR 20. cikke szerinti adathordozhatóság a közérdekű feladat végrehajtásához szükséges adatkezelésre — így az oktatási nyilvántartásokra — a 20. cikk (3) bekezdése alapján nem alkalmazandó. A 15. cikk szerinti hozzáférési jog egyszeri másolatra szól, nem folyamatos gépi hozzáférésre. Amit javaslunk, </w:t>
-      </w:r>
-      <w:r>
-        <w:rPr>
-          <w:b/>
-          <w:bCs/>
-        </w:rPr>
-        <w:t xml:space="preserve">új ágazati jogosultság</w:t>
-      </w:r>
-      <w:r>
-        <w:t xml:space="preserve">. Ezt vállaljuk, nem álcázzuk meglévő jog technikai megvalósításának.</w:t>
+        <w:t xml:space="preserve">Nem állítjuk, hogy az érintettnek tulajdonjoga van a róla kezelt adatokon.</w:t>
+      </w:r>
+      <w:r>
+        <w:t xml:space="preserve"> Az uniós adatvédelmi jog nem ismer adat-tulajdonjogot. A „saját oktatási adat” a címben köznyelvi fordulat, nem jogi minősítés.</w:t>
       </w:r>
     </w:p>
     <w:p>
@@ -216,10 +259,20 @@
           <w:b/>
           <w:bCs/>
         </w:rPr>
-        <w:t xml:space="preserve">Nem állítjuk, hogy az MI-rendelet vagy az adatrendelet kötelezné az üzemeltetőt felület nyitására.</w:t>
-      </w:r>
-      <w:r>
-        <w:t xml:space="preserve"> Ezeket irányjelzőként hívjuk fel, nem jogalapként.</w:t>
+        <w:t xml:space="preserve">Nem állítjuk, hogy a javasolt jogosultság a hatályos jogból levezethető.</w:t>
+      </w:r>
+      <w:r>
+        <w:t xml:space="preserve"> A GDPR 20. cikke szerinti adathordozhatóság a közérdekű feladat végrehajtásához szükséges adatkezelésre — így az oktatási nyilvántartásokra — a 20. cikk (3) bekezdése alapján nem alkalmazandó. A 15. cikk szerinti hozzáférési jog egyszeri másolatra szól, nem folyamatos gépi hozzáférésre. Amit javaslunk, </w:t>
+      </w:r>
+      <w:r>
+        <w:rPr>
+          <w:b/>
+          <w:bCs/>
+        </w:rPr>
+        <w:t xml:space="preserve">új ágazati jogosultság</w:t>
+      </w:r>
+      <w:r>
+        <w:t xml:space="preserve">. Ezt vállaljuk, nem álcázzuk meglévő jog technikai megvalósításának.</w:t>
       </w:r>
     </w:p>
     <w:p>
@@ -236,10 +289,10 @@
           <w:b/>
           <w:bCs/>
         </w:rPr>
-        <w:t xml:space="preserve">Nem javasoljuk, hogy ellenőrzés nélkül regisztrált szoftver írási műveletet végezhessen az oktatási nyilvántartásban.</w:t>
-      </w:r>
-      <w:r>
-        <w:t xml:space="preserve"> Az 1.0 változat — a dinamikus kliensregisztráció és a teljes funkcióparitás egyidejű előírásával — ezt a látszatot keltette. A 6. fejezet ezt rendezi.</w:t>
+        <w:t xml:space="preserve">Nem állítjuk, hogy az MI-rendelet vagy az adatrendelet kötelezné az üzemeltetőt felület nyitására.</w:t>
+      </w:r>
+      <w:r>
+        <w:t xml:space="preserve"> Ezeket irányjelzőként hívjuk fel, nem jogalapként.</w:t>
       </w:r>
     </w:p>
     <w:p>
@@ -256,10 +309,47 @@
           <w:b/>
           <w:bCs/>
         </w:rPr>
+        <w:t xml:space="preserve">Nem javasoljuk, hogy ellenőrzés nélkül regisztrált szoftver írási műveletet végezhessen az oktatási nyilvántartásban.</w:t>
+      </w:r>
+    </w:p>
+    <w:p>
+      <w:pPr>
+        <w:pStyle w:val="ListParagraph"/>
+        <w:numPr>
+          <w:ilvl w:val="0"/>
+          <w:numId w:val="1"/>
+        </w:numPr>
+        <w:spacing w:after="60"/>
+      </w:pPr>
+      <w:r>
+        <w:rPr>
+          <w:b/>
+          <w:bCs/>
+        </w:rPr>
         <w:t xml:space="preserve">Nem javasoljuk, hogy a pedagógus saját elhatározásából szoftvernek engedhesse át a munkaköri jogosultságát.</w:t>
       </w:r>
       <w:r>
-        <w:t xml:space="preserve"> A tanári oldalon a felhatalmazás az adatkezelő intézmény döntése, nem a pedagógusé.</w:t>
+        <w:t xml:space="preserve"> A tanári oldalon a felhatalmazás az adatkezelő intézmény döntése.</w:t>
+      </w:r>
+    </w:p>
+    <w:p>
+      <w:pPr>
+        <w:pStyle w:val="ListParagraph"/>
+        <w:numPr>
+          <w:ilvl w:val="0"/>
+          <w:numId w:val="1"/>
+        </w:numPr>
+        <w:spacing w:after="60"/>
+      </w:pPr>
+      <w:r>
+        <w:rPr>
+          <w:b/>
+          <w:bCs/>
+        </w:rPr>
+        <w:t xml:space="preserve">Nem állítjuk, hogy bármilyen oktatási adat szabadon továbbítható külső MI-szolgáltatóhoz.</w:t>
+      </w:r>
+      <w:r>
+        <w:t xml:space="preserve"> A 8. fejezet ennek az ellenkezőjét javasolja.</w:t>
       </w:r>
     </w:p>
     <w:p>
@@ -279,16 +369,436 @@
         <w:spacing w:after="160" w:before="320"/>
       </w:pPr>
       <w:r>
-        <w:t xml:space="preserve">1. Három külön kérdés — három külön szabály</w:t>
-      </w:r>
-    </w:p>
-    <w:p>
-      <w:pPr>
-        <w:spacing w:after="140"/>
-        <w:jc w:val="both"/>
-      </w:pPr>
-      <w:r>
-        <w:t xml:space="preserve">A javaslat három, egymástól élesen elváló helyzetet érint. Az 1.0 változat ezeket egyetlen elvként vezette fel — „aki hozzáfér, ugyanazt tehesse a saját eszközével is” —, és ez volt a szöveg legsúlyosabb szerkezeti hibája: a legvédhetőbb esetre szabott indokolás a legkockázatosabb esetet is igazolni látszott. A 2.0 változat a három esetet végig külön kezeli, a normaszövegben is.</w:t>
+        <w:t xml:space="preserve">1. Mit javasolunk — és mit nem</w:t>
+      </w:r>
+    </w:p>
+    <w:p>
+      <w:pPr>
+        <w:pStyle w:val="Heading2"/>
+        <w:spacing w:after="160" w:before="320"/>
+      </w:pPr>
+      <w:r>
+        <w:t xml:space="preserve">1.1 A hozzáférés ma is megvan, csak egyetlen csatornán</w:t>
+      </w:r>
+    </w:p>
+    <w:p>
+      <w:pPr>
+        <w:spacing w:after="140"/>
+        <w:jc w:val="both"/>
+      </w:pPr>
+      <w:r>
+        <w:t xml:space="preserve">A szülő ma belép a KRÉTA-ba, és látja a gyermeke jegyeit, hiányzásait, órarendjét, számonkéréseit. A tanuló ugyanezt a sajátjára. A hallgató a Neptunban a vizsgáit és határidőit. Ez a hozzáférés </w:t>
+      </w:r>
+      <w:r>
+        <w:rPr>
+          <w:b/>
+          <w:bCs/>
+        </w:rPr>
+        <w:t xml:space="preserve">létezik, jogszerű és megszokott</w:t>
+      </w:r>
+      <w:r>
+        <w:t xml:space="preserve">. Egyetlen korlátja van: kizárólag azon az alkalmazáson keresztül gyakorolható, amelyet az üzemeltető ad ki.</w:t>
+      </w:r>
+    </w:p>
+    <w:p>
+      <w:pPr>
+        <w:spacing w:after="140"/>
+        <w:jc w:val="both"/>
+      </w:pPr>
+      <w:r>
+        <w:t xml:space="preserve">Ez a korlát nem az adatvédelemből következik. Nem azért van, mert a szülő nem láthatná az adatot — hiszen látja. Azért van, mert a belépési rendszer nem teszi lehetővé, hogy harmadik fél szoftvere a felhasználó engedélyével kapcsolódjon.</w:t>
+      </w:r>
+    </w:p>
+    <w:p>
+      <w:pPr>
+        <w:pStyle w:val="Heading2"/>
+        <w:spacing w:after="160" w:before="320"/>
+      </w:pPr>
+      <w:r>
+        <w:t xml:space="preserve">1.2 Ami nem változik: a jogosultsági kör</w:t>
+      </w:r>
+    </w:p>
+    <w:p>
+      <w:pPr>
+        <w:spacing w:after="140"/>
+        <w:jc w:val="both"/>
+      </w:pPr>
+      <w:r>
+        <w:t xml:space="preserve">A javaslat </w:t>
+      </w:r>
+      <w:r>
+        <w:rPr>
+          <w:b/>
+          <w:bCs/>
+        </w:rPr>
+        <w:t xml:space="preserve">egyetlen adatmezőt sem tesz elérhetővé olyan személy számára, aki ma nem látja</w:t>
+      </w:r>
+      <w:r>
+        <w:t xml:space="preserve">. A delegált hozzáférés a felhasználó meglévő jogosultságára épül, és annál szűkebb is lehet, mert a felhasználó szűkítheti.</w:t>
+      </w:r>
+    </w:p>
+    <w:p>
+      <w:pPr>
+        <w:spacing w:after="140"/>
+        <w:jc w:val="both"/>
+      </w:pPr>
+      <w:r>
+        <w:t xml:space="preserve">Ezt azért hangsúlyozzuk, mert a javaslat leggyakoribb félreértése az, hogy „megnyitjuk a KRÉTA-t”. Nem nyitunk meg semmit. A KRÉTA ma is nyitva van — a jogosult felhasználó felé, egyetlen csatornán. A javaslat a csatornát teszi választhatóvá, és cserébe </w:t>
+      </w:r>
+      <w:r>
+        <w:rPr>
+          <w:b/>
+          <w:bCs/>
+        </w:rPr>
+        <w:t xml:space="preserve">láthatóvá és visszavonhatóvá</w:t>
+      </w:r>
+      <w:r>
+        <w:t xml:space="preserve"> teszi azt, ami ma jelszóátadással, láthatatlanul történik.</w:t>
+      </w:r>
+    </w:p>
+    <w:p>
+      <w:pPr>
+        <w:pStyle w:val="Heading2"/>
+        <w:spacing w:after="160" w:before="320"/>
+      </w:pPr>
+      <w:r>
+        <w:t xml:space="preserve">1.3 Ami valóban új: az adat további útja</w:t>
+      </w:r>
+    </w:p>
+    <w:p>
+      <w:pPr>
+        <w:spacing w:after="140"/>
+        <w:jc w:val="both"/>
+      </w:pPr>
+      <w:r>
+        <w:t xml:space="preserve">Ha a szülő a saját asszisztensével nézi meg a gyermeke jegyeit, akkor az adat elhagyja a KRÉTA-t, és egy másik rendszerbe kerül. Ez a különbség a mai állapothoz képest — nem a hozzáférés, hanem a </w:t>
+      </w:r>
+      <w:r>
+        <w:rPr>
+          <w:b/>
+          <w:bCs/>
+        </w:rPr>
+        <w:t xml:space="preserve">továbbhaladás</w:t>
+      </w:r>
+      <w:r>
+        <w:t xml:space="preserve">.</w:t>
+      </w:r>
+    </w:p>
+    <w:p>
+      <w:pPr>
+        <w:spacing w:after="140"/>
+        <w:jc w:val="both"/>
+      </w:pPr>
+      <w:r>
+        <w:t xml:space="preserve">Ez a kockázat ma is fennáll, csak szabályozatlanul: a szülő kimásolja a képernyőt és bemásolja egy MI-asszisztensbe, vagy jelszót ad egy közvetítő szolgáltatásnak. A különbség az, hogy ma erről senki nem tájékoztatja, senki nem tartja nyilván, és senki nem tudja visszavonni.</w:t>
+      </w:r>
+    </w:p>
+    <w:p>
+      <w:pPr>
+        <w:spacing w:after="140"/>
+        <w:jc w:val="both"/>
+      </w:pPr>
+      <w:r>
+        <w:t xml:space="preserve">A javaslat ezért két rétegből áll:</w:t>
+      </w:r>
+    </w:p>
+    <w:tbl>
+      <w:tblPr>
+        <w:tblW w:type="dxa" w:w="9026"/>
+        <w:tblBorders>
+          <w:top w:val="single" w:color="auto" w:sz="4"/>
+          <w:left w:val="single" w:color="auto" w:sz="4"/>
+          <w:bottom w:val="single" w:color="auto" w:sz="4"/>
+          <w:right w:val="single" w:color="auto" w:sz="4"/>
+          <w:insideH w:val="single" w:color="auto" w:sz="4"/>
+          <w:insideV w:val="single" w:color="auto" w:sz="4"/>
+        </w:tblBorders>
+      </w:tblPr>
+      <w:tblGrid>
+        <w:gridCol w:w="3008"/>
+        <w:gridCol w:w="3008"/>
+        <w:gridCol w:w="3010"/>
+      </w:tblGrid>
+      <w:tr>
+        <w:trPr>
+          <w:tblHeader/>
+        </w:trPr>
+        <w:tc>
+          <w:tcPr>
+            <w:tcW w:type="dxa" w:w="3008"/>
+            <w:shd w:fill="E8EDF3" w:val="clear"/>
+            <w:tcMar>
+              <w:top w:type="dxa" w:w="60"/>
+              <w:left w:type="dxa" w:w="100"/>
+              <w:bottom w:type="dxa" w:w="60"/>
+              <w:right w:type="dxa" w:w="100"/>
+            </w:tcMar>
+          </w:tcPr>
+          <w:p>
+            <w:pPr>
+              <w:spacing w:after="0" w:before="0"/>
+            </w:pPr>
+            <w:r>
+              <w:rPr>
+                <w:b/>
+                <w:bCs/>
+                <w:sz w:val="18"/>
+                <w:szCs w:val="18"/>
+              </w:rPr>
+              <w:t xml:space="preserve">Réteg</w:t>
+            </w:r>
+          </w:p>
+        </w:tc>
+        <w:tc>
+          <w:tcPr>
+            <w:tcW w:type="dxa" w:w="3008"/>
+            <w:shd w:fill="E8EDF3" w:val="clear"/>
+            <w:tcMar>
+              <w:top w:type="dxa" w:w="60"/>
+              <w:left w:type="dxa" w:w="100"/>
+              <w:bottom w:type="dxa" w:w="60"/>
+              <w:right w:type="dxa" w:w="100"/>
+            </w:tcMar>
+          </w:tcPr>
+          <w:p>
+            <w:pPr>
+              <w:spacing w:after="0" w:before="0"/>
+            </w:pPr>
+            <w:r>
+              <w:rPr>
+                <w:b/>
+                <w:bCs/>
+                <w:sz w:val="18"/>
+                <w:szCs w:val="18"/>
+              </w:rPr>
+              <w:t xml:space="preserve">Kérdés</w:t>
+            </w:r>
+          </w:p>
+        </w:tc>
+        <w:tc>
+          <w:tcPr>
+            <w:tcW w:type="dxa" w:w="3010"/>
+            <w:shd w:fill="E8EDF3" w:val="clear"/>
+            <w:tcMar>
+              <w:top w:type="dxa" w:w="60"/>
+              <w:left w:type="dxa" w:w="100"/>
+              <w:bottom w:type="dxa" w:w="60"/>
+              <w:right w:type="dxa" w:w="100"/>
+            </w:tcMar>
+          </w:tcPr>
+          <w:p>
+            <w:pPr>
+              <w:spacing w:after="0" w:before="0"/>
+            </w:pPr>
+            <w:r>
+              <w:rPr>
+                <w:b/>
+                <w:bCs/>
+                <w:sz w:val="18"/>
+                <w:szCs w:val="18"/>
+              </w:rPr>
+              <w:t xml:space="preserve">Hol</w:t>
+            </w:r>
+          </w:p>
+        </w:tc>
+      </w:tr>
+      <w:tr>
+        <w:trPr>
+          <w:tblHeader w:val="false"/>
+        </w:trPr>
+        <w:tc>
+          <w:tcPr>
+            <w:tcW w:type="dxa" w:w="3008"/>
+            <w:tcMar>
+              <w:top w:type="dxa" w:w="60"/>
+              <w:left w:type="dxa" w:w="100"/>
+              <w:bottom w:type="dxa" w:w="60"/>
+              <w:right w:type="dxa" w:w="100"/>
+            </w:tcMar>
+          </w:tcPr>
+          <w:p>
+            <w:pPr>
+              <w:spacing w:after="0" w:before="0"/>
+            </w:pPr>
+            <w:r>
+              <w:rPr>
+                <w:b/>
+                <w:bCs/>
+                <w:sz w:val="18"/>
+                <w:szCs w:val="18"/>
+              </w:rPr>
+              <w:t xml:space="preserve">Hozzáférési réteg</w:t>
+            </w:r>
+          </w:p>
+        </w:tc>
+        <w:tc>
+          <w:tcPr>
+            <w:tcW w:type="dxa" w:w="3008"/>
+            <w:tcMar>
+              <w:top w:type="dxa" w:w="60"/>
+              <w:left w:type="dxa" w:w="100"/>
+              <w:bottom w:type="dxa" w:w="60"/>
+              <w:right w:type="dxa" w:w="100"/>
+            </w:tcMar>
+          </w:tcPr>
+          <w:p>
+            <w:pPr>
+              <w:spacing w:after="0" w:before="0"/>
+            </w:pPr>
+            <w:r>
+              <w:rPr>
+                <w:sz w:val="18"/>
+                <w:szCs w:val="18"/>
+              </w:rPr>
+              <w:t xml:space="preserve">Ki kaphat felhatalmazást, és milyen műveletre?</w:t>
+            </w:r>
+          </w:p>
+        </w:tc>
+        <w:tc>
+          <w:tcPr>
+            <w:tcW w:type="dxa" w:w="3010"/>
+            <w:tcMar>
+              <w:top w:type="dxa" w:w="60"/>
+              <w:left w:type="dxa" w:w="100"/>
+              <w:bottom w:type="dxa" w:w="60"/>
+              <w:right w:type="dxa" w:w="100"/>
+            </w:tcMar>
+          </w:tcPr>
+          <w:p>
+            <w:pPr>
+              <w:spacing w:after="0" w:before="0"/>
+            </w:pPr>
+            <w:r>
+              <w:rPr>
+                <w:sz w:val="18"/>
+                <w:szCs w:val="18"/>
+              </w:rPr>
+              <w:t xml:space="preserve">7. fejezet</w:t>
+            </w:r>
+          </w:p>
+        </w:tc>
+      </w:tr>
+      <w:tr>
+        <w:trPr>
+          <w:tblHeader w:val="false"/>
+        </w:trPr>
+        <w:tc>
+          <w:tcPr>
+            <w:tcW w:type="dxa" w:w="3008"/>
+            <w:tcMar>
+              <w:top w:type="dxa" w:w="60"/>
+              <w:left w:type="dxa" w:w="100"/>
+              <w:bottom w:type="dxa" w:w="60"/>
+              <w:right w:type="dxa" w:w="100"/>
+            </w:tcMar>
+          </w:tcPr>
+          <w:p>
+            <w:pPr>
+              <w:spacing w:after="0" w:before="0"/>
+            </w:pPr>
+            <w:r>
+              <w:rPr>
+                <w:b/>
+                <w:bCs/>
+                <w:sz w:val="18"/>
+                <w:szCs w:val="18"/>
+              </w:rPr>
+              <w:t xml:space="preserve">Felhasználási réteg</w:t>
+            </w:r>
+          </w:p>
+        </w:tc>
+        <w:tc>
+          <w:tcPr>
+            <w:tcW w:type="dxa" w:w="3008"/>
+            <w:tcMar>
+              <w:top w:type="dxa" w:w="60"/>
+              <w:left w:type="dxa" w:w="100"/>
+              <w:bottom w:type="dxa" w:w="60"/>
+              <w:right w:type="dxa" w:w="100"/>
+            </w:tcMar>
+          </w:tcPr>
+          <w:p>
+            <w:pPr>
+              <w:spacing w:after="0" w:before="0"/>
+            </w:pPr>
+            <w:r>
+              <w:rPr>
+                <w:sz w:val="18"/>
+                <w:szCs w:val="18"/>
+              </w:rPr>
+              <w:t xml:space="preserve">Mi történik az adattal azután, és miről kell a felhasználót tájékoztatni?</w:t>
+            </w:r>
+          </w:p>
+        </w:tc>
+        <w:tc>
+          <w:tcPr>
+            <w:tcW w:type="dxa" w:w="3010"/>
+            <w:tcMar>
+              <w:top w:type="dxa" w:w="60"/>
+              <w:left w:type="dxa" w:w="100"/>
+              <w:bottom w:type="dxa" w:w="60"/>
+              <w:right w:type="dxa" w:w="100"/>
+            </w:tcMar>
+          </w:tcPr>
+          <w:p>
+            <w:pPr>
+              <w:spacing w:after="0" w:before="0"/>
+            </w:pPr>
+            <w:r>
+              <w:rPr>
+                <w:sz w:val="18"/>
+                <w:szCs w:val="18"/>
+              </w:rPr>
+              <w:t xml:space="preserve">8. fejezet</w:t>
+            </w:r>
+          </w:p>
+        </w:tc>
+      </w:tr>
+    </w:tbl>
+    <w:p>
+      <w:pPr>
+        <w:spacing w:after="160"/>
+      </w:pPr>
+      <w:r>
+        <w:t xml:space="preserve"/>
+      </w:r>
+    </w:p>
+    <w:p>
+      <w:pPr>
+        <w:spacing w:after="140"/>
+        <w:jc w:val="both"/>
+      </w:pPr>
+      <w:r>
+        <w:t xml:space="preserve">Az 1.0 és a 2.0 változat csak az első réteget kezelte. A második réteg nélkül a javaslat a valódi kockázatot hagyná szabályozatlanul.</w:t>
+      </w:r>
+    </w:p>
+    <w:p>
+      <w:pPr>
+        <w:pBdr>
+          <w:bottom w:val="single" w:color="B0B8C4" w:sz="6"/>
+        </w:pBdr>
+        <w:spacing w:after="200" w:before="200"/>
+      </w:pPr>
+      <w:r>
+        <w:t xml:space="preserve"/>
+      </w:r>
+    </w:p>
+    <w:p>
+      <w:pPr>
+        <w:pStyle w:val="Heading1"/>
+        <w:spacing w:after="160" w:before="320"/>
+      </w:pPr>
+      <w:r>
+        <w:t xml:space="preserve">2. Három külön kérdés — három külön szabály</w:t>
+      </w:r>
+    </w:p>
+    <w:p>
+      <w:pPr>
+        <w:spacing w:after="140"/>
+        <w:jc w:val="both"/>
+      </w:pPr>
+      <w:r>
+        <w:t xml:space="preserve">A javaslat három, egymástól élesen elváló helyzetet érint. Az 1.0 változat ezeket egyetlen elvként vezette fel — „aki hozzáfér, ugyanazt tehesse a saját eszközével is” —, és ez volt a szöveg legsúlyosabb szerkezeti hibája: a legvédhetőbb esetre szabott indokolás a legkockázatosabb esetet is igazolni látszott.</w:t>
       </w:r>
     </w:p>
     <w:tbl>
@@ -1122,7 +1632,7 @@
         <w:t xml:space="preserve">A)</w:t>
       </w:r>
       <w:r>
-        <w:t xml:space="preserve"> eset a legerősebb: az érintett a saját adatát nézi, más jogát nem érinti, és a hozzáférés ma is megvan — csak kizárólag egyetlen, az üzemeltető által kiadott alkalmazáson át.</w:t>
+        <w:t xml:space="preserve"> eset a legerősebb: az érintett a saját adatát nézi, más jogát nem érinti, és a hozzáférés ma is megvan.</w:t>
       </w:r>
     </w:p>
     <w:p>
@@ -1180,7 +1690,7 @@
         <w:t xml:space="preserve">az adatkezelő intézmény rendszeresít egy eszközt</w:t>
       </w:r>
       <w:r>
-        <w:t xml:space="preserve">, amelyet a pedagógus a saját munkamenetéhez köt. A normaszöveg ezt kifejezetten kimondja, hogy a konstrukció ne legyen félreolvasható.</w:t>
+        <w:t xml:space="preserve">, amelyet a pedagógus a saját munkamenetéhez köt.</w:t>
       </w:r>
     </w:p>
     <w:p>
@@ -1200,7 +1710,7 @@
         <w:spacing w:after="160" w:before="320"/>
       </w:pPr>
       <w:r>
-        <w:t xml:space="preserve">2. A jogi helyzet pontosan</w:t>
+        <w:t xml:space="preserve">3. A jogi helyzet pontosan</w:t>
       </w:r>
     </w:p>
     <w:p>
@@ -1209,7 +1719,7 @@
         <w:spacing w:after="160" w:before="320"/>
       </w:pPr>
       <w:r>
-        <w:t xml:space="preserve">2.1 Amit a hatályos jog ad</w:t>
+        <w:t xml:space="preserve">3.1 Amit a hatályos jog ad</w:t>
       </w:r>
     </w:p>
     <w:p>
@@ -1288,7 +1798,7 @@
         <w:spacing w:after="160" w:before="320"/>
       </w:pPr>
       <w:r>
-        <w:t xml:space="preserve">2.2 Amit a hatályos jog nem ad</w:t>
+        <w:t xml:space="preserve">3.2 Amit a hatályos jog nem ad</w:t>
       </w:r>
     </w:p>
     <w:p>
@@ -1335,7 +1845,7 @@
         <w:t xml:space="preserve">GDPR 20. cikk (4) bekezdés</w:t>
       </w:r>
       <w:r>
-        <w:t xml:space="preserve"> — az adathordozhatóság nem sértheti mások jogait és szabadságait. Ez a korlát a mi javaslatunkra is irányadó elvi mérce; a vegyes adatkörök kezelésének kiindulópontja (lásd 6.5).</w:t>
+        <w:t xml:space="preserve"> — az adathordozhatóság nem sértheti mások jogait és szabadságait. Ez a korlát a mi javaslatunkra is irányadó elvi mérce; a vegyes adatkörök kezelésének kiindulópontja (lásd 8.3).</w:t>
       </w:r>
     </w:p>
     <w:p>
@@ -1383,7 +1893,7 @@
         <w:spacing w:after="160" w:before="320"/>
       </w:pPr>
       <w:r>
-        <w:t xml:space="preserve">2.3 A legjobb precedens: az európai egészségügyi adattér</w:t>
+        <w:t xml:space="preserve">3.3 A legjobb precedens: az európai egészségügyi adattér</w:t>
       </w:r>
     </w:p>
     <w:p>
@@ -1421,7 +1931,7 @@
         <w:jc w:val="both"/>
       </w:pPr>
       <w:r>
-        <w:t xml:space="preserve">Ez az analógia két okból erős: azonos a jogi szerkezet (közfeladaton alapuló nyilvántartás + ágazati hozzáférési jog), és azonos az érzékenységi szint (egészségügyi adat, illetve kiskorúak oktatási adata).</w:t>
+        <w:t xml:space="preserve">Ez az analógia két okból erős: azonos a jogi szerkezet (közfeladaton alapuló nyilvántartás és ágazati hozzáférési jog), és azonos az érzékenységi szint (egészségügyi adat, illetve kiskorúak oktatási adata).</w:t>
       </w:r>
     </w:p>
     <w:p>
@@ -1430,7 +1940,7 @@
         <w:spacing w:after="160" w:before="320"/>
       </w:pPr>
       <w:r>
-        <w:t xml:space="preserve">2.4 Az adatrendelet — helyesbítés az 1.0 változathoz képest</w:t>
+        <w:t xml:space="preserve">3.4 Az adatrendelet — helyesbítés a korábbi változathoz képest</w:t>
       </w:r>
     </w:p>
     <w:p>
@@ -1459,7 +1969,7 @@
         <w:t xml:space="preserve">összekapcsolt termékek és a kapcsolódó szolgáltatások</w:t>
       </w:r>
       <w:r>
-        <w:t xml:space="preserve"> használata során keletkező adatokra vonatkozik; tipikus tárgya a dologi, érzékelőalapú termékadat. A KRÉTA vagy a Neptun tanulmányi nyilvántartása nem ilyen. Az adatrendeletet ezért a 2.0 változat </w:t>
+        <w:t xml:space="preserve"> használata során keletkező adatokra vonatkozik; tipikus tárgya a dologi, érzékelőalapú termékadat. A KRÉTA vagy a Neptun tanulmányi nyilvántartása nem ilyen. Az adatrendeletet ezért </w:t>
       </w:r>
       <w:r>
         <w:rPr>
@@ -1469,7 +1979,7 @@
         <w:t xml:space="preserve">jogpolitikai irányjelzőként</w:t>
       </w:r>
       <w:r>
-        <w:t xml:space="preserve"> hívja fel — az uniós jogalkotó szemléletét mutatja, amely szerint a felhasználó hozzáférhet a használat során keletkező adathoz és átadhatja azt választott harmadik félnek —, </w:t>
+        <w:t xml:space="preserve"> hívjuk fel, </w:t>
       </w:r>
       <w:r>
         <w:rPr>
@@ -1488,7 +1998,7 @@
         <w:spacing w:after="160" w:before="320"/>
       </w:pPr>
       <w:r>
-        <w:t xml:space="preserve">2.5 Az MI-rendelet — szűkített következtetés</w:t>
+        <w:t xml:space="preserve">3.5 Az MI-rendelet — szűkített jogi következtetés</w:t>
       </w:r>
     </w:p>
     <w:p>
@@ -1517,17 +2027,26 @@
         <w:t xml:space="preserve">nem következik</w:t>
       </w:r>
       <w:r>
-        <w:t xml:space="preserve">, hogy bármely oktatási rendszernek programozói felületet kellene nyitnia; az 1.0 változat itt többet akart bizonyítani, mint amennyi következik. Egyetlen, szűk következtetést vonunk le: ha az iskoláknak jogszabályi kötelességük felkészülten megszervezni az MI-használatot, akkor ehhez </w:t>
-      </w:r>
-      <w:r>
-        <w:rPr>
-          <w:b/>
-          <w:bCs/>
-        </w:rPr>
-        <w:t xml:space="preserve">jogszerű technikai csatornának is léteznie kell</w:t>
-      </w:r>
-      <w:r>
-        <w:t xml:space="preserve"> — ma pedig nem létezik.</w:t>
+        <w:t xml:space="preserve">, hogy bármely oktatási rendszernek programozói felületet kellene nyitnia.</w:t>
+      </w:r>
+    </w:p>
+    <w:p>
+      <w:pPr>
+        <w:spacing w:after="140"/>
+        <w:jc w:val="both"/>
+      </w:pPr>
+      <w:r>
+        <w:t xml:space="preserve">Egyetlen, szűk következtetést vonunk le: ha az iskoláknak jogszabályi kötelességük felkészülten megszervezni az MI-használatot, akkor ehhez jogszerű technikai csatornának is léteznie kell. A pedagógusi oldal érdemi indokolása azonban </w:t>
+      </w:r>
+      <w:r>
+        <w:rPr>
+          <w:b/>
+          <w:bCs/>
+        </w:rPr>
+        <w:t xml:space="preserve">nem jogi, hanem szakpolitikai</w:t>
+      </w:r>
+      <w:r>
+        <w:t xml:space="preserve"> — lásd a 10.3 pontot.</w:t>
       </w:r>
     </w:p>
     <w:p>
@@ -1536,16 +2055,7 @@
         <w:spacing w:after="160" w:before="320"/>
       </w:pPr>
       <w:r>
-        <w:t xml:space="preserve">2.6 A PSD2-analógia — vállalva mindkét élét</w:t>
-      </w:r>
-    </w:p>
-    <w:p>
-      <w:pPr>
-        <w:spacing w:after="140"/>
-        <w:jc w:val="both"/>
-      </w:pPr>
-      <w:r>
-        <w:t xml:space="preserve">A pénzügyi szektor analógiája a javaslat mellett és ellen is felhozható, ezért végigvezetjük.</w:t>
+        <w:t xml:space="preserve">3.6 A PSD2-analógia — vállalva mindkét élét</w:t>
       </w:r>
     </w:p>
     <w:p>
@@ -1597,7 +2107,7 @@
         <w:t xml:space="preserve">engedélyezett, felügyelt szereplők</w:t>
       </w:r>
       <w:r>
-        <w:t xml:space="preserve">, és a rendszer minősített tanúsítványokra épít. Aki ismeri az Open Bankinget, joggal mondhatja, hogy az 1.0 változat „egyedi engedélyezési eljárás nélküli” kliensregisztrációja éppen a példa legfontosabb elemét hagyta ki: a </w:t>
+        <w:t xml:space="preserve">, és a rendszer minősített tanúsítványokra épít. Aki ismeri az Open Bankinget, joggal mondhatja, hogy egy „egyedi engedélyezési eljárás nélküli” kliensregisztráció éppen a példa legfontosabb elemét hagyná ki: a </w:t>
       </w:r>
       <w:r>
         <w:rPr>
@@ -1616,7 +2126,7 @@
         <w:jc w:val="both"/>
       </w:pPr>
       <w:r>
-        <w:t xml:space="preserve">Ezt az ellenérvet elfogadjuk. A 6. fejezet pótolja a hiányt, és a bizalmi szintet ahhoz köti, amit a kliens tehet.</w:t>
+        <w:t xml:space="preserve">Ezt az ellenérvet elfogadjuk. A 7. fejezet pótolja a hiányt.</w:t>
       </w:r>
     </w:p>
     <w:p>
@@ -1636,7 +2146,7 @@
         <w:spacing w:after="160" w:before="320"/>
       </w:pPr>
       <w:r>
-        <w:t xml:space="preserve">3. Mi a probléma?</w:t>
+        <w:t xml:space="preserve">4. Mi a probléma?</w:t>
       </w:r>
     </w:p>
     <w:p>
@@ -1645,7 +2155,7 @@
         <w:spacing w:after="160" w:before="320"/>
       </w:pPr>
       <w:r>
-        <w:t xml:space="preserve">3.1 Dokumentált tények</w:t>
+        <w:t xml:space="preserve">4.1 Dokumentált tények</w:t>
       </w:r>
     </w:p>
     <w:p>
@@ -1702,7 +2212,7 @@
         <w:spacing w:after="160" w:before="320"/>
       </w:pPr>
       <w:r>
-        <w:t xml:space="preserve">3.2 Az érintettek</w:t>
+        <w:t xml:space="preserve">4.2 Az érintettek</w:t>
       </w:r>
     </w:p>
     <w:tbl>
@@ -1902,7 +2412,7 @@
                 <w:sz w:val="18"/>
                 <w:szCs w:val="18"/>
               </w:rPr>
-              <w:t xml:space="preserve">köznevelési és szakképzési főállású pedagógusok, oktatók</w:t>
+              <w:t xml:space="preserve">általános iskolai pedagógusok</w:t>
             </w:r>
           </w:p>
         </w:tc>
@@ -1925,7 +2435,7 @@
                 <w:sz w:val="18"/>
                 <w:szCs w:val="18"/>
               </w:rPr>
-              <w:t xml:space="preserve">kb. 148 000 fő</w:t>
+              <w:t xml:space="preserve">kb. 74 000 fő</w:t>
             </w:r>
           </w:p>
         </w:tc>
@@ -1976,7 +2486,7 @@
                 <w:sz w:val="18"/>
                 <w:szCs w:val="18"/>
               </w:rPr>
-              <w:t xml:space="preserve">felsőoktatási hallgatók</w:t>
+              <w:t xml:space="preserve">középfokú iskolai pedagógusok, oktatók</w:t>
             </w:r>
           </w:p>
         </w:tc>
@@ -1999,7 +2509,7 @@
                 <w:sz w:val="18"/>
                 <w:szCs w:val="18"/>
               </w:rPr>
-              <w:t xml:space="preserve">kb. 351 000 fő</w:t>
+              <w:t xml:space="preserve">kb. 43 000 fő</w:t>
             </w:r>
           </w:p>
         </w:tc>
@@ -2022,7 +2532,7 @@
                 <w:sz w:val="18"/>
                 <w:szCs w:val="18"/>
               </w:rPr>
-              <w:t xml:space="preserve">KSH, 2025/2026, előzetes</w:t>
+              <w:t xml:space="preserve">KSH, 2024/2025, előzetes</w:t>
             </w:r>
           </w:p>
         </w:tc>
@@ -2050,7 +2560,7 @@
                 <w:sz w:val="18"/>
                 <w:szCs w:val="18"/>
               </w:rPr>
-              <w:t xml:space="preserve">felsőoktatási oktatók</w:t>
+              <w:t xml:space="preserve">óvodapedagógusok</w:t>
             </w:r>
           </w:p>
         </w:tc>
@@ -2073,7 +2583,7 @@
                 <w:sz w:val="18"/>
                 <w:szCs w:val="18"/>
               </w:rPr>
-              <w:t xml:space="preserve">kb. 27 000 fő</w:t>
+              <w:t xml:space="preserve">kb. 31 000 fő</w:t>
             </w:r>
           </w:p>
         </w:tc>
@@ -2096,7 +2606,7 @@
                 <w:sz w:val="18"/>
                 <w:szCs w:val="18"/>
               </w:rPr>
-              <w:t xml:space="preserve">KSH, 2023/2024</w:t>
+              <w:t xml:space="preserve">KSH, 2024/2025, előzetes</w:t>
             </w:r>
           </w:p>
         </w:tc>
@@ -2124,6 +2634,154 @@
                 <w:sz w:val="18"/>
                 <w:szCs w:val="18"/>
               </w:rPr>
+              <w:t xml:space="preserve">felsőoktatási hallgatók</w:t>
+            </w:r>
+          </w:p>
+        </w:tc>
+        <w:tc>
+          <w:tcPr>
+            <w:tcW w:type="dxa" w:w="3008"/>
+            <w:tcMar>
+              <w:top w:type="dxa" w:w="60"/>
+              <w:left w:type="dxa" w:w="100"/>
+              <w:bottom w:type="dxa" w:w="60"/>
+              <w:right w:type="dxa" w:w="100"/>
+            </w:tcMar>
+          </w:tcPr>
+          <w:p>
+            <w:pPr>
+              <w:spacing w:after="0" w:before="0"/>
+            </w:pPr>
+            <w:r>
+              <w:rPr>
+                <w:sz w:val="18"/>
+                <w:szCs w:val="18"/>
+              </w:rPr>
+              <w:t xml:space="preserve">kb. 351 000 fő</w:t>
+            </w:r>
+          </w:p>
+        </w:tc>
+        <w:tc>
+          <w:tcPr>
+            <w:tcW w:type="dxa" w:w="3010"/>
+            <w:tcMar>
+              <w:top w:type="dxa" w:w="60"/>
+              <w:left w:type="dxa" w:w="100"/>
+              <w:bottom w:type="dxa" w:w="60"/>
+              <w:right w:type="dxa" w:w="100"/>
+            </w:tcMar>
+          </w:tcPr>
+          <w:p>
+            <w:pPr>
+              <w:spacing w:after="0" w:before="0"/>
+            </w:pPr>
+            <w:r>
+              <w:rPr>
+                <w:sz w:val="18"/>
+                <w:szCs w:val="18"/>
+              </w:rPr>
+              <w:t xml:space="preserve">KSH, 2025/2026, előzetes</w:t>
+            </w:r>
+          </w:p>
+        </w:tc>
+      </w:tr>
+      <w:tr>
+        <w:trPr>
+          <w:tblHeader w:val="false"/>
+        </w:trPr>
+        <w:tc>
+          <w:tcPr>
+            <w:tcW w:type="dxa" w:w="3008"/>
+            <w:tcMar>
+              <w:top w:type="dxa" w:w="60"/>
+              <w:left w:type="dxa" w:w="100"/>
+              <w:bottom w:type="dxa" w:w="60"/>
+              <w:right w:type="dxa" w:w="100"/>
+            </w:tcMar>
+          </w:tcPr>
+          <w:p>
+            <w:pPr>
+              <w:spacing w:after="0" w:before="0"/>
+            </w:pPr>
+            <w:r>
+              <w:rPr>
+                <w:sz w:val="18"/>
+                <w:szCs w:val="18"/>
+              </w:rPr>
+              <w:t xml:space="preserve">felsőoktatási oktatók</w:t>
+            </w:r>
+          </w:p>
+        </w:tc>
+        <w:tc>
+          <w:tcPr>
+            <w:tcW w:type="dxa" w:w="3008"/>
+            <w:tcMar>
+              <w:top w:type="dxa" w:w="60"/>
+              <w:left w:type="dxa" w:w="100"/>
+              <w:bottom w:type="dxa" w:w="60"/>
+              <w:right w:type="dxa" w:w="100"/>
+            </w:tcMar>
+          </w:tcPr>
+          <w:p>
+            <w:pPr>
+              <w:spacing w:after="0" w:before="0"/>
+            </w:pPr>
+            <w:r>
+              <w:rPr>
+                <w:sz w:val="18"/>
+                <w:szCs w:val="18"/>
+              </w:rPr>
+              <w:t xml:space="preserve">kb. 27 000 fő</w:t>
+            </w:r>
+          </w:p>
+        </w:tc>
+        <w:tc>
+          <w:tcPr>
+            <w:tcW w:type="dxa" w:w="3010"/>
+            <w:tcMar>
+              <w:top w:type="dxa" w:w="60"/>
+              <w:left w:type="dxa" w:w="100"/>
+              <w:bottom w:type="dxa" w:w="60"/>
+              <w:right w:type="dxa" w:w="100"/>
+            </w:tcMar>
+          </w:tcPr>
+          <w:p>
+            <w:pPr>
+              <w:spacing w:after="0" w:before="0"/>
+            </w:pPr>
+            <w:r>
+              <w:rPr>
+                <w:sz w:val="18"/>
+                <w:szCs w:val="18"/>
+              </w:rPr>
+              <w:t xml:space="preserve">KSH, 2023/2024</w:t>
+            </w:r>
+          </w:p>
+        </w:tc>
+      </w:tr>
+      <w:tr>
+        <w:trPr>
+          <w:tblHeader w:val="false"/>
+        </w:trPr>
+        <w:tc>
+          <w:tcPr>
+            <w:tcW w:type="dxa" w:w="3008"/>
+            <w:tcMar>
+              <w:top w:type="dxa" w:w="60"/>
+              <w:left w:type="dxa" w:w="100"/>
+              <w:bottom w:type="dxa" w:w="60"/>
+              <w:right w:type="dxa" w:w="100"/>
+            </w:tcMar>
+          </w:tcPr>
+          <w:p>
+            <w:pPr>
+              <w:spacing w:after="0" w:before="0"/>
+            </w:pPr>
+            <w:r>
+              <w:rPr>
+                <w:sz w:val="18"/>
+                <w:szCs w:val="18"/>
+              </w:rPr>
               <w:t xml:space="preserve">szülők, gondviselők</w:t>
             </w:r>
           </w:p>
@@ -2190,6 +2848,25 @@
         <w:jc w:val="both"/>
       </w:pPr>
       <w:r>
+        <w:t xml:space="preserve">A köznevelésben és a szakképzésben főállásban foglalkoztatott pedagógusok és oktatók száma összesen közel 148 ezer fő. A 6. fejezet hatásbecslése ennél </w:t>
+      </w:r>
+      <w:r>
+        <w:rPr>
+          <w:b/>
+          <w:bCs/>
+        </w:rPr>
+        <w:t xml:space="preserve">szűkebb kört</w:t>
+      </w:r>
+      <w:r>
+        <w:t xml:space="preserve"> vesz alapul: az általános és középfokú iskolai pedagógusokat, összesen mintegy 117 ezer főt, mert tanulmányi rendszerhez kapcsolódó adminisztrációról az ő esetükben beszélhetünk értelmesen.</w:t>
+      </w:r>
+    </w:p>
+    <w:p>
+      <w:pPr>
+        <w:spacing w:after="140"/>
+        <w:jc w:val="both"/>
+      </w:pPr>
+      <w:r>
         <w:t xml:space="preserve">Rajtuk kívül érintettek a köznevelési és felsőoktatási intézmények mint adatkezelők és fenntartóik, a rendszerüzemeltetők (az eKRÉTA Zrt. és a tanulmányi rendszerek szállítói, köztük az SDA Informatika Zrt.), valamint a hazai fejlesztők.</w:t>
       </w:r>
     </w:p>
@@ -2199,7 +2876,7 @@
         <w:spacing w:after="160" w:before="320"/>
       </w:pPr>
       <w:r>
-        <w:t xml:space="preserve">3.3 A szülői oldalon a hiány megkerülő megoldásokat szül</w:t>
+        <w:t xml:space="preserve">4.3 A szülői oldalon a hiány megkerülő megoldásokat szül</w:t>
       </w:r>
     </w:p>
     <w:p>
@@ -2316,11 +2993,30 @@
     </w:p>
     <w:p>
       <w:pPr>
+        <w:spacing w:after="140"/>
+        <w:jc w:val="both"/>
+      </w:pPr>
+      <w:r>
+        <w:t xml:space="preserve">Figyeljük meg, hogy az utolsó pont már nem hozzáférési, hanem </w:t>
+      </w:r>
+      <w:r>
+        <w:rPr>
+          <w:b/>
+          <w:bCs/>
+        </w:rPr>
+        <w:t xml:space="preserve">felhasználási</w:t>
+      </w:r>
+      <w:r>
+        <w:t xml:space="preserve"> kérdés. Ma ezt minden szolgáltató a saját tájékoztatójában, saját belátása szerint kezeli. A 8. fejezet erre ad szabályt.</w:t>
+      </w:r>
+    </w:p>
+    <w:p>
+      <w:pPr>
         <w:pStyle w:val="Heading2"/>
         <w:spacing w:after="160" w:before="320"/>
       </w:pPr>
       <w:r>
-        <w:t xml:space="preserve">3.4 A tanári oldalon a hiány szabálytalan használatot szül</w:t>
+        <w:t xml:space="preserve">4.4 A tanári oldalon a hiány szabálytalan használatot szül</w:t>
       </w:r>
     </w:p>
     <w:p>
@@ -2367,6 +3063,25 @@
         <w:jc w:val="both"/>
       </w:pPr>
       <w:r>
+        <w:t xml:space="preserve">Itt érdemes kimondani a legfontosabb következményt: </w:t>
+      </w:r>
+      <w:r>
+        <w:rPr>
+          <w:b/>
+          <w:bCs/>
+        </w:rPr>
+        <w:t xml:space="preserve">a zárt rendszer nem az ellenőrizetlen használatot akadályozza, hanem az ellenőrzöttet.</w:t>
+      </w:r>
+      <w:r>
+        <w:t xml:space="preserve"> A kimásolást senki nem tudja megállítani. Amit a zártság megakadályoz, az a szabályos, naplózott, intézményileg engedélyezett út.</w:t>
+      </w:r>
+    </w:p>
+    <w:p>
+      <w:pPr>
+        <w:spacing w:after="140"/>
+        <w:jc w:val="both"/>
+      </w:pPr>
+      <w:r>
         <w:t xml:space="preserve">Ez a leírás </w:t>
       </w:r>
       <w:r>
@@ -2377,7 +3092,7 @@
         <w:t xml:space="preserve">feltételezést is tartalmaz</w:t>
       </w:r>
       <w:r>
-        <w:t xml:space="preserve">: arról, hogy ez a gyakorlat milyen gyakori, nincs hazai mérés. Éppen ez a kár egyik formája — a jelenség szerkezeti okból mérhetetlen. A javaslat egyik hozadéka, hogy a szabályos út bevezetésétől kezdve a felhatalmazások naplózottak és megszámlálhatók lesznek.</w:t>
+        <w:t xml:space="preserve">: arról, hogy ez a gyakorlat milyen gyakori, nincs hazai mérés. Éppen ez a kár egyik formája — a jelenség szerkezeti okból mérhetetlen.</w:t>
       </w:r>
     </w:p>
     <w:p>
@@ -2397,7 +3112,7 @@
         <w:spacing w:after="160" w:before="320"/>
       </w:pPr>
       <w:r>
-        <w:t xml:space="preserve">4. Hogyan jutottunk ide?</w:t>
+        <w:t xml:space="preserve">5. Hogyan jutottunk ide?</w:t>
       </w:r>
     </w:p>
     <w:p>
@@ -2445,7 +3160,7 @@
         <w:t xml:space="preserve">2015–2019 — a pénzügyi szektor megoldja ugyanezt a problémát.</w:t>
       </w:r>
       <w:r>
-        <w:t xml:space="preserve"> A PSD2 és az (EU) 2018/389 rendelet dedikált, biztonságos felületet követel meg, nyilvános specifikációval és tesztkörnyezettel; a harmadik fél szolgáltatók engedélyezett szereplők (lásd 2.6).</w:t>
+        <w:t xml:space="preserve"> A PSD2 és az (EU) 2018/389 rendelet dedikált, biztonságos felületet követel meg, nyilvános specifikációval és tesztkörnyezettel; a harmadik fél szolgáltatók engedélyezett szereplők (lásd 3.6).</w:t>
       </w:r>
     </w:p>
     <w:p>
@@ -2493,7 +3208,7 @@
         <w:t xml:space="preserve">2023 — a Neptun-app megszűnése.</w:t>
       </w:r>
       <w:r>
-        <w:t xml:space="preserve"> 2023. október 19-én megszűnik a Neptun hivatalos mobilalkalmazása. Ugyanebben az évben születik az adatrendelet, amely — a 2.4 pontban írt korlátokkal — a felhasználói adathozzáférés irányát jelzi.</w:t>
+        <w:t xml:space="preserve"> 2023. október 19-én megszűnik a Neptun hivatalos mobilalkalmazása. Ugyanebben az évben születik az adatrendelet, amely — a 3.4 pontban írt korlátokkal — a felhasználói adathozzáférés irányát jelzi.</w:t>
       </w:r>
     </w:p>
     <w:p>
@@ -2519,7 +3234,7 @@
         <w:t xml:space="preserve">RFC 9700</w:t>
       </w:r>
       <w:r>
-        <w:t xml:space="preserve"> (BCP 240), az OAuth 2.0 biztonsági legjobb gyakorlata, amely kötelezővé teszi a PKCE-t, elavulttá nyilvánítja az implicit és a jelszó alapú folyamatot, és kezeli az összekeverési (mix-up) támadásokat. Az MI-rendelet 4. cikke alkalmazandóvá válik.</w:t>
+        <w:t xml:space="preserve"> (BCP 240), az OAuth 2.0 biztonsági legjobb gyakorlata, amely kötelezővé teszi a PKCE-t, elavulttá nyilvánítja az implicit és a jelszó alapú folyamatot, és kezeli az összekeverési (mix-up) támadásokat.</w:t>
       </w:r>
     </w:p>
     <w:p>
@@ -2535,7 +3250,7 @@
         <w:t xml:space="preserve">2025 — az európai egészségügyi adattér.</w:t>
       </w:r>
       <w:r>
-        <w:t xml:space="preserve"> Az (EU) 2025/327 rendelet hatályba lép: ágazati jogszabály hoz létre elektronikus hozzáférési jogot közfeladaton alapuló, különösen érzékeny nyilvántartásban (lásd 2.3).</w:t>
+        <w:t xml:space="preserve"> Az (EU) 2025/327 rendelet hatályba lép: ágazati jogszabály hoz létre elektronikus hozzáférési jogot közfeladaton alapuló, különösen érzékeny nyilvántartásban (lásd 3.3).</w:t>
       </w:r>
     </w:p>
     <w:p>
@@ -2564,7 +3279,7 @@
         <w:spacing w:after="160" w:before="320"/>
       </w:pPr>
       <w:r>
-        <w:t xml:space="preserve">5. Milyen kárt okoz a jelenlegi helyzet?</w:t>
+        <w:t xml:space="preserve">6. Milyen kárt okoz a jelenlegi helyzet?</w:t>
       </w:r>
     </w:p>
     <w:p>
@@ -2590,7 +3305,7 @@
           <w:b/>
           <w:bCs/>
         </w:rPr>
-        <w:t xml:space="preserve">levezetett becslés</w:t>
+        <w:t xml:space="preserve">példaszámítás</w:t>
       </w:r>
       <w:r>
         <w:t xml:space="preserve">, és mi </w:t>
@@ -2603,7 +3318,7 @@
         <w:t xml:space="preserve">feltételezés</w:t>
       </w:r>
       <w:r>
-        <w:t xml:space="preserve">. Az 1.0 változat ezeket nem választotta szét, és emiatt az egész fejezet gyengébbnek látszott, mint amilyen.</w:t>
+        <w:t xml:space="preserve">.</w:t>
       </w:r>
     </w:p>
     <w:p>
@@ -2612,16 +3327,78 @@
         <w:spacing w:after="160" w:before="320"/>
       </w:pPr>
       <w:r>
-        <w:t xml:space="preserve">5.1 Elvesztegetett pedagógusi kapacitás — levezetett becslés</w:t>
-      </w:r>
-    </w:p>
-    <w:p>
-      <w:pPr>
-        <w:spacing w:after="140"/>
-        <w:jc w:val="both"/>
-      </w:pPr>
-      <w:r>
-        <w:t xml:space="preserve">A becslés képlete:</w:t>
+        <w:t xml:space="preserve">6.1 Elvesztegetett pedagógusi kapacitás — példaszámítás, nem előrejelzés</w:t>
+      </w:r>
+    </w:p>
+    <w:p>
+      <w:pPr>
+        <w:spacing w:after="140"/>
+        <w:jc w:val="both"/>
+      </w:pPr>
+      <w:r>
+        <w:rPr>
+          <w:b/>
+          <w:bCs/>
+        </w:rPr>
+        <w:t xml:space="preserve">A kiindulás.</w:t>
+      </w:r>
+      <w:r>
+        <w:t xml:space="preserve"> Az általános és középfokú iskolai pedagógusok száma mintegy </w:t>
+      </w:r>
+      <w:r>
+        <w:rPr>
+          <w:b/>
+          <w:bCs/>
+        </w:rPr>
+        <w:t xml:space="preserve">117 ezer fő</w:t>
+      </w:r>
+      <w:r>
+        <w:t xml:space="preserve"> (74 ezer általános iskolai és 43 ezer középfokú, KSH 2024/2025, előzetes). Ez szűkebb kör, mint a köznevelés és a szakképzés együttes 148 ezres létszáma: az óvodapedagógusokat és a tanulmányi rendszerhez nem kapcsolódó feladatköröket kihagytuk, mert rájuk a javaslat nem értelmezhető.</w:t>
+      </w:r>
+    </w:p>
+    <w:p>
+      <w:pPr>
+        <w:spacing w:after="140"/>
+        <w:jc w:val="both"/>
+      </w:pPr>
+      <w:r>
+        <w:t xml:space="preserve">Heti 3,2 óra általános adminisztráció és 36 tanítási hét mellett ez évente </w:t>
+      </w:r>
+      <w:r>
+        <w:rPr>
+          <w:b/>
+          <w:bCs/>
+        </w:rPr>
+        <w:t xml:space="preserve">mintegy 13,5 millió pedagógusi munkaóra</w:t>
+      </w:r>
+      <w:r>
+        <w:t xml:space="preserve">.</w:t>
+      </w:r>
+    </w:p>
+    <w:p>
+      <w:pPr>
+        <w:spacing w:after="140"/>
+        <w:jc w:val="both"/>
+      </w:pPr>
+      <w:r>
+        <w:rPr>
+          <w:b/>
+          <w:bCs/>
+        </w:rPr>
+        <w:t xml:space="preserve">Miért nem elég egyetlen százalék.</w:t>
+      </w:r>
+      <w:r>
+        <w:t xml:space="preserve"> A TALIS „általános adminisztratív munka” kategóriája nem azonos azzal, amit egy tanulmányi rendszerhez kapcsolt MI érinteni tud. Sok adminisztráció papíralapú, szervezési, vagy nem a naplóhoz kötődik. Ezért </w:t>
+      </w:r>
+      <w:r>
+        <w:rPr>
+          <w:b/>
+          <w:bCs/>
+        </w:rPr>
+        <w:t xml:space="preserve">két külön paraméterrel</w:t>
+      </w:r>
+      <w:r>
+        <w:t xml:space="preserve"> számolunk:</w:t>
       </w:r>
     </w:p>
     <w:p>
@@ -2629,53 +3406,57 @@
         <w:pBdr>
           <w:left w:val="single" w:color="6B7A8F" w:sz="12" w:space="12"/>
         </w:pBdr>
-        <w:spacing w:after="120" w:before="120"/>
+        <w:spacing w:after="60" w:before="60"/>
         <w:ind w:left="360"/>
       </w:pPr>
       <w:r>
-        <w:rPr>
-          <w:i/>
-          <w:iCs/>
-        </w:rPr>
-        <w:t xml:space="preserve">éves adminisztrációs munkaidő = pedagóguslétszám × heti adminisztrációs óraszám × tanítási hetek száma</w:t>
-      </w:r>
-    </w:p>
-    <w:p>
-      <w:pPr>
-        <w:spacing w:after="140"/>
-        <w:jc w:val="both"/>
-      </w:pPr>
-      <w:r>
-        <w:t xml:space="preserve">Bemenetek: 148 000 fő (KSH, 2024/2025, előzetes), 3,2 óra/hét (OECD TALIS 2024, Magyarország), 36 tanítási hét. Ez évente </w:t>
-      </w:r>
-      <w:r>
-        <w:rPr>
-          <w:b/>
-          <w:bCs/>
-        </w:rPr>
-        <w:t xml:space="preserve">mintegy 17,0 millió pedagógusi munkaóra</w:t>
-      </w:r>
-      <w:r>
-        <w:t xml:space="preserve"> általános adminisztratív munkával.</w:t>
-      </w:r>
-    </w:p>
-    <w:p>
-      <w:pPr>
-        <w:spacing w:after="140"/>
-        <w:jc w:val="both"/>
-      </w:pPr>
-      <w:r>
-        <w:t xml:space="preserve">Arra, hogy ebből mennyit vált ki az MI-támogatás, nincs hazai mérés. Ezért </w:t>
-      </w:r>
-      <w:r>
-        <w:rPr>
-          <w:b/>
-          <w:bCs/>
-        </w:rPr>
-        <w:t xml:space="preserve">egyetlen szám helyett sávot adunk</w:t>
-      </w:r>
-      <w:r>
-        <w:t xml:space="preserve">, és a feltételezést nyíltan feltételezésként kezeljük:</w:t>
+        <w:t xml:space="preserve">eredő megtakarítás = </w:t>
+      </w:r>
+      <w:r>
+        <w:rPr>
+          <w:b/>
+          <w:bCs/>
+        </w:rPr>
+        <w:t xml:space="preserve">érinthető arány</w:t>
+      </w:r>
+      <w:r>
+        <w:t xml:space="preserve"> × </w:t>
+      </w:r>
+      <w:r>
+        <w:rPr>
+          <w:b/>
+          <w:bCs/>
+        </w:rPr>
+        <w:t xml:space="preserve">időnyereség az érintett részen</w:t>
+      </w:r>
+    </w:p>
+    <w:p>
+      <w:pPr>
+        <w:spacing w:after="140"/>
+        <w:jc w:val="both"/>
+      </w:pPr>
+      <w:r>
+        <w:t xml:space="preserve">Az </w:t>
+      </w:r>
+      <w:r>
+        <w:rPr>
+          <w:b/>
+          <w:bCs/>
+        </w:rPr>
+        <w:t xml:space="preserve">érinthető arány</w:t>
+      </w:r>
+      <w:r>
+        <w:t xml:space="preserve"> azt mondja meg, az adminisztrációnak mekkora része kötődik egyáltalán tanulmányi rendszerből származó adathoz. Az </w:t>
+      </w:r>
+      <w:r>
+        <w:rPr>
+          <w:b/>
+          <w:bCs/>
+        </w:rPr>
+        <w:t xml:space="preserve">időnyereség</w:t>
+      </w:r>
+      <w:r>
+        <w:t xml:space="preserve"> azt, hogy ezen belül mennyit rövidít az integrált MI — beleszámítva azt is, hogy a pedagógusnak utólag ellenőriznie kell a kimenetet.</w:t>
       </w:r>
     </w:p>
     <w:tbl>
@@ -2722,7 +3503,7 @@
                 <w:sz w:val="18"/>
                 <w:szCs w:val="18"/>
               </w:rPr>
-              <w:t xml:space="preserve">Kiváltott arány</w:t>
+              <w:t xml:space="preserve">Érinthető arány ↓ / Időnyereség →</w:t>
             </w:r>
           </w:p>
         </w:tc>
@@ -2748,7 +3529,7 @@
                 <w:sz w:val="18"/>
                 <w:szCs w:val="18"/>
               </w:rPr>
-              <w:t xml:space="preserve">Felszabaduló óra/év</w:t>
+              <w:t xml:space="preserve">30%</w:t>
             </w:r>
           </w:p>
         </w:tc>
@@ -2774,7 +3555,7 @@
                 <w:sz w:val="18"/>
                 <w:szCs w:val="18"/>
               </w:rPr>
-              <w:t xml:space="preserve">Bérértéken</w:t>
+              <w:t xml:space="preserve">40%</w:t>
             </w:r>
           </w:p>
         </w:tc>
@@ -2800,7 +3581,7 @@
                 <w:sz w:val="18"/>
                 <w:szCs w:val="18"/>
               </w:rPr>
-              <w:t xml:space="preserve">Teljes munkaidős álláshelyre átszámítva</w:t>
+              <w:t xml:space="preserve">50%</w:t>
             </w:r>
           </w:p>
         </w:tc>
@@ -2825,10 +3606,12 @@
             </w:pPr>
             <w:r>
               <w:rPr>
-                <w:sz w:val="18"/>
-                <w:szCs w:val="18"/>
-              </w:rPr>
-              <w:t xml:space="preserve">5% (óvatos)</w:t>
+                <w:b/>
+                <w:bCs/>
+                <w:sz w:val="18"/>
+                <w:szCs w:val="18"/>
+              </w:rPr>
+              <w:t xml:space="preserve">25%</w:t>
             </w:r>
           </w:p>
         </w:tc>
@@ -2851,7 +3634,7 @@
                 <w:sz w:val="18"/>
                 <w:szCs w:val="18"/>
               </w:rPr>
-              <w:t xml:space="preserve">kb. 0,85 millió óra</w:t>
+              <w:t xml:space="preserve">7,5% — 1,0 millió óra</w:t>
             </w:r>
           </w:p>
         </w:tc>
@@ -2874,7 +3657,7 @@
                 <w:sz w:val="18"/>
                 <w:szCs w:val="18"/>
               </w:rPr>
-              <w:t xml:space="preserve">kb. 4,7 Mrd Ft</w:t>
+              <w:t xml:space="preserve">10,0% — 1,3 millió óra</w:t>
             </w:r>
           </w:p>
         </w:tc>
@@ -2897,7 +3680,7 @@
                 <w:sz w:val="18"/>
                 <w:szCs w:val="18"/>
               </w:rPr>
-              <w:t xml:space="preserve">kb. 500 álláshely</w:t>
+              <w:t xml:space="preserve">12,5% — 1,7 millió óra</w:t>
             </w:r>
           </w:p>
         </w:tc>
@@ -2922,10 +3705,12 @@
             </w:pPr>
             <w:r>
               <w:rPr>
-                <w:sz w:val="18"/>
-                <w:szCs w:val="18"/>
-              </w:rPr>
-              <w:t xml:space="preserve">10% (közepes)</w:t>
+                <w:b/>
+                <w:bCs/>
+                <w:sz w:val="18"/>
+                <w:szCs w:val="18"/>
+              </w:rPr>
+              <w:t xml:space="preserve">35%</w:t>
             </w:r>
           </w:p>
         </w:tc>
@@ -2948,7 +3733,7 @@
                 <w:sz w:val="18"/>
                 <w:szCs w:val="18"/>
               </w:rPr>
-              <w:t xml:space="preserve">kb. 1,70 millió óra</w:t>
+              <w:t xml:space="preserve">10,5% — 1,4 millió óra</w:t>
             </w:r>
           </w:p>
         </w:tc>
@@ -2968,10 +3753,12 @@
             </w:pPr>
             <w:r>
               <w:rPr>
-                <w:sz w:val="18"/>
-                <w:szCs w:val="18"/>
-              </w:rPr>
-              <w:t xml:space="preserve">kb. 9,3 Mrd Ft</w:t>
+                <w:b/>
+                <w:bCs/>
+                <w:sz w:val="18"/>
+                <w:szCs w:val="18"/>
+              </w:rPr>
+              <w:t xml:space="preserve">14,0% — 1,9 millió óra</w:t>
             </w:r>
           </w:p>
         </w:tc>
@@ -2994,7 +3781,7 @@
                 <w:sz w:val="18"/>
                 <w:szCs w:val="18"/>
               </w:rPr>
-              <w:t xml:space="preserve">kb. 990 álláshely</w:t>
+              <w:t xml:space="preserve">17,5% — 2,4 millió óra</w:t>
             </w:r>
           </w:p>
         </w:tc>
@@ -3019,10 +3806,12 @@
             </w:pPr>
             <w:r>
               <w:rPr>
-                <w:sz w:val="18"/>
-                <w:szCs w:val="18"/>
-              </w:rPr>
-              <w:t xml:space="preserve">20% (kedvező)</w:t>
+                <w:b/>
+                <w:bCs/>
+                <w:sz w:val="18"/>
+                <w:szCs w:val="18"/>
+              </w:rPr>
+              <w:t xml:space="preserve">45%</w:t>
             </w:r>
           </w:p>
         </w:tc>
@@ -3045,7 +3834,7 @@
                 <w:sz w:val="18"/>
                 <w:szCs w:val="18"/>
               </w:rPr>
-              <w:t xml:space="preserve">kb. 3,41 millió óra</w:t>
+              <w:t xml:space="preserve">13,5% — 1,8 millió óra</w:t>
             </w:r>
           </w:p>
         </w:tc>
@@ -3068,7 +3857,7 @@
                 <w:sz w:val="18"/>
                 <w:szCs w:val="18"/>
               </w:rPr>
-              <w:t xml:space="preserve">kb. 18,6 Mrd Ft</w:t>
+              <w:t xml:space="preserve">18,0% — 2,4 millió óra</w:t>
             </w:r>
           </w:p>
         </w:tc>
@@ -3091,7 +3880,7 @@
                 <w:sz w:val="18"/>
                 <w:szCs w:val="18"/>
               </w:rPr>
-              <w:t xml:space="preserve">kb. 1980 álláshely</w:t>
+              <w:t xml:space="preserve">22,5% — 3,0 millió óra</w:t>
             </w:r>
           </w:p>
         </w:tc>
@@ -3111,87 +3900,95 @@
         <w:jc w:val="both"/>
       </w:pPr>
       <w:r>
-        <w:t xml:space="preserve">A bérérték számítási alapja: 840 753 Ft bruttó havi átlagkereset (KSH, pedagógusok, 2025), 13% szociális hozzájárulási adóval növelve, 174 havi munkaórával osztva — kb. 5 460 Ft teljes munkáltatói óraköltség.</w:t>
-      </w:r>
-    </w:p>
-    <w:p>
-      <w:pPr>
-        <w:spacing w:after="140"/>
-        <w:jc w:val="both"/>
-      </w:pPr>
-      <w:r>
-        <w:rPr>
-          <w:b/>
-          <w:bCs/>
-        </w:rPr>
-        <w:t xml:space="preserve">Két korlátozó megjegyzés, amelyet az 1.0 változat elhallgatott.</w:t>
-      </w:r>
-    </w:p>
-    <w:p>
-      <w:pPr>
-        <w:spacing w:after="140"/>
-        <w:jc w:val="both"/>
-      </w:pPr>
-      <w:r>
-        <w:t xml:space="preserve">Egy: ez </w:t>
-      </w:r>
-      <w:r>
-        <w:rPr>
-          <w:b/>
-          <w:bCs/>
-        </w:rPr>
-        <w:t xml:space="preserve">nem költségvetési megtakarítás</w:t>
-      </w:r>
-      <w:r>
-        <w:t xml:space="preserve">. A pedagógusok létszáma nem csökken, a bérük nem kevesebb lesz. Amiről szó van, az </w:t>
-      </w:r>
-      <w:r>
-        <w:rPr>
-          <w:b/>
-          <w:bCs/>
-        </w:rPr>
-        <w:t xml:space="preserve">visszanyert szakmai kapacitás</w:t>
-      </w:r>
-      <w:r>
-        <w:t xml:space="preserve">; a forintérték csak a nagyságrend érzékeltetésére szolgál, és költségvetési bevételként nem tervezhető.</w:t>
-      </w:r>
-    </w:p>
-    <w:p>
-      <w:pPr>
-        <w:spacing w:after="140"/>
-        <w:jc w:val="both"/>
-      </w:pPr>
-      <w:r>
-        <w:t xml:space="preserve">Kettő: a TALIS „általános adminisztratív munka” kategóriája nem azonos a KRÉTA-adminisztrációval, és a felmérés az alsó középfokú pedagógusokra reprezentatív. Az egész köznevelési létszámra vetítés ezért </w:t>
-      </w:r>
-      <w:r>
-        <w:rPr>
-          <w:b/>
-          <w:bCs/>
-        </w:rPr>
-        <w:t xml:space="preserve">nagyságrendi</w:t>
-      </w:r>
-      <w:r>
-        <w:t xml:space="preserve">, nem pontos becslés. A pontos értéket a javaslat szerinti nyilvános hatásmérésnek kell megadnia.</w:t>
-      </w:r>
-    </w:p>
-    <w:p>
-      <w:pPr>
-        <w:spacing w:after="140"/>
-        <w:jc w:val="both"/>
-      </w:pPr>
-      <w:r>
-        <w:t xml:space="preserve">A számítás </w:t>
-      </w:r>
-      <w:r>
-        <w:rPr>
-          <w:b/>
-          <w:bCs/>
-        </w:rPr>
-        <w:t xml:space="preserve">költségoldala</w:t>
-      </w:r>
-      <w:r>
-        <w:t xml:space="preserve"> — az üzemeltetői ráfordítás, a nyilvántartás működtetése, az intézményi felkészítés — még nem készült el. Ezt a 12. fejezet nyitott kérdésként rögzíti.</w:t>
+        <w:rPr>
+          <w:b/>
+          <w:bCs/>
+        </w:rPr>
+        <w:t xml:space="preserve">A kiemelt cella példaszámítás.</w:t>
+      </w:r>
+      <w:r>
+        <w:t xml:space="preserve"> Ha az adminisztráció 35%-a érinthető, és azon belül 40% időnyereség érhető el, az eredő 14%: évente </w:t>
+      </w:r>
+      <w:r>
+        <w:rPr>
+          <w:b/>
+          <w:bCs/>
+        </w:rPr>
+        <w:t xml:space="preserve">mintegy 1,9 millió pedagógusi munkaóra</w:t>
+      </w:r>
+      <w:r>
+        <w:t xml:space="preserve">, pedagógusonként </w:t>
+      </w:r>
+      <w:r>
+        <w:rPr>
+          <w:b/>
+          <w:bCs/>
+        </w:rPr>
+        <w:t xml:space="preserve">körülbelül 16 óra</w:t>
+      </w:r>
+      <w:r>
+        <w:t xml:space="preserve">.</w:t>
+      </w:r>
+    </w:p>
+    <w:p>
+      <w:pPr>
+        <w:spacing w:after="140"/>
+        <w:jc w:val="both"/>
+      </w:pPr>
+      <w:r>
+        <w:t xml:space="preserve">Ez </w:t>
+      </w:r>
+      <w:r>
+        <w:rPr>
+          <w:b/>
+          <w:bCs/>
+        </w:rPr>
+        <w:t xml:space="preserve">nem előrejelzés és nem vállalás</w:t>
+      </w:r>
+      <w:r>
+        <w:t xml:space="preserve">. Egyik paraméterre sincs hazai mérés; a két szám azt mutatja meg, milyen nagyságrendről beszélünk, és hogy a végeredmény melyik feltevésre érzékeny. A valódi értéket a 6.2 pont szerinti pilotnak kell megadnia.</w:t>
+      </w:r>
+    </w:p>
+    <w:p>
+      <w:pPr>
+        <w:spacing w:after="140"/>
+        <w:jc w:val="both"/>
+      </w:pPr>
+      <w:r>
+        <w:rPr>
+          <w:b/>
+          <w:bCs/>
+        </w:rPr>
+        <w:t xml:space="preserve">Miért nem forintosítjuk.</w:t>
+      </w:r>
+      <w:r>
+        <w:t xml:space="preserve"> A korábbi változat bérértéken is kifejezte ezt az időt. Ezt kivettük. A pedagógusok létszáma nem csökken, a bérük nem lesz kevesebb, tehát </w:t>
+      </w:r>
+      <w:r>
+        <w:rPr>
+          <w:b/>
+          <w:bCs/>
+        </w:rPr>
+        <w:t xml:space="preserve">költségvetési megtakarítás nem keletkezik</w:t>
+      </w:r>
+      <w:r>
+        <w:t xml:space="preserve">; ami keletkezik, az felszabaduló szakmai kapacitás. Az „évi 1,9 millió óra” és a „pedagógusonként évi 16 óra” tisztább és védhetőbb állítás, mint bármely forintösszeg, és nem téveszti meg azt sem, aki a költségvetési oldalt olvassa.</w:t>
+      </w:r>
+    </w:p>
+    <w:p>
+      <w:pPr>
+        <w:spacing w:after="140"/>
+        <w:jc w:val="both"/>
+      </w:pPr>
+      <w:r>
+        <w:rPr>
+          <w:b/>
+          <w:bCs/>
+        </w:rPr>
+        <w:t xml:space="preserve">A költségoldal</w:t>
+      </w:r>
+      <w:r>
+        <w:t xml:space="preserve"> — az üzemeltetői ráfordítás, a nyilvántartás működtetése, az intézményi felkészítés — még nem készült el. Ezt a 14. fejezet nyitott kérdésként rögzíti.</w:t>
       </w:r>
     </w:p>
     <w:p>
@@ -3200,362 +3997,35 @@
         <w:spacing w:after="160" w:before="320"/>
       </w:pPr>
       <w:r>
-        <w:t xml:space="preserve">5.2 Biztonsági és adatvédelmi kockázat — feltételezés, szerkezeti okból mérhetetlen</w:t>
-      </w:r>
-    </w:p>
-    <w:p>
-      <w:pPr>
-        <w:spacing w:after="140"/>
-        <w:jc w:val="both"/>
-      </w:pPr>
-      <w:r>
-        <w:t xml:space="preserve">Hogy hány szülő adta át a KRÉTA-jelszavát harmadik félnek, és hány pedagógus másol tanulói adatot magáncélú MI-fiókba, arról nincs adat. Ezt nem tényként állítjuk, hanem a probléma természeteként: </w:t>
-      </w:r>
-      <w:r>
-        <w:rPr>
-          <w:b/>
-          <w:bCs/>
-        </w:rPr>
-        <w:t xml:space="preserve">az adatkezelő iskola sem tudja</w:t>
-      </w:r>
-      <w:r>
-        <w:t xml:space="preserve">, mert a jelenség nem hagy nyomot a rendszerben. Egyetlen pedagógus egyetlen másolással egy teljes osztálynyi tanuló adatát viheti ki szerződés nélkül. [ELLENŐRIZENDŐ: átlagos osztálylétszám, KSH]</w:t>
-      </w:r>
-    </w:p>
-    <w:p>
-      <w:pPr>
-        <w:spacing w:after="140"/>
-        <w:jc w:val="both"/>
-      </w:pPr>
-      <w:r>
-        <w:t xml:space="preserve">A javaslat ezen a ponton önmagában is hoz eredményt: bevezetése után minden felhatalmazás naplózott, megtekinthető és megszámlálható lesz — akkor is, ha kiderül, hogy a jelenség a feltételezettnél ritkább.</w:t>
-      </w:r>
-    </w:p>
-    <w:p>
-      <w:pPr>
-        <w:pStyle w:val="Heading2"/>
-        <w:spacing w:after="160" w:before="320"/>
-      </w:pPr>
-      <w:r>
-        <w:t xml:space="preserve">5.3 Esélyegyenlőségi kár — feltételezés</w:t>
-      </w:r>
-    </w:p>
-    <w:p>
-      <w:pPr>
-        <w:spacing w:after="140"/>
-        <w:jc w:val="both"/>
-      </w:pPr>
-      <w:r>
-        <w:t xml:space="preserve">Az MI-asszisztens feltehetően azoknak a szülőknek segít a legtöbbet, akiknek az iskolai rendszerek kezelése ma nehézséget okoz: kevésbé gyakorlott digitális felhasználóknak, több gyermeket nevelő, időhiányos családoknak, nem magyar anyanyelvű szülőknek. Ha ez igaz, akkor hivatalos út hiányában éppen ők maradnak ki, vagy ők vállalják a legnagyobb kockázatot. </w:t>
-      </w:r>
-      <w:r>
-        <w:rPr>
-          <w:b/>
-          <w:bCs/>
-        </w:rPr>
-        <w:t xml:space="preserve">Ezt az állítást hazai adat nem támasztja alá</w:t>
-      </w:r>
-      <w:r>
-        <w:t xml:space="preserve">; a javaslat szerinti hatásmérés egyik kérdése éppen ez legyen.</w:t>
-      </w:r>
-    </w:p>
-    <w:p>
-      <w:pPr>
-        <w:pStyle w:val="Heading2"/>
-        <w:spacing w:after="160" w:before="320"/>
-      </w:pPr>
-      <w:r>
-        <w:t xml:space="preserve">5.4 Innovációs kár — részben dokumentált</w:t>
-      </w:r>
-    </w:p>
-    <w:p>
-      <w:pPr>
-        <w:spacing w:after="140"/>
-        <w:jc w:val="both"/>
-      </w:pPr>
-      <w:r>
-        <w:t xml:space="preserve">Hazai fejlesztő ma nem tud stabil, jogszerű terméket építeni az oktatási rendszerekre, mert nincs dokumentált felület, és az üzemeltető a nem hivatalos klienst rendellenesnek minősíti (3.1). A meglévő megoldások egy rendszerfrissítéssel megszűnhetnek. Hogy ez konkrétan hány vállalkozást tartott vissza, arról nincs felmérés; a mechanizmus azonban a 3.3 pontban leírt működési kényszerekből közvetlenül látszik.</w:t>
-      </w:r>
-    </w:p>
-    <w:p>
-      <w:pPr>
-        <w:pBdr>
-          <w:bottom w:val="single" w:color="B0B8C4" w:sz="6"/>
-        </w:pBdr>
-        <w:spacing w:after="200" w:before="200"/>
-      </w:pPr>
-      <w:r>
-        <w:t xml:space="preserve"/>
-      </w:r>
-    </w:p>
-    <w:p>
-      <w:pPr>
-        <w:pStyle w:val="Heading1"/>
-        <w:spacing w:after="160" w:before="320"/>
-      </w:pPr>
-      <w:r>
-        <w:t xml:space="preserve">6. Bizalmi és biztonsági modell</w:t>
-      </w:r>
-    </w:p>
-    <w:p>
-      <w:pPr>
-        <w:spacing w:after="140"/>
-        <w:jc w:val="both"/>
-      </w:pPr>
-      <w:r>
-        <w:t xml:space="preserve">Ez a fejezet az 1.0 változatból hiányzott, és ez volt a legnagyobb rés. Az alábbi keret nélkül a javaslat azt kérné, hogy kiskorúak adatait és tanári írási jogosultságokat tegyenek elérhetővé bárki által, ellenőrzés nélkül regisztrált szoftvernek.</w:t>
-      </w:r>
-    </w:p>
-    <w:p>
-      <w:pPr>
-        <w:pStyle w:val="Heading2"/>
-        <w:spacing w:after="160" w:before="320"/>
-      </w:pPr>
-      <w:r>
-        <w:t xml:space="preserve">6.1 Kliensosztályok</w:t>
-      </w:r>
-    </w:p>
-    <w:p>
-      <w:pPr>
-        <w:spacing w:after="140"/>
-        <w:jc w:val="both"/>
-      </w:pPr>
-      <w:r>
-        <w:rPr>
-          <w:b/>
-          <w:bCs/>
-        </w:rPr>
-        <w:t xml:space="preserve">1. bizalmi szint — bejelentett kliens.</w:t>
-      </w:r>
-    </w:p>
-    <w:p>
-      <w:pPr>
-        <w:spacing w:after="140"/>
-        <w:jc w:val="both"/>
-      </w:pPr>
-      <w:r>
-        <w:rPr>
-          <w:i/>
-          <w:iCs/>
-        </w:rPr>
-        <w:t xml:space="preserve">Mit tehet:</w:t>
-      </w:r>
-      <w:r>
-        <w:t xml:space="preserve"> kizárólag olvasás, kizárólag az érintett saját, illetve a szülő esetében a gyermekére vonatkozó adatkörében (A) eset).</w:t>
-      </w:r>
-    </w:p>
-    <w:p>
-      <w:pPr>
-        <w:spacing w:after="140"/>
-        <w:jc w:val="both"/>
-      </w:pPr>
-      <w:r>
-        <w:rPr>
-          <w:i/>
-          <w:iCs/>
-        </w:rPr>
-        <w:t xml:space="preserve">Regisztráció:</w:t>
-      </w:r>
-      <w:r>
-        <w:t xml:space="preserve"> önkiszolgáló, dinamikus kliensregisztrációval (RFC 7591), egyedi engedélyezési eljárás nélkül.</w:t>
-      </w:r>
-    </w:p>
-    <w:p>
-      <w:pPr>
-        <w:spacing w:after="140"/>
-        <w:jc w:val="both"/>
-      </w:pPr>
-      <w:r>
-        <w:rPr>
-          <w:i/>
-          <w:iCs/>
-        </w:rPr>
-        <w:t xml:space="preserve">Feltétel:</w:t>
-      </w:r>
-      <w:r>
-        <w:t xml:space="preserve"> működő kapcsolattartási cím, közzétett adatkezelési tájékoztató elérhetősége, a kliens nyilvános megnevezése.</w:t>
-      </w:r>
-    </w:p>
-    <w:p>
-      <w:pPr>
-        <w:spacing w:after="140"/>
-        <w:jc w:val="both"/>
-      </w:pPr>
-      <w:r>
-        <w:rPr>
-          <w:i/>
-          <w:iCs/>
-        </w:rPr>
-        <w:t xml:space="preserve">Hitelesítés:</w:t>
-      </w:r>
-      <w:r>
-        <w:t xml:space="preserve"> OAuth 2.0 authorization code folyamat, kötelező PKCE-vel, az RFC 9700 szerint; implicit és jelszó alapú folyamat tilos.</w:t>
-      </w:r>
-    </w:p>
-    <w:p>
-      <w:pPr>
-        <w:spacing w:after="140"/>
-        <w:jc w:val="both"/>
-      </w:pPr>
-      <w:r>
-        <w:rPr>
-          <w:i/>
-          <w:iCs/>
-        </w:rPr>
-        <w:t xml:space="preserve">Korlátok:</w:t>
-      </w:r>
-      <w:r>
-        <w:t xml:space="preserve"> kérésszám-korlát, rövid tokenélettartam, felhasználónkénti egyedi jóváhagyás, és a jóváhagyó képernyőn kifejezett jelzés arról, hogy a kliens kiadója nincs átvilágítva.</w:t>
-      </w:r>
-    </w:p>
-    <w:p>
-      <w:pPr>
-        <w:spacing w:after="140"/>
-        <w:jc w:val="both"/>
-      </w:pPr>
-      <w:r>
-        <w:rPr>
-          <w:b/>
-          <w:bCs/>
-        </w:rPr>
-        <w:t xml:space="preserve">2. bizalmi szint — nyilvántartásba vett szolgáltató.</w:t>
-      </w:r>
-    </w:p>
-    <w:p>
-      <w:pPr>
-        <w:spacing w:after="140"/>
-        <w:jc w:val="both"/>
-      </w:pPr>
-      <w:r>
-        <w:rPr>
-          <w:i/>
-          <w:iCs/>
-        </w:rPr>
-        <w:t xml:space="preserve">Mit tehet:</w:t>
-      </w:r>
-      <w:r>
-        <w:t xml:space="preserve"> az 1. szint jogosultságai, továbbá műveletvégzés az érintett saját adatkörében (B) eset), valamint pedagógusi és oktatói olvasás.</w:t>
-      </w:r>
-    </w:p>
-    <w:p>
-      <w:pPr>
-        <w:spacing w:after="140"/>
-        <w:jc w:val="both"/>
-      </w:pPr>
-      <w:r>
-        <w:rPr>
-          <w:i/>
-          <w:iCs/>
-        </w:rPr>
-        <w:t xml:space="preserve">Feltétel:</w:t>
-      </w:r>
-      <w:r>
-        <w:t xml:space="preserve"> azonosított kiadó (cégjegyzék- vagy nyilvántartási szám, székhely, felelős kapcsolattartó), biztonsági incidens bejelentésének vállalása, a nyilvántartás által kibocsátott, aláírt szoftvernyilatkozat (software statement).</w:t>
-      </w:r>
-    </w:p>
-    <w:p>
-      <w:pPr>
-        <w:spacing w:after="140"/>
-        <w:jc w:val="both"/>
-      </w:pPr>
-      <w:r>
-        <w:rPr>
-          <w:i/>
-          <w:iCs/>
-        </w:rPr>
-        <w:t xml:space="preserve">Hitelesítés:</w:t>
-      </w:r>
-      <w:r>
-        <w:t xml:space="preserve"> bizalmas kliens, aszimmetrikus kulcsú kliensauthentikáció, a birtokláshoz kötött (sender-constrained) hozzáférési token.</w:t>
-      </w:r>
-    </w:p>
-    <w:p>
-      <w:pPr>
-        <w:spacing w:after="140"/>
-        <w:jc w:val="both"/>
-      </w:pPr>
-      <w:r>
-        <w:rPr>
-          <w:b/>
-          <w:bCs/>
-        </w:rPr>
-        <w:t xml:space="preserve">3. bizalmi szint — intézményi adatfeldolgozó.</w:t>
-      </w:r>
-    </w:p>
-    <w:p>
-      <w:pPr>
-        <w:spacing w:after="140"/>
-        <w:jc w:val="both"/>
-      </w:pPr>
-      <w:r>
-        <w:rPr>
-          <w:i/>
-          <w:iCs/>
-        </w:rPr>
-        <w:t xml:space="preserve">Mit tehet:</w:t>
-      </w:r>
-      <w:r>
-        <w:t xml:space="preserve"> műveletvégzés pedagógusi vagy oktatói jogosultság körében, más érintettek adataival (C) eset).</w:t>
-      </w:r>
-    </w:p>
-    <w:p>
-      <w:pPr>
-        <w:spacing w:after="140"/>
-        <w:jc w:val="both"/>
-      </w:pPr>
-      <w:r>
-        <w:rPr>
-          <w:i/>
-          <w:iCs/>
-        </w:rPr>
-        <w:t xml:space="preserve">Feltétel:</w:t>
-      </w:r>
-      <w:r>
-        <w:t xml:space="preserve"> a 2. szint feltételei, továbbá érvényes, a GDPR 28. cikke szerinti adatfeldolgozói szerződés az adatkezelő intézménnyel vagy a fenntartóval, és szereplés az intézmény engedélyezőlistáján.</w:t>
-      </w:r>
-    </w:p>
-    <w:p>
-      <w:pPr>
-        <w:spacing w:after="140"/>
-        <w:jc w:val="both"/>
-      </w:pPr>
-      <w:r>
-        <w:rPr>
-          <w:i/>
-          <w:iCs/>
-        </w:rPr>
-        <w:t xml:space="preserve">Hitelesítés:</w:t>
-      </w:r>
-      <w:r>
-        <w:t xml:space="preserve"> emelt biztonsági profil (FAPI 2.0 Security Profile) vagy azzal egyenértékű megoldás, kliensattesztáció.</w:t>
-      </w:r>
-    </w:p>
-    <w:p>
-      <w:pPr>
-        <w:pStyle w:val="Heading2"/>
-        <w:spacing w:after="160" w:before="320"/>
-      </w:pPr>
-      <w:r>
-        <w:t xml:space="preserve">6.2 Megkülönböztetésmentesség — a szabály helyes megfogalmazása</w:t>
-      </w:r>
-    </w:p>
-    <w:p>
-      <w:pPr>
-        <w:spacing w:after="140"/>
-        <w:jc w:val="both"/>
-      </w:pPr>
-      <w:r>
-        <w:t xml:space="preserve">Az 1.0 változat azt írta, hogy „biztonsági célú korlátozás kizárólag minden szoftverre egyformán alkalmazható”. Ez tarthatatlan: egy böngészőben futó nyilvános kliens, egy mobilalkalmazás és egy szerveroldali bizalmas kliens kockázata nem azonos, és az RFC 9700 éppen ezekre az eltérésekre ad külön ellenintézkedéseket. A szabály </w:t>
-      </w:r>
-      <w:r>
-        <w:rPr>
-          <w:b/>
-          <w:bCs/>
-        </w:rPr>
-        <w:t xml:space="preserve">valódi célja</w:t>
-      </w:r>
-      <w:r>
-        <w:t xml:space="preserve"> nem az azonos bánásmód volt, hanem az, hogy az üzemeltető ne tudja biztonsági indokra hivatkozva elsorvasztani a harmadik fél klienseit. Ezt a célt így fogalmazzuk újra:</w:t>
+        <w:t xml:space="preserve">6.2 Amit mérni kell: pilot a hatásvizsgálat helyett</w:t>
+      </w:r>
+    </w:p>
+    <w:p>
+      <w:pPr>
+        <w:spacing w:after="140"/>
+        <w:jc w:val="both"/>
+      </w:pPr>
+      <w:r>
+        <w:t xml:space="preserve">A fenti számítás legnagyobb gyengesége, hogy magyar mérés nélkül készült. Ezt nem magyarázni kell, hanem orvosolni. </w:t>
+      </w:r>
+      <w:r>
+        <w:rPr>
+          <w:b/>
+          <w:bCs/>
+        </w:rPr>
+        <w:t xml:space="preserve">A javaslat ezért kötelező pilot-mérést ír elő</w:t>
+      </w:r>
+      <w:r>
+        <w:t xml:space="preserve"> (lásd 12./IV.), amelynek eredménye a műveleti szakasz indítása előtt rendelkezésre áll.</w:t>
+      </w:r>
+    </w:p>
+    <w:p>
+      <w:pPr>
+        <w:spacing w:after="140"/>
+        <w:jc w:val="both"/>
+      </w:pPr>
+      <w:r>
+        <w:t xml:space="preserve">A pilot néhány száz pedagógussal, több intézménytípusban, a következőket méri:</w:t>
       </w:r>
     </w:p>
     <w:p>
@@ -3568,17 +4038,14 @@
         <w:spacing w:after="60"/>
       </w:pPr>
       <w:r>
-        <w:t xml:space="preserve">Az azonos bizalmi szintbe tartozó klienseket </w:t>
-      </w:r>
-      <w:r>
-        <w:rPr>
-          <w:b/>
-          <w:bCs/>
-        </w:rPr>
-        <w:t xml:space="preserve">azonos feltételekkel</w:t>
-      </w:r>
-      <w:r>
-        <w:t xml:space="preserve"> kell kiszolgálni.</w:t>
+        <w:rPr>
+          <w:b/>
+          <w:bCs/>
+        </w:rPr>
+        <w:t xml:space="preserve">Mire megy ma az adminisztrációs idő</w:t>
+      </w:r>
+      <w:r>
+        <w:t xml:space="preserve">, folyamatonként bontva: napló, jegyrögzítés, szöveges értékelés, mulasztáskövetés, szülői kommunikáció, időszaki összesítés.</w:t>
       </w:r>
     </w:p>
     <w:p>
@@ -3591,17 +4058,14 @@
         <w:spacing w:after="60"/>
       </w:pPr>
       <w:r>
-        <w:t xml:space="preserve">Az üzemeltető hivatalos alkalmazása </w:t>
-      </w:r>
-      <w:r>
-        <w:rPr>
-          <w:b/>
-          <w:bCs/>
-        </w:rPr>
-        <w:t xml:space="preserve">nem kaphat olyan képességet vagy szolgáltatásminőséget</w:t>
-      </w:r>
-      <w:r>
-        <w:t xml:space="preserve">, amelyet azonos bizalmi szintű felhatalmazott kliens nem kaphat meg. A hivatalos alkalmazást e célból a megfelelő bizalmi szintbe be kell sorolni.</w:t>
+        <w:rPr>
+          <w:b/>
+          <w:bCs/>
+        </w:rPr>
+        <w:t xml:space="preserve">Mely folyamatok igényelnek tanulmányi rendszerből adatot</w:t>
+      </w:r>
+      <w:r>
+        <w:t xml:space="preserve"> — ez adja az „érinthető arány” tényleges értékét.</w:t>
       </w:r>
     </w:p>
     <w:p>
@@ -3614,17 +4078,14 @@
         <w:spacing w:after="60"/>
       </w:pPr>
       <w:r>
-        <w:t xml:space="preserve">Kockázatalapú korlátozás </w:t>
-      </w:r>
-      <w:r>
-        <w:rPr>
-          <w:b/>
-          <w:bCs/>
-        </w:rPr>
-        <w:t xml:space="preserve">megengedett</w:t>
-      </w:r>
-      <w:r>
-        <w:t xml:space="preserve">, ha előre közzétett, objektív kritériumon alapul, és minden azonos helyzetű kliensre vonatkozik.</w:t>
+        <w:rPr>
+          <w:b/>
+          <w:bCs/>
+        </w:rPr>
+        <w:t xml:space="preserve">Ugyanaz a folyamat mennyi idő integrált MI-vel</w:t>
+      </w:r>
+      <w:r>
+        <w:t xml:space="preserve"> — ez adja az időnyereséget.</w:t>
       </w:r>
     </w:p>
     <w:p>
@@ -3637,17 +4098,52 @@
         <w:spacing w:after="60"/>
       </w:pPr>
       <w:r>
-        <w:t xml:space="preserve">Egyedi kliens felfüggesztése </w:t>
-      </w:r>
-      <w:r>
-        <w:rPr>
-          <w:b/>
-          <w:bCs/>
-        </w:rPr>
-        <w:t xml:space="preserve">kizárólag</w:t>
-      </w:r>
-      <w:r>
-        <w:t xml:space="preserve"> bizonyítékkal alátámasztott biztonsági okból lehetséges, írásbeli indokolással, jogorvoslati lehetőséggel, és a felfüggesztések számának megjelenítésével az éves nyilvános jelentésben.</w:t>
+        <w:rPr>
+          <w:b/>
+          <w:bCs/>
+        </w:rPr>
+        <w:t xml:space="preserve">Mekkora az utóellenőrzési idő</w:t>
+      </w:r>
+      <w:r>
+        <w:t xml:space="preserve">: mennyit tölt a pedagógus az MI kimenetének átnézésével és javításával. E nélkül a nyereség túlbecsült.</w:t>
+      </w:r>
+    </w:p>
+    <w:p>
+      <w:pPr>
+        <w:pStyle w:val="ListParagraph"/>
+        <w:numPr>
+          <w:ilvl w:val="0"/>
+          <w:numId w:val="2"/>
+        </w:numPr>
+        <w:spacing w:after="60"/>
+      </w:pPr>
+      <w:r>
+        <w:rPr>
+          <w:b/>
+          <w:bCs/>
+        </w:rPr>
+        <w:t xml:space="preserve">Változik-e a hibaarány</w:t>
+      </w:r>
+      <w:r>
+        <w:t xml:space="preserve"> a rögzített adatokban és a kimenő kommunikációban — javul, romlik vagy marad.</w:t>
+      </w:r>
+    </w:p>
+    <w:p>
+      <w:pPr>
+        <w:spacing w:after="140"/>
+        <w:jc w:val="both"/>
+      </w:pPr>
+      <w:r>
+        <w:t xml:space="preserve">Az ötödik pont a legfontosabb. Egy gyorsabb, de hibásabb adminisztráció nem nyereség. A pilotnak ezért nemcsak időt, hanem minőséget is mérnie kell.</w:t>
+      </w:r>
+    </w:p>
+    <w:p>
+      <w:pPr>
+        <w:spacing w:after="140"/>
+        <w:jc w:val="both"/>
+      </w:pPr>
+      <w:r>
+        <w:t xml:space="preserve">Ezután a hatásvizsgálat nem feltételezett arányokra, hanem magyar mérésre épül.</w:t>
       </w:r>
     </w:p>
     <w:p>
@@ -3656,7 +4152,483 @@
         <w:spacing w:after="160" w:before="320"/>
       </w:pPr>
       <w:r>
-        <w:t xml:space="preserve">6.3 Kompromittált vagy visszaélő kliens</w:t>
+        <w:t xml:space="preserve">6.3 Biztonsági és adatvédelmi kockázat — feltételezés, szerkezeti okból mérhetetlen</w:t>
+      </w:r>
+    </w:p>
+    <w:p>
+      <w:pPr>
+        <w:spacing w:after="140"/>
+        <w:jc w:val="both"/>
+      </w:pPr>
+      <w:r>
+        <w:t xml:space="preserve">Hogy hány szülő adta át a KRÉTA-jelszavát harmadik félnek, és hány pedagógus másol tanulói adatot magáncélú MI-fiókba, arról nincs adat. Ezt nem tényként állítjuk, hanem a probléma természeteként: </w:t>
+      </w:r>
+      <w:r>
+        <w:rPr>
+          <w:b/>
+          <w:bCs/>
+        </w:rPr>
+        <w:t xml:space="preserve">az adatkezelő iskola sem tudja</w:t>
+      </w:r>
+      <w:r>
+        <w:t xml:space="preserve">, mert a jelenség nem hagy nyomot a rendszerben. Egyetlen pedagógus egyetlen másolással egy teljes osztálynyi tanuló adatát viheti ki szerződés nélkül. [ELLENŐRIZENDŐ: átlagos osztálylétszám, KSH]</w:t>
+      </w:r>
+    </w:p>
+    <w:p>
+      <w:pPr>
+        <w:spacing w:after="140"/>
+        <w:jc w:val="both"/>
+      </w:pPr>
+      <w:r>
+        <w:t xml:space="preserve">A javaslat ezen a ponton önmagában is hoz eredményt: bevezetése után minden felhatalmazás naplózott, megtekinthető és megszámlálható lesz — akkor is, ha kiderül, hogy a jelenség a feltételezettnél ritkább.</w:t>
+      </w:r>
+    </w:p>
+    <w:p>
+      <w:pPr>
+        <w:pStyle w:val="Heading2"/>
+        <w:spacing w:after="160" w:before="320"/>
+      </w:pPr>
+      <w:r>
+        <w:t xml:space="preserve">6.4 Esélyegyenlőségi kár — feltételezés</w:t>
+      </w:r>
+    </w:p>
+    <w:p>
+      <w:pPr>
+        <w:spacing w:after="140"/>
+        <w:jc w:val="both"/>
+      </w:pPr>
+      <w:r>
+        <w:t xml:space="preserve">Az MI-asszisztens feltehetően azoknak a szülőknek segít a legtöbbet, akiknek az iskolai rendszerek kezelése ma nehézséget okoz: kevésbé gyakorlott digitális felhasználóknak, több gyermeket nevelő, időhiányos családoknak, nem magyar anyanyelvű szülőknek. Ha ez igaz, akkor hivatalos út hiányában éppen ők maradnak ki, vagy ők vállalják a legnagyobb kockázatot. </w:t>
+      </w:r>
+      <w:r>
+        <w:rPr>
+          <w:b/>
+          <w:bCs/>
+        </w:rPr>
+        <w:t xml:space="preserve">Ezt az állítást hazai adat nem támasztja alá</w:t>
+      </w:r>
+      <w:r>
+        <w:t xml:space="preserve">; a hatásmérés egyik kérdése éppen ez legyen.</w:t>
+      </w:r>
+    </w:p>
+    <w:p>
+      <w:pPr>
+        <w:pStyle w:val="Heading2"/>
+        <w:spacing w:after="160" w:before="320"/>
+      </w:pPr>
+      <w:r>
+        <w:t xml:space="preserve">6.5 Innovációs kár — részben dokumentált</w:t>
+      </w:r>
+    </w:p>
+    <w:p>
+      <w:pPr>
+        <w:spacing w:after="140"/>
+        <w:jc w:val="both"/>
+      </w:pPr>
+      <w:r>
+        <w:t xml:space="preserve">Hazai fejlesztő ma nem tud stabil, jogszerű terméket építeni az oktatási rendszerekre, mert nincs dokumentált felület, és az üzemeltető a nem hivatalos klienst rendellenesnek minősíti (4.1). A meglévő megoldások egy rendszerfrissítéssel megszűnhetnek. Hogy ez konkrétan hány vállalkozást tartott vissza, arról nincs felmérés; a mechanizmus azonban a 4.3 pontban leírt működési kényszerekből közvetlenül látszik.</w:t>
+      </w:r>
+    </w:p>
+    <w:p>
+      <w:pPr>
+        <w:pBdr>
+          <w:bottom w:val="single" w:color="B0B8C4" w:sz="6"/>
+        </w:pBdr>
+        <w:spacing w:after="200" w:before="200"/>
+      </w:pPr>
+      <w:r>
+        <w:t xml:space="preserve"/>
+      </w:r>
+    </w:p>
+    <w:p>
+      <w:pPr>
+        <w:pStyle w:val="Heading1"/>
+        <w:spacing w:after="160" w:before="320"/>
+      </w:pPr>
+      <w:r>
+        <w:t xml:space="preserve">7. Bizalmi és biztonsági modell — ki kaphat felhatalmazást</w:t>
+      </w:r>
+    </w:p>
+    <w:p>
+      <w:pPr>
+        <w:spacing w:after="140"/>
+        <w:jc w:val="both"/>
+      </w:pPr>
+      <w:r>
+        <w:t xml:space="preserve">Ez a fejezet az első réteg: azt szabályozza, </w:t>
+      </w:r>
+      <w:r>
+        <w:rPr>
+          <w:b/>
+          <w:bCs/>
+        </w:rPr>
+        <w:t xml:space="preserve">ki</w:t>
+      </w:r>
+      <w:r>
+        <w:t xml:space="preserve"> kapcsolódhat és </w:t>
+      </w:r>
+      <w:r>
+        <w:rPr>
+          <w:b/>
+          <w:bCs/>
+        </w:rPr>
+        <w:t xml:space="preserve">milyen műveletre</w:t>
+      </w:r>
+      <w:r>
+        <w:t xml:space="preserve">. Azt, hogy az adattal utána mi történik, a 8. fejezet rendezi.</w:t>
+      </w:r>
+    </w:p>
+    <w:p>
+      <w:pPr>
+        <w:pStyle w:val="Heading2"/>
+        <w:spacing w:after="160" w:before="320"/>
+      </w:pPr>
+      <w:r>
+        <w:t xml:space="preserve">7.1 Kliensosztályok</w:t>
+      </w:r>
+    </w:p>
+    <w:p>
+      <w:pPr>
+        <w:spacing w:after="140"/>
+        <w:jc w:val="both"/>
+      </w:pPr>
+      <w:r>
+        <w:rPr>
+          <w:b/>
+          <w:bCs/>
+        </w:rPr>
+        <w:t xml:space="preserve">1. bizalmi szint — bejelentett kliens.</w:t>
+      </w:r>
+    </w:p>
+    <w:p>
+      <w:pPr>
+        <w:spacing w:after="140"/>
+        <w:jc w:val="both"/>
+      </w:pPr>
+      <w:r>
+        <w:rPr>
+          <w:i/>
+          <w:iCs/>
+        </w:rPr>
+        <w:t xml:space="preserve">Mit tehet:</w:t>
+      </w:r>
+      <w:r>
+        <w:t xml:space="preserve"> kizárólag olvasás, kizárólag az érintett saját, illetve a szülő esetében a gyermekére vonatkozó adatkörében (A) eset).</w:t>
+      </w:r>
+    </w:p>
+    <w:p>
+      <w:pPr>
+        <w:spacing w:after="140"/>
+        <w:jc w:val="both"/>
+      </w:pPr>
+      <w:r>
+        <w:rPr>
+          <w:i/>
+          <w:iCs/>
+        </w:rPr>
+        <w:t xml:space="preserve">Regisztráció:</w:t>
+      </w:r>
+      <w:r>
+        <w:t xml:space="preserve"> önkiszolgáló, dinamikus kliensregisztrációval (RFC 7591), egyedi engedélyezési eljárás nélkül.</w:t>
+      </w:r>
+    </w:p>
+    <w:p>
+      <w:pPr>
+        <w:spacing w:after="140"/>
+        <w:jc w:val="both"/>
+      </w:pPr>
+      <w:r>
+        <w:rPr>
+          <w:i/>
+          <w:iCs/>
+        </w:rPr>
+        <w:t xml:space="preserve">Feltétel:</w:t>
+      </w:r>
+      <w:r>
+        <w:t xml:space="preserve"> működő kapcsolattartási cím, közzétett adatkezelési tájékoztató elérhetősége, a kliens nyilvános megnevezése, valamint a 8.2 pont szerinti </w:t>
+      </w:r>
+      <w:r>
+        <w:rPr>
+          <w:b/>
+          <w:bCs/>
+        </w:rPr>
+        <w:t xml:space="preserve">továbbítási nyilatkozat</w:t>
+      </w:r>
+      <w:r>
+        <w:t xml:space="preserve">.</w:t>
+      </w:r>
+    </w:p>
+    <w:p>
+      <w:pPr>
+        <w:spacing w:after="140"/>
+        <w:jc w:val="both"/>
+      </w:pPr>
+      <w:r>
+        <w:rPr>
+          <w:i/>
+          <w:iCs/>
+        </w:rPr>
+        <w:t xml:space="preserve">Hitelesítés:</w:t>
+      </w:r>
+      <w:r>
+        <w:t xml:space="preserve"> OAuth 2.0 authorization code folyamat, kötelező PKCE-vel, az RFC 9700 szerint; implicit és jelszó alapú folyamat tilos.</w:t>
+      </w:r>
+    </w:p>
+    <w:p>
+      <w:pPr>
+        <w:spacing w:after="140"/>
+        <w:jc w:val="both"/>
+      </w:pPr>
+      <w:r>
+        <w:rPr>
+          <w:i/>
+          <w:iCs/>
+        </w:rPr>
+        <w:t xml:space="preserve">Korlátok:</w:t>
+      </w:r>
+      <w:r>
+        <w:t xml:space="preserve"> kérésszám-korlát, rövid tokenélettartam, felhasználónkénti egyedi jóváhagyás, és a jóváhagyó képernyőn kifejezett jelzés arról, hogy a kliens kiadója nincs átvilágítva.</w:t>
+      </w:r>
+    </w:p>
+    <w:p>
+      <w:pPr>
+        <w:spacing w:after="140"/>
+        <w:jc w:val="both"/>
+      </w:pPr>
+      <w:r>
+        <w:rPr>
+          <w:b/>
+          <w:bCs/>
+        </w:rPr>
+        <w:t xml:space="preserve">2. bizalmi szint — nyilvántartásba vett szolgáltató.</w:t>
+      </w:r>
+    </w:p>
+    <w:p>
+      <w:pPr>
+        <w:spacing w:after="140"/>
+        <w:jc w:val="both"/>
+      </w:pPr>
+      <w:r>
+        <w:rPr>
+          <w:i/>
+          <w:iCs/>
+        </w:rPr>
+        <w:t xml:space="preserve">Mit tehet:</w:t>
+      </w:r>
+      <w:r>
+        <w:t xml:space="preserve"> az 1. szint jogosultságai, továbbá műveletvégzés az érintett saját adatkörében (B) eset), valamint pedagógusi és oktatói olvasás.</w:t>
+      </w:r>
+    </w:p>
+    <w:p>
+      <w:pPr>
+        <w:spacing w:after="140"/>
+        <w:jc w:val="both"/>
+      </w:pPr>
+      <w:r>
+        <w:rPr>
+          <w:i/>
+          <w:iCs/>
+        </w:rPr>
+        <w:t xml:space="preserve">Feltétel:</w:t>
+      </w:r>
+      <w:r>
+        <w:t xml:space="preserve"> azonosított kiadó (cégjegyzék- vagy nyilvántartási szám, székhely, felelős kapcsolattartó), biztonsági incidens bejelentésének vállalása, a nyilvántartás által kibocsátott, aláírt szoftvernyilatkozat (software statement).</w:t>
+      </w:r>
+    </w:p>
+    <w:p>
+      <w:pPr>
+        <w:spacing w:after="140"/>
+        <w:jc w:val="both"/>
+      </w:pPr>
+      <w:r>
+        <w:rPr>
+          <w:i/>
+          <w:iCs/>
+        </w:rPr>
+        <w:t xml:space="preserve">Hitelesítés:</w:t>
+      </w:r>
+      <w:r>
+        <w:t xml:space="preserve"> bizalmas kliens, aszimmetrikus kulcsú kliensauthentikáció, a birtokláshoz kötött (sender-constrained) hozzáférési token.</w:t>
+      </w:r>
+    </w:p>
+    <w:p>
+      <w:pPr>
+        <w:spacing w:after="140"/>
+        <w:jc w:val="both"/>
+      </w:pPr>
+      <w:r>
+        <w:rPr>
+          <w:b/>
+          <w:bCs/>
+        </w:rPr>
+        <w:t xml:space="preserve">3. bizalmi szint — intézményi adatfeldolgozó.</w:t>
+      </w:r>
+    </w:p>
+    <w:p>
+      <w:pPr>
+        <w:spacing w:after="140"/>
+        <w:jc w:val="both"/>
+      </w:pPr>
+      <w:r>
+        <w:rPr>
+          <w:i/>
+          <w:iCs/>
+        </w:rPr>
+        <w:t xml:space="preserve">Mit tehet:</w:t>
+      </w:r>
+      <w:r>
+        <w:t xml:space="preserve"> műveletvégzés pedagógusi vagy oktatói jogosultság körében, más érintettek adataival (C) eset).</w:t>
+      </w:r>
+    </w:p>
+    <w:p>
+      <w:pPr>
+        <w:spacing w:after="140"/>
+        <w:jc w:val="both"/>
+      </w:pPr>
+      <w:r>
+        <w:rPr>
+          <w:i/>
+          <w:iCs/>
+        </w:rPr>
+        <w:t xml:space="preserve">Feltétel:</w:t>
+      </w:r>
+      <w:r>
+        <w:t xml:space="preserve"> a 2. szint feltételei, továbbá érvényes, a GDPR 28. cikke szerinti adatfeldolgozói szerződés az adatkezelő intézménnyel vagy a fenntartóval, és szereplés az intézmény engedélyezőlistáján.</w:t>
+      </w:r>
+    </w:p>
+    <w:p>
+      <w:pPr>
+        <w:spacing w:after="140"/>
+        <w:jc w:val="both"/>
+      </w:pPr>
+      <w:r>
+        <w:rPr>
+          <w:i/>
+          <w:iCs/>
+        </w:rPr>
+        <w:t xml:space="preserve">Hitelesítés:</w:t>
+      </w:r>
+      <w:r>
+        <w:t xml:space="preserve"> emelt biztonsági profil (FAPI 2.0 Security Profile) vagy azzal egyenértékű megoldás, kliensattesztáció.</w:t>
+      </w:r>
+    </w:p>
+    <w:p>
+      <w:pPr>
+        <w:pStyle w:val="Heading2"/>
+        <w:spacing w:after="160" w:before="320"/>
+      </w:pPr>
+      <w:r>
+        <w:t xml:space="preserve">7.2 Megkülönböztetésmentesség — a szabály helyes megfogalmazása</w:t>
+      </w:r>
+    </w:p>
+    <w:p>
+      <w:pPr>
+        <w:spacing w:after="140"/>
+        <w:jc w:val="both"/>
+      </w:pPr>
+      <w:r>
+        <w:t xml:space="preserve">Egy böngészőben futó nyilvános kliens, egy mobilalkalmazás és egy szerveroldali bizalmas kliens kockázata nem azonos, és az RFC 9700 éppen ezekre az eltérésekre ad külön ellenintézkedéseket. A szabály célja ezért nem az azonos bánásmód, hanem az, hogy az üzemeltető ne tudja biztonsági indokra hivatkozva elsorvasztani a harmadik fél klienseit:</w:t>
+      </w:r>
+    </w:p>
+    <w:p>
+      <w:pPr>
+        <w:pStyle w:val="ListParagraph"/>
+        <w:numPr>
+          <w:ilvl w:val="0"/>
+          <w:numId w:val="2"/>
+        </w:numPr>
+        <w:spacing w:after="60"/>
+      </w:pPr>
+      <w:r>
+        <w:t xml:space="preserve">Az azonos bizalmi szintbe tartozó klienseket </w:t>
+      </w:r>
+      <w:r>
+        <w:rPr>
+          <w:b/>
+          <w:bCs/>
+        </w:rPr>
+        <w:t xml:space="preserve">azonos feltételekkel</w:t>
+      </w:r>
+      <w:r>
+        <w:t xml:space="preserve"> kell kiszolgálni.</w:t>
+      </w:r>
+    </w:p>
+    <w:p>
+      <w:pPr>
+        <w:pStyle w:val="ListParagraph"/>
+        <w:numPr>
+          <w:ilvl w:val="0"/>
+          <w:numId w:val="2"/>
+        </w:numPr>
+        <w:spacing w:after="60"/>
+      </w:pPr>
+      <w:r>
+        <w:t xml:space="preserve">Az üzemeltető hivatalos alkalmazása </w:t>
+      </w:r>
+      <w:r>
+        <w:rPr>
+          <w:b/>
+          <w:bCs/>
+        </w:rPr>
+        <w:t xml:space="preserve">nem kaphat olyan képességet vagy szolgáltatásminőséget</w:t>
+      </w:r>
+      <w:r>
+        <w:t xml:space="preserve">, amelyet azonos bizalmi szintű felhatalmazott kliens nem kaphat meg. A hivatalos alkalmazást e célból a megfelelő bizalmi szintbe be kell sorolni.</w:t>
+      </w:r>
+    </w:p>
+    <w:p>
+      <w:pPr>
+        <w:pStyle w:val="ListParagraph"/>
+        <w:numPr>
+          <w:ilvl w:val="0"/>
+          <w:numId w:val="2"/>
+        </w:numPr>
+        <w:spacing w:after="60"/>
+      </w:pPr>
+      <w:r>
+        <w:t xml:space="preserve">Kockázatalapú korlátozás </w:t>
+      </w:r>
+      <w:r>
+        <w:rPr>
+          <w:b/>
+          <w:bCs/>
+        </w:rPr>
+        <w:t xml:space="preserve">megengedett</w:t>
+      </w:r>
+      <w:r>
+        <w:t xml:space="preserve">, ha előre közzétett, objektív kritériumon alapul, és minden azonos helyzetű kliensre vonatkozik.</w:t>
+      </w:r>
+    </w:p>
+    <w:p>
+      <w:pPr>
+        <w:pStyle w:val="ListParagraph"/>
+        <w:numPr>
+          <w:ilvl w:val="0"/>
+          <w:numId w:val="2"/>
+        </w:numPr>
+        <w:spacing w:after="60"/>
+      </w:pPr>
+      <w:r>
+        <w:t xml:space="preserve">Egyedi kliens felfüggesztése </w:t>
+      </w:r>
+      <w:r>
+        <w:rPr>
+          <w:b/>
+          <w:bCs/>
+        </w:rPr>
+        <w:t xml:space="preserve">kizárólag</w:t>
+      </w:r>
+      <w:r>
+        <w:t xml:space="preserve"> bizonyítékkal alátámasztott biztonsági okból lehetséges, írásbeli indokolással, jogorvoslati lehetőséggel, és a felfüggesztések számának megjelenítésével az éves nyilvános jelentésben.</w:t>
+      </w:r>
+    </w:p>
+    <w:p>
+      <w:pPr>
+        <w:pStyle w:val="Heading2"/>
+        <w:spacing w:after="160" w:before="320"/>
+      </w:pPr>
+      <w:r>
+        <w:t xml:space="preserve">7.3 Kompromittált vagy visszaélő kliens</w:t>
       </w:r>
     </w:p>
     <w:p>
@@ -3714,7 +4686,7 @@
         <w:spacing w:after="160" w:before="320"/>
       </w:pPr>
       <w:r>
-        <w:t xml:space="preserve">6.4 Adathalászat elleni alapvédelem</w:t>
+        <w:t xml:space="preserve">7.4 Adathalászat elleni alapvédelem</w:t>
       </w:r>
     </w:p>
     <w:p>
@@ -3773,17 +4745,26 @@
         <w:spacing w:after="60"/>
       </w:pPr>
       <w:r>
-        <w:t xml:space="preserve">A képernyő megjeleníti a </w:t>
-      </w:r>
-      <w:r>
-        <w:rPr>
-          <w:b/>
-          <w:bCs/>
-        </w:rPr>
-        <w:t xml:space="preserve">bizalmi szintet</w:t>
-      </w:r>
-      <w:r>
-        <w:t xml:space="preserve">, a kért jogosultságokat, a felhasználót, és — szülői felhatalmazásnál — kifejezetten megnevezi a gyermeket, akinek adataira a felhatalmazás vonatkozik.</w:t>
+        <w:t xml:space="preserve">A felhatalmazás </w:t>
+      </w:r>
+      <w:r>
+        <w:rPr>
+          <w:b/>
+          <w:bCs/>
+        </w:rPr>
+        <w:t xml:space="preserve">határozott, legfeljebb tizenkét hónapos</w:t>
+      </w:r>
+      <w:r>
+        <w:t xml:space="preserve"> időtartamra szól, majd megújítandó.</w:t>
+      </w:r>
+    </w:p>
+    <w:p>
+      <w:pPr>
+        <w:pStyle w:val="Heading2"/>
+        <w:spacing w:after="160" w:before="320"/>
+      </w:pPr>
+      <w:r>
+        <w:t xml:space="preserve">7.5 Amit ez a keret nem old meg</w:t>
       </w:r>
     </w:p>
     <w:p>
@@ -3796,63 +4777,7 @@
         <w:spacing w:after="60"/>
       </w:pPr>
       <w:r>
-        <w:t xml:space="preserve">A felhatalmazás </w:t>
-      </w:r>
-      <w:r>
-        <w:rPr>
-          <w:b/>
-          <w:bCs/>
-        </w:rPr>
-        <w:t xml:space="preserve">határozott, legfeljebb tizenkét hónapos</w:t>
-      </w:r>
-      <w:r>
-        <w:t xml:space="preserve"> időtartamra szól, majd megújítandó.</w:t>
-      </w:r>
-    </w:p>
-    <w:p>
-      <w:pPr>
-        <w:pStyle w:val="Heading2"/>
-        <w:spacing w:after="160" w:before="320"/>
-      </w:pPr>
-      <w:r>
-        <w:t xml:space="preserve">6.5 Vegyes adatkörök</w:t>
-      </w:r>
-    </w:p>
-    <w:p>
-      <w:pPr>
-        <w:spacing w:after="140"/>
-        <w:jc w:val="both"/>
-      </w:pPr>
-      <w:r>
-        <w:t xml:space="preserve">Egy tanuló nyilvántartási rekordja nem feltétlenül áll kizárólag a tanuló adataiból: tartalmazhat pedagógusi kommunikációt, más tanulót is érintő bejegyzést, fegyelmi vagy gyermekvédelmi kontextust. A GDPR maga is kimondja, hogy az érintetti adattovábbítási jog nem sértheti mások jogait és szabadságait.</w:t>
-      </w:r>
-    </w:p>
-    <w:p>
-      <w:pPr>
-        <w:spacing w:after="140"/>
-        <w:jc w:val="both"/>
-      </w:pPr>
-      <w:r>
-        <w:t xml:space="preserve">Ezt a javaslat </w:t>
-      </w:r>
-      <w:r>
-        <w:rPr>
-          <w:b/>
-          <w:bCs/>
-        </w:rPr>
-        <w:t xml:space="preserve">nem elvi kijelentéssel, hanem tételes besorolással</w:t>
-      </w:r>
-      <w:r>
-        <w:t xml:space="preserve"> kezeli: a funkciókatalógus (8.1) minden funkciónál megadja, hogy az érintett saját adatkörébe tartozik-e. Ahol a funkció más személy adatát is elérhetővé tenné, ott a funkció vagy nem delegálható, vagy csak szűkített, a harmadik személyre vonatkozó részt elhagyó formában. A besorolás vitatható és felülvizsgálandó — ezért kerül kormányrendeleti mellékletbe, nem törvénybe.</w:t>
-      </w:r>
-    </w:p>
-    <w:p>
-      <w:pPr>
-        <w:pStyle w:val="Heading2"/>
-        <w:spacing w:after="160" w:before="320"/>
-      </w:pPr>
-      <w:r>
-        <w:t xml:space="preserve">6.6 Amit ez a keret nem old meg</w:t>
+        <w:t xml:space="preserve">Nem akadályozza meg, hogy a felhasználó rossz döntést hozzon és megbízhatatlan szoftvernek adjon felhatalmazást. Csökkenti a kárt, nem szünteti meg. A 8.2 pont szerinti tájékoztatás azért fontos, mert a döntést jobbá teszi, de nem veszi el.</w:t>
       </w:r>
     </w:p>
     <w:p>
@@ -3865,7 +4790,7 @@
         <w:spacing w:after="60"/>
       </w:pPr>
       <w:r>
-        <w:t xml:space="preserve">Nem akadályozza meg, hogy a felhasználó rossz döntést hozzon és megbízhatatlan szoftvernek adjon felhatalmazást. Csökkenti a kárt, nem szünteti meg.</w:t>
+        <w:t xml:space="preserve">Nem szabályozza, mi történik az adattal a klienshez érkezése után; erről a 8. fejezet szól, és annak is vannak korlátai (8.4).</w:t>
       </w:r>
     </w:p>
     <w:p>
@@ -3878,30 +4803,7 @@
         <w:spacing w:after="60"/>
       </w:pPr>
       <w:r>
-        <w:t xml:space="preserve">Nem szabályozza, mi történik az adattal a klienshez érkezése után, azon túl, hogy a kliens kiadója a saját adatkezeléséért felel (7. fejezet).</w:t>
-      </w:r>
-    </w:p>
-    <w:p>
-      <w:pPr>
-        <w:pStyle w:val="ListParagraph"/>
-        <w:numPr>
-          <w:ilvl w:val="0"/>
-          <w:numId w:val="1"/>
-        </w:numPr>
-        <w:spacing w:after="60"/>
-      </w:pPr>
-      <w:r>
-        <w:t xml:space="preserve">Nem dönti el, hogy kiskorú adata kikerülhet-e Unión kívüli MI-szolgáltatóhoz. Ez a kérdés ma is fennáll, a javaslattól függetlenül; a javaslat annyit tesz hozzá, hogy </w:t>
-      </w:r>
-      <w:r>
-        <w:rPr>
-          <w:b/>
-          <w:bCs/>
-        </w:rPr>
-        <w:t xml:space="preserve">láthatóvá és visszavonhatóvá</w:t>
-      </w:r>
-      <w:r>
-        <w:t xml:space="preserve"> teszi az adatáramlást.</w:t>
+        <w:t xml:space="preserve">Az 1. bizalmi szinten átvilágítatlan kiadó is kaphat olvasási hozzáférést kiskorú adataihoz, szülői jóváhagyással. Ezt vállaltan tartjuk így: e nélkül a javaslat lényege veszne el, és a szülő ma ugyanennek a körnek ad jelszót, csak láthatatlanul. A jóváhagyó képernyő ezért kifejezetten jelzi, ha a kiadó nincs átvilágítva.</w:t>
       </w:r>
     </w:p>
     <w:p>
@@ -3921,7 +4823,536 @@
         <w:spacing w:after="160" w:before="320"/>
       </w:pPr>
       <w:r>
-        <w:t xml:space="preserve">7. Felelősségi modell</w:t>
+        <w:t xml:space="preserve">8. A felhasználás rétege — mi történik az adattal a kiadás után</w:t>
+      </w:r>
+    </w:p>
+    <w:p>
+      <w:pPr>
+        <w:pStyle w:val="Heading2"/>
+        <w:spacing w:after="160" w:before="320"/>
+      </w:pPr>
+      <w:r>
+        <w:t xml:space="preserve">8.1 Miért ez a valódi új kockázat</w:t>
+      </w:r>
+    </w:p>
+    <w:p>
+      <w:pPr>
+        <w:spacing w:after="140"/>
+        <w:jc w:val="both"/>
+      </w:pPr>
+      <w:r>
+        <w:t xml:space="preserve">A hozzáférés nem új: a szülő ma is látja a gyermeke jegyeit. Ami új, az az, hogy egy </w:t>
+      </w:r>
+      <w:r>
+        <w:rPr>
+          <w:b/>
+          <w:bCs/>
+        </w:rPr>
+        <w:t xml:space="preserve">program</w:t>
+      </w:r>
+      <w:r>
+        <w:t xml:space="preserve"> is megkapja őket, és azokkal kezd valamit — jellemzően továbbküldi egy MI-szolgáltatónak.</w:t>
+      </w:r>
+    </w:p>
+    <w:p>
+      <w:pPr>
+        <w:spacing w:after="140"/>
+        <w:jc w:val="both"/>
+      </w:pPr>
+      <w:r>
+        <w:t xml:space="preserve">Ezen a ponton a szabályozásnak nem az a kérdése, hogy a szülő láthatja-e az adatot, hanem hogy </w:t>
+      </w:r>
+      <w:r>
+        <w:rPr>
+          <w:b/>
+          <w:bCs/>
+        </w:rPr>
+        <w:t xml:space="preserve">tudja-e, mi történik vele</w:t>
+      </w:r>
+      <w:r>
+        <w:t xml:space="preserve">. A hatályos gyakorlat erre nem ad választ: minden szolgáltató a saját adatkezelési tájékoztatójában, saját nyelvezetével, saját belátása szerint rendezi. A szülő pedig egy jelölőnégyzetet pipál ki.</w:t>
+      </w:r>
+    </w:p>
+    <w:p>
+      <w:pPr>
+        <w:spacing w:after="140"/>
+        <w:jc w:val="both"/>
+      </w:pPr>
+      <w:r>
+        <w:t xml:space="preserve">A javaslat ezért két dolgot ír elő: </w:t>
+      </w:r>
+      <w:r>
+        <w:rPr>
+          <w:b/>
+          <w:bCs/>
+        </w:rPr>
+        <w:t xml:space="preserve">érthető tájékoztatást a döntés pillanatában</w:t>
+      </w:r>
+      <w:r>
+        <w:t xml:space="preserve"> (8.2), és </w:t>
+      </w:r>
+      <w:r>
+        <w:rPr>
+          <w:b/>
+          <w:bCs/>
+        </w:rPr>
+        <w:t xml:space="preserve">korlátot arra, mi vihető egyáltalán tovább</w:t>
+      </w:r>
+      <w:r>
+        <w:t xml:space="preserve"> (8.3).</w:t>
+      </w:r>
+    </w:p>
+    <w:p>
+      <w:pPr>
+        <w:pStyle w:val="Heading2"/>
+        <w:spacing w:after="160" w:before="320"/>
+      </w:pPr>
+      <w:r>
+        <w:t xml:space="preserve">8.2 A döntési képernyő emberi nyelven</w:t>
+      </w:r>
+    </w:p>
+    <w:p>
+      <w:pPr>
+        <w:spacing w:after="140"/>
+        <w:jc w:val="both"/>
+      </w:pPr>
+      <w:r>
+        <w:rPr>
+          <w:b/>
+          <w:bCs/>
+        </w:rPr>
+        <w:t xml:space="preserve">A követelmény.</w:t>
+      </w:r>
+      <w:r>
+        <w:t xml:space="preserve"> A felhatalmazás jóváhagyó képernyője a hivatalos felületen jelenik meg, és </w:t>
+      </w:r>
+      <w:r>
+        <w:rPr>
+          <w:b/>
+          <w:bCs/>
+        </w:rPr>
+        <w:t xml:space="preserve">köznyelven</w:t>
+      </w:r>
+      <w:r>
+        <w:t xml:space="preserve"> mondja meg, mi történik az adattal. Nem jogszabályi hivatkozásokkal, nem rövidítésekkel, nem „az adatkezelés jogalapja” fordulattal. A részletes jogi tájékoztató lehet mögötte, egy kattintásra — de a döntés nem azon múlhat, hogy a szülő elolvas-e nyolc oldalt.</w:t>
+      </w:r>
+    </w:p>
+    <w:p>
+      <w:pPr>
+        <w:spacing w:after="140"/>
+        <w:jc w:val="both"/>
+      </w:pPr>
+      <w:r>
+        <w:rPr>
+          <w:b/>
+          <w:bCs/>
+        </w:rPr>
+        <w:t xml:space="preserve">A továbbítási nyilatkozat.</w:t>
+      </w:r>
+      <w:r>
+        <w:t xml:space="preserve"> Ahhoz, hogy a hivatalos felület ezt meg tudja jeleníteni, a kliens kiadójának a regisztrációkor nyilatkoznia kell arról, hogy az adatot kinek továbbítja, hová, meddig tárolja, és használja-e modellfejlesztésre. A nyilatkozat a nyilvántartásba kerül, a hivatalos felület onnan veszi, és a kliens </w:t>
+      </w:r>
+      <w:r>
+        <w:rPr>
+          <w:b/>
+          <w:bCs/>
+        </w:rPr>
+        <w:t xml:space="preserve">nem írhatja felül</w:t>
+      </w:r>
+      <w:r>
+        <w:t xml:space="preserve">. A valótlan nyilatkozat a nyilvántartásból való törlést vonja maga után.</w:t>
+      </w:r>
+    </w:p>
+    <w:p>
+      <w:pPr>
+        <w:spacing w:after="140"/>
+        <w:jc w:val="both"/>
+      </w:pPr>
+      <w:r>
+        <w:rPr>
+          <w:b/>
+          <w:bCs/>
+        </w:rPr>
+        <w:t xml:space="preserve">Mintaszöveg.</w:t>
+      </w:r>
+      <w:r>
+        <w:t xml:space="preserve"> A rendeletnek nem szövegezést kell előírnia, hanem a kötelező tartalmi elemeket. Az alábbi minta azt mutatja, hogyan néz ki ez a gyakorlatban:</w:t>
+      </w:r>
+    </w:p>
+    <w:p>
+      <w:pPr>
+        <w:pBdr>
+          <w:left w:val="single" w:color="6B7A8F" w:sz="12" w:space="12"/>
+        </w:pBdr>
+        <w:spacing w:after="60" w:before="60"/>
+        <w:ind w:left="360"/>
+      </w:pPr>
+      <w:r>
+        <w:rPr>
+          <w:b/>
+          <w:bCs/>
+        </w:rPr>
+        <w:t xml:space="preserve">Engedélyt kér: Üzenőfüzet</w:t>
+      </w:r>
+      <w:r>
+        <w:t xml:space="preserve"> — kiadó: Példa Kft. (2. bizalmi szint, azonosított kiadó)</w:t>
+      </w:r>
+    </w:p>
+    <w:p>
+      <w:pPr>
+        <w:pBdr>
+          <w:left w:val="single" w:color="6B7A8F" w:sz="12" w:space="12"/>
+        </w:pBdr>
+        <w:spacing w:after="60" w:before="60"/>
+        <w:ind w:left="360"/>
+      </w:pPr>
+      <w:r>
+        <w:rPr>
+          <w:b/>
+          <w:bCs/>
+        </w:rPr>
+        <w:t xml:space="preserve">Mit kap meg:</w:t>
+      </w:r>
+      <w:r>
+        <w:t xml:space="preserve"> Anna jegyei, hiányzásai, órarendje, házi feladatai és számonkérései.</w:t>
+      </w:r>
+    </w:p>
+    <w:p>
+      <w:pPr>
+        <w:pBdr>
+          <w:left w:val="single" w:color="6B7A8F" w:sz="12" w:space="12"/>
+        </w:pBdr>
+        <w:spacing w:after="60" w:before="60"/>
+        <w:ind w:left="360"/>
+      </w:pPr>
+      <w:r>
+        <w:rPr>
+          <w:b/>
+          <w:bCs/>
+        </w:rPr>
+        <w:t xml:space="preserve">Mit nem kap meg:</w:t>
+      </w:r>
+      <w:r>
+        <w:t xml:space="preserve"> fegyelmi és gyermekvédelmi bejegyzések, egészségügyi adatok, a pedagógusok egymás közti üzenetei.</w:t>
+      </w:r>
+    </w:p>
+    <w:p>
+      <w:pPr>
+        <w:pBdr>
+          <w:left w:val="single" w:color="6B7A8F" w:sz="12" w:space="12"/>
+        </w:pBdr>
+        <w:spacing w:after="60" w:before="60"/>
+        <w:ind w:left="360"/>
+      </w:pPr>
+      <w:r>
+        <w:rPr>
+          <w:b/>
+          <w:bCs/>
+        </w:rPr>
+        <w:t xml:space="preserve">Hová kerül az adat:</w:t>
+      </w:r>
+      <w:r>
+        <w:t xml:space="preserve"> a program továbbküldi az általad választott MI-asszisztensnek (OpenAI ChatGPT). Az adat </w:t>
+      </w:r>
+      <w:r>
+        <w:rPr>
+          <w:b/>
+          <w:bCs/>
+        </w:rPr>
+        <w:t xml:space="preserve">elhagyja az Európai Uniót</w:t>
+      </w:r>
+      <w:r>
+        <w:t xml:space="preserve"> (Egyesült Államok).</w:t>
+      </w:r>
+    </w:p>
+    <w:p>
+      <w:pPr>
+        <w:pBdr>
+          <w:left w:val="single" w:color="6B7A8F" w:sz="12" w:space="12"/>
+        </w:pBdr>
+        <w:spacing w:after="60" w:before="60"/>
+        <w:ind w:left="360"/>
+      </w:pPr>
+      <w:r>
+        <w:rPr>
+          <w:b/>
+          <w:bCs/>
+        </w:rPr>
+        <w:t xml:space="preserve">Meddig tárolják:</w:t>
+      </w:r>
+      <w:r>
+        <w:t xml:space="preserve"> az MI-szolgáltató 30 napig tárolja, utána törli.</w:t>
+      </w:r>
+    </w:p>
+    <w:p>
+      <w:pPr>
+        <w:pBdr>
+          <w:left w:val="single" w:color="6B7A8F" w:sz="12" w:space="12"/>
+        </w:pBdr>
+        <w:spacing w:after="60" w:before="60"/>
+        <w:ind w:left="360"/>
+      </w:pPr>
+      <w:r>
+        <w:rPr>
+          <w:b/>
+          <w:bCs/>
+        </w:rPr>
+        <w:t xml:space="preserve">Modellfejlesztésre használják-e:</w:t>
+      </w:r>
+      <w:r>
+        <w:t xml:space="preserve"> nem.</w:t>
+      </w:r>
+    </w:p>
+    <w:p>
+      <w:pPr>
+        <w:pBdr>
+          <w:left w:val="single" w:color="6B7A8F" w:sz="12" w:space="12"/>
+        </w:pBdr>
+        <w:spacing w:after="60" w:before="60"/>
+        <w:ind w:left="360"/>
+      </w:pPr>
+      <w:r>
+        <w:rPr>
+          <w:b/>
+          <w:bCs/>
+        </w:rPr>
+        <w:t xml:space="preserve">Ha visszavonod:</w:t>
+      </w:r>
+      <w:r>
+        <w:t xml:space="preserve"> a program azonnal elveszti a hozzáférést. A korábban elküldött adatot a fenti törlési határidő szerint törlik.</w:t>
+      </w:r>
+    </w:p>
+    <w:p>
+      <w:pPr>
+        <w:pBdr>
+          <w:left w:val="single" w:color="6B7A8F" w:sz="12" w:space="12"/>
+        </w:pBdr>
+        <w:spacing w:after="60" w:before="60"/>
+        <w:ind w:left="360"/>
+      </w:pPr>
+      <w:r>
+        <w:rPr>
+          <w:b/>
+          <w:bCs/>
+        </w:rPr>
+        <w:t xml:space="preserve">Meddig szól:</w:t>
+      </w:r>
+      <w:r>
+        <w:t xml:space="preserve"> 12 hónapig, 2028. szeptember 1-jéig. Utána újra kell engedélyezned.</w:t>
+      </w:r>
+    </w:p>
+    <w:p>
+      <w:pPr>
+        <w:pBdr>
+          <w:left w:val="single" w:color="6B7A8F" w:sz="12" w:space="12"/>
+        </w:pBdr>
+        <w:spacing w:after="60" w:before="60"/>
+        <w:ind w:left="360"/>
+      </w:pPr>
+      <w:r>
+        <w:rPr>
+          <w:b/>
+          <w:bCs/>
+        </w:rPr>
+        <w:t xml:space="preserve">Bármikor visszavonhatod:</w:t>
+      </w:r>
+      <w:r>
+        <w:t xml:space="preserve"> KRÉTA → Engedélyeim.</w:t>
+      </w:r>
+    </w:p>
+    <w:p>
+      <w:pPr>
+        <w:pBdr>
+          <w:left w:val="single" w:color="6B7A8F" w:sz="12" w:space="12"/>
+        </w:pBdr>
+        <w:spacing w:after="60" w:before="60"/>
+        <w:ind w:left="360"/>
+      </w:pPr>
+      <w:r>
+        <w:t xml:space="preserve">[Részletes tájékoztató] [Nem engedélyezem] [Engedélyezem]</w:t>
+      </w:r>
+    </w:p>
+    <w:p>
+      <w:pPr>
+        <w:spacing w:after="140"/>
+        <w:jc w:val="both"/>
+      </w:pPr>
+      <w:r>
+        <w:rPr>
+          <w:b/>
+          <w:bCs/>
+        </w:rPr>
+        <w:t xml:space="preserve">A kötelező tartalmi elemek</w:t>
+      </w:r>
+      <w:r>
+        <w:t xml:space="preserve">, amelyeket a kormányrendeletnek elő kell írnia:</w:t>
+      </w:r>
+    </w:p>
+    <w:p>
+      <w:pPr>
+        <w:pStyle w:val="ListParagraph"/>
+        <w:numPr>
+          <w:ilvl w:val="0"/>
+          <w:numId w:val="2"/>
+        </w:numPr>
+        <w:spacing w:after="60"/>
+      </w:pPr>
+      <w:r>
+        <w:t xml:space="preserve">milyen adatkört kap meg a szoftver, és mit </w:t>
+      </w:r>
+      <w:r>
+        <w:rPr>
+          <w:b/>
+          <w:bCs/>
+        </w:rPr>
+        <w:t xml:space="preserve">nem</w:t>
+      </w:r>
+      <w:r>
+        <w:t xml:space="preserve"> kap meg;</w:t>
+      </w:r>
+    </w:p>
+    <w:p>
+      <w:pPr>
+        <w:pStyle w:val="ListParagraph"/>
+        <w:numPr>
+          <w:ilvl w:val="0"/>
+          <w:numId w:val="2"/>
+        </w:numPr>
+        <w:spacing w:after="60"/>
+      </w:pPr>
+      <w:r>
+        <w:t xml:space="preserve">továbbítja-e az adatot más szolgáltatónak, és ha igen, kinek, néven nevezve;</w:t>
+      </w:r>
+    </w:p>
+    <w:p>
+      <w:pPr>
+        <w:pStyle w:val="ListParagraph"/>
+        <w:numPr>
+          <w:ilvl w:val="0"/>
+          <w:numId w:val="2"/>
+        </w:numPr>
+        <w:spacing w:after="60"/>
+      </w:pPr>
+      <w:r>
+        <w:t xml:space="preserve">elhagyja-e az adat az Európai Gazdasági Térséget, és ha igen, melyik országba;</w:t>
+      </w:r>
+    </w:p>
+    <w:p>
+      <w:pPr>
+        <w:pStyle w:val="ListParagraph"/>
+        <w:numPr>
+          <w:ilvl w:val="0"/>
+          <w:numId w:val="2"/>
+        </w:numPr>
+        <w:spacing w:after="60"/>
+      </w:pPr>
+      <w:r>
+        <w:t xml:space="preserve">tárolják-e, és meddig;</w:t>
+      </w:r>
+    </w:p>
+    <w:p>
+      <w:pPr>
+        <w:pStyle w:val="ListParagraph"/>
+        <w:numPr>
+          <w:ilvl w:val="0"/>
+          <w:numId w:val="2"/>
+        </w:numPr>
+        <w:spacing w:after="60"/>
+      </w:pPr>
+      <w:r>
+        <w:t xml:space="preserve">használják-e a szoftver vagy a mesterséges intelligencia fejlesztésére, tanítására;</w:t>
+      </w:r>
+    </w:p>
+    <w:p>
+      <w:pPr>
+        <w:pStyle w:val="ListParagraph"/>
+        <w:numPr>
+          <w:ilvl w:val="0"/>
+          <w:numId w:val="2"/>
+        </w:numPr>
+        <w:spacing w:after="60"/>
+      </w:pPr>
+      <w:r>
+        <w:t xml:space="preserve">mi történik a visszavonáskor: mikor szűnik meg a hozzáférés, és mi lesz a már átadott adattal;</w:t>
+      </w:r>
+    </w:p>
+    <w:p>
+      <w:pPr>
+        <w:pStyle w:val="ListParagraph"/>
+        <w:numPr>
+          <w:ilvl w:val="0"/>
+          <w:numId w:val="2"/>
+        </w:numPr>
+        <w:spacing w:after="60"/>
+      </w:pPr>
+      <w:r>
+        <w:t xml:space="preserve">meddig szól a felhatalmazás, és hol vonható vissza;</w:t>
+      </w:r>
+    </w:p>
+    <w:p>
+      <w:pPr>
+        <w:pStyle w:val="ListParagraph"/>
+        <w:numPr>
+          <w:ilvl w:val="0"/>
+          <w:numId w:val="2"/>
+        </w:numPr>
+        <w:spacing w:after="60"/>
+      </w:pPr>
+      <w:r>
+        <w:t xml:space="preserve">szülői felhatalmazásnál a gyermek megnevezése, akinek az adatairól szó van.</w:t>
+      </w:r>
+    </w:p>
+    <w:p>
+      <w:pPr>
+        <w:spacing w:after="140"/>
+        <w:jc w:val="both"/>
+      </w:pPr>
+      <w:r>
+        <w:rPr>
+          <w:b/>
+          <w:bCs/>
+        </w:rPr>
+        <w:t xml:space="preserve">Ha a kiadó nem tud válaszolni</w:t>
+      </w:r>
+      <w:r>
+        <w:t xml:space="preserve">, azt is ki kell írni. A „nem ismert, hogy az MI-szolgáltató meddig tárolja” önmagában is információ a szülőnek, és versenyhátrány annak, aki így nyilatkozik. Ez a rendelkezés a piacra is hat: aki tisztább adatkezelést tud vállalni, azt a jóváhagyó képernyőn láthatóvá teszi.</w:t>
+      </w:r>
+    </w:p>
+    <w:p>
+      <w:pPr>
+        <w:pStyle w:val="Heading2"/>
+        <w:spacing w:after="160" w:before="320"/>
+      </w:pPr>
+      <w:r>
+        <w:t xml:space="preserve">8.3 Mi vihető tovább: az adatkör kérdése</w:t>
+      </w:r>
+    </w:p>
+    <w:p>
+      <w:pPr>
+        <w:spacing w:after="140"/>
+        <w:jc w:val="both"/>
+      </w:pPr>
+      <w:r>
+        <w:t xml:space="preserve">Nem minden oktatási adat egyforma. A jegy és az órarend nem kezelendő ugyanúgy, mint egy gyermekvédelmi jelzés, egy fegyelmi eljárás irata, egy egészségügyi vagy sajátos nevelési igényre vonatkozó adat, vagy egy olyan bejegyzés, amely más tanulót is érint.</w:t>
+      </w:r>
+    </w:p>
+    <w:p>
+      <w:pPr>
+        <w:spacing w:after="140"/>
+        <w:jc w:val="both"/>
+      </w:pPr>
+      <w:r>
+        <w:t xml:space="preserve">A javaslat ezért </w:t>
+      </w:r>
+      <w:r>
+        <w:rPr>
+          <w:b/>
+          <w:bCs/>
+        </w:rPr>
+        <w:t xml:space="preserve">három adatkört</w:t>
+      </w:r>
+      <w:r>
+        <w:t xml:space="preserve"> különböztet meg, és mindegyikhez más alapszabályt rendel:</w:t>
       </w:r>
     </w:p>
     <w:tbl>
@@ -3967,7 +5398,7 @@
                 <w:sz w:val="18"/>
                 <w:szCs w:val="18"/>
               </w:rPr>
-              <w:t xml:space="preserve">Szereplő</w:t>
+              <w:t xml:space="preserve">Adatkör</w:t>
             </w:r>
           </w:p>
         </w:tc>
@@ -3993,7 +5424,7 @@
                 <w:sz w:val="18"/>
                 <w:szCs w:val="18"/>
               </w:rPr>
-              <w:t xml:space="preserve">A) és B) eset</w:t>
+              <w:t xml:space="preserve">Példa</w:t>
             </w:r>
           </w:p>
         </w:tc>
@@ -4019,7 +5450,7 @@
                 <w:sz w:val="18"/>
                 <w:szCs w:val="18"/>
               </w:rPr>
-              <w:t xml:space="preserve">C) eset</w:t>
+              <w:t xml:space="preserve">Alapszabály</w:t>
             </w:r>
           </w:p>
         </w:tc>
@@ -4044,10 +5475,12 @@
             </w:pPr>
             <w:r>
               <w:rPr>
-                <w:sz w:val="18"/>
-                <w:szCs w:val="18"/>
-              </w:rPr>
-              <w:t xml:space="preserve">Rendszerüzemeltető (eKRÉTA Zrt., tanulmányi rendszerek szállítói)</w:t>
+                <w:b/>
+                <w:bCs/>
+                <w:sz w:val="18"/>
+                <w:szCs w:val="18"/>
+              </w:rPr>
+              <w:t xml:space="preserve">Alapadatkör</w:t>
             </w:r>
           </w:p>
         </w:tc>
@@ -4070,7 +5503,7 @@
                 <w:sz w:val="18"/>
                 <w:szCs w:val="18"/>
               </w:rPr>
-              <w:t xml:space="preserve">adatfeldolgozó az intézmény megbízásából; felel a felületért, a hitelesítésért és a felhatalmazás-kezelésért</w:t>
+              <w:t xml:space="preserve">jegy, órarend, házi feladat, számonkérés, saját hiányzás</w:t>
             </w:r>
           </w:p>
         </w:tc>
@@ -4093,7 +5526,7 @@
                 <w:sz w:val="18"/>
                 <w:szCs w:val="18"/>
               </w:rPr>
-              <w:t xml:space="preserve">ugyanaz</w:t>
+              <w:t xml:space="preserve">delegálható és továbbítható, ha a 8.2 szerinti tájékoztatás megtörtént</w:t>
             </w:r>
           </w:p>
         </w:tc>
@@ -4118,10 +5551,12 @@
             </w:pPr>
             <w:r>
               <w:rPr>
-                <w:sz w:val="18"/>
-                <w:szCs w:val="18"/>
-              </w:rPr>
-              <w:t xml:space="preserve">Köznevelési vagy felsőoktatási intézmény</w:t>
+                <w:b/>
+                <w:bCs/>
+                <w:sz w:val="18"/>
+                <w:szCs w:val="18"/>
+              </w:rPr>
+              <w:t xml:space="preserve">Fokozottan védett adatkör</w:t>
             </w:r>
           </w:p>
         </w:tc>
@@ -4144,7 +5579,7 @@
                 <w:sz w:val="18"/>
                 <w:szCs w:val="18"/>
               </w:rPr>
-              <w:t xml:space="preserve">adatkezelő</w:t>
+              <w:t xml:space="preserve">gyermekvédelmi jelzés, fegyelmi ügy irata, egészségügyi adat, sajátos nevelési igény, szociális támogatás</w:t>
             </w:r>
           </w:p>
         </w:tc>
@@ -4167,7 +5602,23 @@
                 <w:sz w:val="18"/>
                 <w:szCs w:val="18"/>
               </w:rPr>
-              <w:t xml:space="preserve">adatkezelő; dönt arról, mely szoftver kaphat felhatalmazást</w:t>
+              <w:t xml:space="preserve">a delegált hozzáférés keretében </w:t>
+            </w:r>
+            <w:r>
+              <w:rPr>
+                <w:b/>
+                <w:bCs/>
+                <w:sz w:val="18"/>
+                <w:szCs w:val="18"/>
+              </w:rPr>
+              <w:t xml:space="preserve">külső szolgáltatóhoz nem továbbítható</w:t>
+            </w:r>
+            <w:r>
+              <w:rPr>
+                <w:sz w:val="18"/>
+                <w:szCs w:val="18"/>
+              </w:rPr>
+              <w:t xml:space="preserve">; a hivatalos felületen továbbra is látható</w:t>
             </w:r>
           </w:p>
         </w:tc>
@@ -4192,42 +5643,35 @@
             </w:pPr>
             <w:r>
               <w:rPr>
-                <w:sz w:val="18"/>
-                <w:szCs w:val="18"/>
-              </w:rPr>
-              <w:t xml:space="preserve">A felhatalmazott szoftver kiadója</w:t>
-            </w:r>
-          </w:p>
-        </w:tc>
-        <w:tc>
-          <w:tcPr>
-            <w:tcW w:type="dxa" w:w="3008"/>
-            <w:tcMar>
-              <w:top w:type="dxa" w:w="60"/>
-              <w:left w:type="dxa" w:w="100"/>
-              <w:bottom w:type="dxa" w:w="60"/>
-              <w:right w:type="dxa" w:w="100"/>
-            </w:tcMar>
-          </w:tcPr>
-          <w:p>
-            <w:pPr>
-              <w:spacing w:after="0" w:before="0"/>
-            </w:pPr>
-            <w:r>
-              <w:rPr>
                 <w:b/>
                 <w:bCs/>
                 <w:sz w:val="18"/>
                 <w:szCs w:val="18"/>
               </w:rPr>
-              <w:t xml:space="preserve">önálló adatkezelő</w:t>
-            </w:r>
-            <w:r>
-              <w:rPr>
-                <w:sz w:val="18"/>
-                <w:szCs w:val="18"/>
-              </w:rPr>
-              <w:t xml:space="preserve"> a felhasználó megbízásából végzett saját adatkezeléséért</w:t>
+              <w:t xml:space="preserve">Más személyt is érintő adat</w:t>
+            </w:r>
+          </w:p>
+        </w:tc>
+        <w:tc>
+          <w:tcPr>
+            <w:tcW w:type="dxa" w:w="3008"/>
+            <w:tcMar>
+              <w:top w:type="dxa" w:w="60"/>
+              <w:left w:type="dxa" w:w="100"/>
+              <w:bottom w:type="dxa" w:w="60"/>
+              <w:right w:type="dxa" w:w="100"/>
+            </w:tcMar>
+          </w:tcPr>
+          <w:p>
+            <w:pPr>
+              <w:spacing w:after="0" w:before="0"/>
+            </w:pPr>
+            <w:r>
+              <w:rPr>
+                <w:sz w:val="18"/>
+                <w:szCs w:val="18"/>
+              </w:rPr>
+              <w:t xml:space="preserve">pedagógusi üzenetváltás, csoportot érintő bejegyzés</w:t>
             </w:r>
           </w:p>
         </w:tc>
@@ -4247,167 +5691,10 @@
             </w:pPr>
             <w:r>
               <w:rPr>
-                <w:b/>
-                <w:bCs/>
-                <w:sz w:val="18"/>
-                <w:szCs w:val="18"/>
-              </w:rPr>
-              <w:t xml:space="preserve">az intézmény adatfeldolgozója</w:t>
-            </w:r>
-            <w:r>
-              <w:rPr>
-                <w:sz w:val="18"/>
-                <w:szCs w:val="18"/>
-              </w:rPr>
-              <w:t xml:space="preserve">, a GDPR 28. cikke szerinti szerződéssel</w:t>
-            </w:r>
-          </w:p>
-        </w:tc>
-      </w:tr>
-      <w:tr>
-        <w:trPr>
-          <w:tblHeader w:val="false"/>
-        </w:trPr>
-        <w:tc>
-          <w:tcPr>
-            <w:tcW w:type="dxa" w:w="3008"/>
-            <w:tcMar>
-              <w:top w:type="dxa" w:w="60"/>
-              <w:left w:type="dxa" w:w="100"/>
-              <w:bottom w:type="dxa" w:w="60"/>
-              <w:right w:type="dxa" w:w="100"/>
-            </w:tcMar>
-          </w:tcPr>
-          <w:p>
-            <w:pPr>
-              <w:spacing w:after="0" w:before="0"/>
-            </w:pPr>
-            <w:r>
-              <w:rPr>
-                <w:sz w:val="18"/>
-                <w:szCs w:val="18"/>
-              </w:rPr>
-              <w:t xml:space="preserve">Érintett (tanuló, szülő, hallgató)</w:t>
-            </w:r>
-          </w:p>
-        </w:tc>
-        <w:tc>
-          <w:tcPr>
-            <w:tcW w:type="dxa" w:w="3008"/>
-            <w:tcMar>
-              <w:top w:type="dxa" w:w="60"/>
-              <w:left w:type="dxa" w:w="100"/>
-              <w:bottom w:type="dxa" w:w="60"/>
-              <w:right w:type="dxa" w:w="100"/>
-            </w:tcMar>
-          </w:tcPr>
-          <w:p>
-            <w:pPr>
-              <w:spacing w:after="0" w:before="0"/>
-            </w:pPr>
-            <w:r>
-              <w:rPr>
-                <w:sz w:val="18"/>
-                <w:szCs w:val="18"/>
-              </w:rPr>
-              <w:t xml:space="preserve">a felhatalmazás jogosultja</w:t>
-            </w:r>
-          </w:p>
-        </w:tc>
-        <w:tc>
-          <w:tcPr>
-            <w:tcW w:type="dxa" w:w="3010"/>
-            <w:tcMar>
-              <w:top w:type="dxa" w:w="60"/>
-              <w:left w:type="dxa" w:w="100"/>
-              <w:bottom w:type="dxa" w:w="60"/>
-              <w:right w:type="dxa" w:w="100"/>
-            </w:tcMar>
-          </w:tcPr>
-          <w:p>
-            <w:pPr>
-              <w:spacing w:after="0" w:before="0"/>
-            </w:pPr>
-            <w:r>
-              <w:rPr>
-                <w:sz w:val="18"/>
-                <w:szCs w:val="18"/>
-              </w:rPr>
-              <w:t xml:space="preserve">—</w:t>
-            </w:r>
-          </w:p>
-        </w:tc>
-      </w:tr>
-      <w:tr>
-        <w:trPr>
-          <w:tblHeader w:val="false"/>
-        </w:trPr>
-        <w:tc>
-          <w:tcPr>
-            <w:tcW w:type="dxa" w:w="3008"/>
-            <w:tcMar>
-              <w:top w:type="dxa" w:w="60"/>
-              <w:left w:type="dxa" w:w="100"/>
-              <w:bottom w:type="dxa" w:w="60"/>
-              <w:right w:type="dxa" w:w="100"/>
-            </w:tcMar>
-          </w:tcPr>
-          <w:p>
-            <w:pPr>
-              <w:spacing w:after="0" w:before="0"/>
-            </w:pPr>
-            <w:r>
-              <w:rPr>
-                <w:sz w:val="18"/>
-                <w:szCs w:val="18"/>
-              </w:rPr>
-              <w:t xml:space="preserve">Pedagógus, oktató</w:t>
-            </w:r>
-          </w:p>
-        </w:tc>
-        <w:tc>
-          <w:tcPr>
-            <w:tcW w:type="dxa" w:w="3008"/>
-            <w:tcMar>
-              <w:top w:type="dxa" w:w="60"/>
-              <w:left w:type="dxa" w:w="100"/>
-              <w:bottom w:type="dxa" w:w="60"/>
-              <w:right w:type="dxa" w:w="100"/>
-            </w:tcMar>
-          </w:tcPr>
-          <w:p>
-            <w:pPr>
-              <w:spacing w:after="0" w:before="0"/>
-            </w:pPr>
-            <w:r>
-              <w:rPr>
-                <w:sz w:val="18"/>
-                <w:szCs w:val="18"/>
-              </w:rPr>
-              <w:t xml:space="preserve">—</w:t>
-            </w:r>
-          </w:p>
-        </w:tc>
-        <w:tc>
-          <w:tcPr>
-            <w:tcW w:type="dxa" w:w="3010"/>
-            <w:tcMar>
-              <w:top w:type="dxa" w:w="60"/>
-              <w:left w:type="dxa" w:w="100"/>
-              <w:bottom w:type="dxa" w:w="60"/>
-              <w:right w:type="dxa" w:w="100"/>
-            </w:tcMar>
-          </w:tcPr>
-          <w:p>
-            <w:pPr>
-              <w:spacing w:after="0" w:before="0"/>
-            </w:pPr>
-            <w:r>
-              <w:rPr>
-                <w:sz w:val="18"/>
-                <w:szCs w:val="18"/>
-              </w:rPr>
-              <w:t xml:space="preserve">az intézmény utasítása szerint jár el; a felhatalmazás nem személyes joga</w:t>
+                <w:sz w:val="18"/>
+                <w:szCs w:val="18"/>
+              </w:rPr>
+              <w:t xml:space="preserve">csak szűkítve, a harmadik személyre vonatkozó rész elhagyásával, vagy nem delegálható</w:t>
             </w:r>
           </w:p>
         </w:tc>
@@ -4427,59 +5714,17 @@
         <w:jc w:val="both"/>
       </w:pPr>
       <w:r>
-        <w:t xml:space="preserve">Két rendelkezést ehhez ki kell mondani a normaszövegben:</w:t>
-      </w:r>
-    </w:p>
-    <w:p>
-      <w:pPr>
-        <w:spacing w:after="140"/>
-        <w:jc w:val="both"/>
-      </w:pPr>
-      <w:r>
-        <w:rPr>
-          <w:b/>
-          <w:bCs/>
-        </w:rPr>
-        <w:t xml:space="preserve">A pedagógusi felhatalmazás nem személyes jog.</w:t>
-      </w:r>
-      <w:r>
-        <w:t xml:space="preserve"> A pedagógus nem „kiadja” a munkaköri jogosultságát egy szoftvernek; az intézmény rendszeresít eszközt, amelyet a pedagógus a saját munkamenetéhez köt. Ha a pedagógus jogviszonya megszűnik vagy jogosultsága változik, a felhatalmazás automatikusan követi.</w:t>
-      </w:r>
-    </w:p>
-    <w:p>
-      <w:pPr>
-        <w:spacing w:after="140"/>
-        <w:jc w:val="both"/>
-      </w:pPr>
-      <w:r>
-        <w:rPr>
-          <w:b/>
-          <w:bCs/>
-        </w:rPr>
-        <w:t xml:space="preserve">Az üzemeltető felelőssége a felületig terjed.</w:t>
-      </w:r>
-      <w:r>
-        <w:t xml:space="preserve"> Azért, amit a felhatalmazott szoftver az adattal a kiadás után tesz, az üzemeltető nem felel. Ennek kimondása nélkül az üzemeltetőnek közvetlen érdeke fűződik ahhoz, hogy a nyitást ellehetetlenítse — a gyakorlatban ez a rendelkezés dönti el, hogy a jogszabály működni fog-e.</w:t>
-      </w:r>
-    </w:p>
-    <w:p>
-      <w:pPr>
-        <w:pBdr>
-          <w:bottom w:val="single" w:color="B0B8C4" w:sz="6"/>
-        </w:pBdr>
-        <w:spacing w:after="200" w:before="200"/>
-      </w:pPr>
-      <w:r>
-        <w:t xml:space="preserve"/>
-      </w:r>
-    </w:p>
-    <w:p>
-      <w:pPr>
-        <w:pStyle w:val="Heading1"/>
-        <w:spacing w:after="160" w:before="320"/>
-      </w:pPr>
-      <w:r>
-        <w:t xml:space="preserve">8. Mit szeretnénk elérni?</w:t>
+        <w:t xml:space="preserve">A fokozottan védett adatkörnél a szabály </w:t>
+      </w:r>
+      <w:r>
+        <w:rPr>
+          <w:b/>
+          <w:bCs/>
+        </w:rPr>
+        <w:t xml:space="preserve">nem a szülő látási jogát korlátozza</w:t>
+      </w:r>
+      <w:r>
+        <w:t xml:space="preserve"> — azt nem érinti. Azt korlátozza, hogy ez az adat a delegált csatornán automatikusan egy külső MI-szolgáltatóhoz kerüljön.</w:t>
       </w:r>
     </w:p>
     <w:p>
@@ -4488,717 +5733,25 @@
         <w:spacing w:after="160" w:before="320"/>
       </w:pPr>
       <w:r>
-        <w:t xml:space="preserve">8.1 Cél 1: aki hozzáfér, az a választott eszközével is hozzáférhessen — meghatározott funkciókörben</w:t>
-      </w:r>
-    </w:p>
-    <w:p>
-      <w:pPr>
-        <w:spacing w:after="140"/>
-        <w:jc w:val="both"/>
-      </w:pPr>
-      <w:r>
-        <w:t xml:space="preserve">A hozzáférés </w:t>
-      </w:r>
-      <w:r>
-        <w:rPr>
-          <w:b/>
-          <w:bCs/>
-        </w:rPr>
-        <w:t xml:space="preserve">körét</w:t>
-      </w:r>
-      <w:r>
-        <w:t xml:space="preserve"> nem kell újraszabályozni: azt a rendszerek meglévő jogosultságkezelése eldönti. Amit szabályozni kell, az a </w:t>
-      </w:r>
-      <w:r>
-        <w:rPr>
-          <w:b/>
-          <w:bCs/>
-        </w:rPr>
-        <w:t xml:space="preserve">csatorna</w:t>
-      </w:r>
-      <w:r>
-        <w:t xml:space="preserve">.</w:t>
-      </w:r>
-    </w:p>
-    <w:p>
-      <w:pPr>
-        <w:spacing w:after="140"/>
-        <w:jc w:val="both"/>
-      </w:pPr>
-      <w:r>
-        <w:t xml:space="preserve">Az 1.0 változat „a hivatalos alkalmazásokban elérhető funkciók 100%-át” ígérte. Ezt visszavonjuk, két okból: a felületi és a programozói funkciók nem képezhetők le mindig egy az egyben, és egy jövőbeli, különösen érzékeny új funkció automatikus megnyílása nem vállalható. Helyette </w:t>
-      </w:r>
-      <w:r>
-        <w:rPr>
-          <w:b/>
-          <w:bCs/>
-        </w:rPr>
-        <w:t xml:space="preserve">funkciókatalógust</w:t>
-      </w:r>
-      <w:r>
-        <w:t xml:space="preserve"> javaslunk, a PSD2 mintájára, amely szintén meghatározott szolgáltatásokhoz szabályoz hozzáférést.</w:t>
-      </w:r>
-    </w:p>
-    <w:p>
-      <w:pPr>
-        <w:spacing w:after="140"/>
-        <w:jc w:val="both"/>
-      </w:pPr>
-      <w:r>
-        <w:t xml:space="preserve">A kormányrendelet melléklete tételesen felsorolja a delegált hozzáféréssel elérhető funkciókat, és mindegyikhez hozzárendeli a szükséges bizalmi szintet és az adatkör besorolását (6.5). Új hivatalos funkció megjelenésekor az üzemeltető 90 napon belül besorolási javaslatot tesz; a katalógust a miniszter évente felülvizsgálja.</w:t>
-      </w:r>
-    </w:p>
-    <w:p>
-      <w:pPr>
-        <w:spacing w:after="140"/>
-        <w:jc w:val="both"/>
-      </w:pPr>
-      <w:r>
-        <w:rPr>
-          <w:i/>
-          <w:iCs/>
-        </w:rPr>
-        <w:t xml:space="preserve">Mérhető célok:</w:t>
-      </w:r>
-      <w:r>
-        <w:t xml:space="preserve"> a katalógus 2027. szeptember 1-jén lefedi a hivatalos alkalmazások </w:t>
-      </w:r>
-      <w:r>
-        <w:rPr>
-          <w:b/>
-          <w:bCs/>
-        </w:rPr>
-        <w:t xml:space="preserve">olvasási</w:t>
-      </w:r>
-      <w:r>
-        <w:t xml:space="preserve"> funkcióinak 100%-át; 2028. szeptember 1-jén tartalmazza a </w:t>
-      </w:r>
-      <w:r>
-        <w:rPr>
-          <w:b/>
-          <w:bCs/>
-        </w:rPr>
-        <w:t xml:space="preserve">műveleti</w:t>
-      </w:r>
-      <w:r>
-        <w:t xml:space="preserve"> funkciók besorolását, és jelszóátadásra egyetlen katalógusbeli funkcióhoz sincs szükség.</w:t>
-      </w:r>
-    </w:p>
-    <w:p>
-      <w:pPr>
-        <w:pStyle w:val="Heading2"/>
-        <w:spacing w:after="160" w:before="320"/>
-      </w:pPr>
-      <w:r>
-        <w:t xml:space="preserve">8.2 Cél 2: a felület legyen nyilvános, stabil és megkülönböztetésmentes</w:t>
-      </w:r>
-    </w:p>
-    <w:p>
-      <w:pPr>
-        <w:spacing w:after="140"/>
-        <w:jc w:val="both"/>
-      </w:pPr>
-      <w:r>
-        <w:t xml:space="preserve">A dokumentáció legyen nyilvános, verziózott, tesztkörnyezettel. A nyilvánosság a </w:t>
-      </w:r>
-      <w:r>
-        <w:rPr>
-          <w:b/>
-          <w:bCs/>
-        </w:rPr>
-        <w:t xml:space="preserve">specifikációra</w:t>
-      </w:r>
-      <w:r>
-        <w:t xml:space="preserve"> vonatkozik; az adathoz való hozzáférés hitelesített és a felhasználó jogosultságához kötött marad. A megkülönböztetésmentesség tartalmát a 6.2 pont adja.</w:t>
-      </w:r>
-    </w:p>
-    <w:p>
-      <w:pPr>
-        <w:spacing w:after="140"/>
-        <w:jc w:val="both"/>
-      </w:pPr>
-      <w:r>
-        <w:rPr>
-          <w:i/>
-          <w:iCs/>
-        </w:rPr>
-        <w:t xml:space="preserve">Mérhető célok:</w:t>
-      </w:r>
-      <w:r>
-        <w:t xml:space="preserve"> a dokumentáció és a szintetikus adatokat tartalmazó tesztkörnyezet 2027. június 30-ig publikus; a visszafelé nem kompatibilis változásokat legalább 90 nappal előre bejelentik.</w:t>
-      </w:r>
-    </w:p>
-    <w:p>
-      <w:pPr>
-        <w:spacing w:after="140"/>
-        <w:jc w:val="both"/>
-      </w:pPr>
-      <w:r>
-        <w:rPr>
-          <w:i/>
-          <w:iCs/>
-        </w:rPr>
-        <w:t xml:space="preserve">Nemzetközi példa:</w:t>
-      </w:r>
-      <w:r>
-        <w:t xml:space="preserve"> az amerikai Ed-Fi Alliance nyílt adatszabványa és az 1EdTech OneRoster-szabványa a közoktatási nyilvántartó rendszerek és harmadik fél alkalmazások közötti adatcserére; felsőoktatásban az uniós Erasmus Without Paper hálózat.</w:t>
-      </w:r>
-    </w:p>
-    <w:p>
-      <w:pPr>
-        <w:pStyle w:val="Heading2"/>
-        <w:spacing w:after="160" w:before="320"/>
-      </w:pPr>
-      <w:r>
-        <w:t xml:space="preserve">8.3 Cél 3: a pedagógusok MI-használata legyen jogszerűen megszervezhető</w:t>
-      </w:r>
-    </w:p>
-    <w:p>
-      <w:pPr>
-        <w:spacing w:after="140"/>
-        <w:jc w:val="both"/>
-      </w:pPr>
-      <w:r>
-        <w:t xml:space="preserve">A tanári oldalon a delegált hozzáférés </w:t>
-      </w:r>
-      <w:r>
-        <w:rPr>
-          <w:b/>
-          <w:bCs/>
-        </w:rPr>
-        <w:t xml:space="preserve">az intézmény eszköze</w:t>
-      </w:r>
-      <w:r>
-        <w:t xml:space="preserve">. Hogy a pedagógus milyen MI-t használhat tanulói adatokkal, azt továbbra is a GDPR és az adatkezelő szabályai határozzák meg — de ehhez most először lesz technikai alap. Hogy az eszköz állami fejlesztésű, központilag beszerzett vagy fenntartói szerződéssel biztosított, a javaslat szempontjából közömbös: mindegyik ugyanazon a nyilvános felületen, a 3. bizalmi szinten kapcsolódik.</w:t>
-      </w:r>
-    </w:p>
-    <w:p>
-      <w:pPr>
-        <w:spacing w:after="140"/>
-        <w:jc w:val="both"/>
-      </w:pPr>
-      <w:r>
-        <w:rPr>
-          <w:i/>
-          <w:iCs/>
-        </w:rPr>
-        <w:t xml:space="preserve">Mérhető cél:</w:t>
-      </w:r>
-      <w:r>
-        <w:t xml:space="preserve"> 2028. szeptember 1-jéig minden KRÉTA-t használó intézményben elérhető a pedagógusi felhatalmazások intézményi szintű listázása, engedélyezése és visszavonása.</w:t>
-      </w:r>
-    </w:p>
-    <w:p>
-      <w:pPr>
-        <w:pStyle w:val="Heading2"/>
-        <w:spacing w:after="160" w:before="320"/>
-      </w:pPr>
-      <w:r>
-        <w:t xml:space="preserve">8.4 Cél 4: látható és szabályozható hozzáférés</w:t>
-      </w:r>
-    </w:p>
-    <w:p>
-      <w:pPr>
-        <w:spacing w:after="140"/>
-        <w:jc w:val="both"/>
-      </w:pPr>
-      <w:r>
-        <w:rPr>
-          <w:i/>
-          <w:iCs/>
-        </w:rPr>
-        <w:t xml:space="preserve">Mérhető célok:</w:t>
-      </w:r>
-      <w:r>
-        <w:t xml:space="preserve"> a felhatalmazások 100%-a megtekinthető és visszavonható a hivatalos felületen; 2029-től évente nyilvános jelentés a regisztrált kliensekről bizalmi szintenként, az aktív felhatalmazásokról, a visszavonásokról, a kliensfelfüggesztésekről és a biztonsági incidensekről.</w:t>
-      </w:r>
-    </w:p>
-    <w:p>
-      <w:pPr>
-        <w:pBdr>
-          <w:bottom w:val="single" w:color="B0B8C4" w:sz="6"/>
-        </w:pBdr>
-        <w:spacing w:after="200" w:before="200"/>
-      </w:pPr>
-      <w:r>
-        <w:t xml:space="preserve"/>
-      </w:r>
-    </w:p>
-    <w:p>
-      <w:pPr>
-        <w:pStyle w:val="Heading1"/>
-        <w:spacing w:after="160" w:before="320"/>
-      </w:pPr>
-      <w:r>
-        <w:t xml:space="preserve">9. Mi lenne a várható haszon?</w:t>
-      </w:r>
-    </w:p>
-    <w:p>
-      <w:pPr>
-        <w:spacing w:after="140"/>
-        <w:jc w:val="both"/>
-      </w:pPr>
-      <w:r>
-        <w:rPr>
-          <w:b/>
-          <w:bCs/>
-        </w:rPr>
-        <w:t xml:space="preserve">Szülők és gondviselők.</w:t>
-      </w:r>
-      <w:r>
-        <w:t xml:space="preserve"> Rövid táv (2027–2028): jelszóátadás nélkül, a KRÉTA-ban látható és visszavonható módon kapcsolhatják a választott asszisztensüket a gyermekük iskolai adataihoz. Középtáv (2028–2030): a kevésbé gyakorlott digitális felhasználók és a nem magyar anyanyelvű családok is könnyebben követik gyermekük iskolai ügyeit — ez az 5.3 pont szerint feltételezés, amelyet a hatásmérésnek igazolnia kell.</w:t>
-      </w:r>
-    </w:p>
-    <w:p>
-      <w:pPr>
-        <w:spacing w:after="140"/>
-        <w:jc w:val="both"/>
-      </w:pPr>
-      <w:r>
-        <w:rPr>
-          <w:b/>
-          <w:bCs/>
-        </w:rPr>
-        <w:t xml:space="preserve">Tanulók.</w:t>
-      </w:r>
-      <w:r>
-        <w:t xml:space="preserve"> Rövid táv: a saját órarendjüket, feladataikat és határidőiket az általuk használt eszközökben kezelhetik. Középtáv: tanulástámogató alkalmazások építhetnek naprakész iskolai adatokra.</w:t>
-      </w:r>
-    </w:p>
-    <w:p>
-      <w:pPr>
-        <w:spacing w:after="140"/>
-        <w:jc w:val="both"/>
-      </w:pPr>
-      <w:r>
-        <w:rPr>
-          <w:b/>
-          <w:bCs/>
-        </w:rPr>
-        <w:t xml:space="preserve">Pedagógusok.</w:t>
-      </w:r>
-      <w:r>
-        <w:t xml:space="preserve"> Rövid táv (2028-tól): az intézmény vagy a fenntartó által engedélyezett eszköz szabályosan kapcsolódhat; a kézi másolás helyére ellenőrizhető folyamat lép, és a pedagógus nem viseli személyesen a szabálytalan használat kockázatát. Középtáv: az adminisztrációs idő egy része kiváltható — szöveges értékelések megfogalmazása, mulasztások és lemaradások követése, szülői kommunikáció, időszaki összesítések —, miközben a rögzítés és a szakmai döntés a pedagógusnál marad.</w:t>
-      </w:r>
-    </w:p>
-    <w:p>
-      <w:pPr>
-        <w:spacing w:after="140"/>
-        <w:jc w:val="both"/>
-      </w:pPr>
-      <w:r>
-        <w:rPr>
-          <w:b/>
-          <w:bCs/>
-        </w:rPr>
-        <w:t xml:space="preserve">Intézmények és fenntartók.</w:t>
-      </w:r>
-      <w:r>
-        <w:t xml:space="preserve"> Rövid táv: először látják, milyen szoftverek férnek hozzá az általuk kezelt adatokhoz, és korlátozhatják azokat. Középtáv: az MI-eszközök beszerzése szállítófüggetlenné válik.</w:t>
-      </w:r>
-    </w:p>
-    <w:p>
-      <w:pPr>
-        <w:spacing w:after="140"/>
-        <w:jc w:val="both"/>
-      </w:pPr>
-      <w:r>
-        <w:rPr>
-          <w:b/>
-          <w:bCs/>
-        </w:rPr>
-        <w:t xml:space="preserve">Hallgatók és oktatók.</w:t>
-      </w:r>
-      <w:r>
-        <w:t xml:space="preserve"> Középtáv (2028-tól): a tanulmányi rendszerek adatai — órarend, vizsgák, határidők — intézménytől függetlenül, egységes módon kezelhetők.</w:t>
-      </w:r>
-    </w:p>
-    <w:p>
-      <w:pPr>
-        <w:spacing w:after="140"/>
-        <w:jc w:val="both"/>
-      </w:pPr>
-      <w:r>
-        <w:rPr>
-          <w:b/>
-          <w:bCs/>
-        </w:rPr>
-        <w:t xml:space="preserve">Hazai fejlesztők.</w:t>
-      </w:r>
-      <w:r>
-        <w:t xml:space="preserve"> Középtáv: stabil, dokumentált felületre építhetnek. Hosszú táv (2030-tól): a megoldások a hasonló nemzetközi szabványok mentén exportálhatók.</w:t>
-      </w:r>
-    </w:p>
-    <w:p>
-      <w:pPr>
-        <w:spacing w:after="140"/>
-        <w:jc w:val="both"/>
-      </w:pPr>
-      <w:r>
-        <w:rPr>
-          <w:b/>
-          <w:bCs/>
-        </w:rPr>
-        <w:t xml:space="preserve">Rendszerüzemeltetők és az állam.</w:t>
-      </w:r>
-      <w:r>
-        <w:t xml:space="preserve"> Rövid táv: a meglévő felület és a már OAuth-alapú belépési rendszer miatt a bevezetés a kliensregisztráció megnyitásából, egy felhatalmazáskezelő felületből, a nyilvántartás felállításából és a dokumentáció közzétételéből áll. A megkerülő megoldások okozta nem tervezett forgalom szabályozott, azonosítható forgalommá válik, és az üzemeltető felelőssége a 7. fejezet szerint egyértelművé válik. Középtáv: a nyilvános hatásmérés alapján az oktatási digitalizáció eredménye mérhető.</w:t>
-      </w:r>
-    </w:p>
-    <w:p>
-      <w:pPr>
-        <w:pBdr>
-          <w:bottom w:val="single" w:color="B0B8C4" w:sz="6"/>
-        </w:pBdr>
-        <w:spacing w:after="200" w:before="200"/>
-      </w:pPr>
-      <w:r>
-        <w:t xml:space="preserve"/>
-      </w:r>
-    </w:p>
-    <w:p>
-      <w:pPr>
-        <w:pStyle w:val="Heading1"/>
-        <w:spacing w:after="160" w:before="320"/>
-      </w:pPr>
-      <w:r>
-        <w:t xml:space="preserve">10. Pontosan milyen változtatást javaslunk?</w:t>
-      </w:r>
-    </w:p>
-    <w:p>
-      <w:pPr>
-        <w:pStyle w:val="Heading2"/>
-        <w:spacing w:after="160" w:before="320"/>
-      </w:pPr>
-      <w:r>
-        <w:t xml:space="preserve">I. A nemzeti köznevelésről szóló 2011. évi CXC. törvény kiegészítése</w:t>
-      </w:r>
-    </w:p>
-    <w:p>
-      <w:pPr>
-        <w:spacing w:after="140"/>
-        <w:jc w:val="both"/>
-      </w:pPr>
-      <w:r>
-        <w:rPr>
-          <w:i/>
-          <w:iCs/>
-        </w:rPr>
-        <w:t xml:space="preserve">(javasolt elfogadás: 2026. december 31.; a szakaszszámozás a kodifikáció során állapítandó meg)</w:t>
-      </w:r>
-    </w:p>
-    <w:p>
-      <w:pPr>
-        <w:spacing w:after="140"/>
-        <w:jc w:val="both"/>
-      </w:pPr>
-      <w:r>
-        <w:rPr>
-          <w:b/>
-          <w:bCs/>
-        </w:rPr>
-        <w:t xml:space="preserve">„A) § — Az érintett saját adatkörében adott felhatalmazás</w:t>
-      </w:r>
-    </w:p>
-    <w:p>
-      <w:pPr>
-        <w:spacing w:after="140"/>
-        <w:jc w:val="both"/>
-      </w:pPr>
-      <w:r>
-        <w:t xml:space="preserve">(1) A köznevelési intézmény elektronikus naplóját és az e törvény szerinti elektronikus nyilvántartásokat működtető informatikai rendszer üzemeltetője (a továbbiakban: üzemeltető) biztosítja, hogy a tanuló, a szülő, valamint az a felhasználó, aki a hivatalos elektronikus felületen saját, illetve gyermeke személyes adataihoz fér hozzá, ezeket az adatokat az általa felhatalmazott szoftver útján is lekérdezhesse, továbbá a kormányrendeletben meghatározott funkciókatalógus szerinti műveleteket elvégezhesse.</w:t>
-      </w:r>
-    </w:p>
-    <w:p>
-      <w:pPr>
-        <w:spacing w:after="140"/>
-        <w:jc w:val="both"/>
-      </w:pPr>
-      <w:r>
-        <w:t xml:space="preserve">(2) Az (1) bekezdés szerinti felhatalmazás</w:t>
-      </w:r>
-    </w:p>
-    <w:p>
-      <w:pPr>
-        <w:spacing w:after="140"/>
-        <w:jc w:val="both"/>
-      </w:pPr>
-      <w:r>
-        <w:t xml:space="preserve">a) a felhasználó jelszavának vagy más hitelesítő adatának átadása nélkül jön létre,</w:t>
-      </w:r>
-    </w:p>
-    <w:p>
-      <w:pPr>
-        <w:spacing w:after="140"/>
-        <w:jc w:val="both"/>
-      </w:pPr>
-      <w:r>
-        <w:t xml:space="preserve">b) legfeljebb a felhasználónak a hivatalos elektronikus felületen gyakorolható jogosultságai körére terjed ki, amelyet a felhasználó szűkíthet,</w:t>
-      </w:r>
-    </w:p>
-    <w:p>
-      <w:pPr>
-        <w:spacing w:after="140"/>
-        <w:jc w:val="both"/>
-      </w:pPr>
-      <w:r>
-        <w:t xml:space="preserve">c) határozott, legfeljebb tizenkét hónapos időtartamra szól,</w:t>
-      </w:r>
-    </w:p>
-    <w:p>
-      <w:pPr>
-        <w:spacing w:after="140"/>
-        <w:jc w:val="both"/>
-      </w:pPr>
-      <w:r>
-        <w:t xml:space="preserve">d) a hivatalos elektronikus felületen bármikor megtekinthető és visszavonható.</w:t>
-      </w:r>
-    </w:p>
-    <w:p>
-      <w:pPr>
-        <w:spacing w:after="140"/>
-        <w:jc w:val="both"/>
-      </w:pPr>
-      <w:r>
-        <w:t xml:space="preserve">(3) Ha a felhasználó jogosultsága olyan adatra is kiterjed, amely más természetes személy személyes adata, a felhatalmazás erre az adatkörre csak annyiban terjed ki, amennyiben a funkciókatalógus az adott funkciót erre kifejezetten feljogosítja.</w:t>
-      </w:r>
-    </w:p>
-    <w:p>
-      <w:pPr>
-        <w:spacing w:after="140"/>
-        <w:jc w:val="both"/>
-      </w:pPr>
-      <w:r>
-        <w:t xml:space="preserve">(4) A felhatalmazás megadására szolgáló felület a hivatalos elektronikus felület része; azon a felhatalmazással érintett szoftver megnevezése, kiadója és bizalmi szintje a nyilvántartás adatai alapján jelenik meg.</w:t>
-      </w:r>
-    </w:p>
-    <w:p>
-      <w:pPr>
-        <w:spacing w:after="140"/>
-        <w:jc w:val="both"/>
-      </w:pPr>
-      <w:r>
-        <w:rPr>
-          <w:b/>
-          <w:bCs/>
-        </w:rPr>
-        <w:t xml:space="preserve">B) § — Az intézményi feladatkörben gyakorolt jogosultság</w:t>
-      </w:r>
-    </w:p>
-    <w:p>
-      <w:pPr>
-        <w:spacing w:after="140"/>
-        <w:jc w:val="both"/>
-      </w:pPr>
-      <w:r>
-        <w:t xml:space="preserve">(1) A pedagógus és más, intézményi feladatköréből fakadó jogosultsággal rendelkező felhasználó e jogosultsága körében kizárólag olyan szoftvert használhat, amelyet az adatkezelő köznevelési intézmény vagy annak fenntartója engedélyezett.</w:t>
-      </w:r>
-    </w:p>
-    <w:p>
-      <w:pPr>
-        <w:spacing w:after="140"/>
-        <w:jc w:val="both"/>
-      </w:pPr>
-      <w:r>
-        <w:t xml:space="preserve">(2) Az engedélyezés feltétele, hogy a szoftver kiadója az intézménnyel vagy a fenntartóval az (EU) 2016/679 rendelet 28. cikke szerinti adatfeldolgozói szerződést kössön, és a szoftver a C) § szerinti nyilvántartásban a legmagasabb bizalmi szinten szerepeljen.</w:t>
-      </w:r>
-    </w:p>
-    <w:p>
-      <w:pPr>
-        <w:spacing w:after="140"/>
-        <w:jc w:val="both"/>
-      </w:pPr>
-      <w:r>
-        <w:t xml:space="preserve">(3) A felhatalmazás a felhasználó jogosultságát követi: annak megszűnésével megszűnik, módosulásával módosul.</w:t>
-      </w:r>
-    </w:p>
-    <w:p>
-      <w:pPr>
-        <w:spacing w:after="140"/>
-        <w:jc w:val="both"/>
-      </w:pPr>
-      <w:r>
-        <w:t xml:space="preserve">(4) Az intézmény a feladatkörében gyakorolt jogosultságokhoz kapcsolódó felhatalmazásokat intézményi szinten megtekintheti, korlátozhatja és visszavonhatja.</w:t>
-      </w:r>
-    </w:p>
-    <w:p>
-      <w:pPr>
-        <w:spacing w:after="140"/>
-        <w:jc w:val="both"/>
-      </w:pPr>
-      <w:r>
-        <w:t xml:space="preserve">(5) E § nem hoz létre a felhasználót önállóan megillető jogosultságot arra, hogy az intézményi feladatköréből fakadó jogosultságát szoftver részére átengedje.</w:t>
-      </w:r>
-    </w:p>
-    <w:p>
-      <w:pPr>
-        <w:spacing w:after="140"/>
-        <w:jc w:val="both"/>
-      </w:pPr>
-      <w:r>
-        <w:rPr>
-          <w:b/>
-          <w:bCs/>
-        </w:rPr>
-        <w:t xml:space="preserve">C) § — A programozói felület és a nyilvántartás</w:t>
-      </w:r>
-    </w:p>
-    <w:p>
-      <w:pPr>
-        <w:spacing w:after="140"/>
-        <w:jc w:val="both"/>
-      </w:pPr>
-      <w:r>
-        <w:t xml:space="preserve">(1) Az üzemeltető a funkciókatalógus szerinti funkciókat lefedő programozói felület leírását nyilvánosan közzéteszi, a felületet verziókövetéssel működteti, a visszafelé nem kompatibilis változtatásokat legalább kilencven nappal előre közzéteszi, és szintetikus adatokat tartalmazó tesztkörnyezetet biztosít.</w:t>
-      </w:r>
-    </w:p>
-    <w:p>
-      <w:pPr>
-        <w:spacing w:after="140"/>
-        <w:jc w:val="both"/>
-      </w:pPr>
-      <w:r>
-        <w:t xml:space="preserve">(2) Az üzemeltető az azonos bizalmi szintbe tartozó felhatalmazott szoftvereket azonos feltételekkel szolgálja ki. Az üzemeltető hivatalos alkalmazása nem rendelkezhet olyan képességgel vagy szolgáltatásminőséggel, amely azonos bizalmi szintű felhatalmazott szoftver számára nem érhető el.</w:t>
-      </w:r>
-    </w:p>
-    <w:p>
-      <w:pPr>
-        <w:spacing w:after="140"/>
-        <w:jc w:val="both"/>
-      </w:pPr>
-      <w:r>
-        <w:t xml:space="preserve">(3) Biztonsági célú korlátozás akkor alkalmazható, ha előre közzétett, objektív feltételen alapul, és az azonos helyzetű valamennyi szoftverre kiterjed. Egyedi szoftver hozzáférése kizárólag bizonyítékkal alátámasztott biztonsági okból, írásbeli indokolással függeszthető fel; a felfüggesztéssel szemben jogorvoslatnak van helye.</w:t>
-      </w:r>
-    </w:p>
-    <w:p>
-      <w:pPr>
-        <w:spacing w:after="140"/>
-        <w:jc w:val="both"/>
-      </w:pPr>
-      <w:r>
-        <w:t xml:space="preserve">(4) A felhatalmazható szoftverekről a Kormány által rendeletben kijelölt szerv nyilvántartást vezet, amely a szoftvereket bizalmi szint szerint sorolja be. A nyilvántartásból való törlés a szoftverhez tartozó valamennyi felhatalmazást megszünteti; erről az üzemeltető az érintett felhasználókat értesíti.</w:t>
-      </w:r>
-    </w:p>
-    <w:p>
-      <w:pPr>
-        <w:spacing w:after="140"/>
-        <w:jc w:val="both"/>
-      </w:pPr>
-      <w:r>
-        <w:t xml:space="preserve">(5) Az üzemeltető nem felel azért az adatkezelésért, amelyet a felhatalmazott szoftver kiadója az adat átadását követően, saját adatkezelőként végez.”</w:t>
-      </w:r>
-    </w:p>
-    <w:p>
-      <w:pPr>
-        <w:spacing w:after="140"/>
-        <w:jc w:val="both"/>
-      </w:pPr>
-      <w:r>
-        <w:rPr>
-          <w:b/>
-          <w:bCs/>
-        </w:rPr>
-        <w:t xml:space="preserve">Felhatalmazó rendelkezés:</w:t>
-      </w:r>
-    </w:p>
-    <w:p>
-      <w:pPr>
-        <w:spacing w:after="140"/>
-        <w:jc w:val="both"/>
-      </w:pPr>
-      <w:r>
-        <w:t xml:space="preserve">„Felhatalmazást kap a Kormány, hogy az A)–C) § szerinti felhatalmazás, funkciókatalógus, programozói felület és nyilvántartás műszaki és eljárási követelményeit, valamint a nyilvántartást vezető szervet rendeletben állapítsa meg.”</w:t>
-      </w:r>
-    </w:p>
-    <w:p>
-      <w:pPr>
-        <w:pStyle w:val="Heading2"/>
-        <w:spacing w:after="160" w:before="320"/>
-      </w:pPr>
-      <w:r>
-        <w:t xml:space="preserve">II. A nemzeti felsőoktatásról szóló 2011. évi CCIV. törvény kiegészítése</w:t>
-      </w:r>
-    </w:p>
-    <w:p>
-      <w:pPr>
-        <w:spacing w:after="140"/>
-        <w:jc w:val="both"/>
-      </w:pPr>
-      <w:r>
-        <w:rPr>
-          <w:i/>
-          <w:iCs/>
-        </w:rPr>
-        <w:t xml:space="preserve">(javasolt elfogadás: 2026. december 31.)</w:t>
-      </w:r>
-    </w:p>
-    <w:p>
-      <w:pPr>
-        <w:spacing w:after="140"/>
-        <w:jc w:val="both"/>
-      </w:pPr>
-      <w:r>
-        <w:t xml:space="preserve">Az Nftv. adatkezelési rendelkezéseit az I. pont szerinti szöveggel azonos tartalmú új szakaszokkal javasoljuk kiegészíteni, a következő eltérésekkel: a szabály a felsőoktatási intézmény tanulmányi rendszerére vonatkozik; az A) § szerinti jogosultság a hallgatót illeti meg a saját adatkörében; a B) § szerinti engedélyezési jog a felsőoktatási intézményt illeti meg, és az oktatóra vonatkozik.</w:t>
-      </w:r>
-    </w:p>
-    <w:p>
-      <w:pPr>
-        <w:pStyle w:val="Heading2"/>
-        <w:spacing w:after="160" w:before="320"/>
-      </w:pPr>
-      <w:r>
-        <w:t xml:space="preserve">III. Kormányrendelet a delegált hozzáférés műszaki és eljárási követelményeiről</w:t>
-      </w:r>
-    </w:p>
-    <w:p>
-      <w:pPr>
-        <w:spacing w:after="140"/>
-        <w:jc w:val="both"/>
-      </w:pPr>
-      <w:r>
-        <w:rPr>
-          <w:i/>
-          <w:iCs/>
-        </w:rPr>
-        <w:t xml:space="preserve">(javasolt kihirdetés: 2027. március 31.)</w:t>
-      </w:r>
-    </w:p>
-    <w:p>
-      <w:pPr>
-        <w:spacing w:after="140"/>
-        <w:jc w:val="both"/>
-      </w:pPr>
-      <w:r>
-        <w:t xml:space="preserve">Javasoljuk, hogy a rendelet legalább a következőket írja elő.</w:t>
-      </w:r>
-    </w:p>
-    <w:p>
-      <w:pPr>
-        <w:spacing w:after="140"/>
-        <w:jc w:val="both"/>
-      </w:pPr>
-      <w:r>
-        <w:rPr>
-          <w:b/>
-          <w:bCs/>
-        </w:rPr>
-        <w:t xml:space="preserve">Hitelesítés és felhatalmazás.</w:t>
-      </w:r>
-      <w:r>
-        <w:t xml:space="preserve"> A felhatalmazás az OAuth 2.0 engedélyezési keretrendszer (RFC 6749) szerint, kötelezően PKCE-vel (RFC 7636), az RFC 9700 (BCP 240) biztonsági ajánlásaival összhangban valósul meg; implicit és jelszó alapú folyamat nem alkalmazható. Az engedélyező szerver metaadatait az RFC 8414 szerint teszi közzé.</w:t>
-      </w:r>
-    </w:p>
-    <w:p>
-      <w:pPr>
-        <w:spacing w:after="140"/>
-        <w:jc w:val="both"/>
-      </w:pPr>
-      <w:r>
-        <w:rPr>
-          <w:b/>
-          <w:bCs/>
-        </w:rPr>
-        <w:t xml:space="preserve">Bizalmi szintek és kliensregisztráció.</w:t>
+        <w:t xml:space="preserve">8.4 Mit szabályoz ez az előterjesztés, és mit hagy külön rétegre</w:t>
+      </w:r>
+    </w:p>
+    <w:p>
+      <w:pPr>
+        <w:spacing w:after="140"/>
+        <w:jc w:val="both"/>
+      </w:pPr>
+      <w:r>
+        <w:t xml:space="preserve">Nem állítjuk, hogy ez az előterjesztés kimerítően rendezi, milyen oktatási adat kerülhet külső MI-szolgáltatóhoz. Ez önálló, tartalmi adatvédelmi kérdés, amely a javaslattól függetlenül is fennáll, és amelyre a válasz részben szakmai, nem jogalkotói.</w:t>
+      </w:r>
+    </w:p>
+    <w:p>
+      <w:pPr>
+        <w:spacing w:after="140"/>
+        <w:jc w:val="both"/>
+      </w:pPr>
+      <w:r>
+        <w:t xml:space="preserve">Amit ez az előterjesztés vállal:</w:t>
       </w:r>
     </w:p>
     <w:p>
@@ -5212,13 +5765,13 @@
       </w:pPr>
       <w:r>
         <w:rPr>
-          <w:i/>
-          <w:iCs/>
-        </w:rPr>
-        <w:t xml:space="preserve">1. szint:</w:t>
-      </w:r>
-      <w:r>
-        <w:t xml:space="preserve"> önkiszolgáló, dinamikus kliensregisztráció (RFC 7591), egyedi engedélyezési eljárás nélkül; kizárólag olvasás az érintett saját adatkörében; kérésszám-korlát és rövid tokenélettartam; a jóváhagyó képernyő jelzi, hogy a kiadó nincs átvilágítva.</w:t>
+          <w:b/>
+          <w:bCs/>
+        </w:rPr>
+        <w:t xml:space="preserve">megnevezi a réteget</w:t>
+      </w:r>
+      <w:r>
+        <w:t xml:space="preserve">: a felhasználás szabályozása külön kérdés a hozzáférésétől, és nem hagyható a szolgáltatók belátására;</w:t>
       </w:r>
     </w:p>
     <w:p>
@@ -5232,13 +5785,13 @@
       </w:pPr>
       <w:r>
         <w:rPr>
-          <w:i/>
-          <w:iCs/>
-        </w:rPr>
-        <w:t xml:space="preserve">2. szint:</w:t>
-      </w:r>
-      <w:r>
-        <w:t xml:space="preserve"> azonosított kiadó, a nyilvántartás által kibocsátott aláírt szoftvernyilatkozat, bizalmas kliens aszimmetrikus kulcsú hitelesítéssel, birtokláshoz kötött hozzáférési token; műveletvégzés az érintett saját adatkörében, valamint pedagógusi és oktatói olvasás.</w:t>
+          <w:b/>
+          <w:bCs/>
+        </w:rPr>
+        <w:t xml:space="preserve">rögzíti az alapértelmezést</w:t>
+      </w:r>
+      <w:r>
+        <w:t xml:space="preserve">: a fokozottan védett adatkör nem továbbítható, amíg külön szabály mást nem mond;</w:t>
       </w:r>
     </w:p>
     <w:p>
@@ -5252,93 +5805,52 @@
       </w:pPr>
       <w:r>
         <w:rPr>
-          <w:i/>
-          <w:iCs/>
-        </w:rPr>
-        <w:t xml:space="preserve">3. szint:</w:t>
-      </w:r>
-      <w:r>
-        <w:t xml:space="preserve"> a 2. szint feltételei, valamint érvényes adatfeldolgozói szerződés és intézményi engedélyezés; emelt biztonsági profil (FAPI 2.0 Security Profile) vagy azzal egyenértékű megoldás és kliensattesztáció; műveletvégzés intézményi feladatkörben.</w:t>
-      </w:r>
-    </w:p>
-    <w:p>
-      <w:pPr>
-        <w:spacing w:after="140"/>
-        <w:jc w:val="both"/>
-      </w:pPr>
-      <w:r>
-        <w:rPr>
-          <w:b/>
-          <w:bCs/>
-        </w:rPr>
-        <w:t xml:space="preserve">Funkciókatalógus.</w:t>
-      </w:r>
-      <w:r>
-        <w:t xml:space="preserve"> A rendelet melléklete tételesen felsorolja a delegált hozzáféréssel elérhető funkciókat, és funkciónként megadja a szükséges bizalmi szintet, valamint azt, hogy a funkció az érintett saját adatkörébe tartozik-e. Új hivatalos funkció bevezetésekor az üzemeltető kilencven napon belül besorolási javaslatot tesz; a katalógust a miniszter évente felülvizsgálja.</w:t>
-      </w:r>
-    </w:p>
-    <w:p>
-      <w:pPr>
-        <w:spacing w:after="140"/>
-        <w:jc w:val="both"/>
-      </w:pPr>
-      <w:r>
-        <w:rPr>
-          <w:b/>
-          <w:bCs/>
-        </w:rPr>
-        <w:t xml:space="preserve">Visszavonás és incidenskezelés.</w:t>
-      </w:r>
-      <w:r>
-        <w:t xml:space="preserve"> A tokenek visszavonása az RFC 7009 szerint támogatott; a felhasználó által visszavont felhatalmazás legfeljebb öt percen belül hatályát veszti. A kiadó a tudomásszerzéstől számított hetvenkét órán belül bejelenti a klienst érintő biztonsági incidenst. A nyilvántartásból törölt szoftverhez tartozó felhatalmazások azonnal hatályukat vesztik.</w:t>
-      </w:r>
-    </w:p>
-    <w:p>
-      <w:pPr>
-        <w:spacing w:after="140"/>
-        <w:jc w:val="both"/>
-      </w:pPr>
-      <w:r>
-        <w:rPr>
-          <w:b/>
-          <w:bCs/>
-        </w:rPr>
-        <w:t xml:space="preserve">A jóváhagyó képernyő.</w:t>
-      </w:r>
-      <w:r>
-        <w:t xml:space="preserve"> A hivatalos felületen jelenik meg; megnevezi a szoftvert és kiadóját a nyilvántartás adatai alapján, a bizalmi szintet, a kért jogosultságokat, a felhasználót, és — szülői felhatalmazás esetén — a gyermeket, akinek adataira a felhatalmazás vonatkozik.</w:t>
-      </w:r>
-    </w:p>
-    <w:p>
-      <w:pPr>
-        <w:spacing w:after="140"/>
-        <w:jc w:val="both"/>
-      </w:pPr>
-      <w:r>
-        <w:rPr>
-          <w:b/>
-          <w:bCs/>
-        </w:rPr>
-        <w:t xml:space="preserve">Átláthatóság.</w:t>
-      </w:r>
-      <w:r>
-        <w:t xml:space="preserve"> Az üzemeltető évente nyilvános jelentést tesz közzé a regisztrált kliensek bizalmi szintenkénti számáról, az aktív felhatalmazásokról, a visszavonásokról, a kliensfelfüggesztésekről és a biztonsági incidensekről.</w:t>
-      </w:r>
-    </w:p>
-    <w:p>
-      <w:pPr>
-        <w:spacing w:after="140"/>
-        <w:jc w:val="both"/>
-      </w:pPr>
-      <w:r>
-        <w:rPr>
-          <w:b/>
-          <w:bCs/>
-        </w:rPr>
-        <w:t xml:space="preserve">Szabványkövetés.</w:t>
-      </w:r>
-      <w:r>
-        <w:t xml:space="preserve"> A rendelet a hivatkozott szabványok megnevezését a nemzetközi szabványfejlődéshez igazodva módosíthatja, a bizalmi szintekhez rendelt garanciák változatlanul hagyásával.</w:t>
+          <w:b/>
+          <w:bCs/>
+        </w:rPr>
+        <w:t xml:space="preserve">megadja a helyét</w:t>
+      </w:r>
+      <w:r>
+        <w:t xml:space="preserve">: a besorolás a kormányrendelet funkciókatalógusába kerül, tehát felülvizsgálható anélkül, hogy a törvényt kellene nyitni;</w:t>
+      </w:r>
+    </w:p>
+    <w:p>
+      <w:pPr>
+        <w:pStyle w:val="ListParagraph"/>
+        <w:numPr>
+          <w:ilvl w:val="0"/>
+          <w:numId w:val="1"/>
+        </w:numPr>
+        <w:spacing w:after="60"/>
+      </w:pPr>
+      <w:r>
+        <w:rPr>
+          <w:b/>
+          <w:bCs/>
+        </w:rPr>
+        <w:t xml:space="preserve">előírja a tájékoztatást</w:t>
+      </w:r>
+      <w:r>
+        <w:t xml:space="preserve">: bármi is a besorolás, a felhasználó a döntés pillanatában, érthetően megtudja, mi történik az adatával.</w:t>
+      </w:r>
+    </w:p>
+    <w:p>
+      <w:pPr>
+        <w:spacing w:after="140"/>
+        <w:jc w:val="both"/>
+      </w:pPr>
+      <w:r>
+        <w:t xml:space="preserve">Amit </w:t>
+      </w:r>
+      <w:r>
+        <w:rPr>
+          <w:b/>
+          <w:bCs/>
+        </w:rPr>
+        <w:t xml:space="preserve">nem</w:t>
+      </w:r>
+      <w:r>
+        <w:t xml:space="preserve"> vállal, és amit a 14. fejezet nyitott kérdésként rögzít: az adatkörök tételes, mezőszintű besorolását, és annak eldöntését, hogy egy MI-szolgáltató mit tehet a kapott adattal a saját rendszerén belül.</w:t>
       </w:r>
     </w:p>
     <w:p>
@@ -5358,7 +5870,1858 @@
         <w:spacing w:after="160" w:before="320"/>
       </w:pPr>
       <w:r>
-        <w:t xml:space="preserve">11. Bevezetési ütemterv</w:t>
+        <w:t xml:space="preserve">9. Felelősségi modell</w:t>
+      </w:r>
+    </w:p>
+    <w:tbl>
+      <w:tblPr>
+        <w:tblW w:type="dxa" w:w="9026"/>
+        <w:tblBorders>
+          <w:top w:val="single" w:color="auto" w:sz="4"/>
+          <w:left w:val="single" w:color="auto" w:sz="4"/>
+          <w:bottom w:val="single" w:color="auto" w:sz="4"/>
+          <w:right w:val="single" w:color="auto" w:sz="4"/>
+          <w:insideH w:val="single" w:color="auto" w:sz="4"/>
+          <w:insideV w:val="single" w:color="auto" w:sz="4"/>
+        </w:tblBorders>
+      </w:tblPr>
+      <w:tblGrid>
+        <w:gridCol w:w="3008"/>
+        <w:gridCol w:w="3008"/>
+        <w:gridCol w:w="3010"/>
+      </w:tblGrid>
+      <w:tr>
+        <w:trPr>
+          <w:tblHeader/>
+        </w:trPr>
+        <w:tc>
+          <w:tcPr>
+            <w:tcW w:type="dxa" w:w="3008"/>
+            <w:shd w:fill="E8EDF3" w:val="clear"/>
+            <w:tcMar>
+              <w:top w:type="dxa" w:w="60"/>
+              <w:left w:type="dxa" w:w="100"/>
+              <w:bottom w:type="dxa" w:w="60"/>
+              <w:right w:type="dxa" w:w="100"/>
+            </w:tcMar>
+          </w:tcPr>
+          <w:p>
+            <w:pPr>
+              <w:spacing w:after="0" w:before="0"/>
+            </w:pPr>
+            <w:r>
+              <w:rPr>
+                <w:b/>
+                <w:bCs/>
+                <w:sz w:val="18"/>
+                <w:szCs w:val="18"/>
+              </w:rPr>
+              <w:t xml:space="preserve">Szereplő</w:t>
+            </w:r>
+          </w:p>
+        </w:tc>
+        <w:tc>
+          <w:tcPr>
+            <w:tcW w:type="dxa" w:w="3008"/>
+            <w:shd w:fill="E8EDF3" w:val="clear"/>
+            <w:tcMar>
+              <w:top w:type="dxa" w:w="60"/>
+              <w:left w:type="dxa" w:w="100"/>
+              <w:bottom w:type="dxa" w:w="60"/>
+              <w:right w:type="dxa" w:w="100"/>
+            </w:tcMar>
+          </w:tcPr>
+          <w:p>
+            <w:pPr>
+              <w:spacing w:after="0" w:before="0"/>
+            </w:pPr>
+            <w:r>
+              <w:rPr>
+                <w:b/>
+                <w:bCs/>
+                <w:sz w:val="18"/>
+                <w:szCs w:val="18"/>
+              </w:rPr>
+              <w:t xml:space="preserve">A) és B) eset</w:t>
+            </w:r>
+          </w:p>
+        </w:tc>
+        <w:tc>
+          <w:tcPr>
+            <w:tcW w:type="dxa" w:w="3010"/>
+            <w:shd w:fill="E8EDF3" w:val="clear"/>
+            <w:tcMar>
+              <w:top w:type="dxa" w:w="60"/>
+              <w:left w:type="dxa" w:w="100"/>
+              <w:bottom w:type="dxa" w:w="60"/>
+              <w:right w:type="dxa" w:w="100"/>
+            </w:tcMar>
+          </w:tcPr>
+          <w:p>
+            <w:pPr>
+              <w:spacing w:after="0" w:before="0"/>
+            </w:pPr>
+            <w:r>
+              <w:rPr>
+                <w:b/>
+                <w:bCs/>
+                <w:sz w:val="18"/>
+                <w:szCs w:val="18"/>
+              </w:rPr>
+              <w:t xml:space="preserve">C) eset</w:t>
+            </w:r>
+          </w:p>
+        </w:tc>
+      </w:tr>
+      <w:tr>
+        <w:trPr>
+          <w:tblHeader w:val="false"/>
+        </w:trPr>
+        <w:tc>
+          <w:tcPr>
+            <w:tcW w:type="dxa" w:w="3008"/>
+            <w:tcMar>
+              <w:top w:type="dxa" w:w="60"/>
+              <w:left w:type="dxa" w:w="100"/>
+              <w:bottom w:type="dxa" w:w="60"/>
+              <w:right w:type="dxa" w:w="100"/>
+            </w:tcMar>
+          </w:tcPr>
+          <w:p>
+            <w:pPr>
+              <w:spacing w:after="0" w:before="0"/>
+            </w:pPr>
+            <w:r>
+              <w:rPr>
+                <w:sz w:val="18"/>
+                <w:szCs w:val="18"/>
+              </w:rPr>
+              <w:t xml:space="preserve">Rendszerüzemeltető (eKRÉTA Zrt., tanulmányi rendszerek szállítói)</w:t>
+            </w:r>
+          </w:p>
+        </w:tc>
+        <w:tc>
+          <w:tcPr>
+            <w:tcW w:type="dxa" w:w="3008"/>
+            <w:tcMar>
+              <w:top w:type="dxa" w:w="60"/>
+              <w:left w:type="dxa" w:w="100"/>
+              <w:bottom w:type="dxa" w:w="60"/>
+              <w:right w:type="dxa" w:w="100"/>
+            </w:tcMar>
+          </w:tcPr>
+          <w:p>
+            <w:pPr>
+              <w:spacing w:after="0" w:before="0"/>
+            </w:pPr>
+            <w:r>
+              <w:rPr>
+                <w:sz w:val="18"/>
+                <w:szCs w:val="18"/>
+              </w:rPr>
+              <w:t xml:space="preserve">adatfeldolgozó az intézmény megbízásából; felel a felületért, a hitelesítésért és a felhatalmazás-kezelésért</w:t>
+            </w:r>
+          </w:p>
+        </w:tc>
+        <w:tc>
+          <w:tcPr>
+            <w:tcW w:type="dxa" w:w="3010"/>
+            <w:tcMar>
+              <w:top w:type="dxa" w:w="60"/>
+              <w:left w:type="dxa" w:w="100"/>
+              <w:bottom w:type="dxa" w:w="60"/>
+              <w:right w:type="dxa" w:w="100"/>
+            </w:tcMar>
+          </w:tcPr>
+          <w:p>
+            <w:pPr>
+              <w:spacing w:after="0" w:before="0"/>
+            </w:pPr>
+            <w:r>
+              <w:rPr>
+                <w:sz w:val="18"/>
+                <w:szCs w:val="18"/>
+              </w:rPr>
+              <w:t xml:space="preserve">ugyanaz</w:t>
+            </w:r>
+          </w:p>
+        </w:tc>
+      </w:tr>
+      <w:tr>
+        <w:trPr>
+          <w:tblHeader w:val="false"/>
+        </w:trPr>
+        <w:tc>
+          <w:tcPr>
+            <w:tcW w:type="dxa" w:w="3008"/>
+            <w:tcMar>
+              <w:top w:type="dxa" w:w="60"/>
+              <w:left w:type="dxa" w:w="100"/>
+              <w:bottom w:type="dxa" w:w="60"/>
+              <w:right w:type="dxa" w:w="100"/>
+            </w:tcMar>
+          </w:tcPr>
+          <w:p>
+            <w:pPr>
+              <w:spacing w:after="0" w:before="0"/>
+            </w:pPr>
+            <w:r>
+              <w:rPr>
+                <w:sz w:val="18"/>
+                <w:szCs w:val="18"/>
+              </w:rPr>
+              <w:t xml:space="preserve">Köznevelési vagy felsőoktatási intézmény</w:t>
+            </w:r>
+          </w:p>
+        </w:tc>
+        <w:tc>
+          <w:tcPr>
+            <w:tcW w:type="dxa" w:w="3008"/>
+            <w:tcMar>
+              <w:top w:type="dxa" w:w="60"/>
+              <w:left w:type="dxa" w:w="100"/>
+              <w:bottom w:type="dxa" w:w="60"/>
+              <w:right w:type="dxa" w:w="100"/>
+            </w:tcMar>
+          </w:tcPr>
+          <w:p>
+            <w:pPr>
+              <w:spacing w:after="0" w:before="0"/>
+            </w:pPr>
+            <w:r>
+              <w:rPr>
+                <w:sz w:val="18"/>
+                <w:szCs w:val="18"/>
+              </w:rPr>
+              <w:t xml:space="preserve">adatkezelő</w:t>
+            </w:r>
+          </w:p>
+        </w:tc>
+        <w:tc>
+          <w:tcPr>
+            <w:tcW w:type="dxa" w:w="3010"/>
+            <w:tcMar>
+              <w:top w:type="dxa" w:w="60"/>
+              <w:left w:type="dxa" w:w="100"/>
+              <w:bottom w:type="dxa" w:w="60"/>
+              <w:right w:type="dxa" w:w="100"/>
+            </w:tcMar>
+          </w:tcPr>
+          <w:p>
+            <w:pPr>
+              <w:spacing w:after="0" w:before="0"/>
+            </w:pPr>
+            <w:r>
+              <w:rPr>
+                <w:sz w:val="18"/>
+                <w:szCs w:val="18"/>
+              </w:rPr>
+              <w:t xml:space="preserve">adatkezelő; dönt arról, mely szoftver kaphat felhatalmazást</w:t>
+            </w:r>
+          </w:p>
+        </w:tc>
+      </w:tr>
+      <w:tr>
+        <w:trPr>
+          <w:tblHeader w:val="false"/>
+        </w:trPr>
+        <w:tc>
+          <w:tcPr>
+            <w:tcW w:type="dxa" w:w="3008"/>
+            <w:tcMar>
+              <w:top w:type="dxa" w:w="60"/>
+              <w:left w:type="dxa" w:w="100"/>
+              <w:bottom w:type="dxa" w:w="60"/>
+              <w:right w:type="dxa" w:w="100"/>
+            </w:tcMar>
+          </w:tcPr>
+          <w:p>
+            <w:pPr>
+              <w:spacing w:after="0" w:before="0"/>
+            </w:pPr>
+            <w:r>
+              <w:rPr>
+                <w:sz w:val="18"/>
+                <w:szCs w:val="18"/>
+              </w:rPr>
+              <w:t xml:space="preserve">A felhatalmazott szoftver kiadója</w:t>
+            </w:r>
+          </w:p>
+        </w:tc>
+        <w:tc>
+          <w:tcPr>
+            <w:tcW w:type="dxa" w:w="3008"/>
+            <w:tcMar>
+              <w:top w:type="dxa" w:w="60"/>
+              <w:left w:type="dxa" w:w="100"/>
+              <w:bottom w:type="dxa" w:w="60"/>
+              <w:right w:type="dxa" w:w="100"/>
+            </w:tcMar>
+          </w:tcPr>
+          <w:p>
+            <w:pPr>
+              <w:spacing w:after="0" w:before="0"/>
+            </w:pPr>
+            <w:r>
+              <w:rPr>
+                <w:b/>
+                <w:bCs/>
+                <w:sz w:val="18"/>
+                <w:szCs w:val="18"/>
+              </w:rPr>
+              <w:t xml:space="preserve">önálló adatkezelő</w:t>
+            </w:r>
+            <w:r>
+              <w:rPr>
+                <w:sz w:val="18"/>
+                <w:szCs w:val="18"/>
+              </w:rPr>
+              <w:t xml:space="preserve"> a felhasználó megbízásából végzett saját adatkezeléséért; felel a továbbítási nyilatkozat valóságáért</w:t>
+            </w:r>
+          </w:p>
+        </w:tc>
+        <w:tc>
+          <w:tcPr>
+            <w:tcW w:type="dxa" w:w="3010"/>
+            <w:tcMar>
+              <w:top w:type="dxa" w:w="60"/>
+              <w:left w:type="dxa" w:w="100"/>
+              <w:bottom w:type="dxa" w:w="60"/>
+              <w:right w:type="dxa" w:w="100"/>
+            </w:tcMar>
+          </w:tcPr>
+          <w:p>
+            <w:pPr>
+              <w:spacing w:after="0" w:before="0"/>
+            </w:pPr>
+            <w:r>
+              <w:rPr>
+                <w:b/>
+                <w:bCs/>
+                <w:sz w:val="18"/>
+                <w:szCs w:val="18"/>
+              </w:rPr>
+              <w:t xml:space="preserve">az intézmény adatfeldolgozója</w:t>
+            </w:r>
+            <w:r>
+              <w:rPr>
+                <w:sz w:val="18"/>
+                <w:szCs w:val="18"/>
+              </w:rPr>
+              <w:t xml:space="preserve">, a GDPR 28. cikke szerinti szerződéssel</w:t>
+            </w:r>
+          </w:p>
+        </w:tc>
+      </w:tr>
+      <w:tr>
+        <w:trPr>
+          <w:tblHeader w:val="false"/>
+        </w:trPr>
+        <w:tc>
+          <w:tcPr>
+            <w:tcW w:type="dxa" w:w="3008"/>
+            <w:tcMar>
+              <w:top w:type="dxa" w:w="60"/>
+              <w:left w:type="dxa" w:w="100"/>
+              <w:bottom w:type="dxa" w:w="60"/>
+              <w:right w:type="dxa" w:w="100"/>
+            </w:tcMar>
+          </w:tcPr>
+          <w:p>
+            <w:pPr>
+              <w:spacing w:after="0" w:before="0"/>
+            </w:pPr>
+            <w:r>
+              <w:rPr>
+                <w:sz w:val="18"/>
+                <w:szCs w:val="18"/>
+              </w:rPr>
+              <w:t xml:space="preserve">Érintett (tanuló, szülő, hallgató)</w:t>
+            </w:r>
+          </w:p>
+        </w:tc>
+        <w:tc>
+          <w:tcPr>
+            <w:tcW w:type="dxa" w:w="3008"/>
+            <w:tcMar>
+              <w:top w:type="dxa" w:w="60"/>
+              <w:left w:type="dxa" w:w="100"/>
+              <w:bottom w:type="dxa" w:w="60"/>
+              <w:right w:type="dxa" w:w="100"/>
+            </w:tcMar>
+          </w:tcPr>
+          <w:p>
+            <w:pPr>
+              <w:spacing w:after="0" w:before="0"/>
+            </w:pPr>
+            <w:r>
+              <w:rPr>
+                <w:sz w:val="18"/>
+                <w:szCs w:val="18"/>
+              </w:rPr>
+              <w:t xml:space="preserve">a felhatalmazás jogosultja</w:t>
+            </w:r>
+          </w:p>
+        </w:tc>
+        <w:tc>
+          <w:tcPr>
+            <w:tcW w:type="dxa" w:w="3010"/>
+            <w:tcMar>
+              <w:top w:type="dxa" w:w="60"/>
+              <w:left w:type="dxa" w:w="100"/>
+              <w:bottom w:type="dxa" w:w="60"/>
+              <w:right w:type="dxa" w:w="100"/>
+            </w:tcMar>
+          </w:tcPr>
+          <w:p>
+            <w:pPr>
+              <w:spacing w:after="0" w:before="0"/>
+            </w:pPr>
+            <w:r>
+              <w:rPr>
+                <w:sz w:val="18"/>
+                <w:szCs w:val="18"/>
+              </w:rPr>
+              <w:t xml:space="preserve">—</w:t>
+            </w:r>
+          </w:p>
+        </w:tc>
+      </w:tr>
+      <w:tr>
+        <w:trPr>
+          <w:tblHeader w:val="false"/>
+        </w:trPr>
+        <w:tc>
+          <w:tcPr>
+            <w:tcW w:type="dxa" w:w="3008"/>
+            <w:tcMar>
+              <w:top w:type="dxa" w:w="60"/>
+              <w:left w:type="dxa" w:w="100"/>
+              <w:bottom w:type="dxa" w:w="60"/>
+              <w:right w:type="dxa" w:w="100"/>
+            </w:tcMar>
+          </w:tcPr>
+          <w:p>
+            <w:pPr>
+              <w:spacing w:after="0" w:before="0"/>
+            </w:pPr>
+            <w:r>
+              <w:rPr>
+                <w:sz w:val="18"/>
+                <w:szCs w:val="18"/>
+              </w:rPr>
+              <w:t xml:space="preserve">Pedagógus, oktató</w:t>
+            </w:r>
+          </w:p>
+        </w:tc>
+        <w:tc>
+          <w:tcPr>
+            <w:tcW w:type="dxa" w:w="3008"/>
+            <w:tcMar>
+              <w:top w:type="dxa" w:w="60"/>
+              <w:left w:type="dxa" w:w="100"/>
+              <w:bottom w:type="dxa" w:w="60"/>
+              <w:right w:type="dxa" w:w="100"/>
+            </w:tcMar>
+          </w:tcPr>
+          <w:p>
+            <w:pPr>
+              <w:spacing w:after="0" w:before="0"/>
+            </w:pPr>
+            <w:r>
+              <w:rPr>
+                <w:sz w:val="18"/>
+                <w:szCs w:val="18"/>
+              </w:rPr>
+              <w:t xml:space="preserve">—</w:t>
+            </w:r>
+          </w:p>
+        </w:tc>
+        <w:tc>
+          <w:tcPr>
+            <w:tcW w:type="dxa" w:w="3010"/>
+            <w:tcMar>
+              <w:top w:type="dxa" w:w="60"/>
+              <w:left w:type="dxa" w:w="100"/>
+              <w:bottom w:type="dxa" w:w="60"/>
+              <w:right w:type="dxa" w:w="100"/>
+            </w:tcMar>
+          </w:tcPr>
+          <w:p>
+            <w:pPr>
+              <w:spacing w:after="0" w:before="0"/>
+            </w:pPr>
+            <w:r>
+              <w:rPr>
+                <w:sz w:val="18"/>
+                <w:szCs w:val="18"/>
+              </w:rPr>
+              <w:t xml:space="preserve">az intézmény utasítása szerint jár el; a felhatalmazás nem személyes joga</w:t>
+            </w:r>
+          </w:p>
+        </w:tc>
+      </w:tr>
+    </w:tbl>
+    <w:p>
+      <w:pPr>
+        <w:spacing w:after="160"/>
+      </w:pPr>
+      <w:r>
+        <w:t xml:space="preserve"/>
+      </w:r>
+    </w:p>
+    <w:p>
+      <w:pPr>
+        <w:spacing w:after="140"/>
+        <w:jc w:val="both"/>
+      </w:pPr>
+      <w:r>
+        <w:t xml:space="preserve">Három rendelkezést ehhez ki kell mondani a normaszövegben:</w:t>
+      </w:r>
+    </w:p>
+    <w:p>
+      <w:pPr>
+        <w:spacing w:after="140"/>
+        <w:jc w:val="both"/>
+      </w:pPr>
+      <w:r>
+        <w:rPr>
+          <w:b/>
+          <w:bCs/>
+        </w:rPr>
+        <w:t xml:space="preserve">A pedagógusi felhatalmazás nem személyes jog.</w:t>
+      </w:r>
+      <w:r>
+        <w:t xml:space="preserve"> A pedagógus nem „kiadja” a munkaköri jogosultságát egy szoftvernek; az intézmény rendszeresít eszközt, amelyet a pedagógus a saját munkamenetéhez köt. Ha a pedagógus jogviszonya megszűnik vagy jogosultsága változik, a felhatalmazás automatikusan követi.</w:t>
+      </w:r>
+    </w:p>
+    <w:p>
+      <w:pPr>
+        <w:spacing w:after="140"/>
+        <w:jc w:val="both"/>
+      </w:pPr>
+      <w:r>
+        <w:rPr>
+          <w:b/>
+          <w:bCs/>
+        </w:rPr>
+        <w:t xml:space="preserve">Az üzemeltető felelőssége a felületig terjed.</w:t>
+      </w:r>
+      <w:r>
+        <w:t xml:space="preserve"> Azért, amit a felhatalmazott szoftver az adattal a kiadás után tesz, az üzemeltető nem felel. Ennek kimondása nélkül az üzemeltetőnek közvetlen érdeke fűződik ahhoz, hogy a nyitást ellehetetlenítse — a gyakorlatban ez a rendelkezés dönti el, hogy a jogszabály működni fog-e.</w:t>
+      </w:r>
+    </w:p>
+    <w:p>
+      <w:pPr>
+        <w:spacing w:after="140"/>
+        <w:jc w:val="both"/>
+      </w:pPr>
+      <w:r>
+        <w:rPr>
+          <w:b/>
+          <w:bCs/>
+        </w:rPr>
+        <w:t xml:space="preserve">A kiadó felel a nyilatkozatáért.</w:t>
+      </w:r>
+      <w:r>
+        <w:t xml:space="preserve"> Ha a továbbítási nyilatkozat valótlan, az a nyilvántartásból való törlést vonja maga után, és minden hozzá tartozó felhatalmazás megszűnik. Ez a szankció teszi a 8.2 pontot érvényesíthetővé.</w:t>
+      </w:r>
+    </w:p>
+    <w:p>
+      <w:pPr>
+        <w:pBdr>
+          <w:bottom w:val="single" w:color="B0B8C4" w:sz="6"/>
+        </w:pBdr>
+        <w:spacing w:after="200" w:before="200"/>
+      </w:pPr>
+      <w:r>
+        <w:t xml:space="preserve"/>
+      </w:r>
+    </w:p>
+    <w:p>
+      <w:pPr>
+        <w:pStyle w:val="Heading1"/>
+        <w:spacing w:after="160" w:before="320"/>
+      </w:pPr>
+      <w:r>
+        <w:t xml:space="preserve">10. Mit szeretnénk elérni?</w:t>
+      </w:r>
+    </w:p>
+    <w:p>
+      <w:pPr>
+        <w:pStyle w:val="Heading2"/>
+        <w:spacing w:after="160" w:before="320"/>
+      </w:pPr>
+      <w:r>
+        <w:t xml:space="preserve">10.1 Cél 1: a meglévő hozzáférés delegálható legyen — meghatározott funkciókörben</w:t>
+      </w:r>
+    </w:p>
+    <w:p>
+      <w:pPr>
+        <w:spacing w:after="140"/>
+        <w:jc w:val="both"/>
+      </w:pPr>
+      <w:r>
+        <w:t xml:space="preserve">A hozzáférés </w:t>
+      </w:r>
+      <w:r>
+        <w:rPr>
+          <w:b/>
+          <w:bCs/>
+        </w:rPr>
+        <w:t xml:space="preserve">körét</w:t>
+      </w:r>
+      <w:r>
+        <w:t xml:space="preserve"> nem kell újraszabályozni: azt a rendszerek meglévő jogosultságkezelése eldönti. Amit szabályozni kell, az a </w:t>
+      </w:r>
+      <w:r>
+        <w:rPr>
+          <w:b/>
+          <w:bCs/>
+        </w:rPr>
+        <w:t xml:space="preserve">csatorna</w:t>
+      </w:r>
+      <w:r>
+        <w:t xml:space="preserve"> és a </w:t>
+      </w:r>
+      <w:r>
+        <w:rPr>
+          <w:b/>
+          <w:bCs/>
+        </w:rPr>
+        <w:t xml:space="preserve">felhasználás</w:t>
+      </w:r>
+      <w:r>
+        <w:t xml:space="preserve">.</w:t>
+      </w:r>
+    </w:p>
+    <w:p>
+      <w:pPr>
+        <w:spacing w:after="140"/>
+        <w:jc w:val="both"/>
+      </w:pPr>
+      <w:r>
+        <w:t xml:space="preserve">A korábbi változat „a hivatalos alkalmazásokban elérhető funkciók 100%-át” ígérte. Ezt visszavonjuk: a felületi és a programozói funkciók nem képezhetők le mindig egy az egyben, és egy jövőbeli, különösen érzékeny új funkció automatikus megnyílása nem vállalható. Helyette </w:t>
+      </w:r>
+      <w:r>
+        <w:rPr>
+          <w:b/>
+          <w:bCs/>
+        </w:rPr>
+        <w:t xml:space="preserve">funkciókatalógust</w:t>
+      </w:r>
+      <w:r>
+        <w:t xml:space="preserve"> javaslunk, a PSD2 mintájára.</w:t>
+      </w:r>
+    </w:p>
+    <w:p>
+      <w:pPr>
+        <w:spacing w:after="140"/>
+        <w:jc w:val="both"/>
+      </w:pPr>
+      <w:r>
+        <w:t xml:space="preserve">A kormányrendelet melléklete tételesen felsorolja a delegált hozzáféréssel elérhető funkciókat, és mindegyikhez hozzárendeli a szükséges bizalmi szintet és a 8.3 szerinti adatkör-besorolást. Új hivatalos funkció megjelenésekor az üzemeltető 90 napon belül besorolási javaslatot tesz; a katalógust a miniszter évente felülvizsgálja.</w:t>
+      </w:r>
+    </w:p>
+    <w:p>
+      <w:pPr>
+        <w:spacing w:after="140"/>
+        <w:jc w:val="both"/>
+      </w:pPr>
+      <w:r>
+        <w:rPr>
+          <w:i/>
+          <w:iCs/>
+        </w:rPr>
+        <w:t xml:space="preserve">Mérhető célok:</w:t>
+      </w:r>
+      <w:r>
+        <w:t xml:space="preserve"> a katalógus 2027. szeptember 1-jén lefedi a hivatalos alkalmazások </w:t>
+      </w:r>
+      <w:r>
+        <w:rPr>
+          <w:b/>
+          <w:bCs/>
+        </w:rPr>
+        <w:t xml:space="preserve">olvasási</w:t>
+      </w:r>
+      <w:r>
+        <w:t xml:space="preserve"> funkcióinak 100%-át az alapadatkörben; 2028. szeptember 1-jén tartalmazza a </w:t>
+      </w:r>
+      <w:r>
+        <w:rPr>
+          <w:b/>
+          <w:bCs/>
+        </w:rPr>
+        <w:t xml:space="preserve">műveleti</w:t>
+      </w:r>
+      <w:r>
+        <w:t xml:space="preserve"> funkciók besorolását, és jelszóátadásra egyetlen katalógusbeli funkcióhoz sincs szükség.</w:t>
+      </w:r>
+    </w:p>
+    <w:p>
+      <w:pPr>
+        <w:pStyle w:val="Heading2"/>
+        <w:spacing w:after="160" w:before="320"/>
+      </w:pPr>
+      <w:r>
+        <w:t xml:space="preserve">10.2 Cél 2: a felület legyen nyilvános, stabil és megkülönböztetésmentes</w:t>
+      </w:r>
+    </w:p>
+    <w:p>
+      <w:pPr>
+        <w:spacing w:after="140"/>
+        <w:jc w:val="both"/>
+      </w:pPr>
+      <w:r>
+        <w:t xml:space="preserve">A dokumentáció legyen nyilvános, verziózott, tesztkörnyezettel. A nyilvánosság a </w:t>
+      </w:r>
+      <w:r>
+        <w:rPr>
+          <w:b/>
+          <w:bCs/>
+        </w:rPr>
+        <w:t xml:space="preserve">specifikációra</w:t>
+      </w:r>
+      <w:r>
+        <w:t xml:space="preserve"> vonatkozik; az adathoz való hozzáférés hitelesített és a felhasználó jogosultságához kötött marad. A megkülönböztetésmentesség tartalmát a 7.2 pont adja.</w:t>
+      </w:r>
+    </w:p>
+    <w:p>
+      <w:pPr>
+        <w:spacing w:after="140"/>
+        <w:jc w:val="both"/>
+      </w:pPr>
+      <w:r>
+        <w:rPr>
+          <w:i/>
+          <w:iCs/>
+        </w:rPr>
+        <w:t xml:space="preserve">Mérhető célok:</w:t>
+      </w:r>
+      <w:r>
+        <w:t xml:space="preserve"> a dokumentáció és a szintetikus adatokat tartalmazó tesztkörnyezet 2027. június 30-ig publikus; a visszafelé nem kompatibilis változásokat legalább 90 nappal előre bejelentik.</w:t>
+      </w:r>
+    </w:p>
+    <w:p>
+      <w:pPr>
+        <w:spacing w:after="140"/>
+        <w:jc w:val="both"/>
+      </w:pPr>
+      <w:r>
+        <w:rPr>
+          <w:i/>
+          <w:iCs/>
+        </w:rPr>
+        <w:t xml:space="preserve">Nemzetközi példa:</w:t>
+      </w:r>
+      <w:r>
+        <w:t xml:space="preserve"> az amerikai Ed-Fi Alliance nyílt adatszabványa és az 1EdTech OneRoster-szabványa a közoktatási nyilvántartó rendszerek és harmadik fél alkalmazások közötti adatcserére; felsőoktatásban az uniós Erasmus Without Paper hálózat.</w:t>
+      </w:r>
+    </w:p>
+    <w:p>
+      <w:pPr>
+        <w:pStyle w:val="Heading2"/>
+        <w:spacing w:after="160" w:before="320"/>
+      </w:pPr>
+      <w:r>
+        <w:t xml:space="preserve">10.3 Cél 3: a pedagógusi MI-használat legyen intézményileg megszervezhető</w:t>
+      </w:r>
+    </w:p>
+    <w:p>
+      <w:pPr>
+        <w:spacing w:after="140"/>
+        <w:jc w:val="both"/>
+      </w:pPr>
+      <w:r>
+        <w:t xml:space="preserve">Ez a javaslat szakpolitikai magja, ezért nem jogi levezetéssel indokoljuk.</w:t>
+      </w:r>
+    </w:p>
+    <w:p>
+      <w:pPr>
+        <w:spacing w:after="140"/>
+        <w:jc w:val="both"/>
+      </w:pPr>
+      <w:r>
+        <w:rPr>
+          <w:b/>
+          <w:bCs/>
+        </w:rPr>
+        <w:t xml:space="preserve">Az MI-jártasság nem képzési kérdés.</w:t>
+      </w:r>
+      <w:r>
+        <w:t xml:space="preserve"> Tanfolyamon meg lehet tanulni, mi az a nyelvi modell. Azt, hogy egy konkrét kimenetben hol lehet megbízni és hol nem, csak a saját munkán lehet megtanulni. Egy pedagógus akkor tud az MI-vel szakmailag és kritikusan bánni, ha az a </w:t>
+      </w:r>
+      <w:r>
+        <w:rPr>
+          <w:b/>
+          <w:bCs/>
+        </w:rPr>
+        <w:t xml:space="preserve">tényleges munkafolyamataiban</w:t>
+      </w:r>
+      <w:r>
+        <w:t xml:space="preserve"> jogszerűen használható. Amíg nem az, addig vagy nem használja, vagy szabálytalanul használja — és mindkét esetben megmarad kívülállónak azzal az eszközzel szemben, amelyről később szakmai döntéseket kellene hoznia.</w:t>
+      </w:r>
+    </w:p>
+    <w:p>
+      <w:pPr>
+        <w:spacing w:after="140"/>
+        <w:jc w:val="both"/>
+      </w:pPr>
+      <w:r>
+        <w:rPr>
+          <w:b/>
+          <w:bCs/>
+        </w:rPr>
+        <w:t xml:space="preserve">Nem csak gyorsítás.</w:t>
+      </w:r>
+      <w:r>
+        <w:t xml:space="preserve"> Az adminisztráció rövidítése a legkönnyebben mérhető haszon, de nem a legfontosabb. Egy tanulmányi rendszerhez kapcsolt, felügyelt MI segíthet:</w:t>
+      </w:r>
+    </w:p>
+    <w:p>
+      <w:pPr>
+        <w:pStyle w:val="ListParagraph"/>
+        <w:numPr>
+          <w:ilvl w:val="0"/>
+          <w:numId w:val="1"/>
+        </w:numPr>
+        <w:spacing w:after="60"/>
+      </w:pPr>
+      <w:r>
+        <w:rPr>
+          <w:b/>
+          <w:bCs/>
+        </w:rPr>
+        <w:t xml:space="preserve">lemaradó tanulókat időben azonosítani</w:t>
+      </w:r>
+      <w:r>
+        <w:t xml:space="preserve"> — a jegyek, hiányzások és határidők együttes mintázatából, mielőtt a probléma félévi bukássá érik;</w:t>
+      </w:r>
+    </w:p>
+    <w:p>
+      <w:pPr>
+        <w:pStyle w:val="ListParagraph"/>
+        <w:numPr>
+          <w:ilvl w:val="0"/>
+          <w:numId w:val="1"/>
+        </w:numPr>
+        <w:spacing w:after="60"/>
+      </w:pPr>
+      <w:r>
+        <w:rPr>
+          <w:b/>
+          <w:bCs/>
+        </w:rPr>
+        <w:t xml:space="preserve">szülői kommunikációt előkészíteni</w:t>
+      </w:r>
+      <w:r>
+        <w:t xml:space="preserve"> — tényszerű összefoglalót adni arról, mi történt egy tanulóval az elmúlt hetekben;</w:t>
+      </w:r>
+    </w:p>
+    <w:p>
+      <w:pPr>
+        <w:pStyle w:val="ListParagraph"/>
+        <w:numPr>
+          <w:ilvl w:val="0"/>
+          <w:numId w:val="1"/>
+        </w:numPr>
+        <w:spacing w:after="60"/>
+      </w:pPr>
+      <w:r>
+        <w:rPr>
+          <w:b/>
+          <w:bCs/>
+        </w:rPr>
+        <w:t xml:space="preserve">időszaki összesítéseket készíteni</w:t>
+      </w:r>
+      <w:r>
+        <w:t xml:space="preserve"> félévi és év végi zárásra;</w:t>
+      </w:r>
+    </w:p>
+    <w:p>
+      <w:pPr>
+        <w:pStyle w:val="ListParagraph"/>
+        <w:numPr>
+          <w:ilvl w:val="0"/>
+          <w:numId w:val="1"/>
+        </w:numPr>
+        <w:spacing w:after="60"/>
+      </w:pPr>
+      <w:r>
+        <w:rPr>
+          <w:b/>
+          <w:bCs/>
+        </w:rPr>
+        <w:t xml:space="preserve">szöveges értékelést támogatni</w:t>
+      </w:r>
+      <w:r>
+        <w:t xml:space="preserve"> — a megfogalmazás első változatával, amelyet a pedagógus felülír.</w:t>
+      </w:r>
+    </w:p>
+    <w:p>
+      <w:pPr>
+        <w:spacing w:after="140"/>
+        <w:jc w:val="both"/>
+      </w:pPr>
+      <w:r>
+        <w:t xml:space="preserve">Mindegyikben a rögzítés és a szakmai döntés a pedagógusnál marad. Az MI nem osztályoz és nem dönt.</w:t>
+      </w:r>
+    </w:p>
+    <w:p>
+      <w:pPr>
+        <w:spacing w:after="140"/>
+        <w:jc w:val="both"/>
+      </w:pPr>
+      <w:r>
+        <w:rPr>
+          <w:b/>
+          <w:bCs/>
+        </w:rPr>
+        <w:t xml:space="preserve">Amit a zártság valójában akadályoz.</w:t>
+      </w:r>
+      <w:r>
+        <w:t xml:space="preserve"> A jelenlegi helyzet nem az ellenőrizetlen MI-használatot akadályozza — a kimásolást semmi nem állítja meg. Amit megakadályoz, az a </w:t>
+      </w:r>
+      <w:r>
+        <w:rPr>
+          <w:b/>
+          <w:bCs/>
+        </w:rPr>
+        <w:t xml:space="preserve">mindennapi, kontrollált, intézményileg engedélyezett és naplózott</w:t>
+      </w:r>
+      <w:r>
+        <w:t xml:space="preserve"> használat. A zárt rendszer tehát pontosan a kívánatos változatot zárja ki, a nem kívánatosat pedig nem.</w:t>
+      </w:r>
+    </w:p>
+    <w:p>
+      <w:pPr>
+        <w:spacing w:after="140"/>
+        <w:jc w:val="both"/>
+      </w:pPr>
+      <w:r>
+        <w:t xml:space="preserve">Hogy az eszköz állami fejlesztésű, központilag beszerzett vagy fenntartói szerződéssel biztosított, a javaslat szempontjából közömbös: mindegyik ugyanazon a nyilvános felületen, a 3. bizalmi szinten kapcsolódik.</w:t>
+      </w:r>
+    </w:p>
+    <w:p>
+      <w:pPr>
+        <w:spacing w:after="140"/>
+        <w:jc w:val="both"/>
+      </w:pPr>
+      <w:r>
+        <w:rPr>
+          <w:i/>
+          <w:iCs/>
+        </w:rPr>
+        <w:t xml:space="preserve">Mérhető cél:</w:t>
+      </w:r>
+      <w:r>
+        <w:t xml:space="preserve"> 2028. szeptember 1-jéig minden KRÉTA-t használó intézményben elérhető a pedagógusi felhatalmazások intézményi szintű listázása, engedélyezése és visszavonása.</w:t>
+      </w:r>
+    </w:p>
+    <w:p>
+      <w:pPr>
+        <w:pStyle w:val="Heading2"/>
+        <w:spacing w:after="160" w:before="320"/>
+      </w:pPr>
+      <w:r>
+        <w:t xml:space="preserve">10.4 Cél 4: a felhasználó tudja, mi történik az adatával</w:t>
+      </w:r>
+    </w:p>
+    <w:p>
+      <w:pPr>
+        <w:spacing w:after="140"/>
+        <w:jc w:val="both"/>
+      </w:pPr>
+      <w:r>
+        <w:rPr>
+          <w:i/>
+          <w:iCs/>
+        </w:rPr>
+        <w:t xml:space="preserve">Mérhető célok:</w:t>
+      </w:r>
+      <w:r>
+        <w:t xml:space="preserve"> 2027. szeptember 1-jétől minden felhatalmazás a 8.2 szerinti, köznyelvi tájékoztatással jön létre; a felhatalmazások 100%-a megtekinthető és visszavonható a hivatalos felületen; 2029-től évente nyilvános jelentés a regisztrált kliensekről bizalmi szintenként, az aktív felhatalmazásokról, a visszavonásokról, a kliensfelfüggesztésekről és a biztonsági incidensekről.</w:t>
+      </w:r>
+    </w:p>
+    <w:p>
+      <w:pPr>
+        <w:pBdr>
+          <w:bottom w:val="single" w:color="B0B8C4" w:sz="6"/>
+        </w:pBdr>
+        <w:spacing w:after="200" w:before="200"/>
+      </w:pPr>
+      <w:r>
+        <w:t xml:space="preserve"/>
+      </w:r>
+    </w:p>
+    <w:p>
+      <w:pPr>
+        <w:pStyle w:val="Heading1"/>
+        <w:spacing w:after="160" w:before="320"/>
+      </w:pPr>
+      <w:r>
+        <w:t xml:space="preserve">11. Mi lenne a várható haszon?</w:t>
+      </w:r>
+    </w:p>
+    <w:p>
+      <w:pPr>
+        <w:spacing w:after="140"/>
+        <w:jc w:val="both"/>
+      </w:pPr>
+      <w:r>
+        <w:rPr>
+          <w:b/>
+          <w:bCs/>
+        </w:rPr>
+        <w:t xml:space="preserve">Szülők és gondviselők.</w:t>
+      </w:r>
+      <w:r>
+        <w:t xml:space="preserve"> Rövid táv (2027–2028): jelszóátadás nélkül, a KRÉTA-ban látható és visszavonható módon kapcsolhatják a választott asszisztensüket a gyermekük iskolai adataihoz — és a döntés pillanatában megtudják, hová kerül az adat. Középtáv: a kevésbé gyakorlott digitális felhasználók és a nem magyar anyanyelvű családok is könnyebben követik gyermekük iskolai ügyeit; ez a 6.4 pont szerint feltételezés, amelyet a hatásmérésnek igazolnia kell.</w:t>
+      </w:r>
+    </w:p>
+    <w:p>
+      <w:pPr>
+        <w:spacing w:after="140"/>
+        <w:jc w:val="both"/>
+      </w:pPr>
+      <w:r>
+        <w:rPr>
+          <w:b/>
+          <w:bCs/>
+        </w:rPr>
+        <w:t xml:space="preserve">Tanulók.</w:t>
+      </w:r>
+      <w:r>
+        <w:t xml:space="preserve"> Rövid táv: a saját órarendjüket, feladataikat és határidőiket az általuk használt eszközökben kezelhetik. Középtáv: tanulástámogató alkalmazások építhetnek naprakész iskolai adatokra.</w:t>
+      </w:r>
+    </w:p>
+    <w:p>
+      <w:pPr>
+        <w:spacing w:after="140"/>
+        <w:jc w:val="both"/>
+      </w:pPr>
+      <w:r>
+        <w:rPr>
+          <w:b/>
+          <w:bCs/>
+        </w:rPr>
+        <w:t xml:space="preserve">Pedagógusok.</w:t>
+      </w:r>
+      <w:r>
+        <w:t xml:space="preserve"> Rövid táv (2028-tól): az intézmény által engedélyezett eszköz szabályosan kapcsolódhat; a kézi másolás helyére ellenőrizhető folyamat lép, és a pedagógus nem viseli személyesen a szabálytalan használat kockázatát. Középtáv: a 10.3 pontban felsorolt munkafolyamatok támogatása, a pilot által mért tényleges időnyereséggel.</w:t>
+      </w:r>
+    </w:p>
+    <w:p>
+      <w:pPr>
+        <w:spacing w:after="140"/>
+        <w:jc w:val="both"/>
+      </w:pPr>
+      <w:r>
+        <w:rPr>
+          <w:b/>
+          <w:bCs/>
+        </w:rPr>
+        <w:t xml:space="preserve">Intézmények és fenntartók.</w:t>
+      </w:r>
+      <w:r>
+        <w:t xml:space="preserve"> Rövid táv: először látják, milyen szoftverek férnek hozzá az általuk kezelt adatokhoz, és korlátozhatják azokat. Középtáv: az MI-eszközök beszerzése szállítófüggetlenné válik.</w:t>
+      </w:r>
+    </w:p>
+    <w:p>
+      <w:pPr>
+        <w:spacing w:after="140"/>
+        <w:jc w:val="both"/>
+      </w:pPr>
+      <w:r>
+        <w:rPr>
+          <w:b/>
+          <w:bCs/>
+        </w:rPr>
+        <w:t xml:space="preserve">Hallgatók és oktatók.</w:t>
+      </w:r>
+      <w:r>
+        <w:t xml:space="preserve"> Középtáv (2028-tól): a tanulmányi rendszerek adatai intézménytől függetlenül, egységes módon kezelhetők.</w:t>
+      </w:r>
+    </w:p>
+    <w:p>
+      <w:pPr>
+        <w:spacing w:after="140"/>
+        <w:jc w:val="both"/>
+      </w:pPr>
+      <w:r>
+        <w:rPr>
+          <w:b/>
+          <w:bCs/>
+        </w:rPr>
+        <w:t xml:space="preserve">Hazai fejlesztők.</w:t>
+      </w:r>
+      <w:r>
+        <w:t xml:space="preserve"> Középtáv: stabil, dokumentált felületre építhetnek, és a tisztább adatkezelés a jóváhagyó képernyőn versenyelőnnyé válik. Hosszú táv (2030-tól): a megoldások a hasonló nemzetközi szabványok mentén exportálhatók.</w:t>
+      </w:r>
+    </w:p>
+    <w:p>
+      <w:pPr>
+        <w:spacing w:after="140"/>
+        <w:jc w:val="both"/>
+      </w:pPr>
+      <w:r>
+        <w:rPr>
+          <w:b/>
+          <w:bCs/>
+        </w:rPr>
+        <w:t xml:space="preserve">Rendszerüzemeltetők és az állam.</w:t>
+      </w:r>
+      <w:r>
+        <w:t xml:space="preserve"> Rövid táv: a meglévő felület és a már OAuth-alapú belépési rendszer miatt a bevezetés a kliensregisztráció megnyitásából, egy felhatalmazáskezelő felületből, a nyilvántartás felállításából és a dokumentáció közzétételéből áll. A megkerülő megoldások okozta nem tervezett forgalom szabályozott, azonosítható forgalommá válik, és az üzemeltető felelőssége a 9. fejezet szerint egyértelművé válik. Középtáv: a pilot és a nyilvános hatásmérés alapján az oktatási digitalizáció eredménye mérhető.</w:t>
+      </w:r>
+    </w:p>
+    <w:p>
+      <w:pPr>
+        <w:pBdr>
+          <w:bottom w:val="single" w:color="B0B8C4" w:sz="6"/>
+        </w:pBdr>
+        <w:spacing w:after="200" w:before="200"/>
+      </w:pPr>
+      <w:r>
+        <w:t xml:space="preserve"/>
+      </w:r>
+    </w:p>
+    <w:p>
+      <w:pPr>
+        <w:pStyle w:val="Heading1"/>
+        <w:spacing w:after="160" w:before="320"/>
+      </w:pPr>
+      <w:r>
+        <w:t xml:space="preserve">12. Pontosan milyen változtatást javaslunk?</w:t>
+      </w:r>
+    </w:p>
+    <w:p>
+      <w:pPr>
+        <w:pStyle w:val="Heading2"/>
+        <w:spacing w:after="160" w:before="320"/>
+      </w:pPr>
+      <w:r>
+        <w:t xml:space="preserve">I. A nemzeti köznevelésről szóló 2011. évi CXC. törvény kiegészítése</w:t>
+      </w:r>
+    </w:p>
+    <w:p>
+      <w:pPr>
+        <w:spacing w:after="140"/>
+        <w:jc w:val="both"/>
+      </w:pPr>
+      <w:r>
+        <w:rPr>
+          <w:i/>
+          <w:iCs/>
+        </w:rPr>
+        <w:t xml:space="preserve">(javasolt elfogadás: 2026. december 31.; a szakaszszámozás a kodifikáció során állapítandó meg)</w:t>
+      </w:r>
+    </w:p>
+    <w:p>
+      <w:pPr>
+        <w:spacing w:after="140"/>
+        <w:jc w:val="both"/>
+      </w:pPr>
+      <w:r>
+        <w:rPr>
+          <w:b/>
+          <w:bCs/>
+        </w:rPr>
+        <w:t xml:space="preserve">„A) § — Az érintett saját adatkörében adott felhatalmazás</w:t>
+      </w:r>
+    </w:p>
+    <w:p>
+      <w:pPr>
+        <w:spacing w:after="140"/>
+        <w:jc w:val="both"/>
+      </w:pPr>
+      <w:r>
+        <w:t xml:space="preserve">(1) A köznevelési intézmény elektronikus naplóját és az e törvény szerinti elektronikus nyilvántartásokat működtető informatikai rendszer üzemeltetője (a továbbiakban: üzemeltető) biztosítja, hogy a tanuló, a szülő, valamint az a felhasználó, aki a hivatalos elektronikus felületen saját, illetve gyermeke személyes adataihoz fér hozzá, ezeket az adatokat az általa felhatalmazott szoftver útján is lekérdezhesse, továbbá a kormányrendeletben meghatározott funkciókatalógus szerinti műveleteket elvégezhesse.</w:t>
+      </w:r>
+    </w:p>
+    <w:p>
+      <w:pPr>
+        <w:spacing w:after="140"/>
+        <w:jc w:val="both"/>
+      </w:pPr>
+      <w:r>
+        <w:t xml:space="preserve">(2) A felhatalmazás nem hoz létre és nem bővít jogosultságot: legfeljebb a felhasználónak a hivatalos elektronikus felületen gyakorolható jogosultságai körére terjed ki, amelyet a felhasználó szűkíthet.</w:t>
+      </w:r>
+    </w:p>
+    <w:p>
+      <w:pPr>
+        <w:spacing w:after="140"/>
+        <w:jc w:val="both"/>
+      </w:pPr>
+      <w:r>
+        <w:t xml:space="preserve">(3) A felhatalmazás</w:t>
+      </w:r>
+    </w:p>
+    <w:p>
+      <w:pPr>
+        <w:spacing w:after="140"/>
+        <w:jc w:val="both"/>
+      </w:pPr>
+      <w:r>
+        <w:t xml:space="preserve">a) a felhasználó jelszavának vagy más hitelesítő adatának átadása nélkül jön létre,</w:t>
+      </w:r>
+    </w:p>
+    <w:p>
+      <w:pPr>
+        <w:spacing w:after="140"/>
+        <w:jc w:val="both"/>
+      </w:pPr>
+      <w:r>
+        <w:t xml:space="preserve">b) határozott, legfeljebb tizenkét hónapos időtartamra szól,</w:t>
+      </w:r>
+    </w:p>
+    <w:p>
+      <w:pPr>
+        <w:spacing w:after="140"/>
+        <w:jc w:val="both"/>
+      </w:pPr>
+      <w:r>
+        <w:t xml:space="preserve">c) a hivatalos elektronikus felületen bármikor megtekinthető és visszavonható.</w:t>
+      </w:r>
+    </w:p>
+    <w:p>
+      <w:pPr>
+        <w:spacing w:after="140"/>
+        <w:jc w:val="both"/>
+      </w:pPr>
+      <w:r>
+        <w:t xml:space="preserve">(4) Ha a felhasználó jogosultsága olyan adatra is kiterjed, amely más természetes személy személyes adata, a felhatalmazás erre az adatkörre csak annyiban terjed ki, amennyiben a funkciókatalógus az adott funkciót erre kifejezetten feljogosítja.</w:t>
+      </w:r>
+    </w:p>
+    <w:p>
+      <w:pPr>
+        <w:spacing w:after="140"/>
+        <w:jc w:val="both"/>
+      </w:pPr>
+      <w:r>
+        <w:t xml:space="preserve">(5) A funkciókatalógusban fokozottan védettként megjelölt adatkör felhatalmazott szoftver részére nem adható át. E rendelkezés nem érinti a felhasználó jogát arra, hogy az adatot a hivatalos elektronikus felületen megismerje.</w:t>
+      </w:r>
+    </w:p>
+    <w:p>
+      <w:pPr>
+        <w:spacing w:after="140"/>
+        <w:jc w:val="both"/>
+      </w:pPr>
+      <w:r>
+        <w:rPr>
+          <w:b/>
+          <w:bCs/>
+        </w:rPr>
+        <w:t xml:space="preserve">B) § — Tájékoztatás az adat további kezeléséről</w:t>
+      </w:r>
+    </w:p>
+    <w:p>
+      <w:pPr>
+        <w:spacing w:after="140"/>
+        <w:jc w:val="both"/>
+      </w:pPr>
+      <w:r>
+        <w:t xml:space="preserve">(1) A felhatalmazás megadására szolgáló felület a hivatalos elektronikus felület része. Azon közérthetően, köznyelven meg kell jeleníteni legalább azt, hogy</w:t>
+      </w:r>
+    </w:p>
+    <w:p>
+      <w:pPr>
+        <w:spacing w:after="140"/>
+        <w:jc w:val="both"/>
+      </w:pPr>
+      <w:r>
+        <w:t xml:space="preserve">a) a szoftver mely adatkört kapja meg, és mely adatkört nem kapja meg,</w:t>
+      </w:r>
+    </w:p>
+    <w:p>
+      <w:pPr>
+        <w:spacing w:after="140"/>
+        <w:jc w:val="both"/>
+      </w:pPr>
+      <w:r>
+        <w:t xml:space="preserve">b) a szoftver kiadója az adatot továbbítja-e más szolgáltatónak, és ha igen, kinek,</w:t>
+      </w:r>
+    </w:p>
+    <w:p>
+      <w:pPr>
+        <w:spacing w:after="140"/>
+        <w:jc w:val="both"/>
+      </w:pPr>
+      <w:r>
+        <w:t xml:space="preserve">c) az adat elhagyja-e az Európai Gazdasági Térséget, és ha igen, mely országba kerül,</w:t>
+      </w:r>
+    </w:p>
+    <w:p>
+      <w:pPr>
+        <w:spacing w:after="140"/>
+        <w:jc w:val="both"/>
+      </w:pPr>
+      <w:r>
+        <w:t xml:space="preserve">d) az adatot tárolják-e, és ha igen, mennyi ideig,</w:t>
+      </w:r>
+    </w:p>
+    <w:p>
+      <w:pPr>
+        <w:spacing w:after="140"/>
+        <w:jc w:val="both"/>
+      </w:pPr>
+      <w:r>
+        <w:t xml:space="preserve">e) az adatot felhasználják-e szoftver vagy mesterséges intelligencia fejlesztésére, tanítására,</w:t>
+      </w:r>
+    </w:p>
+    <w:p>
+      <w:pPr>
+        <w:spacing w:after="140"/>
+        <w:jc w:val="both"/>
+      </w:pPr>
+      <w:r>
+        <w:t xml:space="preserve">f) a felhatalmazás visszavonása mikor szünteti meg a hozzáférést, és mi történik a már átadott adattal,</w:t>
+      </w:r>
+    </w:p>
+    <w:p>
+      <w:pPr>
+        <w:spacing w:after="140"/>
+        <w:jc w:val="both"/>
+      </w:pPr>
+      <w:r>
+        <w:t xml:space="preserve">g) a felhatalmazás meddig szól és hol vonható vissza,</w:t>
+      </w:r>
+    </w:p>
+    <w:p>
+      <w:pPr>
+        <w:spacing w:after="140"/>
+        <w:jc w:val="both"/>
+      </w:pPr>
+      <w:r>
+        <w:t xml:space="preserve">h) szülő által adott felhatalmazás esetén annak a gyermeknek a neve, akinek az adataira a felhatalmazás vonatkozik.</w:t>
+      </w:r>
+    </w:p>
+    <w:p>
+      <w:pPr>
+        <w:spacing w:after="140"/>
+        <w:jc w:val="both"/>
+      </w:pPr>
+      <w:r>
+        <w:t xml:space="preserve">(2) Az (1) bekezdés szerinti adatokat a szoftver kiadója a nyilvántartásba vételkor nyilatkozatban adja meg. A hivatalos elektronikus felület a nyilatkozat adatait jeleníti meg; azokat a szoftver nem módosíthatja.</w:t>
+      </w:r>
+    </w:p>
+    <w:p>
+      <w:pPr>
+        <w:spacing w:after="140"/>
+        <w:jc w:val="both"/>
+      </w:pPr>
+      <w:r>
+        <w:t xml:space="preserve">(3) Ha a kiadó az (1) bekezdés valamely eleméről nem tud nyilatkozni, ezt a tényt kell megjeleníteni.</w:t>
+      </w:r>
+    </w:p>
+    <w:p>
+      <w:pPr>
+        <w:spacing w:after="140"/>
+        <w:jc w:val="both"/>
+      </w:pPr>
+      <w:r>
+        <w:t xml:space="preserve">(4) A részletes adatkezelési tájékoztató az (1) bekezdés szerinti megjelenítést nem helyettesíti; ahhoz kapcsolódóan, külön hozzáférhetővé téve közölhető.</w:t>
+      </w:r>
+    </w:p>
+    <w:p>
+      <w:pPr>
+        <w:spacing w:after="140"/>
+        <w:jc w:val="both"/>
+      </w:pPr>
+      <w:r>
+        <w:t xml:space="preserve">(5) A valóságnak nem megfelelő nyilatkozat a szoftver nyilvántartásból való törlését vonja maga után.</w:t>
+      </w:r>
+    </w:p>
+    <w:p>
+      <w:pPr>
+        <w:spacing w:after="140"/>
+        <w:jc w:val="both"/>
+      </w:pPr>
+      <w:r>
+        <w:rPr>
+          <w:b/>
+          <w:bCs/>
+        </w:rPr>
+        <w:t xml:space="preserve">C) § — Az intézményi feladatkörben gyakorolt jogosultság</w:t>
+      </w:r>
+    </w:p>
+    <w:p>
+      <w:pPr>
+        <w:spacing w:after="140"/>
+        <w:jc w:val="both"/>
+      </w:pPr>
+      <w:r>
+        <w:t xml:space="preserve">(1) A pedagógus és más, intézményi feladatköréből fakadó jogosultsággal rendelkező felhasználó e jogosultsága körében kizárólag olyan szoftvert használhat, amelyet az adatkezelő köznevelési intézmény vagy annak fenntartója engedélyezett.</w:t>
+      </w:r>
+    </w:p>
+    <w:p>
+      <w:pPr>
+        <w:spacing w:after="140"/>
+        <w:jc w:val="both"/>
+      </w:pPr>
+      <w:r>
+        <w:t xml:space="preserve">(2) Az engedélyezés feltétele, hogy a szoftver kiadója az intézménnyel vagy a fenntartóval az (EU) 2016/679 rendelet 28. cikke szerinti adatfeldolgozói szerződést kössön, és a szoftver a D) § szerinti nyilvántartásban a legmagasabb bizalmi szinten szerepeljen.</w:t>
+      </w:r>
+    </w:p>
+    <w:p>
+      <w:pPr>
+        <w:spacing w:after="140"/>
+        <w:jc w:val="both"/>
+      </w:pPr>
+      <w:r>
+        <w:t xml:space="preserve">(3) A felhatalmazás a felhasználó jogosultságát követi: annak megszűnésével megszűnik, módosulásával módosul.</w:t>
+      </w:r>
+    </w:p>
+    <w:p>
+      <w:pPr>
+        <w:spacing w:after="140"/>
+        <w:jc w:val="both"/>
+      </w:pPr>
+      <w:r>
+        <w:t xml:space="preserve">(4) Az intézmény a feladatkörében gyakorolt jogosultságokhoz kapcsolódó felhatalmazásokat intézményi szinten megtekintheti, korlátozhatja és visszavonhatja.</w:t>
+      </w:r>
+    </w:p>
+    <w:p>
+      <w:pPr>
+        <w:spacing w:after="140"/>
+        <w:jc w:val="both"/>
+      </w:pPr>
+      <w:r>
+        <w:t xml:space="preserve">(5) E § nem hoz létre a felhasználót önállóan megillető jogosultságot arra, hogy az intézményi feladatköréből fakadó jogosultságát szoftver részére átengedje.</w:t>
+      </w:r>
+    </w:p>
+    <w:p>
+      <w:pPr>
+        <w:spacing w:after="140"/>
+        <w:jc w:val="both"/>
+      </w:pPr>
+      <w:r>
+        <w:rPr>
+          <w:b/>
+          <w:bCs/>
+        </w:rPr>
+        <w:t xml:space="preserve">D) § — A programozói felület és a nyilvántartás</w:t>
+      </w:r>
+    </w:p>
+    <w:p>
+      <w:pPr>
+        <w:spacing w:after="140"/>
+        <w:jc w:val="both"/>
+      </w:pPr>
+      <w:r>
+        <w:t xml:space="preserve">(1) Az üzemeltető a funkciókatalógus szerinti funkciókat lefedő programozói felület leírását nyilvánosan közzéteszi, a felületet verziókövetéssel működteti, a visszafelé nem kompatibilis változtatásokat legalább kilencven nappal előre közzéteszi, és szintetikus adatokat tartalmazó tesztkörnyezetet biztosít.</w:t>
+      </w:r>
+    </w:p>
+    <w:p>
+      <w:pPr>
+        <w:spacing w:after="140"/>
+        <w:jc w:val="both"/>
+      </w:pPr>
+      <w:r>
+        <w:t xml:space="preserve">(2) Az üzemeltető az azonos bizalmi szintbe tartozó felhatalmazott szoftvereket azonos feltételekkel szolgálja ki. Az üzemeltető hivatalos alkalmazása nem rendelkezhet olyan képességgel vagy szolgáltatásminőséggel, amely azonos bizalmi szintű felhatalmazott szoftver számára nem érhető el.</w:t>
+      </w:r>
+    </w:p>
+    <w:p>
+      <w:pPr>
+        <w:spacing w:after="140"/>
+        <w:jc w:val="both"/>
+      </w:pPr>
+      <w:r>
+        <w:t xml:space="preserve">(3) Biztonsági célú korlátozás akkor alkalmazható, ha előre közzétett, objektív feltételen alapul, és az azonos helyzetű valamennyi szoftverre kiterjed. Egyedi szoftver hozzáférése kizárólag bizonyítékkal alátámasztott biztonsági okból, írásbeli indokolással függeszthető fel; a felfüggesztéssel szemben jogorvoslatnak van helye.</w:t>
+      </w:r>
+    </w:p>
+    <w:p>
+      <w:pPr>
+        <w:spacing w:after="140"/>
+        <w:jc w:val="both"/>
+      </w:pPr>
+      <w:r>
+        <w:t xml:space="preserve">(4) A felhatalmazható szoftverekről a Kormány által rendeletben kijelölt szerv nyilvántartást vezet, amely a szoftvereket bizalmi szint szerint sorolja be, és nyilvántartja a B) § szerinti nyilatkozatot. A nyilvántartásból való törlés a szoftverhez tartozó valamennyi felhatalmazást megszünteti; erről az üzemeltető az érintett felhasználókat értesíti.</w:t>
+      </w:r>
+    </w:p>
+    <w:p>
+      <w:pPr>
+        <w:spacing w:after="140"/>
+        <w:jc w:val="both"/>
+      </w:pPr>
+      <w:r>
+        <w:t xml:space="preserve">(5) Az üzemeltető nem felel azért az adatkezelésért, amelyet a felhatalmazott szoftver kiadója az adat átadását követően, saját adatkezelőként végez.”</w:t>
+      </w:r>
+    </w:p>
+    <w:p>
+      <w:pPr>
+        <w:spacing w:after="140"/>
+        <w:jc w:val="both"/>
+      </w:pPr>
+      <w:r>
+        <w:rPr>
+          <w:b/>
+          <w:bCs/>
+        </w:rPr>
+        <w:t xml:space="preserve">Felhatalmazó rendelkezés:</w:t>
+      </w:r>
+    </w:p>
+    <w:p>
+      <w:pPr>
+        <w:spacing w:after="140"/>
+        <w:jc w:val="both"/>
+      </w:pPr>
+      <w:r>
+        <w:t xml:space="preserve">„Felhatalmazást kap a Kormány, hogy az A)–D) § szerinti felhatalmazás, tájékoztatás, funkciókatalógus, adatkör-besorolás, programozói felület és nyilvántartás műszaki és eljárási követelményeit, valamint a nyilvántartást vezető szervet rendeletben állapítsa meg.”</w:t>
+      </w:r>
+    </w:p>
+    <w:p>
+      <w:pPr>
+        <w:pStyle w:val="Heading2"/>
+        <w:spacing w:after="160" w:before="320"/>
+      </w:pPr>
+      <w:r>
+        <w:t xml:space="preserve">II. A nemzeti felsőoktatásról szóló 2011. évi CCIV. törvény kiegészítése</w:t>
+      </w:r>
+    </w:p>
+    <w:p>
+      <w:pPr>
+        <w:spacing w:after="140"/>
+        <w:jc w:val="both"/>
+      </w:pPr>
+      <w:r>
+        <w:rPr>
+          <w:i/>
+          <w:iCs/>
+        </w:rPr>
+        <w:t xml:space="preserve">(javasolt elfogadás: 2026. december 31.)</w:t>
+      </w:r>
+    </w:p>
+    <w:p>
+      <w:pPr>
+        <w:spacing w:after="140"/>
+        <w:jc w:val="both"/>
+      </w:pPr>
+      <w:r>
+        <w:t xml:space="preserve">Az Nftv. adatkezelési rendelkezéseit az I. pont szerinti szöveggel azonos tartalmú új szakaszokkal javasoljuk kiegészíteni, a következő eltérésekkel: a szabály a felsőoktatási intézmény tanulmányi rendszerére vonatkozik; az A) § szerinti jogosultság a hallgatót illeti meg a saját adatkörében; a C) § szerinti engedélyezési jog a felsőoktatási intézményt illeti meg, és az oktatóra vonatkozik.</w:t>
+      </w:r>
+    </w:p>
+    <w:p>
+      <w:pPr>
+        <w:pStyle w:val="Heading2"/>
+        <w:spacing w:after="160" w:before="320"/>
+      </w:pPr>
+      <w:r>
+        <w:t xml:space="preserve">III. Kormányrendelet a delegált hozzáférés műszaki és eljárási követelményeiről</w:t>
+      </w:r>
+    </w:p>
+    <w:p>
+      <w:pPr>
+        <w:spacing w:after="140"/>
+        <w:jc w:val="both"/>
+      </w:pPr>
+      <w:r>
+        <w:rPr>
+          <w:i/>
+          <w:iCs/>
+        </w:rPr>
+        <w:t xml:space="preserve">(javasolt kihirdetés: 2027. március 31.)</w:t>
+      </w:r>
+    </w:p>
+    <w:p>
+      <w:pPr>
+        <w:spacing w:after="140"/>
+        <w:jc w:val="both"/>
+      </w:pPr>
+      <w:r>
+        <w:rPr>
+          <w:b/>
+          <w:bCs/>
+        </w:rPr>
+        <w:t xml:space="preserve">Hitelesítés és felhatalmazás.</w:t>
+      </w:r>
+      <w:r>
+        <w:t xml:space="preserve"> A felhatalmazás az OAuth 2.0 engedélyezési keretrendszer (RFC 6749) szerint, kötelezően PKCE-vel (RFC 7636), az RFC 9700 (BCP 240) biztonsági ajánlásaival összhangban valósul meg; implicit és jelszó alapú folyamat nem alkalmazható. Az engedélyező szerver metaadatait az RFC 8414 szerint teszi közzé.</w:t>
+      </w:r>
+    </w:p>
+    <w:p>
+      <w:pPr>
+        <w:spacing w:after="140"/>
+        <w:jc w:val="both"/>
+      </w:pPr>
+      <w:r>
+        <w:rPr>
+          <w:b/>
+          <w:bCs/>
+        </w:rPr>
+        <w:t xml:space="preserve">Bizalmi szintek és kliensregisztráció.</w:t>
+      </w:r>
+    </w:p>
+    <w:p>
+      <w:pPr>
+        <w:pStyle w:val="ListParagraph"/>
+        <w:numPr>
+          <w:ilvl w:val="0"/>
+          <w:numId w:val="1"/>
+        </w:numPr>
+        <w:spacing w:after="60"/>
+      </w:pPr>
+      <w:r>
+        <w:rPr>
+          <w:i/>
+          <w:iCs/>
+        </w:rPr>
+        <w:t xml:space="preserve">1. szint:</w:t>
+      </w:r>
+      <w:r>
+        <w:t xml:space="preserve"> önkiszolgáló, dinamikus kliensregisztráció (RFC 7591), egyedi engedélyezési eljárás nélkül; kizárólag olvasás az érintett saját adatkörében, az alapadatkörben; kérésszám-korlát és rövid tokenélettartam; a jóváhagyó képernyő jelzi, hogy a kiadó nincs átvilágítva.</w:t>
+      </w:r>
+    </w:p>
+    <w:p>
+      <w:pPr>
+        <w:pStyle w:val="ListParagraph"/>
+        <w:numPr>
+          <w:ilvl w:val="0"/>
+          <w:numId w:val="1"/>
+        </w:numPr>
+        <w:spacing w:after="60"/>
+      </w:pPr>
+      <w:r>
+        <w:rPr>
+          <w:i/>
+          <w:iCs/>
+        </w:rPr>
+        <w:t xml:space="preserve">2. szint:</w:t>
+      </w:r>
+      <w:r>
+        <w:t xml:space="preserve"> azonosított kiadó, aláírt szoftvernyilatkozat, bizalmas kliens aszimmetrikus kulcsú hitelesítéssel, birtokláshoz kötött hozzáférési token; műveletvégzés az érintett saját adatkörében, valamint pedagógusi és oktatói olvasás.</w:t>
+      </w:r>
+    </w:p>
+    <w:p>
+      <w:pPr>
+        <w:pStyle w:val="ListParagraph"/>
+        <w:numPr>
+          <w:ilvl w:val="0"/>
+          <w:numId w:val="1"/>
+        </w:numPr>
+        <w:spacing w:after="60"/>
+      </w:pPr>
+      <w:r>
+        <w:rPr>
+          <w:i/>
+          <w:iCs/>
+        </w:rPr>
+        <w:t xml:space="preserve">3. szint:</w:t>
+      </w:r>
+      <w:r>
+        <w:t xml:space="preserve"> a 2. szint feltételei, valamint érvényes adatfeldolgozói szerződés és intézményi engedélyezés; emelt biztonsági profil (FAPI 2.0 Security Profile) vagy azzal egyenértékű megoldás és kliensattesztáció; műveletvégzés intézményi feladatkörben.</w:t>
+      </w:r>
+    </w:p>
+    <w:p>
+      <w:pPr>
+        <w:spacing w:after="140"/>
+        <w:jc w:val="both"/>
+      </w:pPr>
+      <w:r>
+        <w:rPr>
+          <w:b/>
+          <w:bCs/>
+        </w:rPr>
+        <w:t xml:space="preserve">Funkciókatalógus és adatkör-besorolás.</w:t>
+      </w:r>
+      <w:r>
+        <w:t xml:space="preserve"> A rendelet melléklete tételesen felsorolja a delegált hozzáféréssel elérhető funkciókat, és funkciónként megadja a szükséges bizalmi szintet, valamint az adatkör besorolását: alapadatkör, fokozottan védett adatkör, vagy más személyt is érintő adat. Új hivatalos funkció bevezetésekor az üzemeltető kilencven napon belül besorolási javaslatot tesz; a katalógust a miniszter évente felülvizsgálja.</w:t>
+      </w:r>
+    </w:p>
+    <w:p>
+      <w:pPr>
+        <w:spacing w:after="140"/>
+        <w:jc w:val="both"/>
+      </w:pPr>
+      <w:r>
+        <w:rPr>
+          <w:b/>
+          <w:bCs/>
+        </w:rPr>
+        <w:t xml:space="preserve">A továbbítási nyilatkozat és a jóváhagyó képernyő.</w:t>
+      </w:r>
+      <w:r>
+        <w:t xml:space="preserve"> A kiadó a nyilvántartásba vételkor nyilatkozik az Nkt. B) § (1) bekezdése szerinti adatokról. A jóváhagyó képernyő a hivatalos felületen jelenik meg, köznyelven, a nyilvántartás adatai alapján, a szoftver által nem módosítható módon. A rendelet a kötelező tartalmi elemeket írja elő, nem a szövegezést.</w:t>
+      </w:r>
+    </w:p>
+    <w:p>
+      <w:pPr>
+        <w:spacing w:after="140"/>
+        <w:jc w:val="both"/>
+      </w:pPr>
+      <w:r>
+        <w:rPr>
+          <w:b/>
+          <w:bCs/>
+        </w:rPr>
+        <w:t xml:space="preserve">Visszavonás és incidenskezelés.</w:t>
+      </w:r>
+      <w:r>
+        <w:t xml:space="preserve"> A tokenek visszavonása az RFC 7009 szerint támogatott; a felhasználó által visszavont felhatalmazás legfeljebb öt percen belül hatályát veszti. A kiadó a tudomásszerzéstől számított hetvenkét órán belül bejelenti a klienst érintő biztonsági incidenst. A nyilvántartásból törölt szoftverhez tartozó felhatalmazások azonnal hatályukat vesztik.</w:t>
+      </w:r>
+    </w:p>
+    <w:p>
+      <w:pPr>
+        <w:spacing w:after="140"/>
+        <w:jc w:val="both"/>
+      </w:pPr>
+      <w:r>
+        <w:rPr>
+          <w:b/>
+          <w:bCs/>
+        </w:rPr>
+        <w:t xml:space="preserve">Átláthatóság.</w:t>
+      </w:r>
+      <w:r>
+        <w:t xml:space="preserve"> Az üzemeltető évente nyilvános jelentést tesz közzé a regisztrált kliensek bizalmi szintenkénti számáról, az aktív felhatalmazásokról, a visszavonásokról, a kliensfelfüggesztésekről és a biztonsági incidensekről.</w:t>
+      </w:r>
+    </w:p>
+    <w:p>
+      <w:pPr>
+        <w:spacing w:after="140"/>
+        <w:jc w:val="both"/>
+      </w:pPr>
+      <w:r>
+        <w:rPr>
+          <w:b/>
+          <w:bCs/>
+        </w:rPr>
+        <w:t xml:space="preserve">Szabványkövetés.</w:t>
+      </w:r>
+      <w:r>
+        <w:t xml:space="preserve"> A rendelet a hivatkozott szabványok megnevezését a nemzetközi szabványfejlődéshez igazodva módosíthatja, a bizalmi szintekhez rendelt garanciák változatlanul hagyásával.</w:t>
+      </w:r>
+    </w:p>
+    <w:p>
+      <w:pPr>
+        <w:pStyle w:val="Heading2"/>
+        <w:spacing w:after="160" w:before="320"/>
+      </w:pPr>
+      <w:r>
+        <w:t xml:space="preserve">IV. A hatásmérés előírása: pilot</w:t>
+      </w:r>
+    </w:p>
+    <w:p>
+      <w:pPr>
+        <w:spacing w:after="140"/>
+        <w:jc w:val="both"/>
+      </w:pPr>
+      <w:r>
+        <w:rPr>
+          <w:i/>
+          <w:iCs/>
+        </w:rPr>
+        <w:t xml:space="preserve">(javasolt indulás: 2027. szeptember 1., eredmény: 2028. március 31.)</w:t>
+      </w:r>
+    </w:p>
+    <w:p>
+      <w:pPr>
+        <w:spacing w:after="140"/>
+        <w:jc w:val="both"/>
+      </w:pPr>
+      <w:r>
+        <w:t xml:space="preserve">Javasoljuk, hogy a kormányrendelet írjon elő pilot-mérést, amelynek eredménye a műveleti és a pedagógusi szakasz indítása előtt rendelkezésre áll.</w:t>
+      </w:r>
+    </w:p>
+    <w:p>
+      <w:pPr>
+        <w:pStyle w:val="ListParagraph"/>
+        <w:numPr>
+          <w:ilvl w:val="0"/>
+          <w:numId w:val="1"/>
+        </w:numPr>
+        <w:spacing w:after="60"/>
+      </w:pPr>
+      <w:r>
+        <w:rPr>
+          <w:b/>
+          <w:bCs/>
+        </w:rPr>
+        <w:t xml:space="preserve">Kör:</w:t>
+      </w:r>
+      <w:r>
+        <w:t xml:space="preserve"> legalább néhány száz pedagógus, több intézménytípusból (általános iskola, gimnázium, szakképző intézmény) és több fenntartótól.</w:t>
+      </w:r>
+    </w:p>
+    <w:p>
+      <w:pPr>
+        <w:pStyle w:val="ListParagraph"/>
+        <w:numPr>
+          <w:ilvl w:val="0"/>
+          <w:numId w:val="1"/>
+        </w:numPr>
+        <w:spacing w:after="60"/>
+      </w:pPr>
+      <w:r>
+        <w:rPr>
+          <w:b/>
+          <w:bCs/>
+        </w:rPr>
+        <w:t xml:space="preserve">Mit mér:</w:t>
+      </w:r>
+      <w:r>
+        <w:t xml:space="preserve"> a 6.2 pontban felsorolt öt kérdést — az adminisztrációs idő folyamatonkénti megoszlását, a tanulmányi rendszerből adatot igénylő folyamatok arányát, az azonos folyamat időigényét integrált MI-vel, az utóellenőrzésre fordított időt, valamint a hibaarány változását.</w:t>
+      </w:r>
+    </w:p>
+    <w:p>
+      <w:pPr>
+        <w:pStyle w:val="ListParagraph"/>
+        <w:numPr>
+          <w:ilvl w:val="0"/>
+          <w:numId w:val="1"/>
+        </w:numPr>
+        <w:spacing w:after="60"/>
+      </w:pPr>
+      <w:r>
+        <w:rPr>
+          <w:b/>
+          <w:bCs/>
+        </w:rPr>
+        <w:t xml:space="preserve">Eredménye:</w:t>
+      </w:r>
+      <w:r>
+        <w:t xml:space="preserve"> nyilvános, és a funkciókatalógus, valamint a 2028. szeptemberi szakasz megalapozását szolgálja.</w:t>
+      </w:r>
+    </w:p>
+    <w:p>
+      <w:pPr>
+        <w:pStyle w:val="ListParagraph"/>
+        <w:numPr>
+          <w:ilvl w:val="0"/>
+          <w:numId w:val="1"/>
+        </w:numPr>
+        <w:spacing w:after="60"/>
+      </w:pPr>
+      <w:r>
+        <w:rPr>
+          <w:b/>
+          <w:bCs/>
+        </w:rPr>
+        <w:t xml:space="preserve">Ha a pilot nem igazolja az időnyereséget</w:t>
+      </w:r>
+      <w:r>
+        <w:t xml:space="preserve">, a javaslat olvasási része akkor is indokolt marad: az az érintett saját adatához való hozzáférésről szól, nem a pedagógusi hatékonyságról.</w:t>
+      </w:r>
+    </w:p>
+    <w:p>
+      <w:pPr>
+        <w:pBdr>
+          <w:bottom w:val="single" w:color="B0B8C4" w:sz="6"/>
+        </w:pBdr>
+        <w:spacing w:after="200" w:before="200"/>
+      </w:pPr>
+      <w:r>
+        <w:t xml:space="preserve"/>
+      </w:r>
+    </w:p>
+    <w:p>
+      <w:pPr>
+        <w:pStyle w:val="Heading1"/>
+        <w:spacing w:after="160" w:before="320"/>
+      </w:pPr>
+      <w:r>
+        <w:t xml:space="preserve">13. Bevezetési ütemterv</w:t>
       </w:r>
     </w:p>
     <w:tbl>
@@ -5531,7 +7894,7 @@
                 <w:sz w:val="18"/>
                 <w:szCs w:val="18"/>
               </w:rPr>
-              <w:t xml:space="preserve">A műszaki és eljárási követelményekről szóló kormányrendelet kihirdetése, a funkciókatalógus első kiadásával</w:t>
+              <w:t xml:space="preserve">A műszaki és eljárási követelményekről szóló kormányrendelet kihirdetése, a funkciókatalógus és az adatkör-besorolás első kiadásával</w:t>
             </w:r>
           </w:p>
         </w:tc>
@@ -5665,7 +8028,16 @@
                 <w:sz w:val="18"/>
                 <w:szCs w:val="18"/>
               </w:rPr>
-              <w:t xml:space="preserve"> hozzáférés szülői és tanulói jogosultságra, 1. bizalmi szinten</w:t>
+              <w:t xml:space="preserve"> hozzáférés szülői és tanulói jogosultságra, 1. bizalmi szinten, alapadatkörben, a köznyelvi tájékoztatással együtt. </w:t>
+            </w:r>
+            <w:r>
+              <w:rPr>
+                <w:b/>
+                <w:bCs/>
+                <w:sz w:val="18"/>
+                <w:szCs w:val="18"/>
+              </w:rPr>
+              <w:t xml:space="preserve">A pedagógusi pilot indulása</w:t>
             </w:r>
           </w:p>
         </w:tc>
@@ -5716,7 +8088,7 @@
                 <w:sz w:val="18"/>
                 <w:szCs w:val="18"/>
               </w:rPr>
-              <w:t xml:space="preserve">Felsőoktatási tanulmányi rendszerek: dokumentáció és tesztkörnyezet közzététele. KRÉTA: a műveleti funkciók katalógusbesorolásának közzététele</w:t>
+              <w:t xml:space="preserve">A pilot eredményének közzététele. Felsőoktatás: dokumentáció és tesztkörnyezet. KRÉTA: a műveleti funkciók katalógusbesorolása</w:t>
             </w:r>
           </w:p>
         </w:tc>
@@ -5783,7 +8155,7 @@
                 <w:sz w:val="18"/>
                 <w:szCs w:val="18"/>
               </w:rPr>
-              <w:t xml:space="preserve">: műveletvégzés az érintett saját adatkörében (2. szint); pedagógusi hozzáférés intézményi engedélyezéssel (3. szint). Felsőoktatás: éles delegált olvasási hozzáférés</w:t>
+              <w:t xml:space="preserve">: műveletvégzés az érintett saját adatkörében (2. szint); pedagógusi hozzáférés intézményi engedélyezéssel (3. szint), a pilot eredményére alapozva. Felsőoktatás: éles delegált olvasási hozzáférés</w:t>
             </w:r>
           </w:p>
         </w:tc>
@@ -5915,7 +8287,17 @@
         <w:t xml:space="preserve">az olvasás előbb megy élesbe, mint az írás</w:t>
       </w:r>
       <w:r>
-        <w:t xml:space="preserve">, és a pedagógusi hozzáférés csak az intézményi engedélyezési mechanizmussal együtt indul. Az 1.0 változat egyetlen, 2027. szeptemberi dátumon vezette volna be mindhármat.</w:t>
+        <w:t xml:space="preserve">, a pedagógusi hozzáférés csak az intézményi engedélyezéssel együtt indul, és </w:t>
+      </w:r>
+      <w:r>
+        <w:rPr>
+          <w:b/>
+          <w:bCs/>
+        </w:rPr>
+        <w:t xml:space="preserve">a pedagógusi szakaszt magyar mérés előzi meg</w:t>
+      </w:r>
+      <w:r>
+        <w:t xml:space="preserve">, nem feltételezés.</w:t>
       </w:r>
     </w:p>
     <w:p>
@@ -5935,7 +8317,7 @@
         <w:spacing w:after="160" w:before="320"/>
       </w:pPr>
       <w:r>
-        <w:t xml:space="preserve">12. Nyitott kérdések</w:t>
+        <w:t xml:space="preserve">14. Nyitott kérdések</w:t>
       </w:r>
     </w:p>
     <w:p>
@@ -6001,10 +8383,10 @@
           <w:b/>
           <w:bCs/>
         </w:rPr>
-        <w:t xml:space="preserve">A vegyes adatkörök tételes besorolása</w:t>
-      </w:r>
-      <w:r>
-        <w:t xml:space="preserve"> a funkciókatalógusban: pedagógusi üzenetek, fegyelmi és gyermekvédelmi bejegyzések, más tanulót is érintő tartalmak.</w:t>
+        <w:t xml:space="preserve">Az adatkörök tételes, mezőszintű besorolása</w:t>
+      </w:r>
+      <w:r>
+        <w:t xml:space="preserve"> a funkciókatalógusban. A 8.3 pont megadja a három kategóriát és az alapértelmezést, de a besorolás elvégzése önálló, jelentős szakmai munka.</w:t>
       </w:r>
     </w:p>
     <w:p>
@@ -6021,10 +8403,10 @@
           <w:b/>
           <w:bCs/>
         </w:rPr>
-        <w:t xml:space="preserve">Kiskorúak adatainak Unión kívüli MI-szolgáltatóhoz kerülése.</w:t>
-      </w:r>
-      <w:r>
-        <w:t xml:space="preserve"> Ezt a javaslat nem oldja meg; láthatóvá és visszavonhatóvá teszi, de a tartalmi kérdés — mit szabad egy asszisztensnek a kapott adattal tenni — külön szabályozást igényel.</w:t>
+        <w:t xml:space="preserve">Mit tehet az MI-szolgáltató a kapott adattal a saját rendszerén belül?</w:t>
+      </w:r>
+      <w:r>
+        <w:t xml:space="preserve"> A javaslat előírja, hogy erről tájékoztatni kell, és megtiltja a fokozottan védett adatkör továbbítását, de nem szabályozza a szolgáltató belső adatkezelését. Ez önálló szabályozási réteg.</w:t>
       </w:r>
     </w:p>
     <w:p>
@@ -6044,7 +8426,7 @@
         <w:t xml:space="preserve">A költségoldal.</w:t>
       </w:r>
       <w:r>
-        <w:t xml:space="preserve"> Az üzemeltetői ráfordítás, a nyilvántartás működtetése és az intézményi felkészítés költsége még nincs becsülve; a hatásvizsgálat e nélkül nem teljes.</w:t>
+        <w:t xml:space="preserve"> Az üzemeltetői ráfordítás, a nyilvántartás működtetése, a pilot és az intézményi felkészítés költsége még nincs becsülve.</w:t>
       </w:r>
     </w:p>
     <w:p>
@@ -6061,10 +8443,10 @@
           <w:b/>
           <w:bCs/>
         </w:rPr>
-        <w:t xml:space="preserve">Statisztikai pontosítások.</w:t>
-      </w:r>
-      <w:r>
-        <w:t xml:space="preserve"> Az átlagos osztálylétszám, a KRÉTA-alkalmazások megjelenési éve és a KRÉTA-tudásbázis hivatkozásának pontos adatai még pótlandók (a szövegben [ELLENŐRIZENDŐ] jelöléssel).</w:t>
+        <w:t xml:space="preserve">A továbbítási nyilatkozat ellenőrzése.</w:t>
+      </w:r>
+      <w:r>
+        <w:t xml:space="preserve"> A javaslat szankcionálja a valótlan nyilatkozatot, de nem mondja meg, ki és hogyan ellenőrzi. Bejelentésre, mintavétellel vagy rendszeresen?</w:t>
       </w:r>
     </w:p>
     <w:p>
@@ -6081,10 +8463,30 @@
           <w:b/>
           <w:bCs/>
         </w:rPr>
+        <w:t xml:space="preserve">Statisztikai pontosítások.</w:t>
+      </w:r>
+      <w:r>
+        <w:t xml:space="preserve"> Az átlagos osztálylétszám, a KRÉTA-alkalmazások megjelenési éve és a KRÉTA-tudásbázis hivatkozásának pontos adatai még pótlandók (a szövegben [ELLENŐRIZENDŐ] jelöléssel).</w:t>
+      </w:r>
+    </w:p>
+    <w:p>
+      <w:pPr>
+        <w:pStyle w:val="ListParagraph"/>
+        <w:numPr>
+          <w:ilvl w:val="0"/>
+          <w:numId w:val="2"/>
+        </w:numPr>
+        <w:spacing w:after="60"/>
+      </w:pPr>
+      <w:r>
+        <w:rPr>
+          <w:b/>
+          <w:bCs/>
+        </w:rPr>
         <w:t xml:space="preserve">Az érdekütközés kezelése.</w:t>
       </w:r>
       <w:r>
-        <w:t xml:space="preserve"> Az előterjesztés készítője a 3.3 pontban leírt szolgáltatás üzemeltetője. A javaslat elfogadása ezt a szolgáltatást a jelenlegi formájában feleslegessé teszi, de a jövőbeli piacon az előterjesztő is szereplő lehet. Ezt itt jelezzük.</w:t>
+        <w:t xml:space="preserve"> Az előterjesztés készítője a 4.3 pontban leírt szolgáltatás üzemeltetője. A javaslat elfogadása ezt a szolgáltatást a jelenlegi formájában feleslegessé teszi, de a jövőbeli piacon az előterjesztő is szereplő lehet.</w:t>
       </w:r>
     </w:p>
     <w:p>
@@ -6104,7 +8506,7 @@
         <w:spacing w:after="160" w:before="320"/>
       </w:pPr>
       <w:r>
-        <w:t xml:space="preserve">13. Források</w:t>
+        <w:t xml:space="preserve">15. Források</w:t>
       </w:r>
     </w:p>
     <w:p>
@@ -6364,7 +8766,7 @@
         <w:spacing w:after="60"/>
       </w:pPr>
       <w:r>
-        <w:t xml:space="preserve">KSH: Köznevelésben dolgozó pedagógusok bruttó átlagkeresete (23.1.1.32.) — https://www.ksh.hu/stadat_files/okt/hu/okt0046.html</w:t>
+        <w:t xml:space="preserve">KSH: A köznevelési és a szakképző intézményekben alkalmazott pedagógusok és oktatók feladatonként (23.1.1.3.) — https://www.ksh.hu/stadat_files/okt/hu/okt0003.html</w:t>
       </w:r>
     </w:p>
     <w:p>

--- a/eloterjesztes/AI-Orszag-sajat-oktatasi-adat.docx
+++ b/eloterjesztes/AI-Orszag-sajat-oktatasi-adat.docx
@@ -30,10 +30,10 @@
           <w:b/>
           <w:bCs/>
         </w:rPr>
-        <w:t xml:space="preserve">2.1 változat.</w:t>
-      </w:r>
-      <w:r>
-        <w:t xml:space="preserve"> A 2.0-hoz képest a szöveg áthelyezi az érvelés súlypontját: nem adatnyitást javasol, hanem a ma is meglévő hozzáférés kontrollált delegálását. Új fejezet szól arról, mi történik az adattal a kiadás után, és arról, milyen adatkör vihető egyáltalán tovább külső szolgáltatóhoz. A pedagógusi rész szakpolitikai érvre épül, nem az MI-rendeletből levezetett jogi érvre. A hatásbecslés szűkebb pedagóguskörrel, két külön paraméterrel és példaszámításként szerepel, forintosítás nélkül, és a javaslat pilot-mérést ír elő.</w:t>
+        <w:t xml:space="preserve">2.2 változat.</w:t>
+      </w:r>
+      <w:r>
+        <w:t xml:space="preserve"> A javaslat nem adatnyitást kér, hanem a ma is meglévő hozzáférés kontrollált delegálását, és a kiinduló problémát sem MI-integrációs hiányként írja le, hanem a mindennapi digitális élet széttöredezettségeként — a szülő és a pedagógus oldalán egyaránt. Külön fejezet szól arról, mi történik az adattal a kiadás után, és arról, milyen adatkör vihető egyáltalán tovább külső szolgáltatóhoz. A pedagógusi rész szakpolitikai érvre épül, nem az MI-rendeletből levezetett jogi érvre. A hatásbecslés szűkebb pedagóguskörrel, két külön paraméterrel és példaszámításként szerepel, forintosítás nélkül, és a javaslat pilot-mérést ír elő.</w:t>
       </w:r>
     </w:p>
     <w:p>
@@ -54,6 +54,48 @@
       </w:pPr>
       <w:r>
         <w:t xml:space="preserve">Vezetői összefoglaló</w:t>
+      </w:r>
+    </w:p>
+    <w:p>
+      <w:pPr>
+        <w:spacing w:after="140"/>
+        <w:jc w:val="both"/>
+      </w:pPr>
+      <w:r>
+        <w:rPr>
+          <w:b/>
+          <w:bCs/>
+        </w:rPr>
+        <w:t xml:space="preserve">A probléma nem az, hogy nincs elég iskolai alkalmazás. Az, hogy túl sok van — és egyik sem tud együttműködni azzal az eszközzel, amit a felhasználó már használ.</w:t>
+      </w:r>
+      <w:r>
+        <w:t xml:space="preserve"> A szülőnek ma külön alkalmazása van a munkahelyéhez, a bankjához, a parkoláshoz, az egészségügyi időpontokhoz, a háztartási gépeihez; ezek mellé jön az iskolai, két gyerek esetén nem is egy. A pedagógusnak külön rendszerben van a napló, a kommunikáció, az órarend, a tananyag és az értékelés. Mindkettőjüknél ugyanaz történik: </w:t>
+      </w:r>
+      <w:r>
+        <w:rPr>
+          <w:b/>
+          <w:bCs/>
+        </w:rPr>
+        <w:t xml:space="preserve">az ember az integrációs réteg</w:t>
+      </w:r>
+      <w:r>
+        <w:t xml:space="preserve"> a rendszerek között, ő hordja fejben az információt egyikből a másikba.</w:t>
+      </w:r>
+    </w:p>
+    <w:p>
+      <w:pPr>
+        <w:spacing w:after="140"/>
+        <w:jc w:val="both"/>
+      </w:pPr>
+      <w:r>
+        <w:rPr>
+          <w:b/>
+          <w:bCs/>
+        </w:rPr>
+        <w:t xml:space="preserve">Nem még egy oktatási appra van szükség.</w:t>
+      </w:r>
+      <w:r>
+        <w:t xml:space="preserve"> Arra van szükség, hogy a felhasználó a saját digitális eszközén keresztül használhassa azt az adatot, amihez amúgy is hozzáfér.</w:t>
       </w:r>
     </w:p>
     <w:p>
@@ -378,35 +420,133 @@
         <w:spacing w:after="160" w:before="320"/>
       </w:pPr>
       <w:r>
-        <w:t xml:space="preserve">1.1 A hozzáférés ma is megvan, csak egyetlen csatornán</w:t>
-      </w:r>
-    </w:p>
-    <w:p>
-      <w:pPr>
-        <w:spacing w:after="140"/>
-        <w:jc w:val="both"/>
-      </w:pPr>
-      <w:r>
-        <w:t xml:space="preserve">A szülő ma belép a KRÉTA-ba, és látja a gyermeke jegyeit, hiányzásait, órarendjét, számonkéréseit. A tanuló ugyanezt a sajátjára. A hallgató a Neptunban a vizsgáit és határidőit. Ez a hozzáférés </w:t>
-      </w:r>
-      <w:r>
-        <w:rPr>
-          <w:b/>
-          <w:bCs/>
-        </w:rPr>
-        <w:t xml:space="preserve">létezik, jogszerű és megszokott</w:t>
-      </w:r>
-      <w:r>
-        <w:t xml:space="preserve">. Egyetlen korlátja van: kizárólag azon az alkalmazáson keresztül gyakorolható, amelyet az üzemeltető ad ki.</w:t>
-      </w:r>
-    </w:p>
-    <w:p>
-      <w:pPr>
-        <w:spacing w:after="140"/>
-        <w:jc w:val="both"/>
-      </w:pPr>
-      <w:r>
-        <w:t xml:space="preserve">Ez a korlát nem az adatvédelemből következik. Nem azért van, mert a szülő nem láthatná az adatot — hiszen látja. Azért van, mert a belépési rendszer nem teszi lehetővé, hogy harmadik fél szoftvere a felhasználó engedélyével kapcsolódjon.</w:t>
+        <w:t xml:space="preserve">1.1 A probléma nem az appok hiánya, hanem a széttöredezettség</w:t>
+      </w:r>
+    </w:p>
+    <w:p>
+      <w:pPr>
+        <w:spacing w:after="140"/>
+        <w:jc w:val="both"/>
+      </w:pPr>
+      <w:r>
+        <w:t xml:space="preserve">Az előterjesztést könnyű félreérteni úgy, hogy „hiányzik az MI-integráció az oktatásból”. A hiány valódi, de nem ez a probléma gyökere. A gyökér az, hogy a felhasználó digitális élete rendszerekre van szabdalva, és a rendszerek közti átjárást neki magának kell elvégeznie.</w:t>
+      </w:r>
+    </w:p>
+    <w:p>
+      <w:pPr>
+        <w:spacing w:after="140"/>
+        <w:jc w:val="both"/>
+      </w:pPr>
+      <w:r>
+        <w:rPr>
+          <w:b/>
+          <w:bCs/>
+        </w:rPr>
+        <w:t xml:space="preserve">A szülő oldalán</w:t>
+      </w:r>
+      <w:r>
+        <w:t xml:space="preserve"> ez így néz ki. Külön alkalmazás a munkahelyi levelezéshez, külön a bankhoz, a parkoláshoz, az egészségügyi időpontokhoz, a közműszámlákhoz, a háztartási gépekhez, a tévéhez, az okosotthonhoz. Ezek mellé jön az iskolai alkalmazás — és ha két gyerek van, akkor több fiók, több felület, több értesítés és több napi rutin. A szülő nem még egy alkalmazást akar használni. Azt szeretné, hogy a már használt eszközében feltehessen egy kérdést:</w:t>
+      </w:r>
+    </w:p>
+    <w:p>
+      <w:pPr>
+        <w:pBdr>
+          <w:left w:val="single" w:color="6B7A8F" w:sz="12" w:space="12"/>
+        </w:pBdr>
+        <w:spacing w:after="60" w:before="60"/>
+        <w:ind w:left="360"/>
+      </w:pPr>
+      <w:r>
+        <w:t xml:space="preserve">„Mi van ezen a héten a két gyerekkel? Mi a házi, mik a számonkérések, van-e valami, amire figyelnem kell?”</w:t>
+      </w:r>
+    </w:p>
+    <w:p>
+      <w:pPr>
+        <w:spacing w:after="140"/>
+        <w:jc w:val="both"/>
+      </w:pPr>
+      <w:r>
+        <w:rPr>
+          <w:b/>
+          <w:bCs/>
+        </w:rPr>
+        <w:t xml:space="preserve">A pedagógus oldalán</w:t>
+      </w:r>
+      <w:r>
+        <w:t xml:space="preserve"> ugyanez a probléma, más szerepben. A napló az egyik rendszerben van, a kommunikáció a másikban, az órarend a harmadikban, a tananyag és a beadandók egy tanulásszervezési rendszerben, emellett e-mail, megosztott dokumentumok és belső intézményi felületek. A pedagógus ugyanúgy az integrációs réteg: megnézi az egyikben, mit lát, és átviszi a másikba. Az ő kérdése ez volna:</w:t>
+      </w:r>
+    </w:p>
+    <w:p>
+      <w:pPr>
+        <w:pBdr>
+          <w:left w:val="single" w:color="6B7A8F" w:sz="12" w:space="12"/>
+        </w:pBdr>
+        <w:spacing w:after="60" w:before="60"/>
+        <w:ind w:left="360"/>
+      </w:pPr>
+      <w:r>
+        <w:t xml:space="preserve">„Kik maradtak le, kinek kell írnom, és mit kell ma adminisztrálnom?”</w:t>
+      </w:r>
+    </w:p>
+    <w:p>
+      <w:pPr>
+        <w:spacing w:after="140"/>
+        <w:jc w:val="both"/>
+      </w:pPr>
+      <w:r>
+        <w:rPr>
+          <w:b/>
+          <w:bCs/>
+        </w:rPr>
+        <w:t xml:space="preserve">Miért nem a jobb KRÉTA-app a válasz.</w:t>
+      </w:r>
+      <w:r>
+        <w:t xml:space="preserve"> Egy szebb, gyorsabb, okosabb hivatalos alkalmazás ezt nem oldja meg. Akármilyen jó, továbbra is </w:t>
+      </w:r>
+      <w:r>
+        <w:rPr>
+          <w:b/>
+          <w:bCs/>
+        </w:rPr>
+        <w:t xml:space="preserve">egy újabb felület</w:t>
+      </w:r>
+      <w:r>
+        <w:t xml:space="preserve">, amelyet meg kell nyitni, amelyben külön kell keresni, és amely nem tud mit kezdeni azzal, hogy a szülőnek két gyereke van két iskolában, vagy hogy a pedagógus a leveleit máshol olvassa. A „még egy app” logika minden újabb körrel súlyosbítja azt a problémát, amelyet enyhíteni akar.</w:t>
+      </w:r>
+    </w:p>
+    <w:p>
+      <w:pPr>
+        <w:spacing w:after="140"/>
+        <w:jc w:val="both"/>
+      </w:pPr>
+      <w:r>
+        <w:t xml:space="preserve">A cél tehát nem az, hogy legyen egy jobb KRÉTA-app, hanem hogy </w:t>
+      </w:r>
+      <w:r>
+        <w:rPr>
+          <w:b/>
+          <w:bCs/>
+        </w:rPr>
+        <w:t xml:space="preserve">a KRÉTA-adat ne legyen egyetlen felületbe bezárva</w:t>
+      </w:r>
+      <w:r>
+        <w:t xml:space="preserve">.</w:t>
+      </w:r>
+    </w:p>
+    <w:p>
+      <w:pPr>
+        <w:spacing w:after="140"/>
+        <w:jc w:val="both"/>
+      </w:pPr>
+      <w:r>
+        <w:rPr>
+          <w:b/>
+          <w:bCs/>
+        </w:rPr>
+        <w:t xml:space="preserve">Az elv egy mondatban:</w:t>
+      </w:r>
+      <w:r>
+        <w:t xml:space="preserve"> ne az ember legyen az integrációs réteg a rendszerek között.</w:t>
       </w:r>
     </w:p>
     <w:p>
@@ -415,45 +555,35 @@
         <w:spacing w:after="160" w:before="320"/>
       </w:pPr>
       <w:r>
-        <w:t xml:space="preserve">1.2 Ami nem változik: a jogosultsági kör</w:t>
-      </w:r>
-    </w:p>
-    <w:p>
-      <w:pPr>
-        <w:spacing w:after="140"/>
-        <w:jc w:val="both"/>
-      </w:pPr>
-      <w:r>
-        <w:t xml:space="preserve">A javaslat </w:t>
-      </w:r>
-      <w:r>
-        <w:rPr>
-          <w:b/>
-          <w:bCs/>
-        </w:rPr>
-        <w:t xml:space="preserve">egyetlen adatmezőt sem tesz elérhetővé olyan személy számára, aki ma nem látja</w:t>
-      </w:r>
-      <w:r>
-        <w:t xml:space="preserve">. A delegált hozzáférés a felhasználó meglévő jogosultságára épül, és annál szűkebb is lehet, mert a felhasználó szűkítheti.</w:t>
-      </w:r>
-    </w:p>
-    <w:p>
-      <w:pPr>
-        <w:spacing w:after="140"/>
-        <w:jc w:val="both"/>
-      </w:pPr>
-      <w:r>
-        <w:t xml:space="preserve">Ezt azért hangsúlyozzuk, mert a javaslat leggyakoribb félreértése az, hogy „megnyitjuk a KRÉTA-t”. Nem nyitunk meg semmit. A KRÉTA ma is nyitva van — a jogosult felhasználó felé, egyetlen csatornán. A javaslat a csatornát teszi választhatóvá, és cserébe </w:t>
-      </w:r>
-      <w:r>
-        <w:rPr>
-          <w:b/>
-          <w:bCs/>
-        </w:rPr>
-        <w:t xml:space="preserve">láthatóvá és visszavonhatóvá</w:t>
-      </w:r>
-      <w:r>
-        <w:t xml:space="preserve"> teszi azt, ami ma jelszóátadással, láthatatlanul történik.</w:t>
+        <w:t xml:space="preserve">1.2 A hozzáférés ma is megvan, csak egyetlen csatornán</w:t>
+      </w:r>
+    </w:p>
+    <w:p>
+      <w:pPr>
+        <w:spacing w:after="140"/>
+        <w:jc w:val="both"/>
+      </w:pPr>
+      <w:r>
+        <w:t xml:space="preserve">A szülő ma belép a KRÉTA-ba, és látja a gyermeke jegyeit, hiányzásait, órarendjét, számonkéréseit. A tanuló ugyanezt a sajátjára. A hallgató a Neptunban a vizsgáit és határidőit. Ez a hozzáférés </w:t>
+      </w:r>
+      <w:r>
+        <w:rPr>
+          <w:b/>
+          <w:bCs/>
+        </w:rPr>
+        <w:t xml:space="preserve">létezik, jogszerű és megszokott</w:t>
+      </w:r>
+      <w:r>
+        <w:t xml:space="preserve">. Egyetlen korlátja van: kizárólag azon az alkalmazáson keresztül gyakorolható, amelyet az üzemeltető ad ki.</w:t>
+      </w:r>
+    </w:p>
+    <w:p>
+      <w:pPr>
+        <w:spacing w:after="140"/>
+        <w:jc w:val="both"/>
+      </w:pPr>
+      <w:r>
+        <w:t xml:space="preserve">Ez a korlát nem az adatvédelemből következik. Nem azért van, mert a szülő nem láthatná az adatot — hiszen látja. Azért van, mert a belépési rendszer nem teszi lehetővé, hogy harmadik fél szoftvere a felhasználó engedélyével kapcsolódjon.</w:t>
       </w:r>
     </w:p>
     <w:p>
@@ -462,7 +592,54 @@
         <w:spacing w:after="160" w:before="320"/>
       </w:pPr>
       <w:r>
-        <w:t xml:space="preserve">1.3 Ami valóban új: az adat további útja</w:t>
+        <w:t xml:space="preserve">1.3 Ami nem változik: a jogosultsági kör</w:t>
+      </w:r>
+    </w:p>
+    <w:p>
+      <w:pPr>
+        <w:spacing w:after="140"/>
+        <w:jc w:val="both"/>
+      </w:pPr>
+      <w:r>
+        <w:t xml:space="preserve">A javaslat </w:t>
+      </w:r>
+      <w:r>
+        <w:rPr>
+          <w:b/>
+          <w:bCs/>
+        </w:rPr>
+        <w:t xml:space="preserve">egyetlen adatmezőt sem tesz elérhetővé olyan személy számára, aki ma nem látja</w:t>
+      </w:r>
+      <w:r>
+        <w:t xml:space="preserve">. A delegált hozzáférés a felhasználó meglévő jogosultságára épül, és annál szűkebb is lehet, mert a felhasználó szűkítheti.</w:t>
+      </w:r>
+    </w:p>
+    <w:p>
+      <w:pPr>
+        <w:spacing w:after="140"/>
+        <w:jc w:val="both"/>
+      </w:pPr>
+      <w:r>
+        <w:t xml:space="preserve">Ezt azért hangsúlyozzuk, mert a javaslat leggyakoribb félreértése az, hogy „megnyitjuk a KRÉTA-t”. Nem nyitunk meg semmit. A KRÉTA ma is nyitva van — a jogosult felhasználó felé, egyetlen csatornán. A javaslat a csatornát teszi választhatóvá, és cserébe </w:t>
+      </w:r>
+      <w:r>
+        <w:rPr>
+          <w:b/>
+          <w:bCs/>
+        </w:rPr>
+        <w:t xml:space="preserve">láthatóvá és visszavonhatóvá</w:t>
+      </w:r>
+      <w:r>
+        <w:t xml:space="preserve"> teszi azt, ami ma jelszóátadással, láthatatlanul történik.</w:t>
+      </w:r>
+    </w:p>
+    <w:p>
+      <w:pPr>
+        <w:pStyle w:val="Heading2"/>
+        <w:spacing w:after="160" w:before="320"/>
+      </w:pPr>
+      <w:r>
+        <w:t xml:space="preserve">1.4 Ami valóban új: az adat további útja</w:t>
       </w:r>
     </w:p>
     <w:p>
@@ -2876,16 +3053,25 @@
         <w:spacing w:after="160" w:before="320"/>
       </w:pPr>
       <w:r>
-        <w:t xml:space="preserve">4.3 A szülői oldalon a hiány megkerülő megoldásokat szül</w:t>
-      </w:r>
-    </w:p>
-    <w:p>
-      <w:pPr>
-        <w:spacing w:after="140"/>
-        <w:jc w:val="both"/>
-      </w:pPr>
-      <w:r>
-        <w:t xml:space="preserve">A szülő egy mondatban szeretné megkérdezni, mi vár a gyermekére a héten, melyik tantárgyból romlottak a jegyei, mikor kell igazolást beadni. Hivatalos út nélkül erre csak kockázatos módok vannak.</w:t>
+        <w:t xml:space="preserve">4.3 A szülői oldalon a széttöredezettség megkerülő megoldásokat szül</w:t>
+      </w:r>
+    </w:p>
+    <w:p>
+      <w:pPr>
+        <w:spacing w:after="140"/>
+        <w:jc w:val="both"/>
+      </w:pPr>
+      <w:r>
+        <w:t xml:space="preserve">A szülő napi valósága nem az, hogy hiányzik neki egy MI-asszisztens. Az, hogy túl sok felületet kell végigkattintania, és az iskolai a sokadik a sorban. Két gyerek esetén nem is egy: külön fiók, külön belépés, külön értesítési sor — az összefésülés pedig a szülő fejében történik.</w:t>
+      </w:r>
+    </w:p>
+    <w:p>
+      <w:pPr>
+        <w:spacing w:after="140"/>
+        <w:jc w:val="both"/>
+      </w:pPr>
+      <w:r>
+        <w:t xml:space="preserve">Amit szeretne, az egyetlen kérdés a már használt eszközében: mi vár a gyerekekre a héten, melyik tantárgyból romlottak a jegyek, mikor kell igazolást beadni. Hivatalos út nélkül erre csak kockázatos módok vannak.</w:t>
       </w:r>
     </w:p>
     <w:p>
@@ -3016,16 +3202,25 @@
         <w:spacing w:after="160" w:before="320"/>
       </w:pPr>
       <w:r>
-        <w:t xml:space="preserve">4.4 A tanári oldalon a hiány szabálytalan használatot szül</w:t>
-      </w:r>
-    </w:p>
-    <w:p>
-      <w:pPr>
-        <w:spacing w:after="140"/>
-        <w:jc w:val="both"/>
-      </w:pPr>
-      <w:r>
-        <w:t xml:space="preserve">A pedagógusok adminisztratív terhe mérhető: az OECD TALIS 2024 felmérése szerint a magyar főállású pedagógusok heti </w:t>
+        <w:t xml:space="preserve">4.4 A tanári oldalon a széttöredezettség szabálytalan használatot szül</w:t>
+      </w:r>
+    </w:p>
+    <w:p>
+      <w:pPr>
+        <w:spacing w:after="140"/>
+        <w:jc w:val="both"/>
+      </w:pPr>
+      <w:r>
+        <w:t xml:space="preserve">A pedagógus ugyanezt éli meg, más szerepben. A napló, a kommunikáció, az órarend, a tananyag, az értékelés, adott esetben egy tanulásszervezési rendszer, emellett e-mail, megosztott dokumentumok és belső intézményi felületek — mind külön. Az információ átvitele egyikből a másikba kézi munka, és éppen ez a kézi munka jelenik meg az adminisztrációs időben.</w:t>
+      </w:r>
+    </w:p>
+    <w:p>
+      <w:pPr>
+        <w:spacing w:after="140"/>
+        <w:jc w:val="both"/>
+      </w:pPr>
+      <w:r>
+        <w:t xml:space="preserve">A teher mérhető: az OECD TALIS 2024 felmérése szerint a magyar főállású pedagógusok heti </w:t>
       </w:r>
       <w:r>
         <w:rPr>
@@ -6673,6 +6868,32 @@
           <w:b/>
           <w:bCs/>
         </w:rPr>
+        <w:t xml:space="preserve">Ne még egy felület legyen.</w:t>
+      </w:r>
+      <w:r>
+        <w:t xml:space="preserve"> Ha az MI külön alkalmazásként érkezik, amelyet meg kell nyitni és amelybe kézzel kell bemásolni az adatot, akkor csak eggyel több rendszer lesz abban a sorban, amely már most is túl hosszú. Akkor lesz használható, ha </w:t>
+      </w:r>
+      <w:r>
+        <w:rPr>
+          <w:b/>
+          <w:bCs/>
+        </w:rPr>
+        <w:t xml:space="preserve">hozzáfér a pedagógus által amúgy is használt rendszerekhez</w:t>
+      </w:r>
+      <w:r>
+        <w:t xml:space="preserve">, és természetes nyelvű munkafelületet ad föléjük. Nem az embernek kell a rendszerekhez járnia; a rendszerek adata jön az emberhez.</w:t>
+      </w:r>
+    </w:p>
+    <w:p>
+      <w:pPr>
+        <w:spacing w:after="140"/>
+        <w:jc w:val="both"/>
+      </w:pPr>
+      <w:r>
+        <w:rPr>
+          <w:b/>
+          <w:bCs/>
+        </w:rPr>
         <w:t xml:space="preserve">Nem csak gyorsítás.</w:t>
       </w:r>
       <w:r>
@@ -6877,7 +7098,7 @@
         <w:t xml:space="preserve">Szülők és gondviselők.</w:t>
       </w:r>
       <w:r>
-        <w:t xml:space="preserve"> Rövid táv (2027–2028): jelszóátadás nélkül, a KRÉTA-ban látható és visszavonható módon kapcsolhatják a választott asszisztensüket a gyermekük iskolai adataihoz — és a döntés pillanatában megtudják, hová kerül az adat. Középtáv: a kevésbé gyakorlott digitális felhasználók és a nem magyar anyanyelvű családok is könnyebben követik gyermekük iskolai ügyeit; ez a 6.4 pont szerint feltételezés, amelyet a hatásmérésnek igazolnia kell.</w:t>
+        <w:t xml:space="preserve"> Rövid táv (2027–2028): jelszóátadás nélkül, a KRÉTA-ban látható és visszavonható módon kapcsolhatják a választott asszisztensüket a gyermekük iskolai adataihoz — és a döntés pillanatában megtudják, hová kerül az adat. Nem kell újabb alkalmazást telepíteniük, és több gyerek esetén sem kell külön felületeket végigjárniuk: egy kérdés a már használt eszközükben mindkét gyerekre válaszol. Középtáv: a kevésbé gyakorlott digitális felhasználók és a nem magyar anyanyelvű családok is könnyebben követik gyermekük iskolai ügyeit; ez a 6.4 pont szerint feltételezés, amelyet a hatásmérésnek igazolnia kell.</w:t>
       </w:r>
     </w:p>
     <w:p>

--- a/eloterjesztes/AI-Orszag-sajat-oktatasi-adat.docx
+++ b/eloterjesztes/AI-Orszag-sajat-oktatasi-adat.docx
@@ -39,6 +39,25 @@
     <w:p>
       <w:pPr>
         <w:pBdr>
+          <w:left w:val="single" w:color="6B7A8F" w:sz="12" w:space="12"/>
+        </w:pBdr>
+        <w:spacing w:after="60" w:before="60"/>
+        <w:ind w:left="360"/>
+      </w:pPr>
+      <w:r>
+        <w:rPr>
+          <w:b/>
+          <w:bCs/>
+        </w:rPr>
+        <w:t xml:space="preserve">Egy bekezdésben.</w:t>
+      </w:r>
+      <w:r>
+        <w:t xml:space="preserve"> Ma minden rendszer külön felületet követel, ezért az ember hordja közöttük az információt. A javaslat azt teszi lehetővé, hogy a már meglévő jogosultságát a felhasználó biztonságosan átadhassa a saját eszközének, miközben pontosan látja és kontrollálja, mi történik az adatával.</w:t>
+      </w:r>
+    </w:p>
+    <w:p>
+      <w:pPr>
+        <w:pBdr>
           <w:bottom w:val="single" w:color="B0B8C4" w:sz="6"/>
         </w:pBdr>
         <w:spacing w:after="200" w:before="200"/>
@@ -134,10 +153,10 @@
           <w:b/>
           <w:bCs/>
         </w:rPr>
-        <w:t xml:space="preserve">A valódi új kockázat nem a hozzáférés, hanem a felhasználás.</w:t>
-      </w:r>
-      <w:r>
-        <w:t xml:space="preserve"> Aki ma a KRÉTA-ban látja a gyermeke jegyeit, holnap is ugyanazokat fogja látni. Ami új, az az, hogy egy program is megkapja őket, és azokkal kezd valamit: továbbküldheti egy MI-szolgáltatónak, tárolhatja, esetleg az Unión kívülre viheti. A javaslat súlypontja ezért a felhasználás szabályozásán van, nem a hozzáférésén.</w:t>
+        <w:t xml:space="preserve">A felhasználó jogosultsága nem változik; az új kockázat abból fakad, hogy a felhatalmazott szoftver is hozzáfér az adathoz, majd azt tovább kezeli.</w:t>
+      </w:r>
+      <w:r>
+        <w:t xml:space="preserve"> Aki ma a KRÉTA-ban látja a gyermeke jegyeit, holnap is ugyanazokat fogja látni. Ami új, az az, hogy rajta kívül egy program is megkapja őket, és azokkal kezd valamit: továbbküldheti egy MI-szolgáltatónak, tárolhatja, esetleg az Unión kívülre viheti. A javaslat súlypontja ezért a felhasználás szabályozásán van.</w:t>
       </w:r>
     </w:p>
     <w:p>
@@ -4280,7 +4299,7 @@
         <w:t xml:space="preserve">Ugyanaz a folyamat mennyi idő integrált MI-vel</w:t>
       </w:r>
       <w:r>
-        <w:t xml:space="preserve"> — ez adja az időnyereséget.</w:t>
+        <w:t xml:space="preserve"> — ahol lehetséges, hasonló feladatot végző kontrollcsoporttal összevetve. Ez adja az időnyereséget.</w:t>
       </w:r>
     </w:p>
     <w:p>
@@ -5036,17 +5055,17 @@
         <w:jc w:val="both"/>
       </w:pPr>
       <w:r>
-        <w:t xml:space="preserve">A hozzáférés nem új: a szülő ma is látja a gyermeke jegyeit. Ami új, az az, hogy egy </w:t>
-      </w:r>
-      <w:r>
-        <w:rPr>
-          <w:b/>
-          <w:bCs/>
-        </w:rPr>
-        <w:t xml:space="preserve">program</w:t>
-      </w:r>
-      <w:r>
-        <w:t xml:space="preserve"> is megkapja őket, és azokkal kezd valamit — jellemzően továbbküldi egy MI-szolgáltatónak.</w:t>
+        <w:t xml:space="preserve">A felhasználó jogosultsága nem változik: a szülő ma is látja a gyermeke jegyeit, és ezután is ugyanazokat fogja látni. Az új kockázat abból fakad, hogy rajta kívül </w:t>
+      </w:r>
+      <w:r>
+        <w:rPr>
+          <w:b/>
+          <w:bCs/>
+        </w:rPr>
+        <w:t xml:space="preserve">a felhatalmazott szoftver is hozzáfér</w:t>
+      </w:r>
+      <w:r>
+        <w:t xml:space="preserve"> ehhez az adathoz, majd azt tovább kezeli — jellemzően továbbküldi egy MI-szolgáltatónak.</w:t>
       </w:r>
     </w:p>
     <w:p>
@@ -5751,7 +5770,7 @@
                 <w:sz w:val="18"/>
                 <w:szCs w:val="18"/>
               </w:rPr>
-              <w:t xml:space="preserve">Fokozottan védett adatkör</w:t>
+              <w:t xml:space="preserve">Korlátozott továbbítású adatkör</w:t>
             </w:r>
           </w:p>
         </w:tc>
@@ -5909,7 +5928,23 @@
         <w:jc w:val="both"/>
       </w:pPr>
       <w:r>
-        <w:t xml:space="preserve">A fokozottan védett adatkörnél a szabály </w:t>
+        <w:rPr>
+          <w:b/>
+          <w:bCs/>
+        </w:rPr>
+        <w:t xml:space="preserve">A „korlátozott továbbítású adatkör” ennek a javaslatnak a saját szabályozási kategóriája</w:t>
+      </w:r>
+      <w:r>
+        <w:t xml:space="preserve">, nem a hatályos adatvédelmi jog terminusa. Teljes alakja: a delegált továbbítás szempontjából fokozott védelem alá sorolt adatkör. A besorolás nem az adat jogi minősítését változtatja meg, hanem azt mondja meg, mi mehet ki a delegált csatornán.</w:t>
+      </w:r>
+    </w:p>
+    <w:p>
+      <w:pPr>
+        <w:spacing w:after="140"/>
+        <w:jc w:val="both"/>
+      </w:pPr>
+      <w:r>
+        <w:t xml:space="preserve">Ebből következik a legfontosabb pontosítás: a szabály </w:t>
       </w:r>
       <w:r>
         <w:rPr>
@@ -5986,7 +6021,7 @@
         <w:t xml:space="preserve">rögzíti az alapértelmezést</w:t>
       </w:r>
       <w:r>
-        <w:t xml:space="preserve">: a fokozottan védett adatkör nem továbbítható, amíg külön szabály mást nem mond;</w:t>
+        <w:t xml:space="preserve">: a korlátozott továbbítású adatkör nem továbbítható, amíg külön szabály mást nem mond;</w:t>
       </w:r>
     </w:p>
     <w:p>
@@ -6842,7 +6877,7 @@
           <w:b/>
           <w:bCs/>
         </w:rPr>
-        <w:t xml:space="preserve">Az MI-jártasság nem képzési kérdés.</w:t>
+        <w:t xml:space="preserve">Az MI-jártasság nem pusztán képzési kérdés.</w:t>
       </w:r>
       <w:r>
         <w:t xml:space="preserve"> Tanfolyamon meg lehet tanulni, mi az a nyelvi modell. Azt, hogy egy konkrét kimenetben hol lehet megbízni és hol nem, csak a saját munkán lehet megtanulni. Egy pedagógus akkor tud az MI-vel szakmailag és kritikusan bánni, ha az a </w:t>
@@ -6914,10 +6949,10 @@
           <w:b/>
           <w:bCs/>
         </w:rPr>
-        <w:t xml:space="preserve">lemaradó tanulókat időben azonosítani</w:t>
-      </w:r>
-      <w:r>
-        <w:t xml:space="preserve"> — a jegyek, hiányzások és határidők együttes mintázatából, mielőtt a probléma félévi bukássá érik;</w:t>
+        <w:t xml:space="preserve">áttekinteni a lemaradásra utaló, a pedagógus számára amúgy is rendelkezésre álló jeleket</w:t>
+      </w:r>
+      <w:r>
+        <w:t xml:space="preserve"> — a jegyeket, hiányzásokat és határidőket együtt, ahelyett hogy három felületen kellene összenéznie őket;</w:t>
       </w:r>
     </w:p>
     <w:p>
@@ -7098,7 +7133,7 @@
         <w:t xml:space="preserve">Szülők és gondviselők.</w:t>
       </w:r>
       <w:r>
-        <w:t xml:space="preserve"> Rövid táv (2027–2028): jelszóátadás nélkül, a KRÉTA-ban látható és visszavonható módon kapcsolhatják a választott asszisztensüket a gyermekük iskolai adataihoz — és a döntés pillanatában megtudják, hová kerül az adat. Nem kell újabb alkalmazást telepíteniük, és több gyerek esetén sem kell külön felületeket végigjárniuk: egy kérdés a már használt eszközükben mindkét gyerekre válaszol. Középtáv: a kevésbé gyakorlott digitális felhasználók és a nem magyar anyanyelvű családok is könnyebben követik gyermekük iskolai ügyeit; ez a 6.4 pont szerint feltételezés, amelyet a hatásmérésnek igazolnia kell.</w:t>
+        <w:t xml:space="preserve"> Rövid táv (2027–2028): jelszóátadás nélkül, a KRÉTA-ban látható és visszavonható módon kapcsolhatják a választott asszisztensüket a gyermekük iskolai adataihoz — és a döntés pillanatában megtudják, hová kerül az adat. Nem kell még egy külön iskolai alkalmazást használniuk, és több gyerek esetén sem kell külön felületeket végigjárniuk: egy kérdés a már használt eszközükben mindkét gyerekre válaszol. Középtáv: a kevésbé gyakorlott digitális felhasználók és a nem magyar anyanyelvű családok is könnyebben követik gyermekük iskolai ügyeit; ez a 6.4 pont szerint feltételezés, amelyet a hatásmérésnek igazolnia kell.</w:t>
       </w:r>
     </w:p>
     <w:p>
@@ -7194,7 +7229,7 @@
         <w:t xml:space="preserve">Rendszerüzemeltetők és az állam.</w:t>
       </w:r>
       <w:r>
-        <w:t xml:space="preserve"> Rövid táv: a meglévő felület és a már OAuth-alapú belépési rendszer miatt a bevezetés a kliensregisztráció megnyitásából, egy felhatalmazáskezelő felületből, a nyilvántartás felállításából és a dokumentáció közzétételéből áll. A megkerülő megoldások okozta nem tervezett forgalom szabályozott, azonosítható forgalommá válik, és az üzemeltető felelőssége a 9. fejezet szerint egyértelművé válik. Középtáv: a pilot és a nyilvános hatásmérés alapján az oktatási digitalizáció eredménye mérhető.</w:t>
+        <w:t xml:space="preserve"> Rövid táv: a bevezetés a meglévő felületekre és a már OAuth-alapú hitelesítési infrastruktúrára építhet, de új kliensregisztrációs, felhatalmazás-kezelési, dokumentációs, biztonsági és üzemeltetési képességeket igényel — köztük a kérésszám-korlátozást, a visszaélés-felismerést, a felügyeletet, a tesztkörnyezet fenntartását és a fejlesztői támogatást. Ezek ráfordítását a 14. fejezet nyitott kérdésként kezeli. A megkerülő megoldások okozta nem tervezett forgalom szabályozott, azonosítható forgalommá válik, és az üzemeltető felelőssége a 9. fejezet szerint egyértelművé válik. Középtáv: a pilot és a nyilvános hatásmérés alapján az oktatási digitalizáció eredménye mérhető.</w:t>
       </w:r>
     </w:p>
     <w:p>
@@ -7321,7 +7356,7 @@
         <w:jc w:val="both"/>
       </w:pPr>
       <w:r>
-        <w:t xml:space="preserve">(5) A funkciókatalógusban fokozottan védettként megjelölt adatkör felhatalmazott szoftver részére nem adható át. E rendelkezés nem érinti a felhasználó jogát arra, hogy az adatot a hivatalos elektronikus felületen megismerje.</w:t>
+        <w:t xml:space="preserve">(5) A funkciókatalógusban korlátozott továbbításúként megjelölt adatkör felhatalmazott szoftver részére nem adható át. E rendelkezés nem érinti a felhasználó jogát arra, hogy az adatot a hivatalos elektronikus felületen megismerje.</w:t>
       </w:r>
     </w:p>
     <w:p>
@@ -7747,7 +7782,7 @@
         <w:t xml:space="preserve">Funkciókatalógus és adatkör-besorolás.</w:t>
       </w:r>
       <w:r>
-        <w:t xml:space="preserve"> A rendelet melléklete tételesen felsorolja a delegált hozzáféréssel elérhető funkciókat, és funkciónként megadja a szükséges bizalmi szintet, valamint az adatkör besorolását: alapadatkör, fokozottan védett adatkör, vagy más személyt is érintő adat. Új hivatalos funkció bevezetésekor az üzemeltető kilencven napon belül besorolási javaslatot tesz; a katalógust a miniszter évente felülvizsgálja.</w:t>
+        <w:t xml:space="preserve"> A rendelet melléklete tételesen felsorolja a delegált hozzáféréssel elérhető funkciókat, és funkciónként megadja a szükséges bizalmi szintet, valamint az adatkör besorolását: alapadatkör, korlátozott továbbítású adatkör, vagy más személyt is érintő adat. Új hivatalos funkció bevezetésekor az üzemeltető kilencven napon belül besorolási javaslatot tesz; a katalógust a miniszter évente felülvizsgálja.</w:t>
       </w:r>
     </w:p>
     <w:p>
@@ -7883,6 +7918,26 @@
       </w:r>
       <w:r>
         <w:t xml:space="preserve"> a 6.2 pontban felsorolt öt kérdést — az adminisztrációs idő folyamatonkénti megoszlását, a tanulmányi rendszerből adatot igénylő folyamatok arányát, az azonos folyamat időigényét integrált MI-vel, az utóellenőrzésre fordított időt, valamint a hibaarány változását.</w:t>
+      </w:r>
+    </w:p>
+    <w:p>
+      <w:pPr>
+        <w:pStyle w:val="ListParagraph"/>
+        <w:numPr>
+          <w:ilvl w:val="0"/>
+          <w:numId w:val="1"/>
+        </w:numPr>
+        <w:spacing w:after="60"/>
+      </w:pPr>
+      <w:r>
+        <w:rPr>
+          <w:b/>
+          <w:bCs/>
+        </w:rPr>
+        <w:t xml:space="preserve">Hogyan mér:</w:t>
+      </w:r>
+      <w:r>
+        <w:t xml:space="preserve"> ahol lehetséges, hasonló feladatot végző kontrollcsoporttal összevetve, hogy az eredmény ne pusztán az előtte-utána különbségén múljon.</w:t>
       </w:r>
     </w:p>
     <w:p>
@@ -8627,7 +8682,7 @@
         <w:t xml:space="preserve">Mit tehet az MI-szolgáltató a kapott adattal a saját rendszerén belül?</w:t>
       </w:r>
       <w:r>
-        <w:t xml:space="preserve"> A javaslat előírja, hogy erről tájékoztatni kell, és megtiltja a fokozottan védett adatkör továbbítását, de nem szabályozza a szolgáltató belső adatkezelését. Ez önálló szabályozási réteg.</w:t>
+        <w:t xml:space="preserve"> A javaslat előírja, hogy erről tájékoztatni kell, és megtiltja a korlátozott továbbítású adatkör továbbítását, de nem szabályozza a szolgáltató belső adatkezelését. Ez önálló szabályozási réteg.</w:t>
       </w:r>
     </w:p>
     <w:p>

--- a/eloterjesztes/AI-Orszag-sajat-oktatasi-adat.docx
+++ b/eloterjesztes/AI-Orszag-sajat-oktatasi-adat.docx
@@ -18,22 +18,6 @@
       </w:pPr>
       <w:r>
         <w:t xml:space="preserve">Előterjesztés a meglévő oktatási adathozzáférés biztonságos és visszavonható delegálásáról</w:t>
-      </w:r>
-    </w:p>
-    <w:p>
-      <w:pPr>
-        <w:spacing w:after="140"/>
-        <w:jc w:val="both"/>
-      </w:pPr>
-      <w:r>
-        <w:rPr>
-          <w:b/>
-          <w:bCs/>
-        </w:rPr>
-        <w:t xml:space="preserve">2.2 változat.</w:t>
-      </w:r>
-      <w:r>
-        <w:t xml:space="preserve"> A javaslat nem adatnyitást kér, hanem a ma is meglévő hozzáférés kontrollált delegálását, és a kiinduló problémát sem MI-integrációs hiányként írja le, hanem a mindennapi digitális élet széttöredezettségeként — a szülő és a pedagógus oldalán egyaránt. Külön fejezet szól arról, mi történik az adattal a kiadás után, és arról, milyen adatkör vihető egyáltalán tovább külső szolgáltatóhoz. A pedagógusi rész szakpolitikai érvre épül, nem az MI-rendeletből levezetett jogi érvre. A hatásbecslés szűkebb pedagóguskörrel, két külön paraméterrel és példaszámításként szerepel, forintosítás nélkül, és a javaslat pilot-mérést ír elő.</w:t>
       </w:r>
     </w:p>
     <w:p>
@@ -88,7 +72,7 @@
         <w:t xml:space="preserve">A probléma nem az, hogy nincs elég iskolai alkalmazás. Az, hogy túl sok van — és egyik sem tud együttműködni azzal az eszközzel, amit a felhasználó már használ.</w:t>
       </w:r>
       <w:r>
-        <w:t xml:space="preserve"> A szülőnek ma külön alkalmazása van a munkahelyéhez, a bankjához, a parkoláshoz, az egészségügyi időpontokhoz, a háztartási gépeihez; ezek mellé jön az iskolai, két gyerek esetén nem is egy. A pedagógusnak külön rendszerben van a napló, a kommunikáció, az órarend, a tananyag és az értékelés. Mindkettőjüknél ugyanaz történik: </w:t>
+        <w:t xml:space="preserve"> A szülőnél és a pedagógusnál egyaránt ugyanaz történik: </w:t>
       </w:r>
       <w:r>
         <w:rPr>
@@ -98,7 +82,7 @@
         <w:t xml:space="preserve">az ember az integrációs réteg</w:t>
       </w:r>
       <w:r>
-        <w:t xml:space="preserve"> a rendszerek között, ő hordja fejben az információt egyikből a másikba.</w:t>
+        <w:t xml:space="preserve"> a rendszerek között, ő hordja fejben az információt egyikből a másikba (1.1).</w:t>
       </w:r>
     </w:p>
     <w:p>
@@ -263,7 +247,7 @@
         <w:jc w:val="both"/>
       </w:pPr>
       <w:r>
-        <w:t xml:space="preserve">Ezt a listát azért tesszük az előterjesztés elejére, mert az 1.0 változat ellenérveinek többsége nem a javaslatot, hanem a javaslat túlfogalmazását támadta.</w:t>
+        <w:t xml:space="preserve">Ezt a listát azért tesszük az előterjesztés elejére, mert a javaslattal szembeni ellenérvek többsége nem magát a javaslatot, hanem annak túlfogalmazását szokta célozni.</w:t>
       </w:r>
     </w:p>
     <w:p>
@@ -283,7 +267,7 @@
         <w:t xml:space="preserve">Nem javasoljuk a jogosultsági kör bővítését.</w:t>
       </w:r>
       <w:r>
-        <w:t xml:space="preserve"> Senki nem lát többet, mint ma. A csatorna változik, nem a jogosultság.</w:t>
+        <w:t xml:space="preserve"> Senki nem lát többet, mint ma; a csatorna változik, nem a jogosultság.</w:t>
       </w:r>
     </w:p>
     <w:p>
@@ -303,7 +287,7 @@
         <w:t xml:space="preserve">Nem állítjuk, hogy az érintettnek tulajdonjoga van a róla kezelt adatokon.</w:t>
       </w:r>
       <w:r>
-        <w:t xml:space="preserve"> Az uniós adatvédelmi jog nem ismer adat-tulajdonjogot. A „saját oktatási adat” a címben köznyelvi fordulat, nem jogi minősítés.</w:t>
+        <w:t xml:space="preserve"> Az uniós adatvédelmi jog nem ismer adat-tulajdonjogot; a „saját oktatási adat” a címben köznyelvi fordulat.</w:t>
       </w:r>
     </w:p>
     <w:p>
@@ -323,7 +307,7 @@
         <w:t xml:space="preserve">Nem állítjuk, hogy a javasolt jogosultság a hatályos jogból levezethető.</w:t>
       </w:r>
       <w:r>
-        <w:t xml:space="preserve"> A GDPR 20. cikke szerinti adathordozhatóság a közérdekű feladat végrehajtásához szükséges adatkezelésre — így az oktatási nyilvántartásokra — a 20. cikk (3) bekezdése alapján nem alkalmazandó. A 15. cikk szerinti hozzáférési jog egyszeri másolatra szól, nem folyamatos gépi hozzáférésre. Amit javaslunk, </w:t>
+        <w:t xml:space="preserve"> Amit javaslunk, </w:t>
       </w:r>
       <w:r>
         <w:rPr>
@@ -333,7 +317,7 @@
         <w:t xml:space="preserve">új ágazati jogosultság</w:t>
       </w:r>
       <w:r>
-        <w:t xml:space="preserve">. Ezt vállaljuk, nem álcázzuk meglévő jog technikai megvalósításának.</w:t>
+        <w:t xml:space="preserve"> (3.1–3.2). Ezt vállaljuk, nem álcázzuk meglévő jog technikai megvalósításának. Az MI-rendelet és az adatrendelet irányjelző, nem jogalap (3.4–3.5).</w:t>
       </w:r>
     </w:p>
     <w:p>
@@ -350,10 +334,10 @@
           <w:b/>
           <w:bCs/>
         </w:rPr>
-        <w:t xml:space="preserve">Nem állítjuk, hogy az MI-rendelet vagy az adatrendelet kötelezné az üzemeltetőt felület nyitására.</w:t>
-      </w:r>
-      <w:r>
-        <w:t xml:space="preserve"> Ezeket irányjelzőként hívjuk fel, nem jogalapként.</w:t>
+        <w:t xml:space="preserve">Nem javasoljuk, hogy ellenőrzés nélkül regisztrált szoftver írási műveletet végezhessen</w:t>
+      </w:r>
+      <w:r>
+        <w:t xml:space="preserve">, sem azt, hogy a pedagógus saját elhatározásából engedhesse át szoftvernek a munkaköri jogosultságát.</w:t>
       </w:r>
     </w:p>
     <w:p>
@@ -370,43 +354,6 @@
           <w:b/>
           <w:bCs/>
         </w:rPr>
-        <w:t xml:space="preserve">Nem javasoljuk, hogy ellenőrzés nélkül regisztrált szoftver írási műveletet végezhessen az oktatási nyilvántartásban.</w:t>
-      </w:r>
-    </w:p>
-    <w:p>
-      <w:pPr>
-        <w:pStyle w:val="ListParagraph"/>
-        <w:numPr>
-          <w:ilvl w:val="0"/>
-          <w:numId w:val="1"/>
-        </w:numPr>
-        <w:spacing w:after="60"/>
-      </w:pPr>
-      <w:r>
-        <w:rPr>
-          <w:b/>
-          <w:bCs/>
-        </w:rPr>
-        <w:t xml:space="preserve">Nem javasoljuk, hogy a pedagógus saját elhatározásából szoftvernek engedhesse át a munkaköri jogosultságát.</w:t>
-      </w:r>
-      <w:r>
-        <w:t xml:space="preserve"> A tanári oldalon a felhatalmazás az adatkezelő intézmény döntése.</w:t>
-      </w:r>
-    </w:p>
-    <w:p>
-      <w:pPr>
-        <w:pStyle w:val="ListParagraph"/>
-        <w:numPr>
-          <w:ilvl w:val="0"/>
-          <w:numId w:val="1"/>
-        </w:numPr>
-        <w:spacing w:after="60"/>
-      </w:pPr>
-      <w:r>
-        <w:rPr>
-          <w:b/>
-          <w:bCs/>
-        </w:rPr>
         <w:t xml:space="preserve">Nem állítjuk, hogy bármilyen oktatási adat szabadon továbbítható külső MI-szolgáltatóhoz.</w:t>
       </w:r>
       <w:r>
@@ -574,16 +521,16 @@
         <w:spacing w:after="160" w:before="320"/>
       </w:pPr>
       <w:r>
-        <w:t xml:space="preserve">1.2 A hozzáférés ma is megvan, csak egyetlen csatornán</w:t>
-      </w:r>
-    </w:p>
-    <w:p>
-      <w:pPr>
-        <w:spacing w:after="140"/>
-        <w:jc w:val="both"/>
-      </w:pPr>
-      <w:r>
-        <w:t xml:space="preserve">A szülő ma belép a KRÉTA-ba, és látja a gyermeke jegyeit, hiányzásait, órarendjét, számonkéréseit. A tanuló ugyanezt a sajátjára. A hallgató a Neptunban a vizsgáit és határidőit. Ez a hozzáférés </w:t>
+        <w:t xml:space="preserve">1.2 A hozzáférés megvan; a csatorna hiányzik</w:t>
+      </w:r>
+    </w:p>
+    <w:p>
+      <w:pPr>
+        <w:spacing w:after="140"/>
+        <w:jc w:val="both"/>
+      </w:pPr>
+      <w:r>
+        <w:t xml:space="preserve">A szülő ma belép a KRÉTA-ba, és látja a gyermeke jegyeit, hiányzásait, órarendjét, számonkéréseit. A tanuló ugyanezt a sajátjára, a hallgató a Neptunban a vizsgáit. Ez a hozzáférés </w:t>
       </w:r>
       <w:r>
         <w:rPr>
@@ -593,16 +540,36 @@
         <w:t xml:space="preserve">létezik, jogszerű és megszokott</w:t>
       </w:r>
       <w:r>
-        <w:t xml:space="preserve">. Egyetlen korlátja van: kizárólag azon az alkalmazáson keresztül gyakorolható, amelyet az üzemeltető ad ki.</w:t>
-      </w:r>
-    </w:p>
-    <w:p>
-      <w:pPr>
-        <w:spacing w:after="140"/>
-        <w:jc w:val="both"/>
-      </w:pPr>
-      <w:r>
-        <w:t xml:space="preserve">Ez a korlát nem az adatvédelemből következik. Nem azért van, mert a szülő nem láthatná az adatot — hiszen látja. Azért van, mert a belépési rendszer nem teszi lehetővé, hogy harmadik fél szoftvere a felhasználó engedélyével kapcsolódjon.</w:t>
+        <w:t xml:space="preserve">; egyetlen korlátja, hogy kizárólag az üzemeltető által kiadott alkalmazáson keresztül gyakorolható. A jogosult felhasználó hozzáférésének ténye önmagában nem indokolja ezt a kizárólagosságot. A korlát oka technikai: a belépési rendszer nem teszi lehetővé, hogy harmadik fél szoftvere a felhasználó engedélyével kapcsolódjon.</w:t>
+      </w:r>
+    </w:p>
+    <w:p>
+      <w:pPr>
+        <w:spacing w:after="140"/>
+        <w:jc w:val="both"/>
+      </w:pPr>
+      <w:r>
+        <w:t xml:space="preserve">Ebből következik, hogy a javaslat </w:t>
+      </w:r>
+      <w:r>
+        <w:rPr>
+          <w:b/>
+          <w:bCs/>
+        </w:rPr>
+        <w:t xml:space="preserve">egyetlen adatmezőt sem tesz elérhetővé olyan személy számára, aki ma nem látja</w:t>
+      </w:r>
+      <w:r>
+        <w:t xml:space="preserve">. A delegált hozzáférés a felhasználó meglévő jogosultságára épül, és annál szűkebb is lehet, mert a felhasználó szűkítheti. A leggyakoribb félreértés az, hogy „megnyitjuk a KRÉTA-t”. A KRÉTA ma is nyitva van a jogosult felhasználó felé, egyetlen csatornán; a javaslat a csatornát teszi választhatóvá, és cserébe </w:t>
+      </w:r>
+      <w:r>
+        <w:rPr>
+          <w:b/>
+          <w:bCs/>
+        </w:rPr>
+        <w:t xml:space="preserve">láthatóvá és visszavonhatóvá</w:t>
+      </w:r>
+      <w:r>
+        <w:t xml:space="preserve"> azt, ami ma jelszóátadással, láthatatlanul történik.</w:t>
       </w:r>
     </w:p>
     <w:p>
@@ -611,54 +578,7 @@
         <w:spacing w:after="160" w:before="320"/>
       </w:pPr>
       <w:r>
-        <w:t xml:space="preserve">1.3 Ami nem változik: a jogosultsági kör</w:t>
-      </w:r>
-    </w:p>
-    <w:p>
-      <w:pPr>
-        <w:spacing w:after="140"/>
-        <w:jc w:val="both"/>
-      </w:pPr>
-      <w:r>
-        <w:t xml:space="preserve">A javaslat </w:t>
-      </w:r>
-      <w:r>
-        <w:rPr>
-          <w:b/>
-          <w:bCs/>
-        </w:rPr>
-        <w:t xml:space="preserve">egyetlen adatmezőt sem tesz elérhetővé olyan személy számára, aki ma nem látja</w:t>
-      </w:r>
-      <w:r>
-        <w:t xml:space="preserve">. A delegált hozzáférés a felhasználó meglévő jogosultságára épül, és annál szűkebb is lehet, mert a felhasználó szűkítheti.</w:t>
-      </w:r>
-    </w:p>
-    <w:p>
-      <w:pPr>
-        <w:spacing w:after="140"/>
-        <w:jc w:val="both"/>
-      </w:pPr>
-      <w:r>
-        <w:t xml:space="preserve">Ezt azért hangsúlyozzuk, mert a javaslat leggyakoribb félreértése az, hogy „megnyitjuk a KRÉTA-t”. Nem nyitunk meg semmit. A KRÉTA ma is nyitva van — a jogosult felhasználó felé, egyetlen csatornán. A javaslat a csatornát teszi választhatóvá, és cserébe </w:t>
-      </w:r>
-      <w:r>
-        <w:rPr>
-          <w:b/>
-          <w:bCs/>
-        </w:rPr>
-        <w:t xml:space="preserve">láthatóvá és visszavonhatóvá</w:t>
-      </w:r>
-      <w:r>
-        <w:t xml:space="preserve"> teszi azt, ami ma jelszóátadással, láthatatlanul történik.</w:t>
-      </w:r>
-    </w:p>
-    <w:p>
-      <w:pPr>
-        <w:pStyle w:val="Heading2"/>
-        <w:spacing w:after="160" w:before="320"/>
-      </w:pPr>
-      <w:r>
-        <w:t xml:space="preserve">1.4 Ami valóban új: az adat további útja</w:t>
+        <w:t xml:space="preserve">1.3 Ami valóban új: az adat további útja</w:t>
       </w:r>
     </w:p>
     <w:p>
@@ -994,7 +914,7 @@
         <w:jc w:val="both"/>
       </w:pPr>
       <w:r>
-        <w:t xml:space="preserve">A javaslat három, egymástól élesen elváló helyzetet érint. Az 1.0 változat ezeket egyetlen elvként vezette fel — „aki hozzáfér, ugyanazt tehesse a saját eszközével is” —, és ez volt a szöveg legsúlyosabb szerkezeti hibája: a legvédhetőbb esetre szabott indokolás a legkockázatosabb esetet is igazolni látszott.</w:t>
+        <w:t xml:space="preserve">A javaslat három, egymástól élesen elváló helyzetet érint. Egyetlen elvként összefoglalni őket — „aki hozzáfér, ugyanazt tehesse a saját eszközével is” — azért hibás, mert a legvédhetőbb esetre szabott indokolás így a legkockázatosabbat is igazolni látszik. A három esetet ezért végig külön kezeljük, a normaszövegben is.</w:t>
       </w:r>
     </w:p>
     <w:tbl>
@@ -1828,16 +1748,7 @@
         <w:t xml:space="preserve">A)</w:t>
       </w:r>
       <w:r>
-        <w:t xml:space="preserve"> eset a legerősebb: az érintett a saját adatát nézi, más jogát nem érinti, és a hozzáférés ma is megvan.</w:t>
-      </w:r>
-    </w:p>
-    <w:p>
-      <w:pPr>
-        <w:spacing w:after="140"/>
-        <w:jc w:val="both"/>
-      </w:pPr>
-      <w:r>
-        <w:t xml:space="preserve">A </w:t>
+        <w:t xml:space="preserve"> eset a legerősebb: az érintett a saját adatát nézi, más jogát nem érinti. A </w:t>
       </w:r>
       <w:r>
         <w:rPr>
@@ -2136,26 +2047,26 @@
         <w:spacing w:after="160" w:before="320"/>
       </w:pPr>
       <w:r>
-        <w:t xml:space="preserve">3.4 Az adatrendelet — helyesbítés a korábbi változathoz képest</w:t>
-      </w:r>
-    </w:p>
-    <w:p>
-      <w:pPr>
-        <w:spacing w:after="140"/>
-        <w:jc w:val="both"/>
-      </w:pPr>
-      <w:r>
-        <w:t xml:space="preserve">Az 1.0 változat az </w:t>
-      </w:r>
-      <w:r>
-        <w:rPr>
-          <w:b/>
-          <w:bCs/>
-        </w:rPr>
-        <w:t xml:space="preserve">(EU) 2023/2854 rendeletet</w:t>
-      </w:r>
-      <w:r>
-        <w:t xml:space="preserve"> (adatrendelet) a jogfejlődés láncszemeként mutatta be. Ez pontatlan volt. A rendelet II. fejezete az </w:t>
+        <w:t xml:space="preserve">3.4 Az adatrendelet — irányjelző, nem jogalap</w:t>
+      </w:r>
+    </w:p>
+    <w:p>
+      <w:pPr>
+        <w:spacing w:after="140"/>
+        <w:jc w:val="both"/>
+      </w:pPr>
+      <w:r>
+        <w:t xml:space="preserve">Az </w:t>
+      </w:r>
+      <w:r>
+        <w:rPr>
+          <w:b/>
+          <w:bCs/>
+        </w:rPr>
+        <w:t xml:space="preserve">(EU) 2023/2854 rendelet</w:t>
+      </w:r>
+      <w:r>
+        <w:t xml:space="preserve"> (adatrendelet) kézenfekvő hivatkozásnak tűnik, de jogalapként nem állja meg a helyét. A rendelet II. fejezete az </w:t>
       </w:r>
       <w:r>
         <w:rPr>
@@ -2213,33 +2124,14 @@
         <w:t xml:space="preserve">(EU) 2024/1689 rendelet</w:t>
       </w:r>
       <w:r>
-        <w:t xml:space="preserve"> 4. cikke 2025. február 2-tól előírja, hogy az MI-rendszereket alkalmazó szervezetek gondoskodjanak munkatársaik MI-jártasságáról. Ebből </w:t>
-      </w:r>
-      <w:r>
-        <w:rPr>
-          <w:b/>
-          <w:bCs/>
-        </w:rPr>
-        <w:t xml:space="preserve">nem következik</w:t>
-      </w:r>
-      <w:r>
-        <w:t xml:space="preserve">, hogy bármely oktatási rendszernek programozói felületet kellene nyitnia.</w:t>
-      </w:r>
-    </w:p>
-    <w:p>
-      <w:pPr>
-        <w:spacing w:after="140"/>
-        <w:jc w:val="both"/>
-      </w:pPr>
-      <w:r>
-        <w:t xml:space="preserve">Egyetlen, szűk következtetést vonunk le: ha az iskoláknak jogszabályi kötelességük felkészülten megszervezni az MI-használatot, akkor ehhez jogszerű technikai csatornának is léteznie kell. A pedagógusi oldal érdemi indokolása azonban </w:t>
-      </w:r>
-      <w:r>
-        <w:rPr>
-          <w:b/>
-          <w:bCs/>
-        </w:rPr>
-        <w:t xml:space="preserve">nem jogi, hanem szakpolitikai</w:t>
+        <w:t xml:space="preserve"> 4. cikke 2025. február 2-tól előírja, hogy az MI-rendszereket alkalmazó szervezetek gondoskodjanak munkatársaik MI-jártasságáról. </w:t>
+      </w:r>
+      <w:r>
+        <w:rPr>
+          <w:b/>
+          <w:bCs/>
+        </w:rPr>
+        <w:t xml:space="preserve">Az MI-rendelet önmagában nem alapoz meg API-nyitási kötelezettséget; a pedagógusi oldal indoka szakpolitikai</w:t>
       </w:r>
       <w:r>
         <w:t xml:space="preserve"> — lásd a 10.3 pontot.</w:t>
@@ -2277,7 +2169,7 @@
         <w:t xml:space="preserve">dedikált, biztonságos felületet</w:t>
       </w:r>
       <w:r>
-        <w:t xml:space="preserve">, nyilvános technikai specifikációt és tesztelési lehetőséget követel meg. A brit versenyhatóság (CMA) 2018-tól egységes nyílt banki API-szabványt tett kötelezővé a legnagyobb bankoknak. Az az állítás tehát, hogy egy monopolizált ügyfélfelület jogszabállyal megnyitható, és ettől a szektor nem omlik össze, empirikusan igazolt.</w:t>
+        <w:t xml:space="preserve">, nyilvános technikai specifikációt és tesztelési lehetőséget követel meg; a brit versenyhatóság (CMA) 2018-tól egységes nyílt banki API-szabványt tett kötelezővé. Az az állítás tehát, hogy egy monopolizált ügyfélfelület jogszabállyal megnyitható, és ettől a szektor nem omlik össze, empirikusan igazolt.</w:t>
       </w:r>
     </w:p>
     <w:p>
@@ -2293,7 +2185,7 @@
         <w:t xml:space="preserve">Ellene szól:</w:t>
       </w:r>
       <w:r>
-        <w:t xml:space="preserve"> a PSD2 világában a harmadik fél szolgáltatók </w:t>
+        <w:t xml:space="preserve"> a PSD2-ben a harmadik fél szolgáltatók </w:t>
       </w:r>
       <w:r>
         <w:rPr>
@@ -2303,7 +2195,7 @@
         <w:t xml:space="preserve">engedélyezett, felügyelt szereplők</w:t>
       </w:r>
       <w:r>
-        <w:t xml:space="preserve">, és a rendszer minősített tanúsítványokra épít. Aki ismeri az Open Bankinget, joggal mondhatja, hogy egy „egyedi engedélyezési eljárás nélküli” kliensregisztráció éppen a példa legfontosabb elemét hagyná ki: a </w:t>
+        <w:t xml:space="preserve">, és a rendszer minősített tanúsítványokra épít. Egy „egyedi engedélyezési eljárás nélküli” kliensregisztráció tehát éppen a példa legfontosabb elemét hagyná ki: a </w:t>
       </w:r>
       <w:r>
         <w:rPr>
@@ -2313,16 +2205,7 @@
         <w:t xml:space="preserve">bizalmi keretet</w:t>
       </w:r>
       <w:r>
-        <w:t xml:space="preserve">.</w:t>
-      </w:r>
-    </w:p>
-    <w:p>
-      <w:pPr>
-        <w:spacing w:after="140"/>
-        <w:jc w:val="both"/>
-      </w:pPr>
-      <w:r>
-        <w:t xml:space="preserve">Ezt az ellenérvet elfogadjuk. A 7. fejezet pótolja a hiányt.</w:t>
+        <w:t xml:space="preserve">. Ezt az ellenérvet elfogadjuk; a 7. fejezet pótolja a hiányt.</w:t>
       </w:r>
     </w:p>
     <w:p>
@@ -3122,7 +3005,7 @@
         <w:spacing w:after="60"/>
       </w:pPr>
       <w:r>
-        <w:t xml:space="preserve">a szülőtől átvenni a KRÉTA-jelszót, és a nevében belépni;</w:t>
+        <w:t xml:space="preserve">a szülőtől átvenni a KRÉTA-jelszót, a nevében belépni, és a belépési tokeneket maga tárolni;</w:t>
       </w:r>
     </w:p>
     <w:p>
@@ -3148,7 +3031,7 @@
         <w:spacing w:after="60"/>
       </w:pPr>
       <w:r>
-        <w:t xml:space="preserve">a belépési tokeneket saját maga tárolni és frissen tartani;</w:t>
+        <w:t xml:space="preserve">a hívásokat lakossági hálózaton továbbítani, mert a rendszer az adatközponti hálózatokból érkező kéréseket elutasítja;</w:t>
       </w:r>
     </w:p>
     <w:p>
@@ -3161,20 +3044,7 @@
         <w:spacing w:after="60"/>
       </w:pPr>
       <w:r>
-        <w:t xml:space="preserve">a KRÉTA-hívásokat lakossági hálózaton keresztül továbbítani, mert a rendszer az adatközponti hálózatokból érkező kéréseket elutasítja;</w:t>
-      </w:r>
-    </w:p>
-    <w:p>
-      <w:pPr>
-        <w:pStyle w:val="ListParagraph"/>
-        <w:numPr>
-          <w:ilvl w:val="0"/>
-          <w:numId w:val="1"/>
-        </w:numPr>
-        <w:spacing w:after="60"/>
-      </w:pPr>
-      <w:r>
-        <w:t xml:space="preserve">saját tájékoztatóban kezelni, hogy a lekért adatok — köztük kiskorúak adatai — a szülő által választott, akár az Európai Unión kívüli MI-szolgáltatóhoz kerülnek.</w:t>
+        <w:t xml:space="preserve">saját tájékoztatóban kezelni, hogy a lekért adatok — köztük kiskorúak adatai — a szülő által választott, akár az Unión kívüli MI-szolgáltatóhoz kerülnek.</w:t>
       </w:r>
     </w:p>
     <w:p>
@@ -3277,36 +3147,14 @@
         <w:jc w:val="both"/>
       </w:pPr>
       <w:r>
-        <w:t xml:space="preserve">Itt érdemes kimondani a legfontosabb következményt: </w:t>
-      </w:r>
-      <w:r>
-        <w:rPr>
-          <w:b/>
-          <w:bCs/>
-        </w:rPr>
-        <w:t xml:space="preserve">a zárt rendszer nem az ellenőrizetlen használatot akadályozza, hanem az ellenőrzöttet.</w:t>
-      </w:r>
-      <w:r>
-        <w:t xml:space="preserve"> A kimásolást senki nem tudja megállítani. Amit a zártság megakadályoz, az a szabályos, naplózott, intézményileg engedélyezett út.</w:t>
-      </w:r>
-    </w:p>
-    <w:p>
-      <w:pPr>
-        <w:spacing w:after="140"/>
-        <w:jc w:val="both"/>
-      </w:pPr>
-      <w:r>
-        <w:t xml:space="preserve">Ez a leírás </w:t>
-      </w:r>
-      <w:r>
-        <w:rPr>
-          <w:b/>
-          <w:bCs/>
-        </w:rPr>
-        <w:t xml:space="preserve">feltételezést is tartalmaz</w:t>
-      </w:r>
-      <w:r>
-        <w:t xml:space="preserve">: arról, hogy ez a gyakorlat milyen gyakori, nincs hazai mérés. Éppen ez a kár egyik formája — a jelenség szerkezeti okból mérhetetlen.</w:t>
+        <w:rPr>
+          <w:b/>
+          <w:bCs/>
+        </w:rPr>
+        <w:t xml:space="preserve">A zártság tehát nem az ellenőrizetlen használatot akadályozza, hanem az ellenőrzöttet</w:t>
+      </w:r>
+      <w:r>
+        <w:t xml:space="preserve"> (bővebben 10.3). Arról viszont, hogy ez a gyakorlat milyen gyakori, nincs hazai mérés — és éppen ez a kár egyik formája: a jelenség szerkezeti okból mérhetetlen.</w:t>
       </w:r>
     </w:p>
     <w:p>
@@ -3602,7 +3450,7 @@
         <w:t xml:space="preserve">Miért nem elég egyetlen százalék.</w:t>
       </w:r>
       <w:r>
-        <w:t xml:space="preserve"> A TALIS „általános adminisztratív munka” kategóriája nem azonos azzal, amit egy tanulmányi rendszerhez kapcsolt MI érinteni tud. Sok adminisztráció papíralapú, szervezési, vagy nem a naplóhoz kötődik. Ezért </w:t>
+        <w:t xml:space="preserve"> A TALIS „általános adminisztratív munka” kategóriája nem azonos azzal, amit egy tanulmányi rendszerhez kapcsolt MI érinteni tud: sok adminisztráció papíralapú, szervezési, vagy nem a naplóhoz kötődik. Ezért </w:t>
       </w:r>
       <w:r>
         <w:rPr>
@@ -3660,7 +3508,7 @@
         <w:t xml:space="preserve">érinthető arány</w:t>
       </w:r>
       <w:r>
-        <w:t xml:space="preserve"> azt mondja meg, az adminisztrációnak mekkora része kötődik egyáltalán tanulmányi rendszerből származó adathoz. Az </w:t>
+        <w:t xml:space="preserve"> az adminisztrációnak azt a részét jelöli, amely egyáltalán kötődik tanulmányi rendszerből származó adathoz; az </w:t>
       </w:r>
       <w:r>
         <w:rPr>
@@ -3670,7 +3518,7 @@
         <w:t xml:space="preserve">időnyereség</w:t>
       </w:r>
       <w:r>
-        <w:t xml:space="preserve"> azt, hogy ezen belül mennyit rövidít az integrált MI — beleszámítva azt is, hogy a pedagógusnak utólag ellenőriznie kell a kimenetet.</w:t>
+        <w:t xml:space="preserve"> azt, hogy ezen belül mennyit rövidít az integrált MI — beleszámítva az utólagos ellenőrzés idejét is.</w:t>
       </w:r>
     </w:p>
     <w:tbl>
@@ -4173,10 +4021,10 @@
           <w:b/>
           <w:bCs/>
         </w:rPr>
-        <w:t xml:space="preserve">Miért nem forintosítjuk.</w:t>
-      </w:r>
-      <w:r>
-        <w:t xml:space="preserve"> A korábbi változat bérértéken is kifejezte ezt az időt. Ezt kivettük. A pedagógusok létszáma nem csökken, a bérük nem lesz kevesebb, tehát </w:t>
+        <w:t xml:space="preserve">Miért nem forintosítunk.</w:t>
+      </w:r>
+      <w:r>
+        <w:t xml:space="preserve"> A felszabaduló időt szándékosan nem fejezzük ki bérértéken. A pedagógusok létszáma nem csökken, a bérük nem lesz kevesebb, tehát </w:t>
       </w:r>
       <w:r>
         <w:rPr>
@@ -4186,7 +4034,7 @@
         <w:t xml:space="preserve">költségvetési megtakarítás nem keletkezik</w:t>
       </w:r>
       <w:r>
-        <w:t xml:space="preserve">; ami keletkezik, az felszabaduló szakmai kapacitás. Az „évi 1,9 millió óra” és a „pedagógusonként évi 16 óra” tisztább és védhetőbb állítás, mint bármely forintösszeg, és nem téveszti meg azt sem, aki a költségvetési oldalt olvassa.</w:t>
+        <w:t xml:space="preserve">; ami keletkezik, az felszabaduló szakmai kapacitás. Az „évi 1,9 millió óra” és a „pedagógusonként évi 16 óra” védhetőbb állítás bármely forintösszegnél, és nem téveszti meg azt sem, aki a költségvetési oldalt olvassa.</w:t>
       </w:r>
     </w:p>
     <w:p>
@@ -4983,38 +4831,17 @@
     </w:p>
     <w:p>
       <w:pPr>
-        <w:pStyle w:val="ListParagraph"/>
-        <w:numPr>
-          <w:ilvl w:val="0"/>
-          <w:numId w:val="1"/>
-        </w:numPr>
-        <w:spacing w:after="60"/>
-      </w:pPr>
-      <w:r>
-        <w:t xml:space="preserve">Nem akadályozza meg, hogy a felhasználó rossz döntést hozzon és megbízhatatlan szoftvernek adjon felhatalmazást. Csökkenti a kárt, nem szünteti meg. A 8.2 pont szerinti tájékoztatás azért fontos, mert a döntést jobbá teszi, de nem veszi el.</w:t>
-      </w:r>
-    </w:p>
-    <w:p>
-      <w:pPr>
-        <w:pStyle w:val="ListParagraph"/>
-        <w:numPr>
-          <w:ilvl w:val="0"/>
-          <w:numId w:val="1"/>
-        </w:numPr>
-        <w:spacing w:after="60"/>
-      </w:pPr>
-      <w:r>
-        <w:t xml:space="preserve">Nem szabályozza, mi történik az adattal a klienshez érkezése után; erről a 8. fejezet szól, és annak is vannak korlátai (8.4).</w:t>
-      </w:r>
-    </w:p>
-    <w:p>
-      <w:pPr>
-        <w:pStyle w:val="ListParagraph"/>
-        <w:numPr>
-          <w:ilvl w:val="0"/>
-          <w:numId w:val="1"/>
-        </w:numPr>
-        <w:spacing w:after="60"/>
+        <w:spacing w:after="140"/>
+        <w:jc w:val="both"/>
+      </w:pPr>
+      <w:r>
+        <w:t xml:space="preserve">A bizalmi szint azt szabályozza, ki kapcsolódhat, nem azt, hogy a felhasználó jól dönt-e. A 8.2 szerinti tájékoztatás a döntést jobbá teszi, de nem veszi el.</w:t>
+      </w:r>
+    </w:p>
+    <w:p>
+      <w:pPr>
+        <w:spacing w:after="140"/>
+        <w:jc w:val="both"/>
       </w:pPr>
       <w:r>
         <w:t xml:space="preserve">Az 1. bizalmi szinten átvilágítatlan kiadó is kaphat olvasási hozzáférést kiskorú adataihoz, szülői jóváhagyással. Ezt vállaltan tartjuk így: e nélkül a javaslat lényege veszne el, és a szülő ma ugyanennek a körnek ad jelszót, csak láthatatlanul. A jóváhagyó képernyő ezért kifejezetten jelzi, ha a kiadó nincs átvilágítva.</w:t>
@@ -5396,124 +5223,10 @@
           <w:b/>
           <w:bCs/>
         </w:rPr>
-        <w:t xml:space="preserve">A kötelező tartalmi elemek</w:t>
-      </w:r>
-      <w:r>
-        <w:t xml:space="preserve">, amelyeket a kormányrendeletnek elő kell írnia:</w:t>
-      </w:r>
-    </w:p>
-    <w:p>
-      <w:pPr>
-        <w:pStyle w:val="ListParagraph"/>
-        <w:numPr>
-          <w:ilvl w:val="0"/>
-          <w:numId w:val="2"/>
-        </w:numPr>
-        <w:spacing w:after="60"/>
-      </w:pPr>
-      <w:r>
-        <w:t xml:space="preserve">milyen adatkört kap meg a szoftver, és mit </w:t>
-      </w:r>
-      <w:r>
-        <w:rPr>
-          <w:b/>
-          <w:bCs/>
-        </w:rPr>
-        <w:t xml:space="preserve">nem</w:t>
-      </w:r>
-      <w:r>
-        <w:t xml:space="preserve"> kap meg;</w:t>
-      </w:r>
-    </w:p>
-    <w:p>
-      <w:pPr>
-        <w:pStyle w:val="ListParagraph"/>
-        <w:numPr>
-          <w:ilvl w:val="0"/>
-          <w:numId w:val="2"/>
-        </w:numPr>
-        <w:spacing w:after="60"/>
-      </w:pPr>
-      <w:r>
-        <w:t xml:space="preserve">továbbítja-e az adatot más szolgáltatónak, és ha igen, kinek, néven nevezve;</w:t>
-      </w:r>
-    </w:p>
-    <w:p>
-      <w:pPr>
-        <w:pStyle w:val="ListParagraph"/>
-        <w:numPr>
-          <w:ilvl w:val="0"/>
-          <w:numId w:val="2"/>
-        </w:numPr>
-        <w:spacing w:after="60"/>
-      </w:pPr>
-      <w:r>
-        <w:t xml:space="preserve">elhagyja-e az adat az Európai Gazdasági Térséget, és ha igen, melyik országba;</w:t>
-      </w:r>
-    </w:p>
-    <w:p>
-      <w:pPr>
-        <w:pStyle w:val="ListParagraph"/>
-        <w:numPr>
-          <w:ilvl w:val="0"/>
-          <w:numId w:val="2"/>
-        </w:numPr>
-        <w:spacing w:after="60"/>
-      </w:pPr>
-      <w:r>
-        <w:t xml:space="preserve">tárolják-e, és meddig;</w:t>
-      </w:r>
-    </w:p>
-    <w:p>
-      <w:pPr>
-        <w:pStyle w:val="ListParagraph"/>
-        <w:numPr>
-          <w:ilvl w:val="0"/>
-          <w:numId w:val="2"/>
-        </w:numPr>
-        <w:spacing w:after="60"/>
-      </w:pPr>
-      <w:r>
-        <w:t xml:space="preserve">használják-e a szoftver vagy a mesterséges intelligencia fejlesztésére, tanítására;</w:t>
-      </w:r>
-    </w:p>
-    <w:p>
-      <w:pPr>
-        <w:pStyle w:val="ListParagraph"/>
-        <w:numPr>
-          <w:ilvl w:val="0"/>
-          <w:numId w:val="2"/>
-        </w:numPr>
-        <w:spacing w:after="60"/>
-      </w:pPr>
-      <w:r>
-        <w:t xml:space="preserve">mi történik a visszavonáskor: mikor szűnik meg a hozzáférés, és mi lesz a már átadott adattal;</w:t>
-      </w:r>
-    </w:p>
-    <w:p>
-      <w:pPr>
-        <w:pStyle w:val="ListParagraph"/>
-        <w:numPr>
-          <w:ilvl w:val="0"/>
-          <w:numId w:val="2"/>
-        </w:numPr>
-        <w:spacing w:after="60"/>
-      </w:pPr>
-      <w:r>
-        <w:t xml:space="preserve">meddig szól a felhatalmazás, és hol vonható vissza;</w:t>
-      </w:r>
-    </w:p>
-    <w:p>
-      <w:pPr>
-        <w:pStyle w:val="ListParagraph"/>
-        <w:numPr>
-          <w:ilvl w:val="0"/>
-          <w:numId w:val="2"/>
-        </w:numPr>
-        <w:spacing w:after="60"/>
-      </w:pPr>
-      <w:r>
-        <w:t xml:space="preserve">szülői felhatalmazásnál a gyermek megnevezése, akinek az adatairól szó van.</w:t>
+        <w:t xml:space="preserve">A kötelező tartalmi elemeket</w:t>
+      </w:r>
+      <w:r>
+        <w:t xml:space="preserve"> — az átadott és az át nem adott adatkörtől a továbbítás címzettjén, az Unión kívülre kerülésen, a tárolási időn és a modellfejlesztési felhasználáson át a visszavonás következményéig — a normaszöveg tételesen felsorolja (12./I. B) § (1) bekezdés a)–h) pont). A rendeletnek a tartalmat kell előírnia, nem a szövegezést.</w:t>
       </w:r>
     </w:p>
     <w:p>
@@ -6080,7 +5793,7 @@
         <w:t xml:space="preserve">nem</w:t>
       </w:r>
       <w:r>
-        <w:t xml:space="preserve"> vállal, és amit a 14. fejezet nyitott kérdésként rögzít: az adatkörök tételes, mezőszintű besorolását, és annak eldöntését, hogy egy MI-szolgáltató mit tehet a kapott adattal a saját rendszerén belül.</w:t>
+        <w:t xml:space="preserve"> vállal: az adatkörök tételes, mezőszintű besorolását, és annak eldöntését, hogy egy MI-szolgáltató mit tehet a kapott adattal a saját rendszerén belül. Mindkettő a 14. fejezet nyitott kérdése.</w:t>
       </w:r>
     </w:p>
     <w:p>
@@ -6635,10 +6348,10 @@
           <w:b/>
           <w:bCs/>
         </w:rPr>
-        <w:t xml:space="preserve">Az üzemeltető felelőssége a felületig terjed.</w:t>
-      </w:r>
-      <w:r>
-        <w:t xml:space="preserve"> Azért, amit a felhatalmazott szoftver az adattal a kiadás után tesz, az üzemeltető nem felel. Ennek kimondása nélkül az üzemeltetőnek közvetlen érdeke fűződik ahhoz, hogy a nyitást ellehetetlenítse — a gyakorlatban ez a rendelkezés dönti el, hogy a jogszabály működni fog-e.</w:t>
+        <w:t xml:space="preserve">Az üzemeltető felelőssége és a felhatalmazott szoftver önálló adatkezelői felelőssége elválik.</w:t>
+      </w:r>
+      <w:r>
+        <w:t xml:space="preserve"> Az üzemeltető nem felel a felhatalmazott szoftvernek szabályszerűen átadott adat ezt követő, önálló adatkezelőként végzett kezeléséért. Ennek kimondása nélkül az üzemeltetőnek közvetlen érdeke fűződik ahhoz, hogy a nyitást ellehetetlenítse — a gyakorlatban ez a rendelkezés dönti el, hogy a jogszabály működni fog-e.</w:t>
       </w:r>
     </w:p>
     <w:p>
@@ -6731,7 +6444,7 @@
         <w:jc w:val="both"/>
       </w:pPr>
       <w:r>
-        <w:t xml:space="preserve">A korábbi változat „a hivatalos alkalmazásokban elérhető funkciók 100%-át” ígérte. Ezt visszavonjuk: a felületi és a programozói funkciók nem képezhetők le mindig egy az egyben, és egy jövőbeli, különösen érzékeny új funkció automatikus megnyílása nem vállalható. Helyette </w:t>
+        <w:t xml:space="preserve">Teljes funkcióparitást nem ígérünk: a felületi és a programozói funkciók nem képezhetők le mindig egy az egyben, és egy jövőbeli, különösen érzékeny új funkció automatikus megnyílása nem vállalható. Helyette </w:t>
       </w:r>
       <w:r>
         <w:rPr>
@@ -7120,116 +6833,654 @@
         <w:t xml:space="preserve">11. Mi lenne a várható haszon?</w:t>
       </w:r>
     </w:p>
-    <w:p>
-      <w:pPr>
-        <w:spacing w:after="140"/>
-        <w:jc w:val="both"/>
-      </w:pPr>
-      <w:r>
-        <w:rPr>
-          <w:b/>
-          <w:bCs/>
-        </w:rPr>
-        <w:t xml:space="preserve">Szülők és gondviselők.</w:t>
-      </w:r>
-      <w:r>
-        <w:t xml:space="preserve"> Rövid táv (2027–2028): jelszóátadás nélkül, a KRÉTA-ban látható és visszavonható módon kapcsolhatják a választott asszisztensüket a gyermekük iskolai adataihoz — és a döntés pillanatában megtudják, hová kerül az adat. Nem kell még egy külön iskolai alkalmazást használniuk, és több gyerek esetén sem kell külön felületeket végigjárniuk: egy kérdés a már használt eszközükben mindkét gyerekre válaszol. Középtáv: a kevésbé gyakorlott digitális felhasználók és a nem magyar anyanyelvű családok is könnyebben követik gyermekük iskolai ügyeit; ez a 6.4 pont szerint feltételezés, amelyet a hatásmérésnek igazolnia kell.</w:t>
-      </w:r>
-    </w:p>
-    <w:p>
-      <w:pPr>
-        <w:spacing w:after="140"/>
-        <w:jc w:val="both"/>
-      </w:pPr>
-      <w:r>
-        <w:rPr>
-          <w:b/>
-          <w:bCs/>
-        </w:rPr>
-        <w:t xml:space="preserve">Tanulók.</w:t>
-      </w:r>
-      <w:r>
-        <w:t xml:space="preserve"> Rövid táv: a saját órarendjüket, feladataikat és határidőiket az általuk használt eszközökben kezelhetik. Középtáv: tanulástámogató alkalmazások építhetnek naprakész iskolai adatokra.</w:t>
-      </w:r>
-    </w:p>
-    <w:p>
-      <w:pPr>
-        <w:spacing w:after="140"/>
-        <w:jc w:val="both"/>
-      </w:pPr>
-      <w:r>
-        <w:rPr>
-          <w:b/>
-          <w:bCs/>
-        </w:rPr>
-        <w:t xml:space="preserve">Pedagógusok.</w:t>
-      </w:r>
-      <w:r>
-        <w:t xml:space="preserve"> Rövid táv (2028-tól): az intézmény által engedélyezett eszköz szabályosan kapcsolódhat; a kézi másolás helyére ellenőrizhető folyamat lép, és a pedagógus nem viseli személyesen a szabálytalan használat kockázatát. Középtáv: a 10.3 pontban felsorolt munkafolyamatok támogatása, a pilot által mért tényleges időnyereséggel.</w:t>
-      </w:r>
-    </w:p>
-    <w:p>
-      <w:pPr>
-        <w:spacing w:after="140"/>
-        <w:jc w:val="both"/>
-      </w:pPr>
-      <w:r>
-        <w:rPr>
-          <w:b/>
-          <w:bCs/>
-        </w:rPr>
-        <w:t xml:space="preserve">Intézmények és fenntartók.</w:t>
-      </w:r>
-      <w:r>
-        <w:t xml:space="preserve"> Rövid táv: először látják, milyen szoftverek férnek hozzá az általuk kezelt adatokhoz, és korlátozhatják azokat. Középtáv: az MI-eszközök beszerzése szállítófüggetlenné válik.</w:t>
-      </w:r>
-    </w:p>
-    <w:p>
-      <w:pPr>
-        <w:spacing w:after="140"/>
-        <w:jc w:val="both"/>
-      </w:pPr>
-      <w:r>
-        <w:rPr>
-          <w:b/>
-          <w:bCs/>
-        </w:rPr>
-        <w:t xml:space="preserve">Hallgatók és oktatók.</w:t>
-      </w:r>
-      <w:r>
-        <w:t xml:space="preserve"> Középtáv (2028-tól): a tanulmányi rendszerek adatai intézménytől függetlenül, egységes módon kezelhetők.</w:t>
-      </w:r>
-    </w:p>
-    <w:p>
-      <w:pPr>
-        <w:spacing w:after="140"/>
-        <w:jc w:val="both"/>
-      </w:pPr>
-      <w:r>
-        <w:rPr>
-          <w:b/>
-          <w:bCs/>
-        </w:rPr>
-        <w:t xml:space="preserve">Hazai fejlesztők.</w:t>
-      </w:r>
-      <w:r>
-        <w:t xml:space="preserve"> Középtáv: stabil, dokumentált felületre építhetnek, és a tisztább adatkezelés a jóváhagyó képernyőn versenyelőnnyé válik. Hosszú táv (2030-tól): a megoldások a hasonló nemzetközi szabványok mentén exportálhatók.</w:t>
-      </w:r>
-    </w:p>
-    <w:p>
-      <w:pPr>
-        <w:spacing w:after="140"/>
-        <w:jc w:val="both"/>
-      </w:pPr>
-      <w:r>
-        <w:rPr>
-          <w:b/>
-          <w:bCs/>
-        </w:rPr>
-        <w:t xml:space="preserve">Rendszerüzemeltetők és az állam.</w:t>
-      </w:r>
-      <w:r>
-        <w:t xml:space="preserve"> Rövid táv: a bevezetés a meglévő felületekre és a már OAuth-alapú hitelesítési infrastruktúrára építhet, de új kliensregisztrációs, felhatalmazás-kezelési, dokumentációs, biztonsági és üzemeltetési képességeket igényel — köztük a kérésszám-korlátozást, a visszaélés-felismerést, a felügyeletet, a tesztkörnyezet fenntartását és a fejlesztői támogatást. Ezek ráfordítását a 14. fejezet nyitott kérdésként kezeli. A megkerülő megoldások okozta nem tervezett forgalom szabályozott, azonosítható forgalommá válik, és az üzemeltető felelőssége a 9. fejezet szerint egyértelművé válik. Középtáv: a pilot és a nyilvános hatásmérés alapján az oktatási digitalizáció eredménye mérhető.</w:t>
+    <w:tbl>
+      <w:tblPr>
+        <w:tblW w:type="dxa" w:w="9026"/>
+        <w:tblBorders>
+          <w:top w:val="single" w:color="auto" w:sz="4"/>
+          <w:left w:val="single" w:color="auto" w:sz="4"/>
+          <w:bottom w:val="single" w:color="auto" w:sz="4"/>
+          <w:right w:val="single" w:color="auto" w:sz="4"/>
+          <w:insideH w:val="single" w:color="auto" w:sz="4"/>
+          <w:insideV w:val="single" w:color="auto" w:sz="4"/>
+        </w:tblBorders>
+      </w:tblPr>
+      <w:tblGrid>
+        <w:gridCol w:w="3008"/>
+        <w:gridCol w:w="3008"/>
+        <w:gridCol w:w="3010"/>
+      </w:tblGrid>
+      <w:tr>
+        <w:trPr>
+          <w:tblHeader/>
+        </w:trPr>
+        <w:tc>
+          <w:tcPr>
+            <w:tcW w:type="dxa" w:w="3008"/>
+            <w:shd w:fill="E8EDF3" w:val="clear"/>
+            <w:tcMar>
+              <w:top w:type="dxa" w:w="60"/>
+              <w:left w:type="dxa" w:w="100"/>
+              <w:bottom w:type="dxa" w:w="60"/>
+              <w:right w:type="dxa" w:w="100"/>
+            </w:tcMar>
+          </w:tcPr>
+          <w:p>
+            <w:pPr>
+              <w:spacing w:after="0" w:before="0"/>
+            </w:pPr>
+            <w:r>
+              <w:rPr>
+                <w:b/>
+                <w:bCs/>
+                <w:sz w:val="18"/>
+                <w:szCs w:val="18"/>
+              </w:rPr>
+              <w:t xml:space="preserve">Szereplő</w:t>
+            </w:r>
+          </w:p>
+        </w:tc>
+        <w:tc>
+          <w:tcPr>
+            <w:tcW w:type="dxa" w:w="3008"/>
+            <w:shd w:fill="E8EDF3" w:val="clear"/>
+            <w:tcMar>
+              <w:top w:type="dxa" w:w="60"/>
+              <w:left w:type="dxa" w:w="100"/>
+              <w:bottom w:type="dxa" w:w="60"/>
+              <w:right w:type="dxa" w:w="100"/>
+            </w:tcMar>
+          </w:tcPr>
+          <w:p>
+            <w:pPr>
+              <w:spacing w:after="0" w:before="0"/>
+            </w:pPr>
+            <w:r>
+              <w:rPr>
+                <w:b/>
+                <w:bCs/>
+                <w:sz w:val="18"/>
+                <w:szCs w:val="18"/>
+              </w:rPr>
+              <w:t xml:space="preserve">Rövid táv (2027–2028)</w:t>
+            </w:r>
+          </w:p>
+        </w:tc>
+        <w:tc>
+          <w:tcPr>
+            <w:tcW w:type="dxa" w:w="3010"/>
+            <w:shd w:fill="E8EDF3" w:val="clear"/>
+            <w:tcMar>
+              <w:top w:type="dxa" w:w="60"/>
+              <w:left w:type="dxa" w:w="100"/>
+              <w:bottom w:type="dxa" w:w="60"/>
+              <w:right w:type="dxa" w:w="100"/>
+            </w:tcMar>
+          </w:tcPr>
+          <w:p>
+            <w:pPr>
+              <w:spacing w:after="0" w:before="0"/>
+            </w:pPr>
+            <w:r>
+              <w:rPr>
+                <w:b/>
+                <w:bCs/>
+                <w:sz w:val="18"/>
+                <w:szCs w:val="18"/>
+              </w:rPr>
+              <w:t xml:space="preserve">Közép- és hosszú táv</w:t>
+            </w:r>
+          </w:p>
+        </w:tc>
+      </w:tr>
+      <w:tr>
+        <w:trPr>
+          <w:tblHeader w:val="false"/>
+        </w:trPr>
+        <w:tc>
+          <w:tcPr>
+            <w:tcW w:type="dxa" w:w="3008"/>
+            <w:tcMar>
+              <w:top w:type="dxa" w:w="60"/>
+              <w:left w:type="dxa" w:w="100"/>
+              <w:bottom w:type="dxa" w:w="60"/>
+              <w:right w:type="dxa" w:w="100"/>
+            </w:tcMar>
+          </w:tcPr>
+          <w:p>
+            <w:pPr>
+              <w:spacing w:after="0" w:before="0"/>
+            </w:pPr>
+            <w:r>
+              <w:rPr>
+                <w:b/>
+                <w:bCs/>
+                <w:sz w:val="18"/>
+                <w:szCs w:val="18"/>
+              </w:rPr>
+              <w:t xml:space="preserve">Szülők, gondviselők</w:t>
+            </w:r>
+          </w:p>
+        </w:tc>
+        <w:tc>
+          <w:tcPr>
+            <w:tcW w:type="dxa" w:w="3008"/>
+            <w:tcMar>
+              <w:top w:type="dxa" w:w="60"/>
+              <w:left w:type="dxa" w:w="100"/>
+              <w:bottom w:type="dxa" w:w="60"/>
+              <w:right w:type="dxa" w:w="100"/>
+            </w:tcMar>
+          </w:tcPr>
+          <w:p>
+            <w:pPr>
+              <w:spacing w:after="0" w:before="0"/>
+            </w:pPr>
+            <w:r>
+              <w:rPr>
+                <w:sz w:val="18"/>
+                <w:szCs w:val="18"/>
+              </w:rPr>
+              <w:t xml:space="preserve">jelszóátadás nélkül, láthatóan és visszavonhatóan kapcsolják a választott asszisztensüket; a döntés pillanatában megtudják, hová kerül az adat; nem kell még egy külön iskolai alkalmazás, több gyerekhez sem külön felület</w:t>
+            </w:r>
+          </w:p>
+        </w:tc>
+        <w:tc>
+          <w:tcPr>
+            <w:tcW w:type="dxa" w:w="3010"/>
+            <w:tcMar>
+              <w:top w:type="dxa" w:w="60"/>
+              <w:left w:type="dxa" w:w="100"/>
+              <w:bottom w:type="dxa" w:w="60"/>
+              <w:right w:type="dxa" w:w="100"/>
+            </w:tcMar>
+          </w:tcPr>
+          <w:p>
+            <w:pPr>
+              <w:spacing w:after="0" w:before="0"/>
+            </w:pPr>
+            <w:r>
+              <w:rPr>
+                <w:sz w:val="18"/>
+                <w:szCs w:val="18"/>
+              </w:rPr>
+              <w:t xml:space="preserve">a kevésbé gyakorlott digitális felhasználók és a nem magyar anyanyelvű családok is könnyebben követik az iskolai ügyeket (6.4 szerint feltételezés)</w:t>
+            </w:r>
+          </w:p>
+        </w:tc>
+      </w:tr>
+      <w:tr>
+        <w:trPr>
+          <w:tblHeader w:val="false"/>
+        </w:trPr>
+        <w:tc>
+          <w:tcPr>
+            <w:tcW w:type="dxa" w:w="3008"/>
+            <w:tcMar>
+              <w:top w:type="dxa" w:w="60"/>
+              <w:left w:type="dxa" w:w="100"/>
+              <w:bottom w:type="dxa" w:w="60"/>
+              <w:right w:type="dxa" w:w="100"/>
+            </w:tcMar>
+          </w:tcPr>
+          <w:p>
+            <w:pPr>
+              <w:spacing w:after="0" w:before="0"/>
+            </w:pPr>
+            <w:r>
+              <w:rPr>
+                <w:b/>
+                <w:bCs/>
+                <w:sz w:val="18"/>
+                <w:szCs w:val="18"/>
+              </w:rPr>
+              <w:t xml:space="preserve">Tanulók</w:t>
+            </w:r>
+          </w:p>
+        </w:tc>
+        <w:tc>
+          <w:tcPr>
+            <w:tcW w:type="dxa" w:w="3008"/>
+            <w:tcMar>
+              <w:top w:type="dxa" w:w="60"/>
+              <w:left w:type="dxa" w:w="100"/>
+              <w:bottom w:type="dxa" w:w="60"/>
+              <w:right w:type="dxa" w:w="100"/>
+            </w:tcMar>
+          </w:tcPr>
+          <w:p>
+            <w:pPr>
+              <w:spacing w:after="0" w:before="0"/>
+            </w:pPr>
+            <w:r>
+              <w:rPr>
+                <w:sz w:val="18"/>
+                <w:szCs w:val="18"/>
+              </w:rPr>
+              <w:t xml:space="preserve">órarend, feladatok, határidők a saját eszközeikben</w:t>
+            </w:r>
+          </w:p>
+        </w:tc>
+        <w:tc>
+          <w:tcPr>
+            <w:tcW w:type="dxa" w:w="3010"/>
+            <w:tcMar>
+              <w:top w:type="dxa" w:w="60"/>
+              <w:left w:type="dxa" w:w="100"/>
+              <w:bottom w:type="dxa" w:w="60"/>
+              <w:right w:type="dxa" w:w="100"/>
+            </w:tcMar>
+          </w:tcPr>
+          <w:p>
+            <w:pPr>
+              <w:spacing w:after="0" w:before="0"/>
+            </w:pPr>
+            <w:r>
+              <w:rPr>
+                <w:sz w:val="18"/>
+                <w:szCs w:val="18"/>
+              </w:rPr>
+              <w:t xml:space="preserve">tanulástámogató alkalmazások naprakész iskolai adatra építhetnek</w:t>
+            </w:r>
+          </w:p>
+        </w:tc>
+      </w:tr>
+      <w:tr>
+        <w:trPr>
+          <w:tblHeader w:val="false"/>
+        </w:trPr>
+        <w:tc>
+          <w:tcPr>
+            <w:tcW w:type="dxa" w:w="3008"/>
+            <w:tcMar>
+              <w:top w:type="dxa" w:w="60"/>
+              <w:left w:type="dxa" w:w="100"/>
+              <w:bottom w:type="dxa" w:w="60"/>
+              <w:right w:type="dxa" w:w="100"/>
+            </w:tcMar>
+          </w:tcPr>
+          <w:p>
+            <w:pPr>
+              <w:spacing w:after="0" w:before="0"/>
+            </w:pPr>
+            <w:r>
+              <w:rPr>
+                <w:b/>
+                <w:bCs/>
+                <w:sz w:val="18"/>
+                <w:szCs w:val="18"/>
+              </w:rPr>
+              <w:t xml:space="preserve">Pedagógusok</w:t>
+            </w:r>
+          </w:p>
+        </w:tc>
+        <w:tc>
+          <w:tcPr>
+            <w:tcW w:type="dxa" w:w="3008"/>
+            <w:tcMar>
+              <w:top w:type="dxa" w:w="60"/>
+              <w:left w:type="dxa" w:w="100"/>
+              <w:bottom w:type="dxa" w:w="60"/>
+              <w:right w:type="dxa" w:w="100"/>
+            </w:tcMar>
+          </w:tcPr>
+          <w:p>
+            <w:pPr>
+              <w:spacing w:after="0" w:before="0"/>
+            </w:pPr>
+            <w:r>
+              <w:rPr>
+                <w:sz w:val="18"/>
+                <w:szCs w:val="18"/>
+              </w:rPr>
+              <w:t xml:space="preserve">2028-tól az intézmény által engedélyezett eszköz szabályosan kapcsolódik; a kézi másolás helyére ellenőrizhető folyamat lép, és a kockázatot nem a pedagógus viseli személyesen</w:t>
+            </w:r>
+          </w:p>
+        </w:tc>
+        <w:tc>
+          <w:tcPr>
+            <w:tcW w:type="dxa" w:w="3010"/>
+            <w:tcMar>
+              <w:top w:type="dxa" w:w="60"/>
+              <w:left w:type="dxa" w:w="100"/>
+              <w:bottom w:type="dxa" w:w="60"/>
+              <w:right w:type="dxa" w:w="100"/>
+            </w:tcMar>
+          </w:tcPr>
+          <w:p>
+            <w:pPr>
+              <w:spacing w:after="0" w:before="0"/>
+            </w:pPr>
+            <w:r>
+              <w:rPr>
+                <w:sz w:val="18"/>
+                <w:szCs w:val="18"/>
+              </w:rPr>
+              <w:t xml:space="preserve">a 10.3 pontban felsorolt munkafolyamatok támogatása, a pilot által mért tényleges időnyereséggel</w:t>
+            </w:r>
+          </w:p>
+        </w:tc>
+      </w:tr>
+      <w:tr>
+        <w:trPr>
+          <w:tblHeader w:val="false"/>
+        </w:trPr>
+        <w:tc>
+          <w:tcPr>
+            <w:tcW w:type="dxa" w:w="3008"/>
+            <w:tcMar>
+              <w:top w:type="dxa" w:w="60"/>
+              <w:left w:type="dxa" w:w="100"/>
+              <w:bottom w:type="dxa" w:w="60"/>
+              <w:right w:type="dxa" w:w="100"/>
+            </w:tcMar>
+          </w:tcPr>
+          <w:p>
+            <w:pPr>
+              <w:spacing w:after="0" w:before="0"/>
+            </w:pPr>
+            <w:r>
+              <w:rPr>
+                <w:b/>
+                <w:bCs/>
+                <w:sz w:val="18"/>
+                <w:szCs w:val="18"/>
+              </w:rPr>
+              <w:t xml:space="preserve">Intézmények, fenntartók</w:t>
+            </w:r>
+          </w:p>
+        </w:tc>
+        <w:tc>
+          <w:tcPr>
+            <w:tcW w:type="dxa" w:w="3008"/>
+            <w:tcMar>
+              <w:top w:type="dxa" w:w="60"/>
+              <w:left w:type="dxa" w:w="100"/>
+              <w:bottom w:type="dxa" w:w="60"/>
+              <w:right w:type="dxa" w:w="100"/>
+            </w:tcMar>
+          </w:tcPr>
+          <w:p>
+            <w:pPr>
+              <w:spacing w:after="0" w:before="0"/>
+            </w:pPr>
+            <w:r>
+              <w:rPr>
+                <w:sz w:val="18"/>
+                <w:szCs w:val="18"/>
+              </w:rPr>
+              <w:t xml:space="preserve">először látják és korlátozhatják, milyen szoftverek férnek hozzá az általuk kezelt adathoz</w:t>
+            </w:r>
+          </w:p>
+        </w:tc>
+        <w:tc>
+          <w:tcPr>
+            <w:tcW w:type="dxa" w:w="3010"/>
+            <w:tcMar>
+              <w:top w:type="dxa" w:w="60"/>
+              <w:left w:type="dxa" w:w="100"/>
+              <w:bottom w:type="dxa" w:w="60"/>
+              <w:right w:type="dxa" w:w="100"/>
+            </w:tcMar>
+          </w:tcPr>
+          <w:p>
+            <w:pPr>
+              <w:spacing w:after="0" w:before="0"/>
+            </w:pPr>
+            <w:r>
+              <w:rPr>
+                <w:sz w:val="18"/>
+                <w:szCs w:val="18"/>
+              </w:rPr>
+              <w:t xml:space="preserve">az MI-eszközök beszerzése szállítófüggetlenné válik</w:t>
+            </w:r>
+          </w:p>
+        </w:tc>
+      </w:tr>
+      <w:tr>
+        <w:trPr>
+          <w:tblHeader w:val="false"/>
+        </w:trPr>
+        <w:tc>
+          <w:tcPr>
+            <w:tcW w:type="dxa" w:w="3008"/>
+            <w:tcMar>
+              <w:top w:type="dxa" w:w="60"/>
+              <w:left w:type="dxa" w:w="100"/>
+              <w:bottom w:type="dxa" w:w="60"/>
+              <w:right w:type="dxa" w:w="100"/>
+            </w:tcMar>
+          </w:tcPr>
+          <w:p>
+            <w:pPr>
+              <w:spacing w:after="0" w:before="0"/>
+            </w:pPr>
+            <w:r>
+              <w:rPr>
+                <w:b/>
+                <w:bCs/>
+                <w:sz w:val="18"/>
+                <w:szCs w:val="18"/>
+              </w:rPr>
+              <w:t xml:space="preserve">Hallgatók, oktatók</w:t>
+            </w:r>
+          </w:p>
+        </w:tc>
+        <w:tc>
+          <w:tcPr>
+            <w:tcW w:type="dxa" w:w="3008"/>
+            <w:tcMar>
+              <w:top w:type="dxa" w:w="60"/>
+              <w:left w:type="dxa" w:w="100"/>
+              <w:bottom w:type="dxa" w:w="60"/>
+              <w:right w:type="dxa" w:w="100"/>
+            </w:tcMar>
+          </w:tcPr>
+          <w:p>
+            <w:pPr>
+              <w:spacing w:after="0" w:before="0"/>
+            </w:pPr>
+            <w:r>
+              <w:rPr>
+                <w:sz w:val="18"/>
+                <w:szCs w:val="18"/>
+              </w:rPr>
+              <w:t xml:space="preserve">—</w:t>
+            </w:r>
+          </w:p>
+        </w:tc>
+        <w:tc>
+          <w:tcPr>
+            <w:tcW w:type="dxa" w:w="3010"/>
+            <w:tcMar>
+              <w:top w:type="dxa" w:w="60"/>
+              <w:left w:type="dxa" w:w="100"/>
+              <w:bottom w:type="dxa" w:w="60"/>
+              <w:right w:type="dxa" w:w="100"/>
+            </w:tcMar>
+          </w:tcPr>
+          <w:p>
+            <w:pPr>
+              <w:spacing w:after="0" w:before="0"/>
+            </w:pPr>
+            <w:r>
+              <w:rPr>
+                <w:sz w:val="18"/>
+                <w:szCs w:val="18"/>
+              </w:rPr>
+              <w:t xml:space="preserve">2028-tól a tanulmányi rendszerek adatai intézménytől függetlenül, egységesen kezelhetők</w:t>
+            </w:r>
+          </w:p>
+        </w:tc>
+      </w:tr>
+      <w:tr>
+        <w:trPr>
+          <w:tblHeader w:val="false"/>
+        </w:trPr>
+        <w:tc>
+          <w:tcPr>
+            <w:tcW w:type="dxa" w:w="3008"/>
+            <w:tcMar>
+              <w:top w:type="dxa" w:w="60"/>
+              <w:left w:type="dxa" w:w="100"/>
+              <w:bottom w:type="dxa" w:w="60"/>
+              <w:right w:type="dxa" w:w="100"/>
+            </w:tcMar>
+          </w:tcPr>
+          <w:p>
+            <w:pPr>
+              <w:spacing w:after="0" w:before="0"/>
+            </w:pPr>
+            <w:r>
+              <w:rPr>
+                <w:b/>
+                <w:bCs/>
+                <w:sz w:val="18"/>
+                <w:szCs w:val="18"/>
+              </w:rPr>
+              <w:t xml:space="preserve">Hazai fejlesztők</w:t>
+            </w:r>
+          </w:p>
+        </w:tc>
+        <w:tc>
+          <w:tcPr>
+            <w:tcW w:type="dxa" w:w="3008"/>
+            <w:tcMar>
+              <w:top w:type="dxa" w:w="60"/>
+              <w:left w:type="dxa" w:w="100"/>
+              <w:bottom w:type="dxa" w:w="60"/>
+              <w:right w:type="dxa" w:w="100"/>
+            </w:tcMar>
+          </w:tcPr>
+          <w:p>
+            <w:pPr>
+              <w:spacing w:after="0" w:before="0"/>
+            </w:pPr>
+            <w:r>
+              <w:rPr>
+                <w:sz w:val="18"/>
+                <w:szCs w:val="18"/>
+              </w:rPr>
+              <w:t xml:space="preserve">dokumentált, stabil felület; a tisztább adatkezelés a jóváhagyó képernyőn versenyelőny</w:t>
+            </w:r>
+          </w:p>
+        </w:tc>
+        <w:tc>
+          <w:tcPr>
+            <w:tcW w:type="dxa" w:w="3010"/>
+            <w:tcMar>
+              <w:top w:type="dxa" w:w="60"/>
+              <w:left w:type="dxa" w:w="100"/>
+              <w:bottom w:type="dxa" w:w="60"/>
+              <w:right w:type="dxa" w:w="100"/>
+            </w:tcMar>
+          </w:tcPr>
+          <w:p>
+            <w:pPr>
+              <w:spacing w:after="0" w:before="0"/>
+            </w:pPr>
+            <w:r>
+              <w:rPr>
+                <w:sz w:val="18"/>
+                <w:szCs w:val="18"/>
+              </w:rPr>
+              <w:t xml:space="preserve">2030-tól a megoldások a nemzetközi szabványok mentén exportálhatók</w:t>
+            </w:r>
+          </w:p>
+        </w:tc>
+      </w:tr>
+      <w:tr>
+        <w:trPr>
+          <w:tblHeader w:val="false"/>
+        </w:trPr>
+        <w:tc>
+          <w:tcPr>
+            <w:tcW w:type="dxa" w:w="3008"/>
+            <w:tcMar>
+              <w:top w:type="dxa" w:w="60"/>
+              <w:left w:type="dxa" w:w="100"/>
+              <w:bottom w:type="dxa" w:w="60"/>
+              <w:right w:type="dxa" w:w="100"/>
+            </w:tcMar>
+          </w:tcPr>
+          <w:p>
+            <w:pPr>
+              <w:spacing w:after="0" w:before="0"/>
+            </w:pPr>
+            <w:r>
+              <w:rPr>
+                <w:b/>
+                <w:bCs/>
+                <w:sz w:val="18"/>
+                <w:szCs w:val="18"/>
+              </w:rPr>
+              <w:t xml:space="preserve">Üzemeltetők, állam</w:t>
+            </w:r>
+          </w:p>
+        </w:tc>
+        <w:tc>
+          <w:tcPr>
+            <w:tcW w:type="dxa" w:w="3008"/>
+            <w:tcMar>
+              <w:top w:type="dxa" w:w="60"/>
+              <w:left w:type="dxa" w:w="100"/>
+              <w:bottom w:type="dxa" w:w="60"/>
+              <w:right w:type="dxa" w:w="100"/>
+            </w:tcMar>
+          </w:tcPr>
+          <w:p>
+            <w:pPr>
+              <w:spacing w:after="0" w:before="0"/>
+            </w:pPr>
+            <w:r>
+              <w:rPr>
+                <w:sz w:val="18"/>
+                <w:szCs w:val="18"/>
+              </w:rPr>
+              <w:t xml:space="preserve">a megkerülő megoldások nem tervezett forgalma szabályozott, azonosítható forgalommá válik; az üzemeltetői felelősség a 9. fejezet szerint egyértelművé válik</w:t>
+            </w:r>
+          </w:p>
+        </w:tc>
+        <w:tc>
+          <w:tcPr>
+            <w:tcW w:type="dxa" w:w="3010"/>
+            <w:tcMar>
+              <w:top w:type="dxa" w:w="60"/>
+              <w:left w:type="dxa" w:w="100"/>
+              <w:bottom w:type="dxa" w:w="60"/>
+              <w:right w:type="dxa" w:w="100"/>
+            </w:tcMar>
+          </w:tcPr>
+          <w:p>
+            <w:pPr>
+              <w:spacing w:after="0" w:before="0"/>
+            </w:pPr>
+            <w:r>
+              <w:rPr>
+                <w:sz w:val="18"/>
+                <w:szCs w:val="18"/>
+              </w:rPr>
+              <w:t xml:space="preserve">a pilot és a nyilvános hatásmérés alapján az oktatási digitalizáció eredménye mérhető</w:t>
+            </w:r>
+          </w:p>
+        </w:tc>
+      </w:tr>
+    </w:tbl>
+    <w:p>
+      <w:pPr>
+        <w:spacing w:after="160"/>
+      </w:pPr>
+      <w:r>
+        <w:t xml:space="preserve"/>
+      </w:r>
+    </w:p>
+    <w:p>
+      <w:pPr>
+        <w:spacing w:after="140"/>
+        <w:jc w:val="both"/>
+      </w:pPr>
+      <w:r>
+        <w:t xml:space="preserve">Az üzemeltetői oldalon a bevezetés a meglévő felületekre és a már OAuth-alapú hitelesítési infrastruktúrára építhet, de új kliensregisztrációs, felhatalmazás-kezelési, dokumentációs, biztonsági és üzemeltetési képességeket igényel — köztük kérésszám-korlátozást, visszaélés-felismerést, felügyeletet, tesztkörnyezet-fenntartást és fejlesztői támogatást. Ezek ráfordítását a 14. fejezet nyitott kérdésként kezeli.</w:t>
       </w:r>
     </w:p>
     <w:p>
@@ -7602,7 +7853,7 @@
         <w:jc w:val="both"/>
       </w:pPr>
       <w:r>
-        <w:t xml:space="preserve">(5) Az üzemeltető nem felel azért az adatkezelésért, amelyet a felhatalmazott szoftver kiadója az adat átadását követően, saját adatkezelőként végez.”</w:t>
+        <w:t xml:space="preserve">(5) Az üzemeltető nem felel a felhatalmazott szoftvernek szabályszerűen átadott adat ezt követő, a szoftver kiadója által önálló adatkezelőként végzett kezeléséért.”</w:t>
       </w:r>
     </w:p>
     <w:p>
@@ -7708,65 +7959,8 @@
         </w:rPr>
         <w:t xml:space="preserve">Bizalmi szintek és kliensregisztráció.</w:t>
       </w:r>
-    </w:p>
-    <w:p>
-      <w:pPr>
-        <w:pStyle w:val="ListParagraph"/>
-        <w:numPr>
-          <w:ilvl w:val="0"/>
-          <w:numId w:val="1"/>
-        </w:numPr>
-        <w:spacing w:after="60"/>
-      </w:pPr>
-      <w:r>
-        <w:rPr>
-          <w:i/>
-          <w:iCs/>
-        </w:rPr>
-        <w:t xml:space="preserve">1. szint:</w:t>
-      </w:r>
-      <w:r>
-        <w:t xml:space="preserve"> önkiszolgáló, dinamikus kliensregisztráció (RFC 7591), egyedi engedélyezési eljárás nélkül; kizárólag olvasás az érintett saját adatkörében, az alapadatkörben; kérésszám-korlát és rövid tokenélettartam; a jóváhagyó képernyő jelzi, hogy a kiadó nincs átvilágítva.</w:t>
-      </w:r>
-    </w:p>
-    <w:p>
-      <w:pPr>
-        <w:pStyle w:val="ListParagraph"/>
-        <w:numPr>
-          <w:ilvl w:val="0"/>
-          <w:numId w:val="1"/>
-        </w:numPr>
-        <w:spacing w:after="60"/>
-      </w:pPr>
-      <w:r>
-        <w:rPr>
-          <w:i/>
-          <w:iCs/>
-        </w:rPr>
-        <w:t xml:space="preserve">2. szint:</w:t>
-      </w:r>
-      <w:r>
-        <w:t xml:space="preserve"> azonosított kiadó, aláírt szoftvernyilatkozat, bizalmas kliens aszimmetrikus kulcsú hitelesítéssel, birtokláshoz kötött hozzáférési token; műveletvégzés az érintett saját adatkörében, valamint pedagógusi és oktatói olvasás.</w:t>
-      </w:r>
-    </w:p>
-    <w:p>
-      <w:pPr>
-        <w:pStyle w:val="ListParagraph"/>
-        <w:numPr>
-          <w:ilvl w:val="0"/>
-          <w:numId w:val="1"/>
-        </w:numPr>
-        <w:spacing w:after="60"/>
-      </w:pPr>
-      <w:r>
-        <w:rPr>
-          <w:i/>
-          <w:iCs/>
-        </w:rPr>
-        <w:t xml:space="preserve">3. szint:</w:t>
-      </w:r>
-      <w:r>
-        <w:t xml:space="preserve"> a 2. szint feltételei, valamint érvényes adatfeldolgozói szerződés és intézményi engedélyezés; emelt biztonsági profil (FAPI 2.0 Security Profile) vagy azzal egyenértékű megoldás és kliensattesztáció; műveletvégzés intézményi feladatkörben.</w:t>
+      <w:r>
+        <w:t xml:space="preserve"> A rendelet a 7.1 pont szerinti három bizalmi szintet állapítja meg, szintenként meghatározva a regisztráció módját, a kliens hitelesítésének követelményeit és az elérhető funkciókört. Az 1. szintre a dinamikus kliensregisztráció (RFC 7591) egyedi engedélyezési eljárás nélkül érvényes; a 3. szinthez emelt biztonsági profil (FAPI 2.0 Security Profile) vagy azzal egyenértékű megoldás és kliensattesztáció szükséges.</w:t>
       </w:r>
     </w:p>
     <w:p>
@@ -8573,7 +8767,7 @@
         <w:t xml:space="preserve">a pedagógusi szakaszt magyar mérés előzi meg</w:t>
       </w:r>
       <w:r>
-        <w:t xml:space="preserve">, nem feltételezés.</w:t>
+        <w:t xml:space="preserve">.</w:t>
       </w:r>
     </w:p>
     <w:p>

--- a/eloterjesztes/AI-Orszag-sajat-oktatasi-adat.docx
+++ b/eloterjesztes/AI-Orszag-sajat-oktatasi-adat.docx
@@ -5641,6 +5641,25 @@
         <w:jc w:val="both"/>
       </w:pPr>
       <w:r>
+        <w:t xml:space="preserve">A szülői és tanulói olvasási funkciókra a besorolás első vázlata elkészült (külön melléklet): húsz valós KRÉTA-végpontból tizenhárom tiszta alapadatkör, a többi vegyes vagy korlátozott. A vázlat egyben azt is megmutatja, hogy </w:t>
+      </w:r>
+      <w:r>
+        <w:rPr>
+          <w:b/>
+          <w:bCs/>
+        </w:rPr>
+        <w:t xml:space="preserve">három esetben egyetlen válaszon belül több adatkör van</w:t>
+      </w:r>
+      <w:r>
+        <w:t xml:space="preserve">, tehát a rendeletnek mezőszintű besorolást kell lehetővé tennie.</w:t>
+      </w:r>
+    </w:p>
+    <w:p>
+      <w:pPr>
+        <w:spacing w:after="140"/>
+        <w:jc w:val="both"/>
+      </w:pPr>
+      <w:r>
         <w:rPr>
           <w:b/>
           <w:bCs/>
@@ -8856,7 +8875,17 @@
         <w:t xml:space="preserve">Az adatkörök tételes, mezőszintű besorolása</w:t>
       </w:r>
       <w:r>
-        <w:t xml:space="preserve"> a funkciókatalógusban. A 8.3 pont megadja a három kategóriát és az alapértelmezést, de a besorolás elvégzése önálló, jelentős szakmai munka.</w:t>
+        <w:t xml:space="preserve"> a funkciókatalógusban. A 8.3 pont megadja a három kategóriát és az alapértelmezést; a besorolás elvégzése önálló, jelentős szakmai munka. A szülői és tanulói </w:t>
+      </w:r>
+      <w:r>
+        <w:rPr>
+          <w:b/>
+          <w:bCs/>
+        </w:rPr>
+        <w:t xml:space="preserve">olvasási</w:t>
+      </w:r>
+      <w:r>
+        <w:t xml:space="preserve"> funkciókra készült egy első vázlat (külön melléklet), amely húsz valós KRÉTA-végpontot sorol be, és hat nehéz esetet nevez meg. A műveleti és a pedagógusi funkciók besorolása még hátravan, és az üzemeltető funkciólistáját igényli.</w:t>
       </w:r>
     </w:p>
     <w:p>

--- a/eloterjesztes/AI-Orszag-sajat-oktatasi-adat.docx
+++ b/eloterjesztes/AI-Orszag-sajat-oktatasi-adat.docx
@@ -5641,17 +5641,24 @@
         <w:jc w:val="both"/>
       </w:pPr>
       <w:r>
-        <w:t xml:space="preserve">A szülői és tanulói olvasási funkciókra a besorolás első vázlata elkészült (külön melléklet): húsz valós KRÉTA-végpontból tizenhárom tiszta alapadatkör, a többi vegyes vagy korlátozott. A vázlat egyben azt is megmutatja, hogy </w:t>
-      </w:r>
-      <w:r>
-        <w:rPr>
-          <w:b/>
-          <w:bCs/>
-        </w:rPr>
-        <w:t xml:space="preserve">három esetben egyetlen válaszon belül több adatkör van</w:t>
-      </w:r>
-      <w:r>
-        <w:t xml:space="preserve">, tehát a rendeletnek mezőszintű besorolást kell lehetővé tennie.</w:t>
+        <w:t xml:space="preserve">A szülői és tanulói olvasási funkciókra a besorolás első vázlata elkészült (külön melléklet): húsz valós KRÉTA-végpontból tizenhárom tiszta alapadatkör, a többi részleges elhagyást igényel, egy pedig egyáltalán nem delegálható. A vázlatból két szabály rajzolódott ki. Egy: </w:t>
+      </w:r>
+      <w:r>
+        <w:rPr>
+          <w:b/>
+          <w:bCs/>
+        </w:rPr>
+        <w:t xml:space="preserve">ahol a válasz más természetes személy adatát is tartalmazza, az alapértelmezés a rész elhagyása, nem a funkció tiltása</w:t>
+      </w:r>
+      <w:r>
+        <w:t xml:space="preserve"> — ehhez a rendeletnek mezőszintű besorolást kell lehetővé tennie, az üzemeltetőnek pedig mezőszintű szűrést kell tudnia. Kettő: </w:t>
+      </w:r>
+      <w:r>
+        <w:rPr>
+          <w:b/>
+          <w:bCs/>
+        </w:rPr>
+        <w:t xml:space="preserve">ahol a funkció teljes értéke más személyek adatából áll, a funkció nem delegálható.</w:t>
       </w:r>
     </w:p>
     <w:p>

--- a/eloterjesztes/AI-Orszag-sajat-oktatasi-adat.docx
+++ b/eloterjesztes/AI-Orszag-sajat-oktatasi-adat.docx
@@ -358,6 +358,36 @@
       </w:r>
       <w:r>
         <w:t xml:space="preserve"> A 8. fejezet ennek az ellenkezőjét javasolja.</w:t>
+      </w:r>
+    </w:p>
+    <w:p>
+      <w:pPr>
+        <w:pStyle w:val="ListParagraph"/>
+        <w:numPr>
+          <w:ilvl w:val="0"/>
+          <w:numId w:val="1"/>
+        </w:numPr>
+        <w:spacing w:after="60"/>
+      </w:pPr>
+      <w:r>
+        <w:rPr>
+          <w:b/>
+          <w:bCs/>
+        </w:rPr>
+        <w:t xml:space="preserve">Nem állítjuk, hogy a rendszerek jelenlegi működése jogsértő.</w:t>
+      </w:r>
+      <w:r>
+        <w:t xml:space="preserve"> A javaslat egy új csatornára vonatkozó szabályozást kér, nem a hatályos gyakorlat minősítését. Ahol a 8.3 szerinti besorolás szűkebb annál, mint amit a hivatalos felület ma megjelenít, az azért van, mert </w:t>
+      </w:r>
+      <w:r>
+        <w:rPr>
+          <w:b/>
+          <w:bCs/>
+        </w:rPr>
+        <w:t xml:space="preserve">az automatizált, ismételt lekérdezés más kitettséget jelent, mint az alkalmi kézi megtekintés</w:t>
+      </w:r>
+      <w:r>
+        <w:t xml:space="preserve"> — nem azért, mert a mai megjelenítést jogellenesnek tartanánk. Ennek megítélése az adatvédelmi hatóság és a bíróság hatásköre.</w:t>
       </w:r>
     </w:p>
     <w:p>

--- a/eloterjesztes/AI-Orszag-sajat-oktatasi-adat.docx
+++ b/eloterjesztes/AI-Orszag-sajat-oktatasi-adat.docx
@@ -37,6 +37,68 @@
       </w:r>
       <w:r>
         <w:t xml:space="preserve"> Ma minden rendszer külön felületet követel, ezért az ember hordja közöttük az információt. A javaslat azt teszi lehetővé, hogy a már meglévő jogosultságát a felhasználó biztonságosan átadhassa a saját eszközének, miközben pontosan látja és kontrollálja, mi történik az adatával.</w:t>
+      </w:r>
+    </w:p>
+    <w:p>
+      <w:pPr>
+        <w:spacing w:after="140"/>
+        <w:jc w:val="both"/>
+      </w:pPr>
+      <w:r>
+        <w:rPr>
+          <w:b/>
+          <w:bCs/>
+        </w:rPr>
+        <w:t xml:space="preserve">Módszer.</w:t>
+      </w:r>
+      <w:r>
+        <w:t xml:space="preserve"> Ez az előterjesztés nem jogforrásból, hanem </w:t>
+      </w:r>
+      <w:r>
+        <w:rPr>
+          <w:b/>
+          <w:bCs/>
+        </w:rPr>
+        <w:t xml:space="preserve">egy működő implementációból</w:t>
+      </w:r>
+      <w:r>
+        <w:t xml:space="preserve"> indult. Az Üzenőfüzet nyílt forráskódú szolgáltatás ma ténylegesen összeköti a szülők MI-asszisztensét a KRÉTA-val, és a javaslat réseit ebből a működésből vezettük le: minden megkerülő megoldás, amelyre a szolgáltatás rákényszerül, egy-egy hiányzó szabályt nevez meg (4.3). A funkciókatalógus vázlata is így készült, a szolgáltatás valós végpontlistájából. A hiánylista tehát nem elméleti, és a javasolt besorolás húsz valós végponton kipróbálható.</w:t>
+      </w:r>
+    </w:p>
+    <w:p>
+      <w:pPr>
+        <w:spacing w:after="140"/>
+        <w:jc w:val="both"/>
+      </w:pPr>
+      <w:r>
+        <w:rPr>
+          <w:b/>
+          <w:bCs/>
+        </w:rPr>
+        <w:t xml:space="preserve">Testvéranyag.</w:t>
+      </w:r>
+      <w:r>
+        <w:t xml:space="preserve"> Az „AI-Ország: szabad tananyag" előterjesztés ugyanennek az oktatási pilotnak a másik felét írja le, és a két anyag tárgya nem fedi egymást. A tananyag azt adja meg, </w:t>
+      </w:r>
+      <w:r>
+        <w:rPr>
+          <w:b/>
+          <w:bCs/>
+        </w:rPr>
+        <w:t xml:space="preserve">mit tud</w:t>
+      </w:r>
+      <w:r>
+        <w:t xml:space="preserve"> egy oktatási MI; ez az anyag azt, hogy </w:t>
+      </w:r>
+      <w:r>
+        <w:rPr>
+          <w:b/>
+          <w:bCs/>
+        </w:rPr>
+        <w:t xml:space="preserve">kiről és mire</w:t>
+      </w:r>
+      <w:r>
+        <w:t xml:space="preserve"> használhatja. Amaz közpénzből előállított művek nyílt licencéről szól és kifejezetten kizárja a személyes adatokat; emez kizárólag személyes adatról, és annak felhatalmazáson alapuló eléréséről. Más törvényeket módosítanak, tehát egy csomagban is ütközés nélkül állnak egymás mellett.</w:t>
       </w:r>
     </w:p>
     <w:p>

--- a/eloterjesztes/AI-Orszag-sajat-oktatasi-adat.docx
+++ b/eloterjesztes/AI-Orszag-sajat-oktatasi-adat.docx
@@ -52,17 +52,17 @@
         <w:t xml:space="preserve">Módszer.</w:t>
       </w:r>
       <w:r>
-        <w:t xml:space="preserve"> Ez az előterjesztés nem jogforrásból, hanem </w:t>
-      </w:r>
-      <w:r>
-        <w:rPr>
-          <w:b/>
-          <w:bCs/>
-        </w:rPr>
-        <w:t xml:space="preserve">egy működő implementációból</w:t>
-      </w:r>
-      <w:r>
-        <w:t xml:space="preserve"> indult. Az Üzenőfüzet nyílt forráskódú szolgáltatás ma ténylegesen összeköti a szülők MI-asszisztensét a KRÉTA-val, és a javaslat réseit ebből a működésből vezettük le: minden megkerülő megoldás, amelyre a szolgáltatás rákényszerül, egy-egy hiányzó szabályt nevez meg (4.3). A funkciókatalógus vázlata is így készült, a szolgáltatás valós végpontlistájából. A hiánylista tehát nem elméleti, és a javasolt besorolás húsz valós végponton kipróbálható.</w:t>
+        <w:t xml:space="preserve"> Ez az előterjesztés </w:t>
+      </w:r>
+      <w:r>
+        <w:rPr>
+          <w:b/>
+          <w:bCs/>
+        </w:rPr>
+        <w:t xml:space="preserve">egy működő prototípus tapasztalataiból</w:t>
+      </w:r>
+      <w:r>
+        <w:t xml:space="preserve"> indult. Az Üzenőfüzet nyílt forráskódú prototípus a valódi KRÉTA-val működik, nyilvános szolgáltatásként viszont nem érhető el: a fejlesztés éppen a nyilvánossá tétel akadályain állt meg (4.3). A javaslat réseit ezekből az akadályokból vezettük le, és a funkciókatalógus vázlata is a prototípus valós végpontlistájából készült.</w:t>
       </w:r>
     </w:p>
     <w:p>
@@ -3084,7 +3084,7 @@
         <w:t xml:space="preserve">Üzenőfüzet</w:t>
       </w:r>
       <w:r>
-        <w:t xml:space="preserve"> nyílt forráskódú szolgáltatás, amelyet az előterjesztés készítője üzemeltet, és amely a szülők MI-asszisztensét köti össze a KRÉTA-val. Ehhez ma kénytelen:</w:t>
+        <w:t xml:space="preserve"> nyílt forráskódú prototípus, amelyet az előterjesztés készítője fejlesztett, és amely a szülő MI-asszisztensét köti össze a KRÉTA-val. Ahhoz, hogy egyáltalán működjön, a következőkre kényszerül:</w:t>
       </w:r>
     </w:p>
     <w:p>
@@ -3152,10 +3152,10 @@
           <w:b/>
           <w:bCs/>
         </w:rPr>
-        <w:t xml:space="preserve">Az Üzenőfüzet célja, hogy ez a közvetítő szerep ebben a formában feleslegessé váljon.</w:t>
-      </w:r>
-      <w:r>
-        <w:t xml:space="preserve"> Az előterjesztő érdekeltségét itt jelezzük: a javaslat elfogadása a saját szolgáltatásunk jelenlegi működési modelljét szünteti meg.</w:t>
+        <w:t xml:space="preserve">Ezek a kényszerek együtt oda vezettek, hogy a prototípus nyilvános szolgáltatásként nem vállalható, és a fejlesztés ezen a ponton megállt.</w:t>
+      </w:r>
+      <w:r>
+        <w:t xml:space="preserve"> Az előterjesztő érdekeltségét itt jelezzük: a javaslat elfogadása éppen ezeket a közvetítő megoldásokat tenné szükségtelenné.</w:t>
       </w:r>
     </w:p>
     <w:p>
@@ -9084,7 +9084,7 @@
         <w:t xml:space="preserve">Az érdekütközés kezelése.</w:t>
       </w:r>
       <w:r>
-        <w:t xml:space="preserve"> Az előterjesztés készítője a 4.3 pontban leírt szolgáltatás üzemeltetője. A javaslat elfogadása ezt a szolgáltatást a jelenlegi formájában feleslegessé teszi, de a jövőbeli piacon az előterjesztő is szereplő lehet.</w:t>
+        <w:t xml:space="preserve"> A 4.3 pontban leírt prototípust az előterjesztés készítője fejlesztette. A javaslat elfogadása a prototípus közvetítő megoldásait tenné szükségtelenné, és a létrejövő piacon az előterjesztő is szereplő lehet.</w:t>
       </w:r>
     </w:p>
     <w:p>
